--- a/juliano/reportes/Informe_Pasantia_IUTECP_BORRADOR1.docx
+++ b/juliano/reportes/Informe_Pasantia_IUTECP_BORRADOR1.docx
@@ -389,6 +389,328 @@
       </w:pPr>
     </w:p>
     <w:p>
+      <w:pPr>
+        <w:spacing w:line="276" w:lineRule="auto" w:before="0" w:after="0"/>
+        <w:jc w:val="center"/>
+      </w:pPr>
+      <w:r>
+        <w:rPr>
+          <w:rFonts w:ascii="Times New Roman" w:hAnsi="Times New Roman"/>
+          <w:b/>
+          <w:sz w:val="24"/>
+        </w:rPr>
+        <w:t>REPÚBLICA BOLIVARIANA DE VENEZUELA</w:t>
+      </w:r>
+    </w:p>
+    <w:p>
+      <w:pPr>
+        <w:spacing w:line="276" w:lineRule="auto" w:before="0" w:after="0"/>
+        <w:jc w:val="center"/>
+      </w:pPr>
+      <w:r>
+        <w:rPr>
+          <w:rFonts w:ascii="Times New Roman" w:hAnsi="Times New Roman"/>
+          <w:b/>
+          <w:sz w:val="24"/>
+        </w:rPr>
+        <w:t>MINISTERIO DEL PODER POPULAR PARA LA EDUCACIÓN UNIVERSITARIA</w:t>
+      </w:r>
+    </w:p>
+    <w:p>
+      <w:pPr>
+        <w:spacing w:line="276" w:lineRule="auto" w:before="0" w:after="0"/>
+        <w:jc w:val="center"/>
+      </w:pPr>
+      <w:r>
+        <w:rPr>
+          <w:rFonts w:ascii="Times New Roman" w:hAnsi="Times New Roman"/>
+          <w:b/>
+          <w:sz w:val="24"/>
+        </w:rPr>
+        <w:t>INSTITUTO UNIVERSITARIO DE TECNOLOGÍA</w:t>
+      </w:r>
+    </w:p>
+    <w:p>
+      <w:pPr>
+        <w:spacing w:line="276" w:lineRule="auto" w:before="0" w:after="0"/>
+        <w:jc w:val="center"/>
+      </w:pPr>
+      <w:r>
+        <w:rPr>
+          <w:rFonts w:ascii="Times New Roman" w:hAnsi="Times New Roman"/>
+          <w:b/>
+          <w:sz w:val="24"/>
+        </w:rPr>
+        <w:t>"ELÍAS CALIXTO POMPA"</w:t>
+      </w:r>
+    </w:p>
+    <w:p>
+      <w:pPr>
+        <w:spacing w:line="276" w:lineRule="auto" w:before="0" w:after="0"/>
+        <w:jc w:val="center"/>
+      </w:pPr>
+      <w:r>
+        <w:rPr>
+          <w:rFonts w:ascii="Times New Roman" w:hAnsi="Times New Roman"/>
+          <w:b/>
+          <w:sz w:val="24"/>
+        </w:rPr>
+        <w:t>EL TIGRE, ESTADO ANZOÁTEGUI</w:t>
+      </w:r>
+    </w:p>
+    <w:p/>
+    <w:p>
+      <w:pPr>
+        <w:spacing w:before="480" w:after="480"/>
+        <w:jc w:val="center"/>
+      </w:pPr>
+      <w:r>
+        <w:rPr>
+          <w:rFonts w:ascii="Times New Roman" w:hAnsi="Times New Roman"/>
+          <w:b/>
+          <w:sz w:val="24"/>
+        </w:rPr>
+        <w:t>APROBACIÓN DEL TUTOR INDUSTRIAL</w:t>
+      </w:r>
+    </w:p>
+    <w:p>
+      <w:pPr>
+        <w:spacing w:line="360" w:lineRule="auto"/>
+        <w:ind w:firstLine="0"/>
+        <w:jc w:val="both"/>
+      </w:pPr>
+      <w:r>
+        <w:rPr>
+          <w:rFonts w:ascii="Times New Roman" w:hAnsi="Times New Roman"/>
+          <w:sz w:val="24"/>
+        </w:rPr>
+        <w:t>En mi carácter de tutor industrial del informe de pasantías presentado por: Juliano Cardona, de Cédula de Identidad V-32.281.199; para optar al grado de Técnico Superior Universitario en la especialidad de: Informática, cuyo título es; “DISEÑO DE UN SISTEMA PARA EL CONTROL, TRAZABILIDAD Y REPORTE DE MOVIMIENTOS DOCUMENTALES EN LA PRESIDENCIA DE LA EMPRESA MIXTA PETROLERA VENANGOCUPET, S.A.”, manifiesto que cumple con los requisitos exigidos por el Instituto Universitario de Tecnología “Elías Calixto Pompa” (IUTECP); y que, por lo tanto, considero que reúne los méritos suficientes para ser evaluado por el jurado que se decida designar a tal fin.</w:t>
+      </w:r>
+    </w:p>
+    <w:p/>
+    <w:p/>
+    <w:p>
+      <w:pPr>
+        <w:spacing w:line="360" w:lineRule="auto"/>
+        <w:jc w:val="left"/>
+      </w:pPr>
+      <w:r>
+        <w:rPr>
+          <w:rFonts w:ascii="Times New Roman" w:hAnsi="Times New Roman"/>
+          <w:sz w:val="24"/>
+        </w:rPr>
+        <w:t>En la Ciudad de El Tigre, a los ___ días del mes de _______ de 2026</w:t>
+      </w:r>
+    </w:p>
+    <w:p/>
+    <w:p/>
+    <w:p/>
+    <w:p/>
+    <w:p/>
+    <w:p/>
+    <w:p>
+      <w:pPr>
+        <w:tabs>
+          <w:tab w:pos="10205" w:val="left"/>
+        </w:tabs>
+        <w:jc w:val="left"/>
+      </w:pPr>
+      <w:r>
+        <w:rPr>
+          <w:rFonts w:ascii="Times New Roman" w:hAnsi="Times New Roman"/>
+          <w:sz w:val="24"/>
+        </w:rPr>
+        <w:t>Apellidos y Nombres</w:t>
+      </w:r>
+      <w:r>
+        <w:rPr>
+          <w:rFonts w:ascii="Times New Roman" w:hAnsi="Times New Roman"/>
+          <w:sz w:val="24"/>
+        </w:rPr>
+        <w:tab/>
+      </w:r>
+      <w:r>
+        <w:rPr>
+          <w:rFonts w:ascii="Times New Roman" w:hAnsi="Times New Roman"/>
+          <w:sz w:val="24"/>
+        </w:rPr>
+        <w:t>C.I.: _______________</w:t>
+      </w:r>
+    </w:p>
+    <w:p>
+      <w:pPr>
+        <w:sectPr>
+          <w:footerReference w:type="default" r:id="rId14"/>
+          <w:pgSz w:w="12240" w:h="15840"/>
+          <w:pgMar w:top="1701" w:right="1701" w:bottom="1701" w:left="2268" w:header="720" w:footer="720" w:gutter="0"/>
+          <w:cols w:space="720"/>
+          <w:titlePg/>
+          <w:docGrid w:linePitch="360"/>
+        </w:sectPr>
+      </w:pPr>
+    </w:p>
+    <w:p>
+      <w:pPr>
+        <w:spacing w:line="276" w:lineRule="auto" w:before="0" w:after="0"/>
+        <w:jc w:val="center"/>
+      </w:pPr>
+      <w:r>
+        <w:rPr>
+          <w:rFonts w:ascii="Times New Roman" w:hAnsi="Times New Roman"/>
+          <w:b/>
+          <w:sz w:val="24"/>
+        </w:rPr>
+        <w:t>REPÚBLICA BOLIVARIANA DE VENEZUELA</w:t>
+      </w:r>
+    </w:p>
+    <w:p>
+      <w:pPr>
+        <w:spacing w:line="276" w:lineRule="auto" w:before="0" w:after="0"/>
+        <w:jc w:val="center"/>
+      </w:pPr>
+      <w:r>
+        <w:rPr>
+          <w:rFonts w:ascii="Times New Roman" w:hAnsi="Times New Roman"/>
+          <w:b/>
+          <w:sz w:val="24"/>
+        </w:rPr>
+        <w:t>MINISTERIO DEL PODER POPULAR PARA LA EDUCACIÓN UNIVERSITARIA</w:t>
+      </w:r>
+    </w:p>
+    <w:p>
+      <w:pPr>
+        <w:spacing w:line="276" w:lineRule="auto" w:before="0" w:after="0"/>
+        <w:jc w:val="center"/>
+      </w:pPr>
+      <w:r>
+        <w:rPr>
+          <w:rFonts w:ascii="Times New Roman" w:hAnsi="Times New Roman"/>
+          <w:b/>
+          <w:sz w:val="24"/>
+        </w:rPr>
+        <w:t>INSTITUTO UNIVERSITARIO DE TECNOLOGÍA</w:t>
+      </w:r>
+    </w:p>
+    <w:p>
+      <w:pPr>
+        <w:spacing w:line="276" w:lineRule="auto" w:before="0" w:after="0"/>
+        <w:jc w:val="center"/>
+      </w:pPr>
+      <w:r>
+        <w:rPr>
+          <w:rFonts w:ascii="Times New Roman" w:hAnsi="Times New Roman"/>
+          <w:b/>
+          <w:sz w:val="24"/>
+        </w:rPr>
+        <w:t>"ELÍAS CALIXTO POMPA"</w:t>
+      </w:r>
+    </w:p>
+    <w:p>
+      <w:pPr>
+        <w:spacing w:line="276" w:lineRule="auto" w:before="0" w:after="0"/>
+        <w:jc w:val="center"/>
+      </w:pPr>
+      <w:r>
+        <w:rPr>
+          <w:rFonts w:ascii="Times New Roman" w:hAnsi="Times New Roman"/>
+          <w:b/>
+          <w:sz w:val="24"/>
+        </w:rPr>
+        <w:t>EL TIGRE, ESTADO ANZOÁTEGUI</w:t>
+      </w:r>
+    </w:p>
+    <w:p/>
+    <w:p>
+      <w:pPr>
+        <w:spacing w:before="480" w:after="480"/>
+        <w:jc w:val="center"/>
+      </w:pPr>
+      <w:r>
+        <w:rPr>
+          <w:rFonts w:ascii="Times New Roman" w:hAnsi="Times New Roman"/>
+          <w:b/>
+          <w:sz w:val="24"/>
+        </w:rPr>
+        <w:t>APROBACIÓN DEL TUTOR ACADÉMICO</w:t>
+      </w:r>
+    </w:p>
+    <w:p>
+      <w:pPr>
+        <w:spacing w:line="360" w:lineRule="auto"/>
+        <w:ind w:firstLine="0"/>
+        <w:jc w:val="both"/>
+      </w:pPr>
+      <w:r>
+        <w:rPr>
+          <w:rFonts w:ascii="Times New Roman" w:hAnsi="Times New Roman"/>
+          <w:sz w:val="24"/>
+        </w:rPr>
+        <w:t>En mi carácter de tutor académico del informe de pasantías presentado por: Juliano Cardona, de Cédula de Identidad V-32.281.199; para optar al grado de Técnico Superior Universitario en la especialidad de: Informática, cuyo título es; “DISEÑO DE UN SISTEMA PARA EL CONTROL, TRAZABILIDAD Y REPORTE DE MOVIMIENTOS DOCUMENTALES EN LA PRESIDENCIA DE LA EMPRESA MIXTA PETROLERA VENANGOCUPET, S.A.”, manifiesto que cumple con los requisitos exigidos por el Instituto Universitario de Tecnología “Elías Calixto Pompa” (IUTECP); y que, por lo tanto, considero que reúne los méritos suficientes para ser evaluado por el jurado que se decida designar a tal fin.</w:t>
+      </w:r>
+    </w:p>
+    <w:p/>
+    <w:p/>
+    <w:p>
+      <w:pPr>
+        <w:spacing w:line="360" w:lineRule="auto"/>
+        <w:jc w:val="left"/>
+      </w:pPr>
+      <w:r>
+        <w:rPr>
+          <w:rFonts w:ascii="Times New Roman" w:hAnsi="Times New Roman"/>
+          <w:sz w:val="24"/>
+        </w:rPr>
+        <w:t>En la Ciudad de El Tigre, a los ___ días del mes de _______ de 2026</w:t>
+      </w:r>
+    </w:p>
+    <w:p/>
+    <w:p/>
+    <w:p/>
+    <w:p/>
+    <w:p/>
+    <w:p/>
+    <w:p>
+      <w:pPr>
+        <w:tabs>
+          <w:tab w:pos="10205" w:val="left"/>
+        </w:tabs>
+        <w:jc w:val="left"/>
+      </w:pPr>
+      <w:r>
+        <w:rPr>
+          <w:rFonts w:ascii="Times New Roman" w:hAnsi="Times New Roman"/>
+          <w:sz w:val="24"/>
+        </w:rPr>
+        <w:t>Apellidos y Nombres</w:t>
+      </w:r>
+      <w:r>
+        <w:rPr>
+          <w:rFonts w:ascii="Times New Roman" w:hAnsi="Times New Roman"/>
+          <w:sz w:val="24"/>
+        </w:rPr>
+        <w:tab/>
+      </w:r>
+      <w:r>
+        <w:rPr>
+          <w:rFonts w:ascii="Times New Roman" w:hAnsi="Times New Roman"/>
+          <w:sz w:val="24"/>
+        </w:rPr>
+        <w:t>C.I.: _______________</w:t>
+      </w:r>
+    </w:p>
+    <w:p>
+      <w:pPr>
+        <w:sectPr>
+          <w:footerReference w:type="default" r:id="rId15"/>
+          <w:pgSz w:w="12240" w:h="15840"/>
+          <w:pgMar w:top="1701" w:right="1701" w:bottom="1701" w:left="2268" w:header="720" w:footer="720" w:gutter="0"/>
+          <w:cols w:space="720"/>
+          <w:titlePg/>
+          <w:docGrid w:linePitch="360"/>
+        </w:sectPr>
+      </w:pPr>
+    </w:p>
+    <w:p>
       <w:bookmarkStart w:id="bm_agradecimientos" w:name="bm_agradecimientos"/>
       <w:pPr>
         <w:spacing w:before="1140" w:after="480"/>
@@ -407,7 +729,7 @@
     <w:p>
       <w:pPr>
         <w:sectPr>
-          <w:footerReference w:type="default" r:id="rId14"/>
+          <w:footerReference w:type="default" r:id="rId16"/>
           <w:pgSz w:w="12240" w:h="15840"/>
           <w:pgMar w:top="1701" w:right="1701" w:bottom="1701" w:left="2268" w:header="720" w:footer="720" w:gutter="0"/>
           <w:cols w:space="720"/>
@@ -434,7 +756,7 @@
     <w:p>
       <w:pPr>
         <w:sectPr>
-          <w:footerReference w:type="default" r:id="rId15"/>
+          <w:footerReference w:type="default" r:id="rId17"/>
           <w:type w:val="continuous"/>
           <w:pgSz w:w="12240" w:h="15840"/>
           <w:pgMar w:top="1701" w:right="1701" w:bottom="1701" w:left="2268" w:header="720" w:footer="720" w:gutter="0"/>
@@ -463,7 +785,7 @@
     <w:p>
       <w:pPr>
         <w:sectPr>
-          <w:footerReference w:type="default" r:id="rId16"/>
+          <w:footerReference w:type="default" r:id="rId18"/>
           <w:pgSz w:w="12240" w:h="15840"/>
           <w:pgMar w:top="1701" w:right="1701" w:bottom="1701" w:left="2268" w:header="720" w:footer="720" w:gutter="0"/>
           <w:cols w:space="720"/>
@@ -490,7 +812,7 @@
     <w:p>
       <w:pPr>
         <w:sectPr>
-          <w:footerReference w:type="default" r:id="rId17"/>
+          <w:footerReference w:type="default" r:id="rId19"/>
           <w:type w:val="continuous"/>
           <w:pgSz w:w="12240" w:h="15840"/>
           <w:pgMar w:top="1701" w:right="1701" w:bottom="1701" w:left="2268" w:header="720" w:footer="720" w:gutter="0"/>
@@ -517,7 +839,7 @@
     <w:p>
       <w:pPr>
         <w:sectPr>
-          <w:footerReference w:type="default" r:id="rId18"/>
+          <w:footerReference w:type="default" r:id="rId20"/>
           <w:pgSz w:w="12240" w:h="15840"/>
           <w:pgMar w:top="1701" w:right="1701" w:bottom="1701" w:left="2268" w:header="720" w:footer="720" w:gutter="0"/>
           <w:cols w:space="720"/>
@@ -614,6 +936,66 @@
           <w:b w:val="0"/>
           <w:sz w:val="24"/>
         </w:rPr>
+        <w:t>APROBACIÓN DEL TUTOR INDUSTRIAL</w:t>
+        <w:tab/>
+      </w:r>
+      <w:r>
+        <w:rPr>
+          <w:rFonts w:ascii="Times New Roman" w:hAnsi="Times New Roman"/>
+          <w:b w:val="0"/>
+          <w:sz w:val="24"/>
+        </w:rPr>
+        <w:fldChar w:fldCharType="begin"/>
+        <w:instrText xml:space="preserve"> PAGEREF bm_aprob_ind \h </w:instrText>
+        <w:fldChar w:fldCharType="separate"/>
+        <w:t>?</w:t>
+        <w:fldChar w:fldCharType="end"/>
+      </w:r>
+    </w:p>
+    <w:p>
+      <w:pPr>
+        <w:tabs>
+          <w:tab w:pos="8271" w:val="right" w:leader="dot"/>
+        </w:tabs>
+        <w:spacing w:line="360" w:lineRule="auto" w:before="0" w:after="80"/>
+        <w:ind w:left="0"/>
+      </w:pPr>
+      <w:r>
+        <w:rPr>
+          <w:rFonts w:ascii="Times New Roman" w:hAnsi="Times New Roman"/>
+          <w:b w:val="0"/>
+          <w:sz w:val="24"/>
+        </w:rPr>
+        <w:t>APROBACIÓN DEL TUTOR ACADÉMICO</w:t>
+        <w:tab/>
+      </w:r>
+      <w:r>
+        <w:rPr>
+          <w:rFonts w:ascii="Times New Roman" w:hAnsi="Times New Roman"/>
+          <w:b w:val="0"/>
+          <w:sz w:val="24"/>
+        </w:rPr>
+        <w:fldChar w:fldCharType="begin"/>
+        <w:instrText xml:space="preserve"> PAGEREF bm_aprob_acad \h </w:instrText>
+        <w:fldChar w:fldCharType="separate"/>
+        <w:t>?</w:t>
+        <w:fldChar w:fldCharType="end"/>
+      </w:r>
+    </w:p>
+    <w:p>
+      <w:pPr>
+        <w:tabs>
+          <w:tab w:pos="8271" w:val="right" w:leader="dot"/>
+        </w:tabs>
+        <w:spacing w:line="360" w:lineRule="auto" w:before="0" w:after="80"/>
+        <w:ind w:left="0"/>
+      </w:pPr>
+      <w:r>
+        <w:rPr>
+          <w:rFonts w:ascii="Times New Roman" w:hAnsi="Times New Roman"/>
+          <w:b w:val="0"/>
+          <w:sz w:val="24"/>
+        </w:rPr>
         <w:t>LISTA DE CUADROS</w:t>
         <w:tab/>
       </w:r>
@@ -1154,7 +1536,7 @@
     <w:p>
       <w:pPr>
         <w:sectPr>
-          <w:footerReference w:type="default" r:id="rId19"/>
+          <w:footerReference w:type="default" r:id="rId21"/>
           <w:type w:val="continuous"/>
           <w:pgSz w:w="12240" w:h="15840"/>
           <w:pgMar w:top="1701" w:right="1701" w:bottom="1701" w:left="2268" w:header="720" w:footer="720" w:gutter="0"/>
@@ -1183,7 +1565,7 @@
     <w:p>
       <w:pPr>
         <w:sectPr>
-          <w:footerReference w:type="default" r:id="rId20"/>
+          <w:footerReference w:type="default" r:id="rId22"/>
           <w:pgSz w:w="12240" w:h="15840"/>
           <w:pgMar w:top="1701" w:right="1701" w:bottom="1701" w:left="2268" w:header="720" w:footer="720" w:gutter="0"/>
           <w:cols w:space="720"/>
@@ -1286,7 +1668,7 @@
     <w:p>
       <w:pPr>
         <w:sectPr>
-          <w:footerReference w:type="default" r:id="rId21"/>
+          <w:footerReference w:type="default" r:id="rId23"/>
           <w:type w:val="continuous"/>
           <w:pgSz w:w="12240" w:h="15840"/>
           <w:pgMar w:top="1701" w:right="1701" w:bottom="1701" w:left="2268" w:header="720" w:footer="720" w:gutter="0"/>
@@ -1315,7 +1697,7 @@
     <w:p>
       <w:pPr>
         <w:sectPr>
-          <w:footerReference w:type="default" r:id="rId22"/>
+          <w:footerReference w:type="default" r:id="rId24"/>
           <w:pgSz w:w="12240" w:h="15840"/>
           <w:pgMar w:top="1701" w:right="1701" w:bottom="1701" w:left="2268" w:header="720" w:footer="720" w:gutter="0"/>
           <w:cols w:space="720"/>
@@ -1327,7 +1709,7 @@
     <w:p>
       <w:pPr>
         <w:sectPr>
-          <w:footerReference w:type="default" r:id="rId23"/>
+          <w:footerReference w:type="default" r:id="rId25"/>
           <w:type w:val="continuous"/>
           <w:pgSz w:w="12240" w:h="15840"/>
           <w:pgMar w:top="1701" w:right="1701" w:bottom="1701" w:left="2268" w:header="720" w:footer="720" w:gutter="0"/>
@@ -1356,7 +1738,7 @@
     <w:p>
       <w:pPr>
         <w:sectPr>
-          <w:footerReference w:type="default" r:id="rId24"/>
+          <w:footerReference w:type="default" r:id="rId26"/>
           <w:pgSz w:w="12240" w:h="15840"/>
           <w:pgMar w:top="1701" w:right="1701" w:bottom="1701" w:left="2268" w:header="720" w:footer="720" w:gutter="0"/>
           <w:cols w:space="720"/>
@@ -1459,7 +1841,7 @@
     <w:p>
       <w:pPr>
         <w:sectPr>
-          <w:footerReference w:type="default" r:id="rId25"/>
+          <w:footerReference w:type="default" r:id="rId27"/>
           <w:type w:val="continuous"/>
           <w:pgSz w:w="12240" w:h="15840"/>
           <w:pgMar w:top="1701" w:right="1701" w:bottom="1701" w:left="2268" w:header="720" w:footer="720" w:gutter="0"/>
@@ -1488,7 +1870,7 @@
     <w:p>
       <w:pPr>
         <w:sectPr>
-          <w:footerReference w:type="default" r:id="rId26"/>
+          <w:footerReference w:type="default" r:id="rId28"/>
           <w:pgSz w:w="12240" w:h="15840"/>
           <w:pgMar w:top="1701" w:right="1701" w:bottom="1701" w:left="2268" w:header="720" w:footer="720" w:gutter="0"/>
           <w:cols w:space="720"/>
@@ -1623,7 +2005,7 @@
     <w:p>
       <w:pPr>
         <w:sectPr>
-          <w:footerReference w:type="default" r:id="rId27"/>
+          <w:footerReference w:type="default" r:id="rId29"/>
           <w:type w:val="continuous"/>
           <w:pgSz w:w="12240" w:h="15840"/>
           <w:pgMar w:top="1701" w:right="1701" w:bottom="1701" w:left="2268" w:header="720" w:footer="720" w:gutter="0"/>
@@ -1652,7 +2034,7 @@
     <w:p>
       <w:pPr>
         <w:sectPr>
-          <w:footerReference w:type="default" r:id="rId28"/>
+          <w:footerReference w:type="default" r:id="rId30"/>
           <w:pgSz w:w="12240" w:h="15840"/>
           <w:pgMar w:top="1701" w:right="1701" w:bottom="1701" w:left="2268" w:header="720" w:footer="720" w:gutter="0"/>
           <w:cols w:space="720"/>
@@ -1694,7 +2076,7 @@
     <w:p>
       <w:pPr>
         <w:sectPr>
-          <w:footerReference w:type="default" r:id="rId29"/>
+          <w:footerReference w:type="default" r:id="rId31"/>
           <w:type w:val="continuous"/>
           <w:pgSz w:w="12240" w:h="15840"/>
           <w:pgMar w:top="1701" w:right="1701" w:bottom="1701" w:left="2268" w:header="720" w:footer="720" w:gutter="0"/>
@@ -1723,7 +2105,7 @@
     <w:p>
       <w:pPr>
         <w:sectPr>
-          <w:footerReference w:type="default" r:id="rId30"/>
+          <w:footerReference w:type="default" r:id="rId32"/>
           <w:pgSz w:w="12240" w:h="15840"/>
           <w:pgMar w:top="1701" w:right="1701" w:bottom="1701" w:left="2268" w:header="720" w:footer="720" w:gutter="0"/>
           <w:cols w:space="720"/>
@@ -1750,7 +2132,7 @@
     <w:p>
       <w:pPr>
         <w:sectPr>
-          <w:footerReference w:type="default" r:id="rId31"/>
+          <w:footerReference w:type="default" r:id="rId33"/>
           <w:type w:val="continuous"/>
           <w:pgSz w:w="12240" w:h="15840"/>
           <w:pgMar w:top="1701" w:right="1701" w:bottom="1701" w:left="2268" w:header="720" w:footer="720" w:gutter="0"/>
@@ -1793,7 +2175,7 @@
     <w:p>
       <w:pPr>
         <w:sectPr>
-          <w:footerReference w:type="default" r:id="rId32"/>
+          <w:footerReference w:type="default" r:id="rId34"/>
           <w:pgSz w:w="12240" w:h="15840"/>
           <w:pgMar w:top="1701" w:right="1701" w:bottom="1701" w:left="2268" w:header="720" w:footer="720" w:gutter="0"/>
           <w:cols w:space="720"/>
@@ -2442,7 +2824,7 @@
     <w:p>
       <w:pPr>
         <w:sectPr>
-          <w:footerReference w:type="default" r:id="rId33"/>
+          <w:footerReference w:type="default" r:id="rId35"/>
           <w:type w:val="continuous"/>
           <w:pgSz w:w="12240" w:h="15840"/>
           <w:pgMar w:top="1701" w:right="1701" w:bottom="1701" w:left="2268" w:header="720" w:footer="720" w:gutter="0"/>
@@ -2471,7 +2853,7 @@
     <w:p>
       <w:pPr>
         <w:sectPr>
-          <w:footerReference w:type="default" r:id="rId34"/>
+          <w:footerReference w:type="default" r:id="rId36"/>
           <w:pgSz w:w="12240" w:h="15840"/>
           <w:pgMar w:top="1701" w:right="1701" w:bottom="1701" w:left="2268" w:header="720" w:footer="720" w:gutter="0"/>
           <w:cols w:space="720"/>
@@ -2614,7 +2996,7 @@
     <w:p>
       <w:pPr>
         <w:sectPr>
-          <w:footerReference w:type="default" r:id="rId35"/>
+          <w:footerReference w:type="default" r:id="rId37"/>
           <w:type w:val="continuous"/>
           <w:pgSz w:w="12240" w:h="15840"/>
           <w:pgMar w:top="1701" w:right="1701" w:bottom="1701" w:left="2268" w:header="720" w:footer="720" w:gutter="0"/>
@@ -2643,7 +3025,7 @@
     <w:p>
       <w:pPr>
         <w:sectPr>
-          <w:footerReference w:type="default" r:id="rId36"/>
+          <w:footerReference w:type="default" r:id="rId38"/>
           <w:pgSz w:w="12240" w:h="15840"/>
           <w:pgMar w:top="1701" w:right="1701" w:bottom="1701" w:left="2268" w:header="720" w:footer="720" w:gutter="0"/>
           <w:cols w:space="720"/>
@@ -2698,7 +3080,7 @@
     <w:p>
       <w:pPr>
         <w:sectPr>
-          <w:footerReference w:type="default" r:id="rId37"/>
+          <w:footerReference w:type="default" r:id="rId39"/>
           <w:pgSz w:w="12240" w:h="15840"/>
           <w:pgMar w:top="1701" w:right="1701" w:bottom="1701" w:left="2268" w:header="720" w:footer="720" w:gutter="0"/>
           <w:cols w:space="720"/>
@@ -2753,7 +3135,7 @@
     <w:p>
       <w:pPr>
         <w:sectPr>
-          <w:footerReference w:type="default" r:id="rId38"/>
+          <w:footerReference w:type="default" r:id="rId40"/>
           <w:pgSz w:w="12240" w:h="15840"/>
           <w:pgMar w:top="1701" w:right="1701" w:bottom="1701" w:left="2268" w:header="720" w:footer="720" w:gutter="0"/>
           <w:cols w:space="720"/>
@@ -2806,7 +3188,7 @@
       </w:r>
     </w:p>
     <w:sectPr>
-      <w:footerReference w:type="default" r:id="rId39"/>
+      <w:footerReference w:type="default" r:id="rId41"/>
       <w:pgSz w:w="12240" w:h="15840"/>
       <w:pgMar w:top="1701" w:right="1701" w:bottom="1701" w:left="2268" w:header="720" w:footer="720" w:gutter="0"/>
       <w:cols w:space="720"/>
@@ -2832,18 +3214,7 @@
   <w:p>
     <w:pPr>
       <w:pStyle w:val="Footer"/>
-      <w:jc w:val="center"/>
-    </w:pPr>
-    <w:r>
-      <w:rPr>
-        <w:rFonts w:ascii="Times New Roman" w:hAnsi="Times New Roman"/>
-        <w:sz w:val="24"/>
-      </w:rPr>
-      <w:fldChar w:fldCharType="begin"/>
-      <w:instrText xml:space="preserve"> PAGE \* roman </w:instrText>
-      <w:fldChar w:fldCharType="separate"/>
-      <w:fldChar w:fldCharType="end"/>
-    </w:r>
+    </w:pPr>
   </w:p>
 </w:ftr>
 </file>
@@ -3081,7 +3452,7 @@
         <w:sz w:val="24"/>
       </w:rPr>
       <w:fldChar w:fldCharType="begin"/>
-      <w:instrText xml:space="preserve"> PAGE </w:instrText>
+      <w:instrText xml:space="preserve"> PAGE \* roman </w:instrText>
       <w:fldChar w:fldCharType="separate"/>
       <w:fldChar w:fldCharType="end"/>
     </w:r>
@@ -3102,7 +3473,7 @@
         <w:sz w:val="24"/>
       </w:rPr>
       <w:fldChar w:fldCharType="begin"/>
-      <w:instrText xml:space="preserve"> PAGE </w:instrText>
+      <w:instrText xml:space="preserve"> PAGE \* roman </w:instrText>
       <w:fldChar w:fldCharType="separate"/>
       <w:fldChar w:fldCharType="end"/>
     </w:r>
@@ -3236,6 +3607,27 @@
 </w:ftr>
 </file>
 
+<file path=word/footer29.xml><?xml version="1.0" encoding="utf-8"?>
+<w:ftr xmlns:m="http://schemas.openxmlformats.org/officeDocument/2006/math" xmlns:mc="http://schemas.openxmlformats.org/markup-compatibility/2006" xmlns:mo="http://schemas.microsoft.com/office/mac/office/2008/main" xmlns:mv="urn:schemas-microsoft-com:mac:vml" xmlns:o="urn:schemas-microsoft-com:office:office" xmlns:r="http://schemas.openxmlformats.org/officeDocument/2006/relationships" xmlns:v="urn:schemas-microsoft-com:vml" xmlns:w10="urn:schemas-microsoft-com:office:word" xmlns:w14="http://schemas.microsoft.com/office/word/2010/wordml" xmlns:w="http://schemas.openxmlformats.org/wordprocessingml/2006/main" xmlns:wne="http://schemas.microsoft.com/office/word/2006/wordml" xmlns:wp14="http://schemas.microsoft.com/office/word/2010/wordprocessingDrawing" xmlns:wp="http://schemas.openxmlformats.org/drawingml/2006/wordprocessingDrawing" xmlns:wpc="http://schemas.microsoft.com/office/word/2010/wordprocessingCanvas" xmlns:wpg="http://schemas.microsoft.com/office/word/2010/wordprocessingGroup" xmlns:wpi="http://schemas.microsoft.com/office/word/2010/wordprocessingInk" xmlns:wps="http://schemas.microsoft.com/office/word/2010/wordprocessingShape" mc:Ignorable="w14 wp14">
+  <w:p>
+    <w:pPr>
+      <w:pStyle w:val="Footer"/>
+      <w:jc w:val="center"/>
+    </w:pPr>
+    <w:r>
+      <w:rPr>
+        <w:rFonts w:ascii="Times New Roman" w:hAnsi="Times New Roman"/>
+        <w:sz w:val="24"/>
+      </w:rPr>
+      <w:fldChar w:fldCharType="begin"/>
+      <w:instrText xml:space="preserve"> PAGE </w:instrText>
+      <w:fldChar w:fldCharType="separate"/>
+      <w:fldChar w:fldCharType="end"/>
+    </w:r>
+  </w:p>
+</w:ftr>
+</file>
+
 <file path=word/footer3.xml><?xml version="1.0" encoding="utf-8"?>
 <w:ftr xmlns:m="http://schemas.openxmlformats.org/officeDocument/2006/math" xmlns:mc="http://schemas.openxmlformats.org/markup-compatibility/2006" xmlns:mo="http://schemas.microsoft.com/office/mac/office/2008/main" xmlns:mv="urn:schemas-microsoft-com:mac:vml" xmlns:o="urn:schemas-microsoft-com:office:office" xmlns:r="http://schemas.openxmlformats.org/officeDocument/2006/relationships" xmlns:v="urn:schemas-microsoft-com:vml" xmlns:w10="urn:schemas-microsoft-com:office:word" xmlns:w14="http://schemas.microsoft.com/office/word/2010/wordml" xmlns:w="http://schemas.openxmlformats.org/wordprocessingml/2006/main" xmlns:wne="http://schemas.microsoft.com/office/word/2006/wordml" xmlns:wp14="http://schemas.microsoft.com/office/word/2010/wordprocessingDrawing" xmlns:wp="http://schemas.openxmlformats.org/drawingml/2006/wordprocessingDrawing" xmlns:wpc="http://schemas.microsoft.com/office/word/2010/wordprocessingCanvas" xmlns:wpg="http://schemas.microsoft.com/office/word/2010/wordprocessingGroup" xmlns:wpi="http://schemas.microsoft.com/office/word/2010/wordprocessingInk" xmlns:wps="http://schemas.microsoft.com/office/word/2010/wordprocessingShape" mc:Ignorable="w14 wp14">
   <w:p>
@@ -3250,6 +3642,27 @@
       </w:rPr>
       <w:fldChar w:fldCharType="begin"/>
       <w:instrText xml:space="preserve"> PAGE \* roman </w:instrText>
+      <w:fldChar w:fldCharType="separate"/>
+      <w:fldChar w:fldCharType="end"/>
+    </w:r>
+  </w:p>
+</w:ftr>
+</file>
+
+<file path=word/footer30.xml><?xml version="1.0" encoding="utf-8"?>
+<w:ftr xmlns:m="http://schemas.openxmlformats.org/officeDocument/2006/math" xmlns:mc="http://schemas.openxmlformats.org/markup-compatibility/2006" xmlns:mo="http://schemas.microsoft.com/office/mac/office/2008/main" xmlns:mv="urn:schemas-microsoft-com:mac:vml" xmlns:o="urn:schemas-microsoft-com:office:office" xmlns:r="http://schemas.openxmlformats.org/officeDocument/2006/relationships" xmlns:v="urn:schemas-microsoft-com:vml" xmlns:w10="urn:schemas-microsoft-com:office:word" xmlns:w14="http://schemas.microsoft.com/office/word/2010/wordml" xmlns:w="http://schemas.openxmlformats.org/wordprocessingml/2006/main" xmlns:wne="http://schemas.microsoft.com/office/word/2006/wordml" xmlns:wp14="http://schemas.microsoft.com/office/word/2010/wordprocessingDrawing" xmlns:wp="http://schemas.openxmlformats.org/drawingml/2006/wordprocessingDrawing" xmlns:wpc="http://schemas.microsoft.com/office/word/2010/wordprocessingCanvas" xmlns:wpg="http://schemas.microsoft.com/office/word/2010/wordprocessingGroup" xmlns:wpi="http://schemas.microsoft.com/office/word/2010/wordprocessingInk" xmlns:wps="http://schemas.microsoft.com/office/word/2010/wordprocessingShape" mc:Ignorable="w14 wp14">
+  <w:p>
+    <w:pPr>
+      <w:pStyle w:val="Footer"/>
+      <w:jc w:val="center"/>
+    </w:pPr>
+    <w:r>
+      <w:rPr>
+        <w:rFonts w:ascii="Times New Roman" w:hAnsi="Times New Roman"/>
+        <w:sz w:val="24"/>
+      </w:rPr>
+      <w:fldChar w:fldCharType="begin"/>
+      <w:instrText xml:space="preserve"> PAGE </w:instrText>
       <w:fldChar w:fldCharType="separate"/>
       <w:fldChar w:fldCharType="end"/>
     </w:r>
@@ -3325,7 +3738,18 @@
   <w:p>
     <w:pPr>
       <w:pStyle w:val="Footer"/>
-    </w:pPr>
+      <w:jc w:val="center"/>
+    </w:pPr>
+    <w:r>
+      <w:rPr>
+        <w:rFonts w:ascii="Times New Roman" w:hAnsi="Times New Roman"/>
+        <w:sz w:val="24"/>
+      </w:rPr>
+      <w:fldChar w:fldCharType="begin"/>
+      <w:instrText xml:space="preserve"> PAGE \* roman </w:instrText>
+      <w:fldChar w:fldCharType="separate"/>
+      <w:fldChar w:fldCharType="end"/>
+    </w:r>
   </w:p>
 </w:ftr>
 </file>
@@ -3335,7 +3759,18 @@
   <w:p>
     <w:pPr>
       <w:pStyle w:val="Footer"/>
-    </w:pPr>
+      <w:jc w:val="center"/>
+    </w:pPr>
+    <w:r>
+      <w:rPr>
+        <w:rFonts w:ascii="Times New Roman" w:hAnsi="Times New Roman"/>
+        <w:sz w:val="24"/>
+      </w:rPr>
+      <w:fldChar w:fldCharType="begin"/>
+      <w:instrText xml:space="preserve"> PAGE \* roman </w:instrText>
+      <w:fldChar w:fldCharType="separate"/>
+      <w:fldChar w:fldCharType="end"/>
+    </w:r>
   </w:p>
 </w:ftr>
 </file>
@@ -3345,18 +3780,7 @@
   <w:p>
     <w:pPr>
       <w:pStyle w:val="Footer"/>
-      <w:jc w:val="center"/>
-    </w:pPr>
-    <w:r>
-      <w:rPr>
-        <w:rFonts w:ascii="Times New Roman" w:hAnsi="Times New Roman"/>
-        <w:sz w:val="24"/>
-      </w:rPr>
-      <w:fldChar w:fldCharType="begin"/>
-      <w:instrText xml:space="preserve"> PAGE \* roman </w:instrText>
-      <w:fldChar w:fldCharType="separate"/>
-      <w:fldChar w:fldCharType="end"/>
-    </w:r>
+    </w:pPr>
   </w:p>
 </w:ftr>
 </file>

--- a/juliano/reportes/Informe_Pasantia_IUTECP_BORRADOR1.docx
+++ b/juliano/reportes/Informe_Pasantia_IUTECP_BORRADOR1.docx
@@ -506,35 +506,44 @@
     <w:p/>
     <w:p/>
     <w:p/>
-    <w:p/>
-    <w:p/>
     <w:p>
       <w:pPr>
-        <w:tabs>
-          <w:tab w:pos="10205" w:val="left"/>
-        </w:tabs>
-        <w:jc w:val="left"/>
+        <w:jc w:val="center"/>
       </w:pPr>
       <w:r>
         <w:rPr>
           <w:rFonts w:ascii="Times New Roman" w:hAnsi="Times New Roman"/>
           <w:sz w:val="24"/>
         </w:rPr>
-        <w:t>Apellidos y Nombres</w:t>
+        <w:t>_______________________________________________________</w:t>
       </w:r>
+    </w:p>
+    <w:p/>
+    <w:p>
+      <w:pPr>
+        <w:spacing w:line="360" w:lineRule="auto"/>
+        <w:jc w:val="center"/>
+      </w:pPr>
+      <w:r>
+        <w:rPr>
+          <w:rFonts w:ascii="Times New Roman" w:hAnsi="Times New Roman"/>
+          <w:b/>
+          <w:sz w:val="24"/>
+        </w:rPr>
+        <w:t>Ing. Yasmin Sabaneta</w:t>
+      </w:r>
+    </w:p>
+    <w:p>
+      <w:pPr>
+        <w:spacing w:before="0"/>
+        <w:jc w:val="center"/>
+      </w:pPr>
       <w:r>
         <w:rPr>
           <w:rFonts w:ascii="Times New Roman" w:hAnsi="Times New Roman"/>
           <w:sz w:val="24"/>
         </w:rPr>
-        <w:tab/>
-      </w:r>
-      <w:r>
-        <w:rPr>
-          <w:rFonts w:ascii="Times New Roman" w:hAnsi="Times New Roman"/>
-          <w:sz w:val="24"/>
-        </w:rPr>
-        <w:t>C.I.: _______________</w:t>
+        <w:t>C.I.: 14.187.924</w:t>
       </w:r>
     </w:p>
     <w:p>
@@ -667,35 +676,44 @@
     <w:p/>
     <w:p/>
     <w:p/>
-    <w:p/>
-    <w:p/>
     <w:p>
       <w:pPr>
-        <w:tabs>
-          <w:tab w:pos="10205" w:val="left"/>
-        </w:tabs>
-        <w:jc w:val="left"/>
+        <w:jc w:val="center"/>
       </w:pPr>
       <w:r>
         <w:rPr>
           <w:rFonts w:ascii="Times New Roman" w:hAnsi="Times New Roman"/>
           <w:sz w:val="24"/>
         </w:rPr>
-        <w:t>Apellidos y Nombres</w:t>
+        <w:t>_______________________________________________________</w:t>
       </w:r>
+    </w:p>
+    <w:p/>
+    <w:p>
+      <w:pPr>
+        <w:spacing w:line="360" w:lineRule="auto"/>
+        <w:jc w:val="center"/>
+      </w:pPr>
+      <w:r>
+        <w:rPr>
+          <w:rFonts w:ascii="Times New Roman" w:hAnsi="Times New Roman"/>
+          <w:b/>
+          <w:sz w:val="24"/>
+        </w:rPr>
+        <w:t>Lic. Carlos Mendoza</w:t>
+      </w:r>
+    </w:p>
+    <w:p>
+      <w:pPr>
+        <w:spacing w:before="0"/>
+        <w:jc w:val="center"/>
+      </w:pPr>
       <w:r>
         <w:rPr>
           <w:rFonts w:ascii="Times New Roman" w:hAnsi="Times New Roman"/>
           <w:sz w:val="24"/>
         </w:rPr>
-        <w:tab/>
-      </w:r>
-      <w:r>
-        <w:rPr>
-          <w:rFonts w:ascii="Times New Roman" w:hAnsi="Times New Roman"/>
-          <w:sz w:val="24"/>
-        </w:rPr>
-        <w:t>C.I.: _______________</w:t>
+        <w:t>C.I.: 4.273.815</w:t>
       </w:r>
     </w:p>
     <w:p>

--- a/juliano/reportes/Informe_Pasantia_IUTECP_BORRADOR1.docx
+++ b/juliano/reportes/Informe_Pasantia_IUTECP_BORRADOR1.docx
@@ -154,7 +154,7 @@
     <w:p>
       <w:pPr>
         <w:sectPr>
-          <w:footerReference w:type="default" r:id="rId12"/>
+          <w:footerReference w:type="default" r:id="rId13"/>
           <w:pgSz w:w="12240" w:h="15840"/>
           <w:pgMar w:top="1701" w:right="1701" w:bottom="1701" w:left="2268" w:header="720" w:footer="720" w:gutter="0"/>
           <w:cols w:space="720"/>
@@ -379,7 +379,7 @@
     <w:p>
       <w:pPr>
         <w:sectPr>
-          <w:footerReference w:type="default" r:id="rId13"/>
+          <w:footerReference w:type="default" r:id="rId14"/>
           <w:pgSz w:w="12240" w:h="15840"/>
           <w:pgMar w:top="1701" w:right="1701" w:bottom="1701" w:left="2268" w:header="720" w:footer="720" w:gutter="0"/>
           <w:cols w:space="720"/>
@@ -503,9 +503,6 @@
       </w:r>
     </w:p>
     <w:p/>
-    <w:p/>
-    <w:p/>
-    <w:p/>
     <w:p>
       <w:pPr>
         <w:jc w:val="center"/>
@@ -515,7 +512,7 @@
           <w:rFonts w:ascii="Times New Roman" w:hAnsi="Times New Roman"/>
           <w:sz w:val="24"/>
         </w:rPr>
-        <w:t>_______________________________________________________</w:t>
+        <w:t>___________________________________</w:t>
       </w:r>
     </w:p>
     <w:p/>
@@ -549,7 +546,7 @@
     <w:p>
       <w:pPr>
         <w:sectPr>
-          <w:footerReference w:type="default" r:id="rId14"/>
+          <w:footerReference w:type="default" r:id="rId15"/>
           <w:pgSz w:w="12240" w:h="15840"/>
           <w:pgMar w:top="1701" w:right="1701" w:bottom="1701" w:left="2268" w:header="720" w:footer="720" w:gutter="0"/>
           <w:cols w:space="720"/>
@@ -673,9 +670,6 @@
       </w:r>
     </w:p>
     <w:p/>
-    <w:p/>
-    <w:p/>
-    <w:p/>
     <w:p>
       <w:pPr>
         <w:jc w:val="center"/>
@@ -685,7 +679,7 @@
           <w:rFonts w:ascii="Times New Roman" w:hAnsi="Times New Roman"/>
           <w:sz w:val="24"/>
         </w:rPr>
-        <w:t>_______________________________________________________</w:t>
+        <w:t>___________________________________</w:t>
       </w:r>
     </w:p>
     <w:p/>
@@ -719,7 +713,7 @@
     <w:p>
       <w:pPr>
         <w:sectPr>
-          <w:footerReference w:type="default" r:id="rId15"/>
+          <w:footerReference w:type="default" r:id="rId16"/>
           <w:pgSz w:w="12240" w:h="15840"/>
           <w:pgMar w:top="1701" w:right="1701" w:bottom="1701" w:left="2268" w:header="720" w:footer="720" w:gutter="0"/>
           <w:cols w:space="720"/>
@@ -747,7 +741,7 @@
     <w:p>
       <w:pPr>
         <w:sectPr>
-          <w:footerReference w:type="default" r:id="rId16"/>
+          <w:footerReference w:type="default" r:id="rId17"/>
           <w:pgSz w:w="12240" w:h="15840"/>
           <w:pgMar w:top="1701" w:right="1701" w:bottom="1701" w:left="2268" w:header="720" w:footer="720" w:gutter="0"/>
           <w:cols w:space="720"/>
@@ -774,7 +768,7 @@
     <w:p>
       <w:pPr>
         <w:sectPr>
-          <w:footerReference w:type="default" r:id="rId17"/>
+          <w:footerReference w:type="default" r:id="rId18"/>
           <w:type w:val="continuous"/>
           <w:pgSz w:w="12240" w:h="15840"/>
           <w:pgMar w:top="1701" w:right="1701" w:bottom="1701" w:left="2268" w:header="720" w:footer="720" w:gutter="0"/>
@@ -803,7 +797,7 @@
     <w:p>
       <w:pPr>
         <w:sectPr>
-          <w:footerReference w:type="default" r:id="rId18"/>
+          <w:footerReference w:type="default" r:id="rId19"/>
           <w:pgSz w:w="12240" w:h="15840"/>
           <w:pgMar w:top="1701" w:right="1701" w:bottom="1701" w:left="2268" w:header="720" w:footer="720" w:gutter="0"/>
           <w:cols w:space="720"/>
@@ -830,7 +824,7 @@
     <w:p>
       <w:pPr>
         <w:sectPr>
-          <w:footerReference w:type="default" r:id="rId19"/>
+          <w:footerReference w:type="default" r:id="rId20"/>
           <w:type w:val="continuous"/>
           <w:pgSz w:w="12240" w:h="15840"/>
           <w:pgMar w:top="1701" w:right="1701" w:bottom="1701" w:left="2268" w:header="720" w:footer="720" w:gutter="0"/>
@@ -857,7 +851,7 @@
     <w:p>
       <w:pPr>
         <w:sectPr>
-          <w:footerReference w:type="default" r:id="rId20"/>
+          <w:footerReference w:type="default" r:id="rId21"/>
           <w:pgSz w:w="12240" w:h="15840"/>
           <w:pgMar w:top="1701" w:right="1701" w:bottom="1701" w:left="2268" w:header="720" w:footer="720" w:gutter="0"/>
           <w:cols w:space="720"/>
@@ -1554,7 +1548,7 @@
     <w:p>
       <w:pPr>
         <w:sectPr>
-          <w:footerReference w:type="default" r:id="rId21"/>
+          <w:footerReference w:type="default" r:id="rId22"/>
           <w:type w:val="continuous"/>
           <w:pgSz w:w="12240" w:h="15840"/>
           <w:pgMar w:top="1701" w:right="1701" w:bottom="1701" w:left="2268" w:header="720" w:footer="720" w:gutter="0"/>
@@ -1583,7 +1577,7 @@
     <w:p>
       <w:pPr>
         <w:sectPr>
-          <w:footerReference w:type="default" r:id="rId22"/>
+          <w:footerReference w:type="default" r:id="rId23"/>
           <w:pgSz w:w="12240" w:h="15840"/>
           <w:pgMar w:top="1701" w:right="1701" w:bottom="1701" w:left="2268" w:header="720" w:footer="720" w:gutter="0"/>
           <w:cols w:space="720"/>
@@ -1686,7 +1680,7 @@
     <w:p>
       <w:pPr>
         <w:sectPr>
-          <w:footerReference w:type="default" r:id="rId23"/>
+          <w:footerReference w:type="default" r:id="rId24"/>
           <w:type w:val="continuous"/>
           <w:pgSz w:w="12240" w:h="15840"/>
           <w:pgMar w:top="1701" w:right="1701" w:bottom="1701" w:left="2268" w:header="720" w:footer="720" w:gutter="0"/>
@@ -1715,7 +1709,7 @@
     <w:p>
       <w:pPr>
         <w:sectPr>
-          <w:footerReference w:type="default" r:id="rId24"/>
+          <w:footerReference w:type="default" r:id="rId25"/>
           <w:pgSz w:w="12240" w:h="15840"/>
           <w:pgMar w:top="1701" w:right="1701" w:bottom="1701" w:left="2268" w:header="720" w:footer="720" w:gutter="0"/>
           <w:cols w:space="720"/>
@@ -1727,7 +1721,7 @@
     <w:p>
       <w:pPr>
         <w:sectPr>
-          <w:footerReference w:type="default" r:id="rId25"/>
+          <w:footerReference w:type="default" r:id="rId26"/>
           <w:type w:val="continuous"/>
           <w:pgSz w:w="12240" w:h="15840"/>
           <w:pgMar w:top="1701" w:right="1701" w:bottom="1701" w:left="2268" w:header="720" w:footer="720" w:gutter="0"/>
@@ -1756,7 +1750,7 @@
     <w:p>
       <w:pPr>
         <w:sectPr>
-          <w:footerReference w:type="default" r:id="rId26"/>
+          <w:footerReference w:type="default" r:id="rId27"/>
           <w:pgSz w:w="12240" w:h="15840"/>
           <w:pgMar w:top="1701" w:right="1701" w:bottom="1701" w:left="2268" w:header="720" w:footer="720" w:gutter="0"/>
           <w:cols w:space="720"/>
@@ -1859,7 +1853,7 @@
     <w:p>
       <w:pPr>
         <w:sectPr>
-          <w:footerReference w:type="default" r:id="rId27"/>
+          <w:footerReference w:type="default" r:id="rId28"/>
           <w:type w:val="continuous"/>
           <w:pgSz w:w="12240" w:h="15840"/>
           <w:pgMar w:top="1701" w:right="1701" w:bottom="1701" w:left="2268" w:header="720" w:footer="720" w:gutter="0"/>
@@ -1888,7 +1882,7 @@
     <w:p>
       <w:pPr>
         <w:sectPr>
-          <w:footerReference w:type="default" r:id="rId28"/>
+          <w:footerReference w:type="default" r:id="rId29"/>
           <w:pgSz w:w="12240" w:h="15840"/>
           <w:pgMar w:top="1701" w:right="1701" w:bottom="1701" w:left="2268" w:header="720" w:footer="720" w:gutter="0"/>
           <w:cols w:space="720"/>
@@ -1940,7 +1934,7 @@
         </w:rPr>
         <w:t>A</w:t>
         <w:tab/>
-        <w:t>Diagrama Entidad-Relación de la Base de Datos</w:t>
+        <w:t>Árbol del problema del control de movimientos documentales</w:t>
         <w:tab/>
       </w:r>
       <w:r>
@@ -1958,72 +1952,8 @@
     </w:p>
     <w:p>
       <w:pPr>
-        <w:tabs>
-          <w:tab w:pos="1020" w:val="left"/>
-          <w:tab w:pos="8271" w:val="right" w:leader="dot"/>
-        </w:tabs>
-        <w:spacing w:line="360" w:lineRule="auto" w:before="0" w:after="80"/>
-        <w:ind w:left="1020" w:hanging="1020"/>
-      </w:pPr>
-      <w:r>
-        <w:rPr>
-          <w:rFonts w:ascii="Times New Roman" w:hAnsi="Times New Roman"/>
-          <w:sz w:val="24"/>
-        </w:rPr>
-        <w:t>B</w:t>
-        <w:tab/>
-        <w:t>Capturas de la Interfaz del Sistema (Wails/HTML)</w:t>
-        <w:tab/>
-      </w:r>
-      <w:r>
-        <w:rPr>
-          <w:rFonts w:ascii="Times New Roman" w:hAnsi="Times New Roman"/>
-          <w:b w:val="0"/>
-          <w:sz w:val="24"/>
-        </w:rPr>
-        <w:fldChar w:fldCharType="begin"/>
-        <w:instrText xml:space="preserve"> PAGEREF bm_anexoB \h </w:instrText>
-        <w:fldChar w:fldCharType="separate"/>
-        <w:t>?</w:t>
-        <w:fldChar w:fldCharType="end"/>
-      </w:r>
-    </w:p>
-    <w:p>
-      <w:pPr>
-        <w:tabs>
-          <w:tab w:pos="1020" w:val="left"/>
-          <w:tab w:pos="8271" w:val="right" w:leader="dot"/>
-        </w:tabs>
-        <w:spacing w:line="360" w:lineRule="auto" w:before="0" w:after="80"/>
-        <w:ind w:left="1020" w:hanging="1020"/>
-      </w:pPr>
-      <w:r>
-        <w:rPr>
-          <w:rFonts w:ascii="Times New Roman" w:hAnsi="Times New Roman"/>
-          <w:sz w:val="24"/>
-        </w:rPr>
-        <w:t>C</w:t>
-        <w:tab/>
-        <w:t>Memoria Fotográfica del Área de Presidencia</w:t>
-        <w:tab/>
-      </w:r>
-      <w:r>
-        <w:rPr>
-          <w:rFonts w:ascii="Times New Roman" w:hAnsi="Times New Roman"/>
-          <w:b w:val="0"/>
-          <w:sz w:val="24"/>
-        </w:rPr>
-        <w:fldChar w:fldCharType="begin"/>
-        <w:instrText xml:space="preserve"> PAGEREF bm_anexoC \h </w:instrText>
-        <w:fldChar w:fldCharType="separate"/>
-        <w:t>?</w:t>
-        <w:fldChar w:fldCharType="end"/>
-      </w:r>
-    </w:p>
-    <w:p>
-      <w:pPr>
         <w:sectPr>
-          <w:footerReference w:type="default" r:id="rId29"/>
+          <w:footerReference w:type="default" r:id="rId30"/>
           <w:type w:val="continuous"/>
           <w:pgSz w:w="12240" w:h="15840"/>
           <w:pgMar w:top="1701" w:right="1701" w:bottom="1701" w:left="2268" w:header="720" w:footer="720" w:gutter="0"/>
@@ -2052,7 +1982,7 @@
     <w:p>
       <w:pPr>
         <w:sectPr>
-          <w:footerReference w:type="default" r:id="rId30"/>
+          <w:footerReference w:type="default" r:id="rId31"/>
           <w:pgSz w:w="12240" w:h="15840"/>
           <w:pgMar w:top="1701" w:right="1701" w:bottom="1701" w:left="2268" w:header="720" w:footer="720" w:gutter="0"/>
           <w:cols w:space="720"/>
@@ -2094,7 +2024,7 @@
     <w:p>
       <w:pPr>
         <w:sectPr>
-          <w:footerReference w:type="default" r:id="rId31"/>
+          <w:footerReference w:type="default" r:id="rId32"/>
           <w:type w:val="continuous"/>
           <w:pgSz w:w="12240" w:h="15840"/>
           <w:pgMar w:top="1701" w:right="1701" w:bottom="1701" w:left="2268" w:header="720" w:footer="720" w:gutter="0"/>
@@ -2123,7 +2053,7 @@
     <w:p>
       <w:pPr>
         <w:sectPr>
-          <w:footerReference w:type="default" r:id="rId32"/>
+          <w:footerReference w:type="default" r:id="rId33"/>
           <w:pgSz w:w="12240" w:h="15840"/>
           <w:pgMar w:top="1701" w:right="1701" w:bottom="1701" w:left="2268" w:header="720" w:footer="720" w:gutter="0"/>
           <w:cols w:space="720"/>
@@ -2150,7 +2080,7 @@
     <w:p>
       <w:pPr>
         <w:sectPr>
-          <w:footerReference w:type="default" r:id="rId33"/>
+          <w:footerReference w:type="default" r:id="rId34"/>
           <w:type w:val="continuous"/>
           <w:pgSz w:w="12240" w:h="15840"/>
           <w:pgMar w:top="1701" w:right="1701" w:bottom="1701" w:left="2268" w:header="720" w:footer="720" w:gutter="0"/>
@@ -2193,7 +2123,7 @@
     <w:p>
       <w:pPr>
         <w:sectPr>
-          <w:footerReference w:type="default" r:id="rId34"/>
+          <w:footerReference w:type="default" r:id="rId35"/>
           <w:pgSz w:w="12240" w:h="15840"/>
           <w:pgMar w:top="1701" w:right="1701" w:bottom="1701" w:left="2268" w:header="720" w:footer="720" w:gutter="0"/>
           <w:cols w:space="720"/>
@@ -2842,7 +2772,7 @@
     <w:p>
       <w:pPr>
         <w:sectPr>
-          <w:footerReference w:type="default" r:id="rId35"/>
+          <w:footerReference w:type="default" r:id="rId36"/>
           <w:type w:val="continuous"/>
           <w:pgSz w:w="12240" w:h="15840"/>
           <w:pgMar w:top="1701" w:right="1701" w:bottom="1701" w:left="2268" w:header="720" w:footer="720" w:gutter="0"/>
@@ -2871,7 +2801,7 @@
     <w:p>
       <w:pPr>
         <w:sectPr>
-          <w:footerReference w:type="default" r:id="rId36"/>
+          <w:footerReference w:type="default" r:id="rId37"/>
           <w:pgSz w:w="12240" w:h="15840"/>
           <w:pgMar w:top="1701" w:right="1701" w:bottom="1701" w:left="2268" w:header="720" w:footer="720" w:gutter="0"/>
           <w:cols w:space="720"/>
@@ -3014,7 +2944,7 @@
     <w:p>
       <w:pPr>
         <w:sectPr>
-          <w:footerReference w:type="default" r:id="rId37"/>
+          <w:footerReference w:type="default" r:id="rId38"/>
           <w:type w:val="continuous"/>
           <w:pgSz w:w="12240" w:h="15840"/>
           <w:pgMar w:top="1701" w:right="1701" w:bottom="1701" w:left="2268" w:header="720" w:footer="720" w:gutter="0"/>
@@ -3043,7 +2973,7 @@
     <w:p>
       <w:pPr>
         <w:sectPr>
-          <w:footerReference w:type="default" r:id="rId38"/>
+          <w:footerReference w:type="default" r:id="rId39"/>
           <w:pgSz w:w="12240" w:h="15840"/>
           <w:pgMar w:top="1701" w:right="1701" w:bottom="1701" w:left="2268" w:header="720" w:footer="720" w:gutter="0"/>
           <w:cols w:space="720"/>
@@ -3079,7 +3009,7 @@
           <w:b/>
           <w:sz w:val="24"/>
         </w:rPr>
-        <w:t>[Diagrama Entidad-Relación de la Base de Datos]</w:t>
+        <w:t>[Árbol del problema del control de movimientos documentales]</w:t>
       </w:r>
     </w:p>
     <w:p>
@@ -3087,126 +3017,42 @@
         <w:jc w:val="center"/>
       </w:pPr>
       <w:r>
-        <w:rPr>
-          <w:rFonts w:ascii="Times New Roman" w:hAnsi="Times New Roman"/>
-          <w:i/>
-          <w:sz w:val="20"/>
-        </w:rPr>
-        <w:t>(Contenido elaborado por el estudiante)</w:t>
-      </w:r>
-    </w:p>
-    <w:p>
-      <w:pPr>
-        <w:sectPr>
-          <w:footerReference w:type="default" r:id="rId39"/>
-          <w:pgSz w:w="12240" w:h="15840"/>
-          <w:pgMar w:top="1701" w:right="1701" w:bottom="1701" w:left="2268" w:header="720" w:footer="720" w:gutter="0"/>
-          <w:cols w:space="720"/>
-          <w:titlePg/>
-          <w:docGrid w:linePitch="360"/>
-        </w:sectPr>
-      </w:pPr>
-    </w:p>
-    <w:p>
-      <w:bookmarkStart w:id="bm_anexoB" w:name="bm_anexoB"/>
-      <w:pPr>
-        <w:spacing w:before="0" w:after="480"/>
-        <w:jc w:val="center"/>
-      </w:pPr>
-      <w:bookmarkEnd w:id="bm_anexoB"/>
-      <w:r>
-        <w:rPr>
-          <w:rFonts w:ascii="Times New Roman" w:hAnsi="Times New Roman"/>
-          <w:b/>
-          <w:sz w:val="24"/>
-        </w:rPr>
-        <w:t>ANEXO B</w:t>
-      </w:r>
-    </w:p>
-    <w:p>
-      <w:pPr>
-        <w:spacing w:before="240" w:after="480"/>
-        <w:jc w:val="center"/>
-      </w:pPr>
-      <w:r>
-        <w:rPr>
-          <w:rFonts w:ascii="Times New Roman" w:hAnsi="Times New Roman"/>
-          <w:b/>
-          <w:sz w:val="24"/>
-        </w:rPr>
-        <w:t>[Capturas de la Interfaz del Sistema (Wails/HTML)]</w:t>
-      </w:r>
-    </w:p>
-    <w:p>
-      <w:pPr>
-        <w:jc w:val="center"/>
-      </w:pPr>
-      <w:r>
-        <w:rPr>
-          <w:rFonts w:ascii="Times New Roman" w:hAnsi="Times New Roman"/>
-          <w:i/>
-          <w:sz w:val="20"/>
-        </w:rPr>
-        <w:t>(Contenido elaborado por el estudiante)</w:t>
-      </w:r>
-    </w:p>
-    <w:p>
-      <w:pPr>
-        <w:sectPr>
-          <w:footerReference w:type="default" r:id="rId40"/>
-          <w:pgSz w:w="12240" w:h="15840"/>
-          <w:pgMar w:top="1701" w:right="1701" w:bottom="1701" w:left="2268" w:header="720" w:footer="720" w:gutter="0"/>
-          <w:cols w:space="720"/>
-          <w:titlePg/>
-          <w:docGrid w:linePitch="360"/>
-        </w:sectPr>
-      </w:pPr>
-    </w:p>
-    <w:p>
-      <w:bookmarkStart w:id="bm_anexoC" w:name="bm_anexoC"/>
-      <w:pPr>
-        <w:spacing w:before="0" w:after="480"/>
-        <w:jc w:val="center"/>
-      </w:pPr>
-      <w:bookmarkEnd w:id="bm_anexoC"/>
-      <w:r>
-        <w:rPr>
-          <w:rFonts w:ascii="Times New Roman" w:hAnsi="Times New Roman"/>
-          <w:b/>
-          <w:sz w:val="24"/>
-        </w:rPr>
-        <w:t>ANEXO C</w:t>
-      </w:r>
-    </w:p>
-    <w:p>
-      <w:pPr>
-        <w:spacing w:before="240" w:after="480"/>
-        <w:jc w:val="center"/>
-      </w:pPr>
-      <w:r>
-        <w:rPr>
-          <w:rFonts w:ascii="Times New Roman" w:hAnsi="Times New Roman"/>
-          <w:b/>
-          <w:sz w:val="24"/>
-        </w:rPr>
-        <w:t>[Memoria Fotográfica del Área de Presidencia]</w:t>
-      </w:r>
-    </w:p>
-    <w:p>
-      <w:pPr>
-        <w:jc w:val="center"/>
-      </w:pPr>
-      <w:r>
-        <w:rPr>
-          <w:rFonts w:ascii="Times New Roman" w:hAnsi="Times New Roman"/>
-          <w:i/>
-          <w:sz w:val="20"/>
-        </w:rPr>
-        <w:t>(Contenido elaborado por el estudiante)</w:t>
+        <w:drawing>
+          <wp:inline xmlns:a="http://schemas.openxmlformats.org/drawingml/2006/main" xmlns:pic="http://schemas.openxmlformats.org/drawingml/2006/picture">
+            <wp:extent cx="5040000" cy="2949761"/>
+            <wp:docPr id="4" name="Picture 4"/>
+            <wp:cNvGraphicFramePr>
+              <a:graphicFrameLocks noChangeAspect="1"/>
+            </wp:cNvGraphicFramePr>
+            <a:graphic>
+              <a:graphicData uri="http://schemas.openxmlformats.org/drawingml/2006/picture">
+                <pic:pic>
+                  <pic:nvPicPr>
+                    <pic:cNvPr id="0" name="3.png"/>
+                    <pic:cNvPicPr/>
+                  </pic:nvPicPr>
+                  <pic:blipFill>
+                    <a:blip r:embed="rId12"/>
+                    <a:stretch>
+                      <a:fillRect/>
+                    </a:stretch>
+                  </pic:blipFill>
+                  <pic:spPr>
+                    <a:xfrm>
+                      <a:off x="0" y="0"/>
+                      <a:ext cx="5040000" cy="2949761"/>
+                    </a:xfrm>
+                    <a:prstGeom prst="rect"/>
+                  </pic:spPr>
+                </pic:pic>
+              </a:graphicData>
+            </a:graphic>
+          </wp:inline>
+        </w:drawing>
       </w:r>
     </w:p>
     <w:sectPr>
-      <w:footerReference w:type="default" r:id="rId41"/>
+      <w:footerReference w:type="default" r:id="rId40"/>
       <w:pgSz w:w="12240" w:h="15840"/>
       <w:pgMar w:top="1701" w:right="1701" w:bottom="1701" w:left="2268" w:header="720" w:footer="720" w:gutter="0"/>
       <w:cols w:space="720"/>
@@ -3625,27 +3471,6 @@
 </w:ftr>
 </file>
 
-<file path=word/footer29.xml><?xml version="1.0" encoding="utf-8"?>
-<w:ftr xmlns:m="http://schemas.openxmlformats.org/officeDocument/2006/math" xmlns:mc="http://schemas.openxmlformats.org/markup-compatibility/2006" xmlns:mo="http://schemas.microsoft.com/office/mac/office/2008/main" xmlns:mv="urn:schemas-microsoft-com:mac:vml" xmlns:o="urn:schemas-microsoft-com:office:office" xmlns:r="http://schemas.openxmlformats.org/officeDocument/2006/relationships" xmlns:v="urn:schemas-microsoft-com:vml" xmlns:w10="urn:schemas-microsoft-com:office:word" xmlns:w14="http://schemas.microsoft.com/office/word/2010/wordml" xmlns:w="http://schemas.openxmlformats.org/wordprocessingml/2006/main" xmlns:wne="http://schemas.microsoft.com/office/word/2006/wordml" xmlns:wp14="http://schemas.microsoft.com/office/word/2010/wordprocessingDrawing" xmlns:wp="http://schemas.openxmlformats.org/drawingml/2006/wordprocessingDrawing" xmlns:wpc="http://schemas.microsoft.com/office/word/2010/wordprocessingCanvas" xmlns:wpg="http://schemas.microsoft.com/office/word/2010/wordprocessingGroup" xmlns:wpi="http://schemas.microsoft.com/office/word/2010/wordprocessingInk" xmlns:wps="http://schemas.microsoft.com/office/word/2010/wordprocessingShape" mc:Ignorable="w14 wp14">
-  <w:p>
-    <w:pPr>
-      <w:pStyle w:val="Footer"/>
-      <w:jc w:val="center"/>
-    </w:pPr>
-    <w:r>
-      <w:rPr>
-        <w:rFonts w:ascii="Times New Roman" w:hAnsi="Times New Roman"/>
-        <w:sz w:val="24"/>
-      </w:rPr>
-      <w:fldChar w:fldCharType="begin"/>
-      <w:instrText xml:space="preserve"> PAGE </w:instrText>
-      <w:fldChar w:fldCharType="separate"/>
-      <w:fldChar w:fldCharType="end"/>
-    </w:r>
-  </w:p>
-</w:ftr>
-</file>
-
 <file path=word/footer3.xml><?xml version="1.0" encoding="utf-8"?>
 <w:ftr xmlns:m="http://schemas.openxmlformats.org/officeDocument/2006/math" xmlns:mc="http://schemas.openxmlformats.org/markup-compatibility/2006" xmlns:mo="http://schemas.microsoft.com/office/mac/office/2008/main" xmlns:mv="urn:schemas-microsoft-com:mac:vml" xmlns:o="urn:schemas-microsoft-com:office:office" xmlns:r="http://schemas.openxmlformats.org/officeDocument/2006/relationships" xmlns:v="urn:schemas-microsoft-com:vml" xmlns:w10="urn:schemas-microsoft-com:office:word" xmlns:w14="http://schemas.microsoft.com/office/word/2010/wordml" xmlns:w="http://schemas.openxmlformats.org/wordprocessingml/2006/main" xmlns:wne="http://schemas.microsoft.com/office/word/2006/wordml" xmlns:wp14="http://schemas.microsoft.com/office/word/2010/wordprocessingDrawing" xmlns:wp="http://schemas.openxmlformats.org/drawingml/2006/wordprocessingDrawing" xmlns:wpc="http://schemas.microsoft.com/office/word/2010/wordprocessingCanvas" xmlns:wpg="http://schemas.microsoft.com/office/word/2010/wordprocessingGroup" xmlns:wpi="http://schemas.microsoft.com/office/word/2010/wordprocessingInk" xmlns:wps="http://schemas.microsoft.com/office/word/2010/wordprocessingShape" mc:Ignorable="w14 wp14">
   <w:p>
@@ -3660,27 +3485,6 @@
       </w:rPr>
       <w:fldChar w:fldCharType="begin"/>
       <w:instrText xml:space="preserve"> PAGE \* roman </w:instrText>
-      <w:fldChar w:fldCharType="separate"/>
-      <w:fldChar w:fldCharType="end"/>
-    </w:r>
-  </w:p>
-</w:ftr>
-</file>
-
-<file path=word/footer30.xml><?xml version="1.0" encoding="utf-8"?>
-<w:ftr xmlns:m="http://schemas.openxmlformats.org/officeDocument/2006/math" xmlns:mc="http://schemas.openxmlformats.org/markup-compatibility/2006" xmlns:mo="http://schemas.microsoft.com/office/mac/office/2008/main" xmlns:mv="urn:schemas-microsoft-com:mac:vml" xmlns:o="urn:schemas-microsoft-com:office:office" xmlns:r="http://schemas.openxmlformats.org/officeDocument/2006/relationships" xmlns:v="urn:schemas-microsoft-com:vml" xmlns:w10="urn:schemas-microsoft-com:office:word" xmlns:w14="http://schemas.microsoft.com/office/word/2010/wordml" xmlns:w="http://schemas.openxmlformats.org/wordprocessingml/2006/main" xmlns:wne="http://schemas.microsoft.com/office/word/2006/wordml" xmlns:wp14="http://schemas.microsoft.com/office/word/2010/wordprocessingDrawing" xmlns:wp="http://schemas.openxmlformats.org/drawingml/2006/wordprocessingDrawing" xmlns:wpc="http://schemas.microsoft.com/office/word/2010/wordprocessingCanvas" xmlns:wpg="http://schemas.microsoft.com/office/word/2010/wordprocessingGroup" xmlns:wpi="http://schemas.microsoft.com/office/word/2010/wordprocessingInk" xmlns:wps="http://schemas.microsoft.com/office/word/2010/wordprocessingShape" mc:Ignorable="w14 wp14">
-  <w:p>
-    <w:pPr>
-      <w:pStyle w:val="Footer"/>
-      <w:jc w:val="center"/>
-    </w:pPr>
-    <w:r>
-      <w:rPr>
-        <w:rFonts w:ascii="Times New Roman" w:hAnsi="Times New Roman"/>
-        <w:sz w:val="24"/>
-      </w:rPr>
-      <w:fldChar w:fldCharType="begin"/>
-      <w:instrText xml:space="preserve"> PAGE </w:instrText>
       <w:fldChar w:fldCharType="separate"/>
       <w:fldChar w:fldCharType="end"/>
     </w:r>

--- a/juliano/reportes/Informe_Pasantia_IUTECP_BORRADOR1.docx
+++ b/juliano/reportes/Informe_Pasantia_IUTECP_BORRADOR1.docx
@@ -126,7 +126,7 @@
           <w:b/>
           <w:sz w:val="24"/>
         </w:rPr>
-        <w:t>Juliano Cardona</w:t>
+        <w:t>Cardona, Juliano</w:t>
         <w:br/>
       </w:r>
       <w:r>
@@ -275,7 +275,7 @@
                 <w:b/>
                 <w:sz w:val="24"/>
               </w:rPr>
-              <w:t>Ing. Yasmin Sabaneta</w:t>
+              <w:t>Ing. Sabaneta, Yasmin</w:t>
               <w:br/>
             </w:r>
             <w:r>
@@ -310,7 +310,7 @@
                 <w:b/>
                 <w:sz w:val="24"/>
               </w:rPr>
-              <w:t>Lic. Carlos Mendoza</w:t>
+              <w:t>Lic. Mendoza, Carlos</w:t>
               <w:br/>
             </w:r>
             <w:r>
@@ -348,7 +348,7 @@
                 <w:b/>
                 <w:sz w:val="24"/>
               </w:rPr>
-              <w:t>Juliano Cardona</w:t>
+              <w:t>Cardona, Juliano</w:t>
               <w:br/>
             </w:r>
             <w:r>
@@ -484,7 +484,7 @@
           <w:rFonts w:ascii="Times New Roman" w:hAnsi="Times New Roman"/>
           <w:sz w:val="24"/>
         </w:rPr>
-        <w:t>En mi carácter de tutor industrial del informe de pasantías presentado por: Juliano Cardona, de Cédula de Identidad V-32.281.199; para optar al grado de Técnico Superior Universitario en la especialidad de: Informática, cuyo título es; “DISEÑO DE UN SISTEMA PARA EL CONTROL, TRAZABILIDAD Y REPORTE DE MOVIMIENTOS DOCUMENTALES EN LA PRESIDENCIA DE LA EMPRESA MIXTA PETROLERA VENANGOCUPET, S.A.”, manifiesto que cumple con los requisitos exigidos por el Instituto Universitario de Tecnología “Elías Calixto Pompa” (IUTECP); y que, por lo tanto, considero que reúne los méritos suficientes para ser evaluado por el jurado que se decida designar a tal fin.</w:t>
+        <w:t>En mi carácter de tutor industrial del informe de pasantías presentado por: Cardona, Juliano, de Cédula de Identidad V-32.281.199; para optar al grado de Técnico Superior Universitario en la especialidad de: Informática, cuyo título es; “DISEÑO DE UN SISTEMA PARA EL CONTROL, TRAZABILIDAD Y REPORTE DE MOVIMIENTOS DOCUMENTALES EN LA PRESIDENCIA DE LA EMPRESA MIXTA PETROLERA VENANGOCUPET, S.A.”, manifiesto que cumple con los requisitos exigidos por el Instituto Universitario de Tecnología “Elías Calixto Pompa” (IUTECP); y que, por lo tanto, considero que reúne los méritos suficientes para ser evaluado por el jurado que se decida designar a tal fin.</w:t>
       </w:r>
     </w:p>
     <w:p/>
@@ -527,7 +527,7 @@
           <w:b/>
           <w:sz w:val="24"/>
         </w:rPr>
-        <w:t>Ing. Yasmin Sabaneta</w:t>
+        <w:t>Ing. Sabaneta, Yasmin</w:t>
       </w:r>
     </w:p>
     <w:p>
@@ -651,7 +651,7 @@
           <w:rFonts w:ascii="Times New Roman" w:hAnsi="Times New Roman"/>
           <w:sz w:val="24"/>
         </w:rPr>
-        <w:t>En mi carácter de tutor académico del informe de pasantías presentado por: Juliano Cardona, de Cédula de Identidad V-32.281.199; para optar al grado de Técnico Superior Universitario en la especialidad de: Informática, cuyo título es; “DISEÑO DE UN SISTEMA PARA EL CONTROL, TRAZABILIDAD Y REPORTE DE MOVIMIENTOS DOCUMENTALES EN LA PRESIDENCIA DE LA EMPRESA MIXTA PETROLERA VENANGOCUPET, S.A.”, manifiesto que cumple con los requisitos exigidos por el Instituto Universitario de Tecnología “Elías Calixto Pompa” (IUTECP); y que, por lo tanto, considero que reúne los méritos suficientes para ser evaluado por el jurado que se decida designar a tal fin.</w:t>
+        <w:t>En mi carácter de tutor académico del informe de pasantías presentado por: Cardona, Juliano, de Cédula de Identidad V-32.281.199; para optar al grado de Técnico Superior Universitario en la especialidad de: Informática, cuyo título es; “DISEÑO DE UN SISTEMA PARA EL CONTROL, TRAZABILIDAD Y REPORTE DE MOVIMIENTOS DOCUMENTALES EN LA PRESIDENCIA DE LA EMPRESA MIXTA PETROLERA VENANGOCUPET, S.A.”, manifiesto que cumple con los requisitos exigidos por el Instituto Universitario de Tecnología “Elías Calixto Pompa” (IUTECP); y que, por lo tanto, considero que reúne los méritos suficientes para ser evaluado por el jurado que se decida designar a tal fin.</w:t>
       </w:r>
     </w:p>
     <w:p/>
@@ -694,7 +694,7 @@
           <w:b/>
           <w:sz w:val="24"/>
         </w:rPr>
-        <w:t>Lic. Carlos Mendoza</w:t>
+        <w:t>Lic. Mendoza, Carlos</w:t>
       </w:r>
     </w:p>
     <w:p>
@@ -1964,9 +1964,206 @@
       </w:pPr>
     </w:p>
     <w:p>
+      <w:pPr>
+        <w:spacing w:after="0"/>
+        <w:jc w:val="center"/>
+      </w:pPr>
+      <w:r>
+        <w:rPr>
+          <w:rFonts w:ascii="Times New Roman" w:hAnsi="Times New Roman"/>
+          <w:b/>
+          <w:sz w:val="24"/>
+        </w:rPr>
+        <w:t>REPÚBLICA BOLIVARIANA DE VENEZUELA</w:t>
+      </w:r>
+    </w:p>
+    <w:p>
+      <w:pPr>
+        <w:spacing w:after="0"/>
+        <w:jc w:val="center"/>
+      </w:pPr>
+      <w:r>
+        <w:rPr>
+          <w:rFonts w:ascii="Times New Roman" w:hAnsi="Times New Roman"/>
+          <w:b/>
+          <w:sz w:val="24"/>
+        </w:rPr>
+        <w:t>MINISTERIO DEL PODER POPULAR PARA LA EDUCACIÓN UNIVERSITARIA</w:t>
+      </w:r>
+    </w:p>
+    <w:p>
+      <w:pPr>
+        <w:spacing w:after="0"/>
+        <w:jc w:val="center"/>
+      </w:pPr>
+      <w:r>
+        <w:rPr>
+          <w:rFonts w:ascii="Times New Roman" w:hAnsi="Times New Roman"/>
+          <w:b/>
+          <w:sz w:val="24"/>
+        </w:rPr>
+        <w:t>INSTITUTO UNIVERSITARIO DE TECNOLOGÍA</w:t>
+      </w:r>
+    </w:p>
+    <w:p>
+      <w:pPr>
+        <w:spacing w:after="0"/>
+        <w:jc w:val="center"/>
+      </w:pPr>
+      <w:r>
+        <w:rPr>
+          <w:rFonts w:ascii="Times New Roman" w:hAnsi="Times New Roman"/>
+          <w:b/>
+          <w:sz w:val="24"/>
+        </w:rPr>
+        <w:t>"ELÍAS CALIXTO POMPA"</w:t>
+      </w:r>
+    </w:p>
+    <w:p>
+      <w:pPr>
+        <w:spacing w:after="0"/>
+        <w:jc w:val="center"/>
+      </w:pPr>
+      <w:r>
+        <w:rPr>
+          <w:rFonts w:ascii="Times New Roman" w:hAnsi="Times New Roman"/>
+          <w:b/>
+          <w:sz w:val="24"/>
+        </w:rPr>
+        <w:t>EL TIGRE, ESTADO ANZOÁTEGUI</w:t>
+      </w:r>
+    </w:p>
+    <w:p>
+      <w:pPr>
+        <w:spacing w:after="360"/>
+      </w:pPr>
+    </w:p>
+    <w:p>
+      <w:pPr>
+        <w:spacing w:after="480"/>
+        <w:jc w:val="center"/>
+      </w:pPr>
+      <w:r>
+        <w:rPr>
+          <w:rFonts w:ascii="Times New Roman" w:hAnsi="Times New Roman"/>
+          <w:b/>
+          <w:sz w:val="24"/>
+        </w:rPr>
+        <w:t>DISEÑO DE UN SISTEMA PARA EL CONTROL, TRAZABILIDAD Y REPORTE DE MOVIMIENTOS DOCUMENTALES EN LA PRESIDENCIA DE LA EMPRESA MIXTA PETROLERA VENANGOCUPET, S.A.</w:t>
+      </w:r>
+    </w:p>
+    <w:tbl>
+      <w:tblPr>
+        <w:tblStyle w:val="TableGrid"/>
+        <w:tblW w:type="auto" w:w="0"/>
+        <w:tblLook w:firstColumn="1" w:firstRow="1" w:lastColumn="0" w:lastRow="0" w:noHBand="0" w:noVBand="1" w:val="04A0"/>
+      </w:tblPr>
+      <w:tblGrid>
+        <w:gridCol w:w="4135"/>
+        <w:gridCol w:w="4135"/>
+      </w:tblGrid>
+      <w:tr>
+        <w:tc>
+          <w:tcPr>
+            <w:tcW w:type="dxa" w:w="4135"/>
+          </w:tcPr>
+          <w:p>
+            <w:pPr>
+              <w:spacing w:before="60" w:after="60" w:line="240" w:lineRule="auto"/>
+              <w:jc w:val="center"/>
+            </w:pPr>
+            <w:r>
+              <w:rPr>
+                <w:rFonts w:ascii="Times New Roman" w:hAnsi="Times New Roman"/>
+                <w:b/>
+                <w:color w:val="000000"/>
+                <w:sz w:val="20"/>
+              </w:rPr>
+              <w:t>Autor</w:t>
+            </w:r>
+          </w:p>
+        </w:tc>
+        <w:tc>
+          <w:tcPr>
+            <w:tcW w:type="dxa" w:w="4135"/>
+          </w:tcPr>
+          <w:p>
+            <w:pPr>
+              <w:spacing w:before="60" w:after="60" w:line="240" w:lineRule="auto"/>
+              <w:jc w:val="both"/>
+            </w:pPr>
+            <w:r>
+              <w:rPr>
+                <w:rFonts w:ascii="Times New Roman" w:hAnsi="Times New Roman"/>
+                <w:b w:val="0"/>
+                <w:color w:val="000000"/>
+                <w:sz w:val="20"/>
+              </w:rPr>
+              <w:t>Cardona, Juliano</w:t>
+            </w:r>
+          </w:p>
+        </w:tc>
+      </w:tr>
+      <w:tr>
+        <w:tc>
+          <w:tcPr>
+            <w:tcW w:type="dxa" w:w="4135"/>
+          </w:tcPr>
+          <w:p>
+            <w:pPr>
+              <w:spacing w:before="60" w:after="60" w:line="240" w:lineRule="auto"/>
+              <w:jc w:val="center"/>
+            </w:pPr>
+            <w:r>
+              <w:rPr>
+                <w:rFonts w:ascii="Times New Roman" w:hAnsi="Times New Roman"/>
+                <w:b/>
+                <w:color w:val="000000"/>
+                <w:sz w:val="20"/>
+              </w:rPr>
+              <w:t>C.I.</w:t>
+            </w:r>
+          </w:p>
+        </w:tc>
+        <w:tc>
+          <w:tcPr>
+            <w:tcW w:type="dxa" w:w="4135"/>
+          </w:tcPr>
+          <w:p>
+            <w:pPr>
+              <w:spacing w:before="60" w:after="60" w:line="240" w:lineRule="auto"/>
+              <w:jc w:val="both"/>
+            </w:pPr>
+            <w:r>
+              <w:rPr>
+                <w:rFonts w:ascii="Times New Roman" w:hAnsi="Times New Roman"/>
+                <w:b w:val="0"/>
+                <w:color w:val="000000"/>
+                <w:sz w:val="20"/>
+              </w:rPr>
+              <w:t>32.281.199</w:t>
+            </w:r>
+          </w:p>
+        </w:tc>
+      </w:tr>
+    </w:tbl>
+    <w:p>
+      <w:pPr>
+        <w:spacing w:before="240" w:after="480"/>
+        <w:jc w:val="center"/>
+      </w:pPr>
+      <w:r>
+        <w:rPr>
+          <w:rFonts w:ascii="Times New Roman" w:hAnsi="Times New Roman"/>
+          <w:sz w:val="24"/>
+        </w:rPr>
+        <w:t>julio de 2026</w:t>
+      </w:r>
+    </w:p>
+    <w:p>
       <w:bookmarkStart w:id="bm_resumen" w:name="bm_resumen"/>
       <w:pPr>
-        <w:spacing w:before="1140" w:after="480"/>
+        <w:spacing w:before="480" w:after="480"/>
         <w:jc w:val="center"/>
       </w:pPr>
       <w:r>

--- a/juliano/reportes/Informe_Pasantia_IUTECP_BORRADOR1.docx
+++ b/juliano/reportes/Informe_Pasantia_IUTECP_BORRADOR1.docx
@@ -2052,106 +2052,38 @@
         <w:t>DISEÑO DE UN SISTEMA PARA EL CONTROL, TRAZABILIDAD Y REPORTE DE MOVIMIENTOS DOCUMENTALES EN LA PRESIDENCIA DE LA EMPRESA MIXTA PETROLERA VENANGOCUPET, S.A.</w:t>
       </w:r>
     </w:p>
-    <w:tbl>
-      <w:tblPr>
-        <w:tblStyle w:val="TableGrid"/>
-        <w:tblW w:type="auto" w:w="0"/>
-        <w:tblLook w:firstColumn="1" w:firstRow="1" w:lastColumn="0" w:lastRow="0" w:noHBand="0" w:noVBand="1" w:val="04A0"/>
-      </w:tblPr>
-      <w:tblGrid>
-        <w:gridCol w:w="4135"/>
-        <w:gridCol w:w="4135"/>
-      </w:tblGrid>
-      <w:tr>
-        <w:tc>
-          <w:tcPr>
-            <w:tcW w:type="dxa" w:w="4135"/>
-          </w:tcPr>
-          <w:p>
-            <w:pPr>
-              <w:spacing w:before="60" w:after="60" w:line="240" w:lineRule="auto"/>
-              <w:jc w:val="center"/>
-            </w:pPr>
-            <w:r>
-              <w:rPr>
-                <w:rFonts w:ascii="Times New Roman" w:hAnsi="Times New Roman"/>
-                <w:b/>
-                <w:color w:val="000000"/>
-                <w:sz w:val="20"/>
-              </w:rPr>
-              <w:t>Autor</w:t>
-            </w:r>
-          </w:p>
-        </w:tc>
-        <w:tc>
-          <w:tcPr>
-            <w:tcW w:type="dxa" w:w="4135"/>
-          </w:tcPr>
-          <w:p>
-            <w:pPr>
-              <w:spacing w:before="60" w:after="60" w:line="240" w:lineRule="auto"/>
-              <w:jc w:val="both"/>
-            </w:pPr>
-            <w:r>
-              <w:rPr>
-                <w:rFonts w:ascii="Times New Roman" w:hAnsi="Times New Roman"/>
-                <w:b w:val="0"/>
-                <w:color w:val="000000"/>
-                <w:sz w:val="20"/>
-              </w:rPr>
-              <w:t>Cardona, Juliano</w:t>
-            </w:r>
-          </w:p>
-        </w:tc>
-      </w:tr>
-      <w:tr>
-        <w:tc>
-          <w:tcPr>
-            <w:tcW w:type="dxa" w:w="4135"/>
-          </w:tcPr>
-          <w:p>
-            <w:pPr>
-              <w:spacing w:before="60" w:after="60" w:line="240" w:lineRule="auto"/>
-              <w:jc w:val="center"/>
-            </w:pPr>
-            <w:r>
-              <w:rPr>
-                <w:rFonts w:ascii="Times New Roman" w:hAnsi="Times New Roman"/>
-                <w:b/>
-                <w:color w:val="000000"/>
-                <w:sz w:val="20"/>
-              </w:rPr>
-              <w:t>C.I.</w:t>
-            </w:r>
-          </w:p>
-        </w:tc>
-        <w:tc>
-          <w:tcPr>
-            <w:tcW w:type="dxa" w:w="4135"/>
-          </w:tcPr>
-          <w:p>
-            <w:pPr>
-              <w:spacing w:before="60" w:after="60" w:line="240" w:lineRule="auto"/>
-              <w:jc w:val="both"/>
-            </w:pPr>
-            <w:r>
-              <w:rPr>
-                <w:rFonts w:ascii="Times New Roman" w:hAnsi="Times New Roman"/>
-                <w:b w:val="0"/>
-                <w:color w:val="000000"/>
-                <w:sz w:val="20"/>
-              </w:rPr>
-              <w:t>32.281.199</w:t>
-            </w:r>
-          </w:p>
-        </w:tc>
-      </w:tr>
-    </w:tbl>
     <w:p>
       <w:pPr>
-        <w:spacing w:before="240" w:after="480"/>
-        <w:jc w:val="center"/>
-      </w:pPr>
+        <w:spacing w:after="480"/>
+        <w:ind w:left="0"/>
+        <w:jc w:val="left"/>
+      </w:pPr>
+      <w:r>
+        <w:rPr>
+          <w:rFonts w:ascii="Times New Roman" w:hAnsi="Times New Roman"/>
+          <w:b/>
+          <w:sz w:val="24"/>
+        </w:rPr>
+        <w:t>Autor:</w:t>
+        <w:br/>
+      </w:r>
+      <w:r>
+        <w:rPr>
+          <w:rFonts w:ascii="Times New Roman" w:hAnsi="Times New Roman"/>
+          <w:sz w:val="24"/>
+        </w:rPr>
+        <w:t>Cardona, Juliano</w:t>
+        <w:br/>
+      </w:r>
+      <w:r>
+        <w:rPr>
+          <w:rFonts w:ascii="Times New Roman" w:hAnsi="Times New Roman"/>
+          <w:b/>
+          <w:sz w:val="24"/>
+        </w:rPr>
+        <w:t>C.I.: 32.281.199</w:t>
+        <w:br/>
+      </w:r>
       <w:r>
         <w:rPr>
           <w:rFonts w:ascii="Times New Roman" w:hAnsi="Times New Roman"/>

--- a/juliano/reportes/Informe_Pasantia_IUTECP_BORRADOR1.docx
+++ b/juliano/reportes/Informe_Pasantia_IUTECP_BORRADOR1.docx
@@ -2056,7 +2056,7 @@
       <w:pPr>
         <w:spacing w:after="480"/>
         <w:ind w:left="0"/>
-        <w:jc w:val="left"/>
+        <w:jc w:val="right"/>
       </w:pPr>
       <w:r>
         <w:rPr>

--- a/juliano/reportes/Informe_Pasantia_IUTECP_BORRADOR1.docx
+++ b/juliano/reportes/Informe_Pasantia_IUTECP_BORRADOR1.docx
@@ -2078,7 +2078,6 @@
       <w:r>
         <w:rPr>
           <w:rFonts w:ascii="Times New Roman" w:hAnsi="Times New Roman"/>
-          <w:b/>
           <w:sz w:val="24"/>
         </w:rPr>
         <w:t>C.I.: 32.281.199</w:t>

--- a/juliano/reportes/Informe_Pasantia_IUTECP_BORRADOR1.docx
+++ b/juliano/reportes/Informe_Pasantia_IUTECP_BORRADOR1.docx
@@ -460,6 +460,7 @@
     </w:p>
     <w:p/>
     <w:p>
+      <w:bookmarkStart w:id="bm_aprob_ind" w:name="bm_aprob_ind"/>
       <w:pPr>
         <w:spacing w:before="480" w:after="480"/>
         <w:jc w:val="center"/>
@@ -472,6 +473,7 @@
         </w:rPr>
         <w:t>APROBACIÓN DEL TUTOR INDUSTRIAL</w:t>
       </w:r>
+      <w:bookmarkEnd w:id="bm_aprob_ind"/>
     </w:p>
     <w:p>
       <w:pPr>
@@ -627,6 +629,7 @@
     </w:p>
     <w:p/>
     <w:p>
+      <w:bookmarkStart w:id="bm_aprob_acad" w:name="bm_aprob_acad"/>
       <w:pPr>
         <w:spacing w:before="480" w:after="480"/>
         <w:jc w:val="center"/>
@@ -639,6 +642,7 @@
         </w:rPr>
         <w:t>APROBACIÓN DEL TUTOR ACADÉMICO</w:t>
       </w:r>
+      <w:bookmarkEnd w:id="bm_aprob_acad"/>
     </w:p>
     <w:p>
       <w:pPr>
@@ -1611,70 +1615,6 @@
           <w:sz w:val="24"/>
         </w:rPr>
         <w:t>pp.</w:t>
-      </w:r>
-    </w:p>
-    <w:p>
-      <w:pPr>
-        <w:tabs>
-          <w:tab w:pos="1020" w:val="left"/>
-          <w:tab w:pos="8271" w:val="right" w:leader="dot"/>
-        </w:tabs>
-        <w:spacing w:line="360" w:lineRule="auto" w:before="0" w:after="80"/>
-        <w:ind w:left="1020" w:hanging="1020"/>
-      </w:pPr>
-      <w:r>
-        <w:rPr>
-          <w:rFonts w:ascii="Times New Roman" w:hAnsi="Times New Roman"/>
-          <w:sz w:val="24"/>
-        </w:rPr>
-        <w:t>1</w:t>
-        <w:tab/>
-        <w:t>Planificación integral de objetivos específicos</w:t>
-        <w:tab/>
-      </w:r>
-      <w:r>
-        <w:rPr>
-          <w:rFonts w:ascii="Times New Roman" w:hAnsi="Times New Roman"/>
-          <w:b w:val="0"/>
-          <w:sz w:val="24"/>
-        </w:rPr>
-        <w:fldChar w:fldCharType="begin"/>
-        <w:instrText xml:space="preserve"> PAGEREF bm_cuadro1 \h </w:instrText>
-        <w:fldChar w:fldCharType="separate"/>
-        <w:t>?</w:t>
-        <w:fldChar w:fldCharType="end"/>
-      </w:r>
-    </w:p>
-    <w:p>
-      <w:pPr>
-        <w:tabs>
-          <w:tab w:pos="1020" w:val="left"/>
-          <w:tab w:pos="8271" w:val="right" w:leader="dot"/>
-        </w:tabs>
-        <w:spacing w:line="360" w:lineRule="auto" w:before="0" w:after="80"/>
-        <w:ind w:left="1020" w:hanging="1020"/>
-      </w:pPr>
-      <w:r>
-        <w:rPr>
-          <w:rFonts w:ascii="Times New Roman" w:hAnsi="Times New Roman"/>
-          <w:sz w:val="24"/>
-        </w:rPr>
-        <w:t>2</w:t>
-        <w:tab/>
-        <w:t>Cronograma de actividades del proyecto factible (9 semanas)</w:t>
-        <w:tab/>
-      </w:r>
-      <w:r>
-        <w:rPr>
-          <w:rFonts w:ascii="Times New Roman" w:hAnsi="Times New Roman"/>
-          <w:b w:val="0"/>
-          <w:sz w:val="24"/>
-        </w:rPr>
-        <w:fldChar w:fldCharType="begin"/>
-        <w:instrText xml:space="preserve"> PAGEREF bm_cuadro2 \h </w:instrText>
-        <w:fldChar w:fldCharType="separate"/>
-        <w:t>?</w:t>
-        <w:fldChar w:fldCharType="end"/>
       </w:r>
     </w:p>
     <w:p>

--- a/juliano/reportes/Informe_Pasantia_IUTECP_BORRADOR1.docx
+++ b/juliano/reportes/Informe_Pasantia_IUTECP_BORRADOR1.docx
@@ -310,7 +310,7 @@
                 <w:b/>
                 <w:sz w:val="24"/>
               </w:rPr>
-              <w:t>Lic. Mendoza, Carlos</w:t>
+              <w:t>Ing. Mejías, José</w:t>
               <w:br/>
             </w:r>
             <w:r>
@@ -698,7 +698,7 @@
           <w:b/>
           <w:sz w:val="24"/>
         </w:rPr>
-        <w:t>Lic. Mendoza, Carlos</w:t>
+        <w:t>Ing. Mejías, José</w:t>
       </w:r>
     </w:p>
     <w:p>

--- a/juliano/reportes/Informe_Pasantia_IUTECP_BORRADOR1.docx
+++ b/juliano/reportes/Informe_Pasantia_IUTECP_BORRADOR1.docx
@@ -103,7 +103,7 @@
           <w:b/>
           <w:sz w:val="24"/>
         </w:rPr>
-        <w:t>DISEÑO DE UN SISTEMA PARA EL CONTROL, TRAZABILIDAD Y REPORTE DE MOVIMIENTOS DOCUMENTALES EN LA PRESIDENCIA DE LA EMPRESA MIXTA PETROLERA VENANGOCUPET, S.A.</w:t>
+        <w:t>DESARROLLO DE UN PROTOTIPO DE SISTEMA AUTOMATIZADO PARA EL CONTROL, TRAZABILIDAD Y REPORTE DOCUMENTAL EN LA PRESIDENCIA DE VENANGOCUPET, S.A.</w:t>
       </w:r>
     </w:p>
     <w:p>
@@ -148,13 +148,13 @@
           <w:rFonts w:ascii="Times New Roman" w:hAnsi="Times New Roman"/>
           <w:sz w:val="24"/>
         </w:rPr>
-        <w:t>El Tigre, julio de 2026</w:t>
+        <w:t>El Tigre, agosto de 2026</w:t>
       </w:r>
     </w:p>
     <w:p>
       <w:pPr>
         <w:sectPr>
-          <w:footerReference w:type="default" r:id="rId13"/>
+          <w:footerReference w:type="default" r:id="rId14"/>
           <w:pgSz w:w="12240" w:h="15840"/>
           <w:pgMar w:top="1701" w:right="1701" w:bottom="1701" w:left="2268" w:header="720" w:footer="720" w:gutter="0"/>
           <w:cols w:space="720"/>
@@ -223,7 +223,7 @@
           <w:b/>
           <w:sz w:val="24"/>
         </w:rPr>
-        <w:t>DISEÑO DE UN SISTEMA PARA EL CONTROL, TRAZABILIDAD Y REPORTE DE MOVIMIENTOS DOCUMENTALES EN LA PRESIDENCIA DE LA EMPRESA MIXTA PETROLERA VENANGOCUPET, S.A.</w:t>
+        <w:t>DESARROLLO DE UN PROTOTIPO DE SISTEMA AUTOMATIZADO PARA EL CONTROL, TRAZABILIDAD Y REPORTE DOCUMENTAL EN LA PRESIDENCIA DE VENANGOCUPET, S.A.</w:t>
       </w:r>
     </w:p>
     <w:p>
@@ -373,13 +373,13 @@
           <w:rFonts w:ascii="Times New Roman" w:hAnsi="Times New Roman"/>
           <w:sz w:val="24"/>
         </w:rPr>
-        <w:t>El Tigre, julio de 2026</w:t>
+        <w:t>El Tigre, agosto de 2026</w:t>
       </w:r>
     </w:p>
     <w:p>
       <w:pPr>
         <w:sectPr>
-          <w:footerReference w:type="default" r:id="rId14"/>
+          <w:footerReference w:type="default" r:id="rId15"/>
           <w:pgSz w:w="12240" w:h="15840"/>
           <w:pgMar w:top="1701" w:right="1701" w:bottom="1701" w:left="2268" w:header="720" w:footer="720" w:gutter="0"/>
           <w:cols w:space="720"/>
@@ -486,7 +486,7 @@
           <w:rFonts w:ascii="Times New Roman" w:hAnsi="Times New Roman"/>
           <w:sz w:val="24"/>
         </w:rPr>
-        <w:t>En mi carácter de tutor industrial del informe de pasantías presentado por: Cardona, Juliano, de Cédula de Identidad V-32.281.199; para optar al grado de Técnico Superior Universitario en la especialidad de: Informática, cuyo título es; “DISEÑO DE UN SISTEMA PARA EL CONTROL, TRAZABILIDAD Y REPORTE DE MOVIMIENTOS DOCUMENTALES EN LA PRESIDENCIA DE LA EMPRESA MIXTA PETROLERA VENANGOCUPET, S.A.”, manifiesto que cumple con los requisitos exigidos por el Instituto Universitario de Tecnología “Elías Calixto Pompa” (IUTECP); y que, por lo tanto, considero que reúne los méritos suficientes para ser evaluado por el jurado que se decida designar a tal fin.</w:t>
+        <w:t>En mi carácter de tutor industrial del informe de pasantías presentado por: Cardona, Juliano, de Cédula de Identidad V-32.281.199; para optar al grado de Técnico Superior Universitario en la especialidad de: Informática, cuyo título es; “DESARROLLO DE UN PROTOTIPO DE SISTEMA AUTOMATIZADO PARA EL CONTROL, TRAZABILIDAD Y REPORTE DOCUMENTAL EN LA PRESIDENCIA DE VENANGOCUPET, S.A.”, manifiesto que cumple con los requisitos exigidos por el Instituto Universitario de Tecnología “Elías Calixto Pompa” (IUTECP); y que, por lo tanto, considero que reúne los méritos suficientes para ser evaluado por el jurado que se decida designar a tal fin.</w:t>
       </w:r>
     </w:p>
     <w:p/>
@@ -548,7 +548,7 @@
     <w:p>
       <w:pPr>
         <w:sectPr>
-          <w:footerReference w:type="default" r:id="rId15"/>
+          <w:footerReference w:type="default" r:id="rId16"/>
           <w:pgSz w:w="12240" w:h="15840"/>
           <w:pgMar w:top="1701" w:right="1701" w:bottom="1701" w:left="2268" w:header="720" w:footer="720" w:gutter="0"/>
           <w:cols w:space="720"/>
@@ -655,7 +655,7 @@
           <w:rFonts w:ascii="Times New Roman" w:hAnsi="Times New Roman"/>
           <w:sz w:val="24"/>
         </w:rPr>
-        <w:t>En mi carácter de tutor académico del informe de pasantías presentado por: Cardona, Juliano, de Cédula de Identidad V-32.281.199; para optar al grado de Técnico Superior Universitario en la especialidad de: Informática, cuyo título es; “DISEÑO DE UN SISTEMA PARA EL CONTROL, TRAZABILIDAD Y REPORTE DE MOVIMIENTOS DOCUMENTALES EN LA PRESIDENCIA DE LA EMPRESA MIXTA PETROLERA VENANGOCUPET, S.A.”, manifiesto que cumple con los requisitos exigidos por el Instituto Universitario de Tecnología “Elías Calixto Pompa” (IUTECP); y que, por lo tanto, considero que reúne los méritos suficientes para ser evaluado por el jurado que se decida designar a tal fin.</w:t>
+        <w:t>En mi carácter de tutor académico del informe de pasantías presentado por: Cardona, Juliano, de Cédula de Identidad V-32.281.199; para optar al grado de Técnico Superior Universitario en la especialidad de: Informática, cuyo título es; “DESARROLLO DE UN PROTOTIPO DE SISTEMA AUTOMATIZADO PARA EL CONTROL, TRAZABILIDAD Y REPORTE DOCUMENTAL EN LA PRESIDENCIA DE VENANGOCUPET, S.A.”, manifiesto que cumple con los requisitos exigidos por el Instituto Universitario de Tecnología “Elías Calixto Pompa” (IUTECP); y que, por lo tanto, considero que reúne los méritos suficientes para ser evaluado por el jurado que se decida designar a tal fin.</w:t>
       </w:r>
     </w:p>
     <w:p/>
@@ -717,7 +717,7 @@
     <w:p>
       <w:pPr>
         <w:sectPr>
-          <w:footerReference w:type="default" r:id="rId16"/>
+          <w:footerReference w:type="default" r:id="rId17"/>
           <w:pgSz w:w="12240" w:h="15840"/>
           <w:pgMar w:top="1701" w:right="1701" w:bottom="1701" w:left="2268" w:header="720" w:footer="720" w:gutter="0"/>
           <w:cols w:space="720"/>
@@ -745,7 +745,7 @@
     <w:p>
       <w:pPr>
         <w:sectPr>
-          <w:footerReference w:type="default" r:id="rId17"/>
+          <w:footerReference w:type="default" r:id="rId18"/>
           <w:pgSz w:w="12240" w:h="15840"/>
           <w:pgMar w:top="1701" w:right="1701" w:bottom="1701" w:left="2268" w:header="720" w:footer="720" w:gutter="0"/>
           <w:cols w:space="720"/>
@@ -772,7 +772,7 @@
     <w:p>
       <w:pPr>
         <w:sectPr>
-          <w:footerReference w:type="default" r:id="rId18"/>
+          <w:footerReference w:type="default" r:id="rId19"/>
           <w:type w:val="continuous"/>
           <w:pgSz w:w="12240" w:h="15840"/>
           <w:pgMar w:top="1701" w:right="1701" w:bottom="1701" w:left="2268" w:header="720" w:footer="720" w:gutter="0"/>
@@ -801,7 +801,7 @@
     <w:p>
       <w:pPr>
         <w:sectPr>
-          <w:footerReference w:type="default" r:id="rId19"/>
+          <w:footerReference w:type="default" r:id="rId20"/>
           <w:pgSz w:w="12240" w:h="15840"/>
           <w:pgMar w:top="1701" w:right="1701" w:bottom="1701" w:left="2268" w:header="720" w:footer="720" w:gutter="0"/>
           <w:cols w:space="720"/>
@@ -828,7 +828,7 @@
     <w:p>
       <w:pPr>
         <w:sectPr>
-          <w:footerReference w:type="default" r:id="rId20"/>
+          <w:footerReference w:type="default" r:id="rId21"/>
           <w:type w:val="continuous"/>
           <w:pgSz w:w="12240" w:h="15840"/>
           <w:pgMar w:top="1701" w:right="1701" w:bottom="1701" w:left="2268" w:header="720" w:footer="720" w:gutter="0"/>
@@ -855,7 +855,7 @@
     <w:p>
       <w:pPr>
         <w:sectPr>
-          <w:footerReference w:type="default" r:id="rId21"/>
+          <w:footerReference w:type="default" r:id="rId22"/>
           <w:pgSz w:w="12240" w:h="15840"/>
           <w:pgMar w:top="1701" w:right="1701" w:bottom="1701" w:left="2268" w:header="720" w:footer="720" w:gutter="0"/>
           <w:cols w:space="720"/>
@@ -1552,7 +1552,7 @@
     <w:p>
       <w:pPr>
         <w:sectPr>
-          <w:footerReference w:type="default" r:id="rId22"/>
+          <w:footerReference w:type="default" r:id="rId23"/>
           <w:type w:val="continuous"/>
           <w:pgSz w:w="12240" w:h="15840"/>
           <w:pgMar w:top="1701" w:right="1701" w:bottom="1701" w:left="2268" w:header="720" w:footer="720" w:gutter="0"/>
@@ -1581,7 +1581,7 @@
     <w:p>
       <w:pPr>
         <w:sectPr>
-          <w:footerReference w:type="default" r:id="rId23"/>
+          <w:footerReference w:type="default" r:id="rId24"/>
           <w:pgSz w:w="12240" w:h="15840"/>
           <w:pgMar w:top="1701" w:right="1701" w:bottom="1701" w:left="2268" w:header="720" w:footer="720" w:gutter="0"/>
           <w:cols w:space="720"/>
@@ -1620,7 +1620,7 @@
     <w:p>
       <w:pPr>
         <w:sectPr>
-          <w:footerReference w:type="default" r:id="rId24"/>
+          <w:footerReference w:type="default" r:id="rId25"/>
           <w:type w:val="continuous"/>
           <w:pgSz w:w="12240" w:h="15840"/>
           <w:pgMar w:top="1701" w:right="1701" w:bottom="1701" w:left="2268" w:header="720" w:footer="720" w:gutter="0"/>
@@ -1649,7 +1649,7 @@
     <w:p>
       <w:pPr>
         <w:sectPr>
-          <w:footerReference w:type="default" r:id="rId25"/>
+          <w:footerReference w:type="default" r:id="rId26"/>
           <w:pgSz w:w="12240" w:h="15840"/>
           <w:pgMar w:top="1701" w:right="1701" w:bottom="1701" w:left="2268" w:header="720" w:footer="720" w:gutter="0"/>
           <w:cols w:space="720"/>
@@ -1661,7 +1661,7 @@
     <w:p>
       <w:pPr>
         <w:sectPr>
-          <w:footerReference w:type="default" r:id="rId26"/>
+          <w:footerReference w:type="default" r:id="rId27"/>
           <w:type w:val="continuous"/>
           <w:pgSz w:w="12240" w:h="15840"/>
           <w:pgMar w:top="1701" w:right="1701" w:bottom="1701" w:left="2268" w:header="720" w:footer="720" w:gutter="0"/>
@@ -1690,7 +1690,7 @@
     <w:p>
       <w:pPr>
         <w:sectPr>
-          <w:footerReference w:type="default" r:id="rId27"/>
+          <w:footerReference w:type="default" r:id="rId28"/>
           <w:pgSz w:w="12240" w:h="15840"/>
           <w:pgMar w:top="1701" w:right="1701" w:bottom="1701" w:left="2268" w:header="720" w:footer="720" w:gutter="0"/>
           <w:cols w:space="720"/>
@@ -1742,7 +1742,7 @@
         </w:rPr>
         <w:t>1</w:t>
         <w:tab/>
-        <w:t>Organigrama estructural y niveles jerárquicos de Venangocupet, S.A.</w:t>
+        <w:t>Referencia cartográfica de la ubicación de las oficinas administrativas de Venangocupet, S.A.</w:t>
         <w:tab/>
       </w:r>
       <w:r>
@@ -1774,7 +1774,7 @@
         </w:rPr>
         <w:t>2</w:t>
         <w:tab/>
-        <w:t>Organigrama del Departamento de Presidencia.</w:t>
+        <w:t>Organigrama estructural y niveles jerárquicos de Venangocupet, S.A.</w:t>
         <w:tab/>
       </w:r>
       <w:r>
@@ -1792,8 +1792,40 @@
     </w:p>
     <w:p>
       <w:pPr>
+        <w:tabs>
+          <w:tab w:pos="1020" w:val="left"/>
+          <w:tab w:pos="8271" w:val="right" w:leader="dot"/>
+        </w:tabs>
+        <w:spacing w:line="360" w:lineRule="auto" w:before="0" w:after="80"/>
+        <w:ind w:left="1020" w:hanging="1020"/>
+      </w:pPr>
+      <w:r>
+        <w:rPr>
+          <w:rFonts w:ascii="Times New Roman" w:hAnsi="Times New Roman"/>
+          <w:sz w:val="24"/>
+        </w:rPr>
+        <w:t>3</w:t>
+        <w:tab/>
+        <w:t>Organigrama del Departamento de Presidencia</w:t>
+        <w:tab/>
+      </w:r>
+      <w:r>
+        <w:rPr>
+          <w:rFonts w:ascii="Times New Roman" w:hAnsi="Times New Roman"/>
+          <w:b w:val="0"/>
+          <w:sz w:val="24"/>
+        </w:rPr>
+        <w:fldChar w:fldCharType="begin"/>
+        <w:instrText xml:space="preserve"> PAGEREF bm_grafico3 \h </w:instrText>
+        <w:fldChar w:fldCharType="separate"/>
+        <w:t>?</w:t>
+        <w:fldChar w:fldCharType="end"/>
+      </w:r>
+    </w:p>
+    <w:p>
+      <w:pPr>
         <w:sectPr>
-          <w:footerReference w:type="default" r:id="rId28"/>
+          <w:footerReference w:type="default" r:id="rId29"/>
           <w:type w:val="continuous"/>
           <w:pgSz w:w="12240" w:h="15840"/>
           <w:pgMar w:top="1701" w:right="1701" w:bottom="1701" w:left="2268" w:header="720" w:footer="720" w:gutter="0"/>
@@ -1822,7 +1854,7 @@
     <w:p>
       <w:pPr>
         <w:sectPr>
-          <w:footerReference w:type="default" r:id="rId29"/>
+          <w:footerReference w:type="default" r:id="rId30"/>
           <w:pgSz w:w="12240" w:h="15840"/>
           <w:pgMar w:top="1701" w:right="1701" w:bottom="1701" w:left="2268" w:header="720" w:footer="720" w:gutter="0"/>
           <w:cols w:space="720"/>
@@ -1893,7 +1925,7 @@
     <w:p>
       <w:pPr>
         <w:sectPr>
-          <w:footerReference w:type="default" r:id="rId30"/>
+          <w:footerReference w:type="default" r:id="rId31"/>
           <w:type w:val="continuous"/>
           <w:pgSz w:w="12240" w:h="15840"/>
           <w:pgMar w:top="1701" w:right="1701" w:bottom="1701" w:left="2268" w:header="720" w:footer="720" w:gutter="0"/>
@@ -1989,7 +2021,7 @@
           <w:b/>
           <w:sz w:val="24"/>
         </w:rPr>
-        <w:t>DISEÑO DE UN SISTEMA PARA EL CONTROL, TRAZABILIDAD Y REPORTE DE MOVIMIENTOS DOCUMENTALES EN LA PRESIDENCIA DE LA EMPRESA MIXTA PETROLERA VENANGOCUPET, S.A.</w:t>
+        <w:t>DESARROLLO DE UN PROTOTIPO DE SISTEMA AUTOMATIZADO PARA EL CONTROL, TRAZABILIDAD Y REPORTE DOCUMENTAL EN LA PRESIDENCIA DE VENANGOCUPET, S.A.</w:t>
       </w:r>
     </w:p>
     <w:p>
@@ -2028,7 +2060,7 @@
           <w:rFonts w:ascii="Times New Roman" w:hAnsi="Times New Roman"/>
           <w:sz w:val="24"/>
         </w:rPr>
-        <w:t>julio de 2026</w:t>
+        <w:t>agosto de 2026</w:t>
       </w:r>
     </w:p>
     <w:p>
@@ -2050,7 +2082,7 @@
     <w:p>
       <w:pPr>
         <w:sectPr>
-          <w:footerReference w:type="default" r:id="rId31"/>
+          <w:footerReference w:type="default" r:id="rId32"/>
           <w:pgSz w:w="12240" w:h="15840"/>
           <w:pgMar w:top="1701" w:right="1701" w:bottom="1701" w:left="2268" w:header="720" w:footer="720" w:gutter="0"/>
           <w:cols w:space="720"/>
@@ -2071,7 +2103,7 @@
           <w:i w:val="0"/>
           <w:sz w:val="24"/>
         </w:rPr>
-        <w:t>El presente informe describe el diseño de un sistema automatizado para el control, trazabilidad y reporte de movimientos documentales en la Presidencia de la Empresa Mixta Petrolera Venangocupet, S.A. La investigación se enmarca en la modalidad de proyecto factible apoyado en un diagnóstico de campo. Durante el estudio se identificaron demoras operativas derivadas de la transcripción manual en hojas de cálculo y deficiencias en la generación de reportes inmediatos ante altos volúmenes de concurrencia. La solución tecnológica abarca el modelado lógico de datos en SQLite y la construcción de una aplicación de escritorio mediante código HTML empaquetado con el framework Wails, optimizando el registro, búsqueda y auditoría del flujo documental para fortalecer la toma de decisiones gerenciales.</w:t>
+        <w:t>El presente informe expone las actividades realizadas durante nueve (9) semanas de pasantías profesionales en el Departamento de Presidencia de la Empresa Mixta Petrolera Venangocupet, S.A. La práctica permitió reconocer el flujo real de recepción, revisión, registro, firma y despacho de expedientes, cuyo control se efectúa mediante hojas de cálculo y requiere transcripción repetitiva de datos. Esta dinámica puede generar duplicidad u omisión de registros y dificulta la obtención inmediata de resúmenes sobre documentos ingresados, firmados, pendientes o despachados. En respuesta a esta situación se planteó como objetivo general desarrollar un sistema automatizado para el control, trazabilidad y reporte documental del área. Las actividades comprendieron el diagnóstico del proceso, levantamiento de requerimientos, modelado de una base de datos relacional, diseño de la interfaz, implementación con SQLite, integración de una aplicación de escritorio y pruebas funcionales de los módulos de registro, consulta, historial y reportes. Como resultado se obtuvo un prototipo funcional orientado a reducir tareas repetitivas y mantener un historial verificable del recorrido de los expedientes. Se concluye que la solución desarrollada responde a los requerimientos esenciales identificados en Presidencia. Se recomienda realizar una incorporación progresiva de los registros y establecer respaldos periódicos de la base de datos antes de su utilización continua.</w:t>
       </w:r>
     </w:p>
     <w:p/>
@@ -2086,13 +2118,13 @@
         <w:t xml:space="preserve">Palabras claves: </w:t>
       </w:r>
       <w:r>
-        <w:t>sistema, trazabilidad, automatización, Wails, proyecto factible, pasantías.</w:t>
+        <w:t>sistema automatizado, trazabilidad documental, SQLite, Wails, pasantías</w:t>
       </w:r>
     </w:p>
     <w:p>
       <w:pPr>
         <w:sectPr>
-          <w:footerReference w:type="default" r:id="rId32"/>
+          <w:footerReference w:type="default" r:id="rId33"/>
           <w:type w:val="continuous"/>
           <w:pgSz w:w="12240" w:h="15840"/>
           <w:pgMar w:top="1701" w:right="1701" w:bottom="1701" w:left="2268" w:header="720" w:footer="720" w:gutter="0"/>
@@ -2121,7 +2153,7 @@
     <w:p>
       <w:pPr>
         <w:sectPr>
-          <w:footerReference w:type="default" r:id="rId33"/>
+          <w:footerReference w:type="default" r:id="rId34"/>
           <w:pgSz w:w="12240" w:h="15840"/>
           <w:pgMar w:top="1701" w:right="1701" w:bottom="1701" w:left="2268" w:header="720" w:footer="720" w:gutter="0"/>
           <w:cols w:space="720"/>
@@ -2142,13 +2174,58 @@
           <w:i w:val="0"/>
           <w:sz w:val="24"/>
         </w:rPr>
-        <w:t>La presente pasantía, desarrollada como requisito para optar al título de Técnico Superior Universitario en Informática, tiene como propósito proponer un sistema automatizado para el control de movimientos documentales en la Presidencia de Venangocupet, S.A. Este desarrollo busca sustituir el registro manual por una herramienta tecnológica de escritorio ágil y moderna, que garantice la trazabilidad de los expedientes, optimizando los tiempos de respuesta y dotando al departamento de un control exacto sobre la entrada y salida de oficios en alta dirección.</w:t>
+        <w:t>La gestión documental constituye una actividad esencial en las organizaciones porque permite mantener control sobre la recepción, revisión, circulación y despacho de información necesaria para el funcionamiento administrativo. En áreas de alta dirección, la posibilidad de conocer con rapidez el estado y recorrido de los expedientes contribuye a responder oportunamente a los requerimientos de las distintas unidades de la empresa.</w:t>
       </w:r>
     </w:p>
     <w:p>
       <w:pPr>
+        <w:spacing w:line="360" w:lineRule="auto" w:after="0" w:before="0"/>
+        <w:ind w:firstLine="709"/>
+        <w:jc w:val="both"/>
+      </w:pPr>
+      <w:r>
+        <w:rPr>
+          <w:rFonts w:ascii="Times New Roman" w:hAnsi="Times New Roman"/>
+          <w:i w:val="0"/>
+          <w:sz w:val="24"/>
+        </w:rPr>
+        <w:t>En el Departamento de Presidencia de la Empresa Mixta Petrolera Venangocupet, S.A., el control de los movimientos documentales se apoya en hojas de cálculo. Durante las pasantías se observó que, cuando coinciden varios expedientes, la transcripción manual y repetitiva de datos puede generar duplicidades, omisiones y demoras para elaborar resúmenes solicitados por la directiva. Esta situación hizo pertinente desarrollar una herramienta de escritorio que organizara la información sin alterar el flujo real del departamento.</w:t>
+      </w:r>
+    </w:p>
+    <w:p>
+      <w:pPr>
+        <w:spacing w:line="360" w:lineRule="auto" w:after="0" w:before="0"/>
+        <w:ind w:firstLine="709"/>
+        <w:jc w:val="both"/>
+      </w:pPr>
+      <w:r>
+        <w:rPr>
+          <w:rFonts w:ascii="Times New Roman" w:hAnsi="Times New Roman"/>
+          <w:i w:val="0"/>
+          <w:sz w:val="24"/>
+        </w:rPr>
+        <w:t>El propósito de la pasantía fue desarrollar un sistema automatizado para el control, trazabilidad y reporte documental. Para sustentar el trabajo se consideraron fundamentos relacionados con sistemas de información, gestión documental, bases de datos relacionales, trazabilidad y automatización de procesos administrativos. El alcance comprendió el diagnóstico del flujo existente, la definición de requerimientos, el diseño lógico, la implementación de un prototipo y su validación funcional.</w:t>
+      </w:r>
+    </w:p>
+    <w:p>
+      <w:pPr>
+        <w:spacing w:line="360" w:lineRule="auto" w:after="0" w:before="0"/>
+        <w:ind w:firstLine="709"/>
+        <w:jc w:val="both"/>
+      </w:pPr>
+      <w:r>
+        <w:rPr>
+          <w:rFonts w:ascii="Times New Roman" w:hAnsi="Times New Roman"/>
+          <w:i w:val="0"/>
+          <w:sz w:val="24"/>
+        </w:rPr>
+        <w:t>El informe se estructura en cinco capítulos. El Capítulo I presenta la realidad organizacional de Venangocupet, S.A.; el Capítulo II desarrolla el diagnóstico situacional, los objetivos, la planificación integral y el cronograma; el Capítulo III expone los fundamentos teóricos; el Capítulo IV describe las actividades operativas y técnicas ejecutadas durante las nueve semanas de pasantía; y el Capítulo V reúne las conclusiones y recomendaciones derivadas del trabajo realizado.</w:t>
+      </w:r>
+    </w:p>
+    <w:p>
+      <w:pPr>
         <w:sectPr>
-          <w:footerReference w:type="default" r:id="rId34"/>
+          <w:footerReference w:type="default" r:id="rId35"/>
           <w:type w:val="continuous"/>
           <w:pgSz w:w="12240" w:h="15840"/>
           <w:pgMar w:top="1701" w:right="1701" w:bottom="1701" w:left="2268" w:header="720" w:footer="720" w:gutter="0"/>
@@ -2191,7 +2268,7 @@
     <w:p>
       <w:pPr>
         <w:sectPr>
-          <w:footerReference w:type="default" r:id="rId35"/>
+          <w:footerReference w:type="default" r:id="rId36"/>
           <w:pgSz w:w="12240" w:h="15840"/>
           <w:pgMar w:top="1701" w:right="1701" w:bottom="1701" w:left="2268" w:header="720" w:footer="720" w:gutter="0"/>
           <w:cols w:space="720"/>
@@ -2243,6 +2320,46 @@
           <w:sz w:val="24"/>
         </w:rPr>
         <w:t>Empresa Mixta Petrolera Venangocupet, S.A.</w:t>
+      </w:r>
+    </w:p>
+    <w:p>
+      <w:pPr>
+        <w:spacing w:before="240" w:after="240"/>
+        <w:jc w:val="center"/>
+      </w:pPr>
+      <w:r>
+        <w:drawing>
+          <wp:inline xmlns:a="http://schemas.openxmlformats.org/drawingml/2006/main" xmlns:pic="http://schemas.openxmlformats.org/drawingml/2006/picture">
+            <wp:extent cx="1440000" cy="1440000"/>
+            <wp:docPr id="2" name="Picture 2"/>
+            <wp:cNvGraphicFramePr>
+              <a:graphicFrameLocks noChangeAspect="1"/>
+            </wp:cNvGraphicFramePr>
+            <a:graphic>
+              <a:graphicData uri="http://schemas.openxmlformats.org/drawingml/2006/picture">
+                <pic:pic>
+                  <pic:nvPicPr>
+                    <pic:cNvPr id="0" name="logo.png"/>
+                    <pic:cNvPicPr/>
+                  </pic:nvPicPr>
+                  <pic:blipFill>
+                    <a:blip r:embed="rId10"/>
+                    <a:stretch>
+                      <a:fillRect/>
+                    </a:stretch>
+                  </pic:blipFill>
+                  <pic:spPr>
+                    <a:xfrm>
+                      <a:off x="0" y="0"/>
+                      <a:ext cx="1440000" cy="1440000"/>
+                    </a:xfrm>
+                    <a:prstGeom prst="rect"/>
+                  </pic:spPr>
+                </pic:pic>
+              </a:graphicData>
+            </a:graphic>
+          </wp:inline>
+        </w:drawing>
       </w:r>
     </w:p>
     <w:p>
@@ -2629,7 +2746,92 @@
           <w:i w:val="0"/>
           <w:sz w:val="24"/>
         </w:rPr>
-        <w:t>La Empresa Mixta Petrolera Venangocupet, S.A. se encuentra ubicada en el sur del estado Anzoátegui, operando geográficamente en los bloques asignados dentro de la División Ayacucho, Faja Petrolífera del Orinoco.</w:t>
+        <w:t>La Empresa Mixta Petrolera Venangocupet, S.A. se ubica en la Avenida Jesús Subero (vía El Tigre - San José de Guanipa), con prolongación de la Calle 19 Sur, sector San Remo, Centro Comercial San Remo Mall, El Tigre, municipio Simón Rodríguez, estado Anzoátegui. Las oficinas administrativas se encuentran específicamente en la planta baja del centro comercial, identificadas como Local 89-PB. Para la representación cartográfica se utiliza como referencia el Centro Comercial San Remo Mall, debido a que la empresa no aparece rotulada de forma independiente en la plataforma cartográfica consultada.</w:t>
+      </w:r>
+    </w:p>
+    <w:p>
+      <w:pPr>
+        <w:spacing w:before="480"/>
+        <w:jc w:val="center"/>
+      </w:pPr>
+      <w:r>
+        <w:drawing>
+          <wp:inline xmlns:a="http://schemas.openxmlformats.org/drawingml/2006/main" xmlns:pic="http://schemas.openxmlformats.org/drawingml/2006/picture">
+            <wp:extent cx="3960000" cy="2482717"/>
+            <wp:docPr id="3" name="Picture 3"/>
+            <wp:cNvGraphicFramePr>
+              <a:graphicFrameLocks noChangeAspect="1"/>
+            </wp:cNvGraphicFramePr>
+            <a:graphic>
+              <a:graphicData uri="http://schemas.openxmlformats.org/drawingml/2006/picture">
+                <pic:pic>
+                  <pic:nvPicPr>
+                    <pic:cNvPr id="0" name="mapa.png"/>
+                    <pic:cNvPicPr/>
+                  </pic:nvPicPr>
+                  <pic:blipFill>
+                    <a:blip r:embed="rId11"/>
+                    <a:stretch>
+                      <a:fillRect/>
+                    </a:stretch>
+                  </pic:blipFill>
+                  <pic:spPr>
+                    <a:xfrm>
+                      <a:off x="0" y="0"/>
+                      <a:ext cx="3960000" cy="2482717"/>
+                    </a:xfrm>
+                    <a:prstGeom prst="rect"/>
+                  </pic:spPr>
+                </pic:pic>
+              </a:graphicData>
+            </a:graphic>
+          </wp:inline>
+        </w:drawing>
+      </w:r>
+    </w:p>
+    <w:p>
+      <w:bookmarkStart w:id="bm_grafico1" w:name="bm_grafico1"/>
+      <w:pPr>
+        <w:spacing w:before="120" w:after="480"/>
+        <w:jc w:val="center"/>
+      </w:pPr>
+      <w:r>
+        <w:rPr>
+          <w:rFonts w:ascii="Times New Roman" w:hAnsi="Times New Roman"/>
+          <w:i/>
+          <w:sz w:val="24"/>
+        </w:rPr>
+        <w:t xml:space="preserve">Gráfico 1. </w:t>
+      </w:r>
+      <w:r>
+        <w:rPr>
+          <w:rFonts w:ascii="Times New Roman" w:hAnsi="Times New Roman"/>
+          <w:b/>
+          <w:sz w:val="24"/>
+        </w:rPr>
+        <w:t>Referencia cartográfica de la ubicación de las oficinas administrativas de Venangocupet, S.A.</w:t>
+      </w:r>
+      <w:bookmarkEnd w:id="bm_grafico1"/>
+    </w:p>
+    <w:p>
+      <w:pPr>
+        <w:spacing w:before="0" w:after="240"/>
+        <w:jc w:val="center"/>
+      </w:pPr>
+      <w:r>
+        <w:rPr>
+          <w:rFonts w:ascii="Times New Roman" w:hAnsi="Times New Roman"/>
+          <w:i/>
+          <w:sz w:val="24"/>
+        </w:rPr>
+        <w:t xml:space="preserve">Fuente: </w:t>
+      </w:r>
+      <w:r>
+        <w:rPr>
+          <w:rFonts w:ascii="Times New Roman" w:hAnsi="Times New Roman"/>
+          <w:sz w:val="24"/>
+        </w:rPr>
+        <w:t>Captura cartográfica de Google Maps (2026). La empresa no aparece rotulada de forma independiente; se emplea como referencia el Centro Comercial San Remo Mall.</w:t>
       </w:r>
     </w:p>
     <w:p>
@@ -2650,6 +2852,417 @@
     </w:p>
     <w:p>
       <w:pPr>
+        <w:spacing w:after="120"/>
+      </w:pPr>
+    </w:p>
+    <w:tbl>
+      <w:tblPr>
+        <w:tblStyle w:val="TableGrid"/>
+        <w:tblW w:type="auto" w:w="0"/>
+        <w:jc w:val="center"/>
+        <w:tblLook w:firstColumn="1" w:firstRow="1" w:lastColumn="0" w:lastRow="0" w:noHBand="0" w:noVBand="1" w:val="04A0"/>
+        <w:tblLayout w:type="fixed"/>
+      </w:tblPr>
+      <w:tblGrid>
+        <w:gridCol w:w="1984"/>
+        <w:gridCol w:w="2886"/>
+        <w:gridCol w:w="1134"/>
+        <w:gridCol w:w="1134"/>
+        <w:gridCol w:w="1134"/>
+      </w:tblGrid>
+      <w:tr>
+        <w:tc>
+          <w:tcPr>
+            <w:tcW w:w="1984" w:type="dxa"/>
+            <w:shd w:fill="D9E2F3"/>
+          </w:tcPr>
+          <w:p>
+            <w:pPr>
+              <w:jc w:val="center"/>
+            </w:pPr>
+            <w:r/>
+            <w:r>
+              <w:rPr>
+                <w:rFonts w:ascii="Times New Roman" w:hAnsi="Times New Roman"/>
+                <w:b/>
+                <w:sz w:val="16"/>
+              </w:rPr>
+              <w:t>Departamento / Área</w:t>
+            </w:r>
+          </w:p>
+        </w:tc>
+        <w:tc>
+          <w:tcPr>
+            <w:tcW w:w="2886" w:type="dxa"/>
+            <w:shd w:fill="D9E2F3"/>
+          </w:tcPr>
+          <w:p>
+            <w:pPr>
+              <w:jc w:val="center"/>
+            </w:pPr>
+            <w:r/>
+            <w:r>
+              <w:rPr>
+                <w:rFonts w:ascii="Times New Roman" w:hAnsi="Times New Roman"/>
+                <w:b/>
+                <w:sz w:val="16"/>
+              </w:rPr>
+              <w:t>Cargo</w:t>
+            </w:r>
+          </w:p>
+        </w:tc>
+        <w:tc>
+          <w:tcPr>
+            <w:tcW w:w="1134" w:type="dxa"/>
+            <w:shd w:fill="D9E2F3"/>
+          </w:tcPr>
+          <w:p>
+            <w:pPr>
+              <w:jc w:val="center"/>
+            </w:pPr>
+            <w:r/>
+            <w:r>
+              <w:rPr>
+                <w:rFonts w:ascii="Times New Roman" w:hAnsi="Times New Roman"/>
+                <w:b/>
+                <w:sz w:val="16"/>
+              </w:rPr>
+              <w:t>Femenino</w:t>
+            </w:r>
+          </w:p>
+        </w:tc>
+        <w:tc>
+          <w:tcPr>
+            <w:tcW w:w="1134" w:type="dxa"/>
+            <w:shd w:fill="D9E2F3"/>
+          </w:tcPr>
+          <w:p>
+            <w:pPr>
+              <w:jc w:val="center"/>
+            </w:pPr>
+            <w:r/>
+            <w:r>
+              <w:rPr>
+                <w:rFonts w:ascii="Times New Roman" w:hAnsi="Times New Roman"/>
+                <w:b/>
+                <w:sz w:val="16"/>
+              </w:rPr>
+              <w:t>Masculino</w:t>
+            </w:r>
+          </w:p>
+        </w:tc>
+        <w:tc>
+          <w:tcPr>
+            <w:tcW w:w="1134" w:type="dxa"/>
+            <w:shd w:fill="D9E2F3"/>
+          </w:tcPr>
+          <w:p>
+            <w:pPr>
+              <w:jc w:val="center"/>
+            </w:pPr>
+            <w:r/>
+            <w:r>
+              <w:rPr>
+                <w:rFonts w:ascii="Times New Roman" w:hAnsi="Times New Roman"/>
+                <w:b/>
+                <w:sz w:val="16"/>
+              </w:rPr>
+              <w:t>Total</w:t>
+            </w:r>
+          </w:p>
+        </w:tc>
+      </w:tr>
+      <w:tr>
+        <w:tc>
+          <w:tcPr>
+            <w:tcW w:type="dxa" w:w="1984"/>
+          </w:tcPr>
+          <w:p>
+            <w:pPr>
+              <w:jc w:val="left"/>
+            </w:pPr>
+            <w:r/>
+            <w:r>
+              <w:rPr>
+                <w:rFonts w:ascii="Times New Roman" w:hAnsi="Times New Roman"/>
+                <w:sz w:val="16"/>
+              </w:rPr>
+              <w:t>Departamento de Presidencia</w:t>
+            </w:r>
+          </w:p>
+        </w:tc>
+        <w:tc>
+          <w:tcPr>
+            <w:tcW w:type="dxa" w:w="2886"/>
+          </w:tcPr>
+          <w:p>
+            <w:pPr>
+              <w:jc w:val="left"/>
+            </w:pPr>
+            <w:r/>
+            <w:r>
+              <w:rPr>
+                <w:rFonts w:ascii="Times New Roman" w:hAnsi="Times New Roman"/>
+                <w:sz w:val="16"/>
+              </w:rPr>
+              <w:t>Presidente</w:t>
+            </w:r>
+          </w:p>
+        </w:tc>
+        <w:tc>
+          <w:tcPr>
+            <w:tcW w:type="dxa" w:w="1134"/>
+          </w:tcPr>
+          <w:p>
+            <w:pPr>
+              <w:jc w:val="center"/>
+            </w:pPr>
+            <w:r/>
+            <w:r>
+              <w:rPr>
+                <w:rFonts w:ascii="Times New Roman" w:hAnsi="Times New Roman"/>
+                <w:sz w:val="16"/>
+              </w:rPr>
+              <w:t>0</w:t>
+            </w:r>
+          </w:p>
+        </w:tc>
+        <w:tc>
+          <w:tcPr>
+            <w:tcW w:type="dxa" w:w="1134"/>
+          </w:tcPr>
+          <w:p>
+            <w:pPr>
+              <w:jc w:val="center"/>
+            </w:pPr>
+            <w:r/>
+            <w:r>
+              <w:rPr>
+                <w:rFonts w:ascii="Times New Roman" w:hAnsi="Times New Roman"/>
+                <w:sz w:val="16"/>
+              </w:rPr>
+              <w:t>1</w:t>
+            </w:r>
+          </w:p>
+        </w:tc>
+        <w:tc>
+          <w:tcPr>
+            <w:tcW w:type="dxa" w:w="1134"/>
+          </w:tcPr>
+          <w:p>
+            <w:pPr>
+              <w:jc w:val="center"/>
+            </w:pPr>
+            <w:r/>
+            <w:r>
+              <w:rPr>
+                <w:rFonts w:ascii="Times New Roman" w:hAnsi="Times New Roman"/>
+                <w:sz w:val="16"/>
+              </w:rPr>
+              <w:t>1</w:t>
+            </w:r>
+          </w:p>
+        </w:tc>
+      </w:tr>
+      <w:tr>
+        <w:tc>
+          <w:tcPr>
+            <w:tcW w:type="dxa" w:w="1984"/>
+          </w:tcPr>
+          <w:p>
+            <w:pPr>
+              <w:jc w:val="left"/>
+            </w:pPr>
+            <w:r/>
+            <w:r>
+              <w:rPr>
+                <w:rFonts w:ascii="Times New Roman" w:hAnsi="Times New Roman"/>
+                <w:sz w:val="16"/>
+              </w:rPr>
+              <w:t>Departamento de Presidencia</w:t>
+            </w:r>
+          </w:p>
+        </w:tc>
+        <w:tc>
+          <w:tcPr>
+            <w:tcW w:type="dxa" w:w="2886"/>
+          </w:tcPr>
+          <w:p>
+            <w:pPr>
+              <w:jc w:val="left"/>
+            </w:pPr>
+            <w:r/>
+            <w:r>
+              <w:rPr>
+                <w:rFonts w:ascii="Times New Roman" w:hAnsi="Times New Roman"/>
+                <w:sz w:val="16"/>
+              </w:rPr>
+              <w:t>Secretaría</w:t>
+            </w:r>
+          </w:p>
+        </w:tc>
+        <w:tc>
+          <w:tcPr>
+            <w:tcW w:type="dxa" w:w="1134"/>
+          </w:tcPr>
+          <w:p>
+            <w:pPr>
+              <w:jc w:val="center"/>
+            </w:pPr>
+            <w:r/>
+            <w:r>
+              <w:rPr>
+                <w:rFonts w:ascii="Times New Roman" w:hAnsi="Times New Roman"/>
+                <w:sz w:val="16"/>
+              </w:rPr>
+              <w:t>1</w:t>
+            </w:r>
+          </w:p>
+        </w:tc>
+        <w:tc>
+          <w:tcPr>
+            <w:tcW w:type="dxa" w:w="1134"/>
+          </w:tcPr>
+          <w:p>
+            <w:pPr>
+              <w:jc w:val="center"/>
+            </w:pPr>
+            <w:r/>
+            <w:r>
+              <w:rPr>
+                <w:rFonts w:ascii="Times New Roman" w:hAnsi="Times New Roman"/>
+                <w:sz w:val="16"/>
+              </w:rPr>
+              <w:t>0</w:t>
+            </w:r>
+          </w:p>
+        </w:tc>
+        <w:tc>
+          <w:tcPr>
+            <w:tcW w:type="dxa" w:w="1134"/>
+          </w:tcPr>
+          <w:p>
+            <w:pPr>
+              <w:jc w:val="center"/>
+            </w:pPr>
+            <w:r/>
+            <w:r>
+              <w:rPr>
+                <w:rFonts w:ascii="Times New Roman" w:hAnsi="Times New Roman"/>
+                <w:sz w:val="16"/>
+              </w:rPr>
+              <w:t>1</w:t>
+            </w:r>
+          </w:p>
+        </w:tc>
+      </w:tr>
+      <w:tr>
+        <w:tc>
+          <w:tcPr>
+            <w:tcW w:type="dxa" w:w="1984"/>
+          </w:tcPr>
+          <w:p>
+            <w:pPr>
+              <w:jc w:val="left"/>
+            </w:pPr>
+            <w:r/>
+            <w:r>
+              <w:rPr>
+                <w:rFonts w:ascii="Times New Roman" w:hAnsi="Times New Roman"/>
+                <w:sz w:val="16"/>
+              </w:rPr>
+              <w:t>TOTAL GENERAL</w:t>
+            </w:r>
+          </w:p>
+        </w:tc>
+        <w:tc>
+          <w:tcPr>
+            <w:tcW w:type="dxa" w:w="2886"/>
+          </w:tcPr>
+          <w:p>
+            <w:pPr>
+              <w:jc w:val="left"/>
+            </w:pPr>
+            <w:r/>
+            <w:r>
+              <w:rPr>
+                <w:rFonts w:ascii="Times New Roman" w:hAnsi="Times New Roman"/>
+                <w:sz w:val="16"/>
+              </w:rPr>
+            </w:r>
+          </w:p>
+        </w:tc>
+        <w:tc>
+          <w:tcPr>
+            <w:tcW w:type="dxa" w:w="1134"/>
+          </w:tcPr>
+          <w:p>
+            <w:pPr>
+              <w:jc w:val="center"/>
+            </w:pPr>
+            <w:r/>
+            <w:r>
+              <w:rPr>
+                <w:rFonts w:ascii="Times New Roman" w:hAnsi="Times New Roman"/>
+                <w:sz w:val="16"/>
+              </w:rPr>
+              <w:t>1</w:t>
+            </w:r>
+          </w:p>
+        </w:tc>
+        <w:tc>
+          <w:tcPr>
+            <w:tcW w:type="dxa" w:w="1134"/>
+          </w:tcPr>
+          <w:p>
+            <w:pPr>
+              <w:jc w:val="center"/>
+            </w:pPr>
+            <w:r/>
+            <w:r>
+              <w:rPr>
+                <w:rFonts w:ascii="Times New Roman" w:hAnsi="Times New Roman"/>
+                <w:sz w:val="16"/>
+              </w:rPr>
+              <w:t>1</w:t>
+            </w:r>
+          </w:p>
+        </w:tc>
+        <w:tc>
+          <w:tcPr>
+            <w:tcW w:type="dxa" w:w="1134"/>
+          </w:tcPr>
+          <w:p>
+            <w:pPr>
+              <w:jc w:val="center"/>
+            </w:pPr>
+            <w:r/>
+            <w:r>
+              <w:rPr>
+                <w:rFonts w:ascii="Times New Roman" w:hAnsi="Times New Roman"/>
+                <w:sz w:val="16"/>
+              </w:rPr>
+              <w:t>2</w:t>
+            </w:r>
+          </w:p>
+        </w:tc>
+      </w:tr>
+    </w:tbl>
+    <w:p>
+      <w:pPr>
+        <w:spacing w:before="120"/>
+      </w:pPr>
+      <w:r>
+        <w:rPr>
+          <w:rFonts w:ascii="Times New Roman" w:hAnsi="Times New Roman"/>
+          <w:i/>
+          <w:sz w:val="16"/>
+        </w:rPr>
+        <w:t>Fuente: Información suministrada por el Departamento de Presidencia de la Empresa Mixta Petrolera Venangocupet, S.A. (2026).</w:t>
+      </w:r>
+    </w:p>
+    <w:p>
+      <w:pPr>
         <w:spacing w:line="360" w:lineRule="auto" w:after="0" w:before="0"/>
         <w:ind w:firstLine="709"/>
         <w:jc w:val="both"/>
@@ -2660,22 +3273,7 @@
           <w:i w:val="0"/>
           <w:sz w:val="24"/>
         </w:rPr>
-        <w:t>La estructura del talento humano de la organización refleja un equipo multidisciplinario especializado en la gestión administrativa y operativa. La población total del personal directo asciende a 107 trabajadores.</w:t>
-      </w:r>
-    </w:p>
-    <w:p>
-      <w:pPr>
-        <w:spacing w:line="360" w:lineRule="auto" w:after="0" w:before="0"/>
-        <w:ind w:firstLine="709"/>
-        <w:jc w:val="both"/>
-      </w:pPr>
-      <w:r>
-        <w:rPr>
-          <w:rFonts w:ascii="Times New Roman" w:hAnsi="Times New Roman"/>
-          <w:i w:val="0"/>
-          <w:sz w:val="24"/>
-        </w:rPr>
-        <w:t>El Departamento de Presidencia, donde se desarrolló la investigación técnica, actúa como el nodo principal de recepción, revisión y canalización de correspondencia ejecutiva. Su operatividad exige un alto nivel de eficiencia en el control de flujos documentales concurrentes.</w:t>
+        <w:t>El Departamento de Presidencia cuenta con una fuerza laboral activa de dos (2) personas: el Presidente, de género masculino, y una persona responsable de Secretaría, de género femenino. Para el momento de las pasantías no se reportaron vacantes en esta unidad. Esta población corresponde al departamento donde se ejecutaron las actividades de pasantía y es la directamente vinculada con el flujo documental analizado.</w:t>
       </w:r>
     </w:p>
     <w:p>
@@ -2706,7 +3304,7 @@
           <w:i w:val="0"/>
           <w:sz w:val="24"/>
         </w:rPr>
-        <w:t>La arquitectura organizativa de Venangocupet, S.A. se fundamenta en un modelo jerárquico-funcional. La empresa está encabezada por la Junta Directiva y la Presidencia. A continuación, se presenta el organigrama general destacando el Área de Presidencia, contexto en el cual se aplicó el desarrollo tecnológico.</w:t>
+        <w:t>La estructura organizativa de Venangocupet, S.A. responde a un esquema jerárquico-funcional encabezado por la Junta Directiva y la Presidencia. El Departamento de Presidencia constituye el área donde se desarrollaron las pasantías y actúa como punto de recepción, revisión, firma y despacho de correspondencia ejecutiva. A continuación se presentan el organigrama general de la empresa y el organigrama específico del departamento.</w:t>
       </w:r>
     </w:p>
     <w:p>
@@ -2718,7 +3316,7 @@
         <w:drawing>
           <wp:inline xmlns:a="http://schemas.openxmlformats.org/drawingml/2006/main" xmlns:pic="http://schemas.openxmlformats.org/drawingml/2006/picture">
             <wp:extent cx="4320000" cy="3674391"/>
-            <wp:docPr id="2" name="Picture 2"/>
+            <wp:docPr id="4" name="Picture 4"/>
             <wp:cNvGraphicFramePr>
               <a:graphicFrameLocks noChangeAspect="1"/>
             </wp:cNvGraphicFramePr>
@@ -2730,7 +3328,7 @@
                     <pic:cNvPicPr/>
                   </pic:nvPicPr>
                   <pic:blipFill>
-                    <a:blip r:embed="rId10"/>
+                    <a:blip r:embed="rId12"/>
                     <a:stretch>
                       <a:fillRect/>
                     </a:stretch>
@@ -2750,7 +3348,7 @@
       </w:r>
     </w:p>
     <w:p>
-      <w:bookmarkStart w:id="bm_grafico1" w:name="bm_grafico1"/>
+      <w:bookmarkStart w:id="bm_grafico2" w:name="bm_grafico2"/>
       <w:pPr>
         <w:spacing w:before="120" w:after="480"/>
         <w:jc w:val="center"/>
@@ -2761,7 +3359,7 @@
           <w:i/>
           <w:sz w:val="24"/>
         </w:rPr>
-        <w:t xml:space="preserve">Gráfico 1. </w:t>
+        <w:t xml:space="preserve">Gráfico 2. </w:t>
       </w:r>
       <w:r>
         <w:rPr>
@@ -2771,7 +3369,28 @@
         </w:rPr>
         <w:t>Organigrama estructural y niveles jerárquicos de Venangocupet, S.A.</w:t>
       </w:r>
-      <w:bookmarkEnd w:id="bm_grafico1"/>
+      <w:bookmarkEnd w:id="bm_grafico2"/>
+    </w:p>
+    <w:p>
+      <w:pPr>
+        <w:spacing w:before="0" w:after="240"/>
+        <w:jc w:val="center"/>
+      </w:pPr>
+      <w:r>
+        <w:rPr>
+          <w:rFonts w:ascii="Times New Roman" w:hAnsi="Times New Roman"/>
+          <w:i/>
+          <w:sz w:val="24"/>
+        </w:rPr>
+        <w:t xml:space="preserve">Fuente: </w:t>
+      </w:r>
+      <w:r>
+        <w:rPr>
+          <w:rFonts w:ascii="Times New Roman" w:hAnsi="Times New Roman"/>
+          <w:sz w:val="24"/>
+        </w:rPr>
+        <w:t>Empresa Mixta Petrolera Venangocupet, S.A. (2026).</w:t>
+      </w:r>
     </w:p>
     <w:p>
       <w:pPr>
@@ -2782,7 +3401,7 @@
         <w:drawing>
           <wp:inline xmlns:a="http://schemas.openxmlformats.org/drawingml/2006/main" xmlns:pic="http://schemas.openxmlformats.org/drawingml/2006/picture">
             <wp:extent cx="4320000" cy="2881208"/>
-            <wp:docPr id="3" name="Picture 3"/>
+            <wp:docPr id="5" name="Picture 5"/>
             <wp:cNvGraphicFramePr>
               <a:graphicFrameLocks noChangeAspect="1"/>
             </wp:cNvGraphicFramePr>
@@ -2794,7 +3413,7 @@
                     <pic:cNvPicPr/>
                   </pic:nvPicPr>
                   <pic:blipFill>
-                    <a:blip r:embed="rId11"/>
+                    <a:blip r:embed="rId13"/>
                     <a:stretch>
                       <a:fillRect/>
                     </a:stretch>
@@ -2814,7 +3433,7 @@
       </w:r>
     </w:p>
     <w:p>
-      <w:bookmarkStart w:id="bm_grafico2" w:name="bm_grafico2"/>
+      <w:bookmarkStart w:id="bm_grafico3" w:name="bm_grafico3"/>
       <w:pPr>
         <w:spacing w:before="120" w:after="480"/>
         <w:jc w:val="center"/>
@@ -2825,7 +3444,7 @@
           <w:i/>
           <w:sz w:val="24"/>
         </w:rPr>
-        <w:t xml:space="preserve">Gráfico 2. </w:t>
+        <w:t xml:space="preserve">Gráfico 3. </w:t>
       </w:r>
       <w:r>
         <w:rPr>
@@ -2835,12 +3454,33 @@
         </w:rPr>
         <w:t>Organigrama del Departamento de Presidencia.</w:t>
       </w:r>
-      <w:bookmarkEnd w:id="bm_grafico2"/>
+      <w:bookmarkEnd w:id="bm_grafico3"/>
     </w:p>
     <w:p>
       <w:pPr>
+        <w:spacing w:before="0" w:after="240"/>
+        <w:jc w:val="center"/>
+      </w:pPr>
+      <w:r>
+        <w:rPr>
+          <w:rFonts w:ascii="Times New Roman" w:hAnsi="Times New Roman"/>
+          <w:i/>
+          <w:sz w:val="24"/>
+        </w:rPr>
+        <w:t xml:space="preserve">Fuente: </w:t>
+      </w:r>
+      <w:r>
+        <w:rPr>
+          <w:rFonts w:ascii="Times New Roman" w:hAnsi="Times New Roman"/>
+          <w:sz w:val="24"/>
+        </w:rPr>
+        <w:t>Empresa Mixta Petrolera Venangocupet, S.A. (2026).</w:t>
+      </w:r>
+    </w:p>
+    <w:p>
+      <w:pPr>
         <w:sectPr>
-          <w:footerReference w:type="default" r:id="rId36"/>
+          <w:footerReference w:type="default" r:id="rId37"/>
           <w:type w:val="continuous"/>
           <w:pgSz w:w="12240" w:h="15840"/>
           <w:pgMar w:top="1701" w:right="1701" w:bottom="1701" w:left="2268" w:header="720" w:footer="720" w:gutter="0"/>
@@ -2869,7 +3509,7 @@
     <w:p>
       <w:pPr>
         <w:sectPr>
-          <w:footerReference w:type="default" r:id="rId37"/>
+          <w:footerReference w:type="default" r:id="rId38"/>
           <w:pgSz w:w="12240" w:h="15840"/>
           <w:pgMar w:top="1701" w:right="1701" w:bottom="1701" w:left="2268" w:header="720" w:footer="720" w:gutter="0"/>
           <w:cols w:space="720"/>
@@ -3012,7 +3652,7 @@
     <w:p>
       <w:pPr>
         <w:sectPr>
-          <w:footerReference w:type="default" r:id="rId38"/>
+          <w:footerReference w:type="default" r:id="rId39"/>
           <w:type w:val="continuous"/>
           <w:pgSz w:w="12240" w:h="15840"/>
           <w:pgMar w:top="1701" w:right="1701" w:bottom="1701" w:left="2268" w:header="720" w:footer="720" w:gutter="0"/>
@@ -3041,7 +3681,7 @@
     <w:p>
       <w:pPr>
         <w:sectPr>
-          <w:footerReference w:type="default" r:id="rId39"/>
+          <w:footerReference w:type="default" r:id="rId40"/>
           <w:pgSz w:w="12240" w:h="15840"/>
           <w:pgMar w:top="1701" w:right="1701" w:bottom="1701" w:left="2268" w:header="720" w:footer="720" w:gutter="0"/>
           <w:cols w:space="720"/>
@@ -3082,45 +3722,51 @@
     </w:p>
     <w:p>
       <w:pPr>
-        <w:jc w:val="center"/>
+        <w:spacing w:line="360" w:lineRule="auto" w:after="0" w:before="0"/>
+        <w:ind w:firstLine="709"/>
+        <w:jc w:val="both"/>
       </w:pPr>
       <w:r>
-        <w:drawing>
-          <wp:inline xmlns:a="http://schemas.openxmlformats.org/drawingml/2006/main" xmlns:pic="http://schemas.openxmlformats.org/drawingml/2006/picture">
-            <wp:extent cx="5040000" cy="2949761"/>
-            <wp:docPr id="4" name="Picture 4"/>
-            <wp:cNvGraphicFramePr>
-              <a:graphicFrameLocks noChangeAspect="1"/>
-            </wp:cNvGraphicFramePr>
-            <a:graphic>
-              <a:graphicData uri="http://schemas.openxmlformats.org/drawingml/2006/picture">
-                <pic:pic>
-                  <pic:nvPicPr>
-                    <pic:cNvPr id="0" name="3.png"/>
-                    <pic:cNvPicPr/>
-                  </pic:nvPicPr>
-                  <pic:blipFill>
-                    <a:blip r:embed="rId12"/>
-                    <a:stretch>
-                      <a:fillRect/>
-                    </a:stretch>
-                  </pic:blipFill>
-                  <pic:spPr>
-                    <a:xfrm>
-                      <a:off x="0" y="0"/>
-                      <a:ext cx="5040000" cy="2949761"/>
-                    </a:xfrm>
-                    <a:prstGeom prst="rect"/>
-                  </pic:spPr>
-                </pic:pic>
-              </a:graphicData>
-            </a:graphic>
-          </wp:inline>
-        </w:drawing>
+        <w:rPr>
+          <w:rFonts w:ascii="Times New Roman" w:hAnsi="Times New Roman"/>
+          <w:i w:val="0"/>
+          <w:sz w:val="24"/>
+        </w:rPr>
+        <w:t>Problema central: control manual y limitada automatización de los movimientos documentales en Presidencia.</w:t>
+      </w:r>
+    </w:p>
+    <w:p>
+      <w:pPr>
+        <w:spacing w:line="360" w:lineRule="auto" w:after="0" w:before="0"/>
+        <w:ind w:firstLine="709"/>
+        <w:jc w:val="both"/>
+      </w:pPr>
+      <w:r>
+        <w:rPr>
+          <w:rFonts w:ascii="Times New Roman" w:hAnsi="Times New Roman"/>
+          <w:i w:val="0"/>
+          <w:sz w:val="24"/>
+        </w:rPr>
+        <w:t>Causas principales: transcripción repetitiva de datos; ausencia de validaciones automáticas; dificultad para consolidar el seguimiento en una sola estructura de consulta.</w:t>
+      </w:r>
+    </w:p>
+    <w:p>
+      <w:pPr>
+        <w:spacing w:line="360" w:lineRule="auto" w:after="0" w:before="0"/>
+        <w:ind w:firstLine="709"/>
+        <w:jc w:val="both"/>
+      </w:pPr>
+      <w:r>
+        <w:rPr>
+          <w:rFonts w:ascii="Times New Roman" w:hAnsi="Times New Roman"/>
+          <w:i w:val="0"/>
+          <w:sz w:val="24"/>
+        </w:rPr>
+        <w:t>Efectos principales: duplicidad u omisión de registros; mayor tiempo para elaborar reportes; dificultad para conocer de inmediato el estado y recorrido de los expedientes.</w:t>
       </w:r>
     </w:p>
     <w:sectPr>
-      <w:footerReference w:type="default" r:id="rId40"/>
+      <w:footerReference w:type="default" r:id="rId41"/>
       <w:pgSz w:w="12240" w:h="15840"/>
       <w:pgMar w:top="1701" w:right="1701" w:bottom="1701" w:left="2268" w:header="720" w:footer="720" w:gutter="0"/>
       <w:cols w:space="720"/>

--- a/juliano/reportes/Informe_Pasantia_IUTECP_BORRADOR1.docx
+++ b/juliano/reportes/Informe_Pasantia_IUTECP_BORRADOR1.docx
@@ -4,7 +4,7 @@
   <w:body>
     <w:p>
       <w:pPr>
-        <w:spacing w:line="276" w:lineRule="auto" w:before="0" w:after="0"/>
+        <w:spacing w:line="240" w:lineRule="auto" w:before="0" w:after="0"/>
         <w:jc w:val="center"/>
       </w:pPr>
       <w:r>
@@ -54,7 +54,7 @@
     </w:p>
     <w:p>
       <w:pPr>
-        <w:spacing w:before="947" w:after="1242"/>
+        <w:spacing w:before="400" w:after="240"/>
         <w:jc w:val="center"/>
       </w:pPr>
       <w:r>
@@ -94,7 +94,7 @@
     </w:p>
     <w:p>
       <w:pPr>
-        <w:spacing w:line="276" w:lineRule="auto" w:before="0" w:after="0"/>
+        <w:spacing w:line="360" w:lineRule="auto" w:before="1080" w:after="0"/>
         <w:jc w:val="center"/>
       </w:pPr>
       <w:r>
@@ -108,7 +108,7 @@
     </w:p>
     <w:p>
       <w:pPr>
-        <w:spacing w:line="276" w:lineRule="auto" w:before="3158" w:after="0"/>
+        <w:spacing w:line="240" w:lineRule="auto" w:before="2100"/>
         <w:jc w:val="right"/>
       </w:pPr>
       <w:r>
@@ -123,7 +123,7 @@
       <w:r>
         <w:rPr>
           <w:rFonts w:ascii="Times New Roman" w:hAnsi="Times New Roman"/>
-          <w:b/>
+          <w:b w:val="0"/>
           <w:sz w:val="24"/>
         </w:rPr>
         <w:t>Cardona, Juliano</w:t>
@@ -132,7 +132,7 @@
       <w:r>
         <w:rPr>
           <w:rFonts w:ascii="Times New Roman" w:hAnsi="Times New Roman"/>
-          <w:b/>
+          <w:b w:val="0"/>
           <w:sz w:val="24"/>
         </w:rPr>
         <w:t>C.I.: 32.281.199</w:t>
@@ -140,7 +140,7 @@
     </w:p>
     <w:p>
       <w:pPr>
-        <w:spacing w:line="276" w:lineRule="auto" w:before="1579" w:after="0"/>
+        <w:spacing w:before="1240"/>
         <w:jc w:val="center"/>
       </w:pPr>
       <w:r>
@@ -155,6 +155,7 @@
       <w:pPr>
         <w:sectPr>
           <w:footerReference w:type="default" r:id="rId14"/>
+          <w:footerReference w:type="first" r:id="rId15"/>
           <w:pgSz w:w="12240" w:h="15840"/>
           <w:pgMar w:top="1701" w:right="1701" w:bottom="1701" w:left="2268" w:header="720" w:footer="720" w:gutter="0"/>
           <w:cols w:space="720"/>
@@ -164,7 +165,7 @@
     </w:p>
     <w:p>
       <w:pPr>
-        <w:spacing w:line="276" w:lineRule="auto" w:before="0" w:after="0"/>
+        <w:spacing w:line="240" w:lineRule="auto" w:before="0" w:after="0"/>
         <w:jc w:val="center"/>
       </w:pPr>
       <w:r>
@@ -214,7 +215,7 @@
     </w:p>
     <w:p>
       <w:pPr>
-        <w:spacing w:line="276" w:lineRule="auto" w:before="3053" w:after="0"/>
+        <w:spacing w:line="360" w:lineRule="auto" w:before="1280" w:after="0"/>
         <w:jc w:val="center"/>
       </w:pPr>
       <w:r>
@@ -228,7 +229,21 @@
     </w:p>
     <w:p>
       <w:pPr>
-        <w:spacing w:before="2544" w:after="0" w:line="20" w:lineRule="exact"/>
+        <w:spacing w:line="360" w:lineRule="auto" w:before="440" w:after="0"/>
+        <w:jc w:val="center"/>
+      </w:pPr>
+      <w:r>
+        <w:rPr>
+          <w:rFonts w:ascii="Times New Roman" w:hAnsi="Times New Roman"/>
+          <w:b/>
+          <w:sz w:val="24"/>
+        </w:rPr>
+        <w:t>Informe de pasantías para obtener el título de Técnico Superior Universitario en la especialidad de: Informática</w:t>
+      </w:r>
+    </w:p>
+    <w:p>
+      <w:pPr>
+        <w:spacing w:before="2100" w:after="0" w:line="20" w:lineRule="exact"/>
       </w:pPr>
     </w:p>
     <w:tbl>
@@ -253,11 +268,10 @@
         <w:tc>
           <w:tcPr>
             <w:tcW w:type="dxa" w:w="4133"/>
-            <w:vAlign w:val="top"/>
           </w:tcPr>
           <w:p>
             <w:pPr>
-              <w:spacing w:line="276" w:lineRule="auto"/>
+              <w:spacing w:line="240" w:lineRule="auto"/>
               <w:jc w:val="left"/>
             </w:pPr>
             <w:r>
@@ -272,7 +286,7 @@
             <w:r>
               <w:rPr>
                 <w:rFonts w:ascii="Times New Roman" w:hAnsi="Times New Roman"/>
-                <w:b/>
+                <w:b w:val="0"/>
                 <w:sz w:val="24"/>
               </w:rPr>
               <w:t>Ing. Sabaneta, Yasmin</w:t>
@@ -281,7 +295,7 @@
             <w:r>
               <w:rPr>
                 <w:rFonts w:ascii="Times New Roman" w:hAnsi="Times New Roman"/>
-                <w:b/>
+                <w:b w:val="0"/>
                 <w:sz w:val="24"/>
               </w:rPr>
               <w:t>C.I.: 14.187.924</w:t>
@@ -290,7 +304,7 @@
             <w:r>
               <w:rPr>
                 <w:rFonts w:ascii="Times New Roman" w:hAnsi="Times New Roman"/>
-                <w:b/>
+                <w:b w:val="0"/>
                 <w:sz w:val="24"/>
               </w:rPr>
               <w:br/>
@@ -307,7 +321,7 @@
             <w:r>
               <w:rPr>
                 <w:rFonts w:ascii="Times New Roman" w:hAnsi="Times New Roman"/>
-                <w:b/>
+                <w:b w:val="0"/>
                 <w:sz w:val="24"/>
               </w:rPr>
               <w:t>Ing. Mejías, José</w:t>
@@ -316,7 +330,7 @@
             <w:r>
               <w:rPr>
                 <w:rFonts w:ascii="Times New Roman" w:hAnsi="Times New Roman"/>
-                <w:b/>
+                <w:b w:val="0"/>
                 <w:sz w:val="24"/>
               </w:rPr>
               <w:t>C.I.: 4.273.815</w:t>
@@ -326,11 +340,10 @@
         <w:tc>
           <w:tcPr>
             <w:tcW w:type="dxa" w:w="4139"/>
-            <w:vAlign w:val="top"/>
           </w:tcPr>
           <w:p>
             <w:pPr>
-              <w:spacing w:line="276" w:lineRule="auto"/>
+              <w:spacing w:line="240" w:lineRule="auto"/>
               <w:jc w:val="right"/>
             </w:pPr>
             <w:r>
@@ -345,7 +358,7 @@
             <w:r>
               <w:rPr>
                 <w:rFonts w:ascii="Times New Roman" w:hAnsi="Times New Roman"/>
-                <w:b/>
+                <w:b w:val="0"/>
                 <w:sz w:val="24"/>
               </w:rPr>
               <w:t>Cardona, Juliano</w:t>
@@ -354,7 +367,7 @@
             <w:r>
               <w:rPr>
                 <w:rFonts w:ascii="Times New Roman" w:hAnsi="Times New Roman"/>
-                <w:b/>
+                <w:b w:val="0"/>
                 <w:sz w:val="24"/>
               </w:rPr>
               <w:t>C.I.: 32.281.199</w:t>
@@ -365,7 +378,7 @@
     </w:tbl>
     <w:p>
       <w:pPr>
-        <w:spacing w:line="276" w:lineRule="auto" w:before="1272" w:after="0"/>
+        <w:spacing w:before="800"/>
         <w:jc w:val="center"/>
       </w:pPr>
       <w:r>
@@ -379,12 +392,13 @@
     <w:p>
       <w:pPr>
         <w:sectPr>
-          <w:footerReference w:type="default" r:id="rId15"/>
+          <w:footerReference w:type="default" r:id="rId16"/>
+          <w:footerReference w:type="first" r:id="rId17"/>
           <w:pgSz w:w="12240" w:h="15840"/>
           <w:pgMar w:top="1701" w:right="1701" w:bottom="1701" w:left="2268" w:header="720" w:footer="720" w:gutter="0"/>
           <w:cols w:space="720"/>
-          <w:titlePg/>
           <w:docGrid w:linePitch="360"/>
+          <w:pgNumType w:start="2" w:fmt="lowerRoman"/>
         </w:sectPr>
       </w:pPr>
     </w:p>
@@ -548,12 +562,13 @@
     <w:p>
       <w:pPr>
         <w:sectPr>
-          <w:footerReference w:type="default" r:id="rId16"/>
+          <w:footerReference w:type="default" r:id="rId18"/>
+          <w:footerReference w:type="first" r:id="rId19"/>
           <w:pgSz w:w="12240" w:h="15840"/>
           <w:pgMar w:top="1701" w:right="1701" w:bottom="1701" w:left="2268" w:header="720" w:footer="720" w:gutter="0"/>
           <w:cols w:space="720"/>
-          <w:titlePg/>
           <w:docGrid w:linePitch="360"/>
+          <w:pgNumType w:fmt="lowerRoman"/>
         </w:sectPr>
       </w:pPr>
     </w:p>
@@ -717,19 +732,20 @@
     <w:p>
       <w:pPr>
         <w:sectPr>
-          <w:footerReference w:type="default" r:id="rId17"/>
+          <w:footerReference w:type="default" r:id="rId20"/>
+          <w:footerReference w:type="first" r:id="rId21"/>
           <w:pgSz w:w="12240" w:h="15840"/>
           <w:pgMar w:top="1701" w:right="1701" w:bottom="1701" w:left="2268" w:header="720" w:footer="720" w:gutter="0"/>
           <w:cols w:space="720"/>
-          <w:titlePg/>
           <w:docGrid w:linePitch="360"/>
+          <w:pgNumType w:fmt="lowerRoman"/>
         </w:sectPr>
       </w:pPr>
     </w:p>
     <w:p>
       <w:bookmarkStart w:id="bm_agradecimientos" w:name="bm_agradecimientos"/>
       <w:pPr>
-        <w:spacing w:before="1140" w:after="480"/>
+        <w:spacing w:before="1140" w:after="480" w:line="360" w:lineRule="auto"/>
         <w:jc w:val="center"/>
       </w:pPr>
       <w:r>
@@ -744,18 +760,6 @@
     </w:p>
     <w:p>
       <w:pPr>
-        <w:sectPr>
-          <w:footerReference w:type="default" r:id="rId18"/>
-          <w:pgSz w:w="12240" w:h="15840"/>
-          <w:pgMar w:top="1701" w:right="1701" w:bottom="1701" w:left="2268" w:header="720" w:footer="720" w:gutter="0"/>
-          <w:cols w:space="720"/>
-          <w:titlePg/>
-          <w:docGrid w:linePitch="360"/>
-        </w:sectPr>
-      </w:pPr>
-    </w:p>
-    <w:p>
-      <w:pPr>
         <w:spacing w:line="360" w:lineRule="auto" w:after="0" w:before="0"/>
         <w:ind w:firstLine="709"/>
         <w:jc w:val="both"/>
@@ -772,20 +776,20 @@
     <w:p>
       <w:pPr>
         <w:sectPr>
-          <w:footerReference w:type="default" r:id="rId19"/>
-          <w:type w:val="continuous"/>
+          <w:footerReference w:type="default" r:id="rId22"/>
+          <w:footerReference w:type="first" r:id="rId23"/>
           <w:pgSz w:w="12240" w:h="15840"/>
           <w:pgMar w:top="1701" w:right="1701" w:bottom="1701" w:left="2268" w:header="720" w:footer="720" w:gutter="0"/>
           <w:cols w:space="720"/>
-          <w:titlePg/>
           <w:docGrid w:linePitch="360"/>
+          <w:pgNumType w:fmt="lowerRoman"/>
         </w:sectPr>
       </w:pPr>
     </w:p>
     <w:p>
       <w:bookmarkStart w:id="bm_dedicatoria" w:name="bm_dedicatoria"/>
       <w:pPr>
-        <w:spacing w:before="1140" w:after="480"/>
+        <w:spacing w:before="1140" w:after="480" w:line="360" w:lineRule="auto"/>
         <w:jc w:val="center"/>
       </w:pPr>
       <w:r>
@@ -800,18 +804,6 @@
     </w:p>
     <w:p>
       <w:pPr>
-        <w:sectPr>
-          <w:footerReference w:type="default" r:id="rId20"/>
-          <w:pgSz w:w="12240" w:h="15840"/>
-          <w:pgMar w:top="1701" w:right="1701" w:bottom="1701" w:left="2268" w:header="720" w:footer="720" w:gutter="0"/>
-          <w:cols w:space="720"/>
-          <w:titlePg/>
-          <w:docGrid w:linePitch="360"/>
-        </w:sectPr>
-      </w:pPr>
-    </w:p>
-    <w:p>
-      <w:pPr>
         <w:spacing w:line="360" w:lineRule="auto" w:after="0" w:before="0"/>
         <w:ind w:firstLine="709"/>
         <w:jc w:val="both"/>
@@ -828,19 +820,20 @@
     <w:p>
       <w:pPr>
         <w:sectPr>
-          <w:footerReference w:type="default" r:id="rId21"/>
-          <w:type w:val="continuous"/>
+          <w:footerReference w:type="default" r:id="rId24"/>
+          <w:footerReference w:type="first" r:id="rId25"/>
           <w:pgSz w:w="12240" w:h="15840"/>
           <w:pgMar w:top="1701" w:right="1701" w:bottom="1701" w:left="2268" w:header="720" w:footer="720" w:gutter="0"/>
           <w:cols w:space="720"/>
-          <w:titlePg/>
           <w:docGrid w:linePitch="360"/>
+          <w:pgNumType w:fmt="lowerRoman"/>
         </w:sectPr>
       </w:pPr>
     </w:p>
     <w:p>
-      <w:pPr>
-        <w:spacing w:before="1140" w:after="480"/>
+      <w:bookmarkStart w:id="bm_indice" w:name="bm_indice"/>
+      <w:pPr>
+        <w:spacing w:before="1140" w:after="480" w:line="360" w:lineRule="auto"/>
         <w:jc w:val="center"/>
       </w:pPr>
       <w:r>
@@ -851,22 +844,11 @@
         </w:rPr>
         <w:t>ÍNDICE DE CONTENIDO</w:t>
       </w:r>
+      <w:bookmarkEnd w:id="bm_indice"/>
     </w:p>
     <w:p>
       <w:pPr>
-        <w:sectPr>
-          <w:footerReference w:type="default" r:id="rId22"/>
-          <w:pgSz w:w="12240" w:h="15840"/>
-          <w:pgMar w:top="1701" w:right="1701" w:bottom="1701" w:left="2268" w:header="720" w:footer="720" w:gutter="0"/>
-          <w:cols w:space="720"/>
-          <w:titlePg/>
-          <w:docGrid w:linePitch="360"/>
-        </w:sectPr>
-      </w:pPr>
-    </w:p>
-    <w:p>
-      <w:pPr>
-        <w:spacing w:after="240"/>
+        <w:spacing w:after="80"/>
         <w:jc w:val="right"/>
       </w:pPr>
       <w:r>
@@ -883,7 +865,85 @@
         <w:tabs>
           <w:tab w:pos="8271" w:val="right" w:leader="dot"/>
         </w:tabs>
-        <w:spacing w:line="360" w:lineRule="auto" w:before="0" w:after="80"/>
+        <w:spacing w:line="240" w:lineRule="auto" w:before="0" w:after="0"/>
+        <w:ind w:left="0"/>
+      </w:pPr>
+      <w:r>
+        <w:rPr>
+          <w:rFonts w:ascii="Times New Roman" w:hAnsi="Times New Roman"/>
+          <w:b w:val="0"/>
+          <w:sz w:val="24"/>
+        </w:rPr>
+        <w:t>CONTRAPORTADA</w:t>
+        <w:tab/>
+      </w:r>
+      <w:r>
+        <w:rPr>
+          <w:rFonts w:ascii="Times New Roman" w:hAnsi="Times New Roman"/>
+          <w:b w:val="0"/>
+          <w:sz w:val="24"/>
+        </w:rPr>
+        <w:t>ii</w:t>
+      </w:r>
+    </w:p>
+    <w:p>
+      <w:pPr>
+        <w:tabs>
+          <w:tab w:pos="8271" w:val="right" w:leader="dot"/>
+        </w:tabs>
+        <w:spacing w:line="240" w:lineRule="auto" w:before="0" w:after="0"/>
+        <w:ind w:left="0"/>
+      </w:pPr>
+      <w:r>
+        <w:rPr>
+          <w:rFonts w:ascii="Times New Roman" w:hAnsi="Times New Roman"/>
+          <w:b w:val="0"/>
+          <w:sz w:val="24"/>
+        </w:rPr>
+        <w:t>APROBACIÓN DEL TUTOR INDUSTRIAL</w:t>
+        <w:tab/>
+      </w:r>
+      <w:r>
+        <w:rPr>
+          <w:rFonts w:ascii="Times New Roman" w:hAnsi="Times New Roman"/>
+          <w:b w:val="0"/>
+          <w:sz w:val="24"/>
+        </w:rPr>
+        <w:t>iii</w:t>
+      </w:r>
+    </w:p>
+    <w:p>
+      <w:pPr>
+        <w:tabs>
+          <w:tab w:pos="8271" w:val="right" w:leader="dot"/>
+        </w:tabs>
+        <w:spacing w:line="240" w:lineRule="auto" w:before="0" w:after="0"/>
+        <w:ind w:left="0"/>
+      </w:pPr>
+      <w:r>
+        <w:rPr>
+          <w:rFonts w:ascii="Times New Roman" w:hAnsi="Times New Roman"/>
+          <w:b w:val="0"/>
+          <w:sz w:val="24"/>
+        </w:rPr>
+        <w:t>APROBACIÓN DEL TUTOR ACADÉMICO</w:t>
+        <w:tab/>
+      </w:r>
+      <w:r>
+        <w:rPr>
+          <w:rFonts w:ascii="Times New Roman" w:hAnsi="Times New Roman"/>
+          <w:b w:val="0"/>
+          <w:sz w:val="24"/>
+        </w:rPr>
+        <w:t>iv</w:t>
+      </w:r>
+    </w:p>
+    <w:p>
+      <w:pPr>
+        <w:tabs>
+          <w:tab w:pos="8271" w:val="right" w:leader="dot"/>
+        </w:tabs>
+        <w:spacing w:line="240" w:lineRule="auto" w:before="0" w:after="0"/>
         <w:ind w:left="0"/>
       </w:pPr>
       <w:r>
@@ -901,11 +961,7 @@
           <w:b w:val="0"/>
           <w:sz w:val="24"/>
         </w:rPr>
-        <w:fldChar w:fldCharType="begin"/>
-        <w:instrText xml:space="preserve"> PAGEREF bm_agradecimientos \h </w:instrText>
-        <w:fldChar w:fldCharType="separate"/>
-        <w:t>?</w:t>
-        <w:fldChar w:fldCharType="end"/>
+        <w:t>v</w:t>
       </w:r>
     </w:p>
     <w:p>
@@ -913,7 +969,7 @@
         <w:tabs>
           <w:tab w:pos="8271" w:val="right" w:leader="dot"/>
         </w:tabs>
-        <w:spacing w:line="360" w:lineRule="auto" w:before="0" w:after="80"/>
+        <w:spacing w:line="240" w:lineRule="auto" w:before="0" w:after="0"/>
         <w:ind w:left="0"/>
       </w:pPr>
       <w:r>
@@ -931,11 +987,7 @@
           <w:b w:val="0"/>
           <w:sz w:val="24"/>
         </w:rPr>
-        <w:fldChar w:fldCharType="begin"/>
-        <w:instrText xml:space="preserve"> PAGEREF bm_dedicatoria \h </w:instrText>
-        <w:fldChar w:fldCharType="separate"/>
-        <w:t>?</w:t>
-        <w:fldChar w:fldCharType="end"/>
+        <w:t>vi</w:t>
       </w:r>
     </w:p>
     <w:p>
@@ -943,7 +995,7 @@
         <w:tabs>
           <w:tab w:pos="8271" w:val="right" w:leader="dot"/>
         </w:tabs>
-        <w:spacing w:line="360" w:lineRule="auto" w:before="0" w:after="80"/>
+        <w:spacing w:line="240" w:lineRule="auto" w:before="0" w:after="0"/>
         <w:ind w:left="0"/>
       </w:pPr>
       <w:r>
@@ -952,7 +1004,7 @@
           <w:b w:val="0"/>
           <w:sz w:val="24"/>
         </w:rPr>
-        <w:t>APROBACIÓN DEL TUTOR INDUSTRIAL</w:t>
+        <w:t>ÍNDICE DE CONTENIDO</w:t>
         <w:tab/>
       </w:r>
       <w:r>
@@ -961,11 +1013,7 @@
           <w:b w:val="0"/>
           <w:sz w:val="24"/>
         </w:rPr>
-        <w:fldChar w:fldCharType="begin"/>
-        <w:instrText xml:space="preserve"> PAGEREF bm_aprob_ind \h </w:instrText>
-        <w:fldChar w:fldCharType="separate"/>
-        <w:t>?</w:t>
-        <w:fldChar w:fldCharType="end"/>
+        <w:t>vii</w:t>
       </w:r>
     </w:p>
     <w:p>
@@ -973,37 +1021,7 @@
         <w:tabs>
           <w:tab w:pos="8271" w:val="right" w:leader="dot"/>
         </w:tabs>
-        <w:spacing w:line="360" w:lineRule="auto" w:before="0" w:after="80"/>
-        <w:ind w:left="0"/>
-      </w:pPr>
-      <w:r>
-        <w:rPr>
-          <w:rFonts w:ascii="Times New Roman" w:hAnsi="Times New Roman"/>
-          <w:b w:val="0"/>
-          <w:sz w:val="24"/>
-        </w:rPr>
-        <w:t>APROBACIÓN DEL TUTOR ACADÉMICO</w:t>
-        <w:tab/>
-      </w:r>
-      <w:r>
-        <w:rPr>
-          <w:rFonts w:ascii="Times New Roman" w:hAnsi="Times New Roman"/>
-          <w:b w:val="0"/>
-          <w:sz w:val="24"/>
-        </w:rPr>
-        <w:fldChar w:fldCharType="begin"/>
-        <w:instrText xml:space="preserve"> PAGEREF bm_aprob_acad \h </w:instrText>
-        <w:fldChar w:fldCharType="separate"/>
-        <w:t>?</w:t>
-        <w:fldChar w:fldCharType="end"/>
-      </w:r>
-    </w:p>
-    <w:p>
-      <w:pPr>
-        <w:tabs>
-          <w:tab w:pos="8271" w:val="right" w:leader="dot"/>
-        </w:tabs>
-        <w:spacing w:line="360" w:lineRule="auto" w:before="0" w:after="80"/>
+        <w:spacing w:line="240" w:lineRule="auto" w:before="0" w:after="0"/>
         <w:ind w:left="0"/>
       </w:pPr>
       <w:r>
@@ -1021,11 +1039,7 @@
           <w:b w:val="0"/>
           <w:sz w:val="24"/>
         </w:rPr>
-        <w:fldChar w:fldCharType="begin"/>
-        <w:instrText xml:space="preserve"> PAGEREF bm_lista_cuadros \h </w:instrText>
-        <w:fldChar w:fldCharType="separate"/>
-        <w:t>?</w:t>
-        <w:fldChar w:fldCharType="end"/>
+        <w:t>viii</w:t>
       </w:r>
     </w:p>
     <w:p>
@@ -1033,37 +1047,7 @@
         <w:tabs>
           <w:tab w:pos="8271" w:val="right" w:leader="dot"/>
         </w:tabs>
-        <w:spacing w:line="360" w:lineRule="auto" w:before="0" w:after="80"/>
-        <w:ind w:left="0"/>
-      </w:pPr>
-      <w:r>
-        <w:rPr>
-          <w:rFonts w:ascii="Times New Roman" w:hAnsi="Times New Roman"/>
-          <w:b w:val="0"/>
-          <w:sz w:val="24"/>
-        </w:rPr>
-        <w:t>LISTA DE FIGURAS</w:t>
-        <w:tab/>
-      </w:r>
-      <w:r>
-        <w:rPr>
-          <w:rFonts w:ascii="Times New Roman" w:hAnsi="Times New Roman"/>
-          <w:b w:val="0"/>
-          <w:sz w:val="24"/>
-        </w:rPr>
-        <w:fldChar w:fldCharType="begin"/>
-        <w:instrText xml:space="preserve"> PAGEREF bm_lista_figuras \h </w:instrText>
-        <w:fldChar w:fldCharType="separate"/>
-        <w:t>?</w:t>
-        <w:fldChar w:fldCharType="end"/>
-      </w:r>
-    </w:p>
-    <w:p>
-      <w:pPr>
-        <w:tabs>
-          <w:tab w:pos="8271" w:val="right" w:leader="dot"/>
-        </w:tabs>
-        <w:spacing w:line="360" w:lineRule="auto" w:before="0" w:after="80"/>
+        <w:spacing w:line="240" w:lineRule="auto" w:before="0" w:after="0"/>
         <w:ind w:left="0"/>
       </w:pPr>
       <w:r>
@@ -1081,11 +1065,7 @@
           <w:b w:val="0"/>
           <w:sz w:val="24"/>
         </w:rPr>
-        <w:fldChar w:fldCharType="begin"/>
-        <w:instrText xml:space="preserve"> PAGEREF bm_lista_graficos \h </w:instrText>
-        <w:fldChar w:fldCharType="separate"/>
-        <w:t>?</w:t>
-        <w:fldChar w:fldCharType="end"/>
+        <w:t>ix</w:t>
       </w:r>
     </w:p>
     <w:p>
@@ -1093,7 +1073,7 @@
         <w:tabs>
           <w:tab w:pos="8271" w:val="right" w:leader="dot"/>
         </w:tabs>
-        <w:spacing w:line="360" w:lineRule="auto" w:before="0" w:after="80"/>
+        <w:spacing w:line="240" w:lineRule="auto" w:before="0" w:after="0"/>
         <w:ind w:left="0"/>
       </w:pPr>
       <w:r>
@@ -1111,11 +1091,7 @@
           <w:b w:val="0"/>
           <w:sz w:val="24"/>
         </w:rPr>
-        <w:fldChar w:fldCharType="begin"/>
-        <w:instrText xml:space="preserve"> PAGEREF bm_lista_anexos \h </w:instrText>
-        <w:fldChar w:fldCharType="separate"/>
-        <w:t>?</w:t>
-        <w:fldChar w:fldCharType="end"/>
+        <w:t>x</w:t>
       </w:r>
     </w:p>
     <w:p>
@@ -1123,7 +1099,7 @@
         <w:tabs>
           <w:tab w:pos="8271" w:val="right" w:leader="dot"/>
         </w:tabs>
-        <w:spacing w:line="360" w:lineRule="auto" w:before="0" w:after="80"/>
+        <w:spacing w:line="240" w:lineRule="auto" w:before="0" w:after="0"/>
         <w:ind w:left="0"/>
       </w:pPr>
       <w:r>
@@ -1141,11 +1117,7 @@
           <w:b w:val="0"/>
           <w:sz w:val="24"/>
         </w:rPr>
-        <w:fldChar w:fldCharType="begin"/>
-        <w:instrText xml:space="preserve"> PAGEREF bm_resumen \h </w:instrText>
-        <w:fldChar w:fldCharType="separate"/>
-        <w:t>?</w:t>
-        <w:fldChar w:fldCharType="end"/>
+        <w:t>xi</w:t>
       </w:r>
     </w:p>
     <w:p>
@@ -1153,7 +1125,7 @@
         <w:tabs>
           <w:tab w:pos="8271" w:val="right" w:leader="dot"/>
         </w:tabs>
-        <w:spacing w:line="360" w:lineRule="auto" w:before="0" w:after="80"/>
+        <w:spacing w:line="240" w:lineRule="auto" w:before="0" w:after="0"/>
         <w:ind w:left="0"/>
       </w:pPr>
       <w:r>
@@ -1171,16 +1143,12 @@
           <w:b w:val="0"/>
           <w:sz w:val="24"/>
         </w:rPr>
-        <w:fldChar w:fldCharType="begin"/>
-        <w:instrText xml:space="preserve"> PAGEREF bm_introduccion \h </w:instrText>
-        <w:fldChar w:fldCharType="separate"/>
-        <w:t>?</w:t>
-        <w:fldChar w:fldCharType="end"/>
+        <w:t>1</w:t>
       </w:r>
     </w:p>
     <w:p>
       <w:pPr>
-        <w:spacing w:before="240" w:after="120"/>
+        <w:spacing w:before="80" w:after="0"/>
       </w:pPr>
       <w:r>
         <w:rPr>
@@ -1194,7 +1162,7 @@
         <w:tabs>
           <w:tab w:pos="8271" w:val="right" w:leader="dot"/>
         </w:tabs>
-        <w:spacing w:line="360" w:lineRule="auto" w:before="0" w:after="80"/>
+        <w:spacing w:line="240" w:lineRule="auto" w:before="0" w:after="0"/>
         <w:ind w:left="0"/>
       </w:pPr>
       <w:r>
@@ -1224,7 +1192,7 @@
         <w:tabs>
           <w:tab w:pos="8271" w:val="right" w:leader="dot"/>
         </w:tabs>
-        <w:spacing w:line="360" w:lineRule="auto" w:before="0" w:after="80"/>
+        <w:spacing w:line="240" w:lineRule="auto" w:before="0" w:after="0"/>
         <w:ind w:left="283"/>
       </w:pPr>
       <w:r>
@@ -1254,7 +1222,7 @@
         <w:tabs>
           <w:tab w:pos="8271" w:val="right" w:leader="dot"/>
         </w:tabs>
-        <w:spacing w:line="360" w:lineRule="auto" w:before="0" w:after="80"/>
+        <w:spacing w:line="240" w:lineRule="auto" w:before="0" w:after="0"/>
         <w:ind w:left="283"/>
       </w:pPr>
       <w:r>
@@ -1284,7 +1252,7 @@
         <w:tabs>
           <w:tab w:pos="8271" w:val="right" w:leader="dot"/>
         </w:tabs>
-        <w:spacing w:line="360" w:lineRule="auto" w:before="0" w:after="80"/>
+        <w:spacing w:line="240" w:lineRule="auto" w:before="0" w:after="0"/>
         <w:ind w:left="283"/>
       </w:pPr>
       <w:r>
@@ -1314,7 +1282,7 @@
         <w:tabs>
           <w:tab w:pos="8271" w:val="right" w:leader="dot"/>
         </w:tabs>
-        <w:spacing w:line="360" w:lineRule="auto" w:before="0" w:after="80"/>
+        <w:spacing w:line="240" w:lineRule="auto" w:before="0" w:after="0"/>
         <w:ind w:left="283"/>
       </w:pPr>
       <w:r>
@@ -1344,7 +1312,7 @@
         <w:tabs>
           <w:tab w:pos="8271" w:val="right" w:leader="dot"/>
         </w:tabs>
-        <w:spacing w:line="360" w:lineRule="auto" w:before="0" w:after="80"/>
+        <w:spacing w:line="240" w:lineRule="auto" w:before="0" w:after="0"/>
         <w:ind w:left="283"/>
       </w:pPr>
       <w:r>
@@ -1374,7 +1342,7 @@
         <w:tabs>
           <w:tab w:pos="8271" w:val="right" w:leader="dot"/>
         </w:tabs>
-        <w:spacing w:line="360" w:lineRule="auto" w:before="0" w:after="80"/>
+        <w:spacing w:line="240" w:lineRule="auto" w:before="0" w:after="0"/>
         <w:ind w:left="283"/>
       </w:pPr>
       <w:r>
@@ -1404,7 +1372,7 @@
         <w:tabs>
           <w:tab w:pos="8271" w:val="right" w:leader="dot"/>
         </w:tabs>
-        <w:spacing w:line="360" w:lineRule="auto" w:before="0" w:after="80"/>
+        <w:spacing w:line="240" w:lineRule="auto" w:before="0" w:after="0"/>
         <w:ind w:left="283"/>
       </w:pPr>
       <w:r>
@@ -1434,7 +1402,7 @@
         <w:tabs>
           <w:tab w:pos="8271" w:val="right" w:leader="dot"/>
         </w:tabs>
-        <w:spacing w:line="360" w:lineRule="auto" w:before="0" w:after="80"/>
+        <w:spacing w:line="240" w:lineRule="auto" w:before="0" w:after="0"/>
         <w:ind w:left="283"/>
       </w:pPr>
       <w:r>
@@ -1464,7 +1432,7 @@
         <w:tabs>
           <w:tab w:pos="8271" w:val="right" w:leader="dot"/>
         </w:tabs>
-        <w:spacing w:line="360" w:lineRule="auto" w:before="0" w:after="80"/>
+        <w:spacing w:line="240" w:lineRule="auto" w:before="0" w:after="0"/>
         <w:ind w:left="283"/>
       </w:pPr>
       <w:r>
@@ -1494,7 +1462,37 @@
         <w:tabs>
           <w:tab w:pos="8271" w:val="right" w:leader="dot"/>
         </w:tabs>
-        <w:spacing w:line="360" w:lineRule="auto" w:before="0" w:after="80"/>
+        <w:spacing w:line="240" w:lineRule="auto" w:before="0" w:after="0"/>
+        <w:ind w:left="283"/>
+      </w:pPr>
+      <w:r>
+        <w:rPr>
+          <w:rFonts w:ascii="Times New Roman" w:hAnsi="Times New Roman"/>
+          <w:b w:val="0"/>
+          <w:sz w:val="24"/>
+        </w:rPr>
+        <w:t>Descripción del departamento donde realizó la pasantía</w:t>
+        <w:tab/>
+      </w:r>
+      <w:r>
+        <w:rPr>
+          <w:rFonts w:ascii="Times New Roman" w:hAnsi="Times New Roman"/>
+          <w:b w:val="0"/>
+          <w:sz w:val="24"/>
+        </w:rPr>
+        <w:fldChar w:fldCharType="begin"/>
+        <w:instrText xml:space="preserve"> PAGEREF bm_cap1_depto \h </w:instrText>
+        <w:fldChar w:fldCharType="separate"/>
+        <w:t>?</w:t>
+        <w:fldChar w:fldCharType="end"/>
+      </w:r>
+    </w:p>
+    <w:p>
+      <w:pPr>
+        <w:tabs>
+          <w:tab w:pos="8271" w:val="right" w:leader="dot"/>
+        </w:tabs>
+        <w:spacing w:line="240" w:lineRule="auto" w:before="0" w:after="0"/>
         <w:ind w:left="0"/>
       </w:pPr>
       <w:r>
@@ -1524,7 +1522,7 @@
         <w:tabs>
           <w:tab w:pos="8271" w:val="right" w:leader="dot"/>
         </w:tabs>
-        <w:spacing w:line="360" w:lineRule="auto" w:before="0" w:after="80"/>
+        <w:spacing w:line="240" w:lineRule="auto" w:before="0" w:after="0"/>
         <w:ind w:left="0"/>
       </w:pPr>
       <w:r>
@@ -1552,20 +1550,20 @@
     <w:p>
       <w:pPr>
         <w:sectPr>
-          <w:footerReference w:type="default" r:id="rId23"/>
-          <w:type w:val="continuous"/>
+          <w:footerReference w:type="default" r:id="rId26"/>
+          <w:footerReference w:type="first" r:id="rId27"/>
           <w:pgSz w:w="12240" w:h="15840"/>
           <w:pgMar w:top="1701" w:right="1701" w:bottom="1701" w:left="2268" w:header="720" w:footer="720" w:gutter="0"/>
           <w:cols w:space="720"/>
-          <w:titlePg/>
           <w:docGrid w:linePitch="360"/>
+          <w:pgNumType w:fmt="lowerRoman"/>
         </w:sectPr>
       </w:pPr>
     </w:p>
     <w:p>
       <w:bookmarkStart w:id="bm_lista_cuadros" w:name="bm_lista_cuadros"/>
       <w:pPr>
-        <w:spacing w:before="1140" w:after="480"/>
+        <w:spacing w:before="1140" w:after="480" w:line="360" w:lineRule="auto"/>
         <w:jc w:val="center"/>
       </w:pPr>
       <w:r>
@@ -1577,18 +1575,6 @@
         <w:t>LISTA DE CUADROS</w:t>
       </w:r>
       <w:bookmarkEnd w:id="bm_lista_cuadros"/>
-    </w:p>
-    <w:p>
-      <w:pPr>
-        <w:sectPr>
-          <w:footerReference w:type="default" r:id="rId24"/>
-          <w:pgSz w:w="12240" w:h="15840"/>
-          <w:pgMar w:top="1701" w:right="1701" w:bottom="1701" w:left="2268" w:header="720" w:footer="720" w:gutter="0"/>
-          <w:cols w:space="720"/>
-          <w:titlePg/>
-          <w:docGrid w:linePitch="360"/>
-        </w:sectPr>
-      </w:pPr>
     </w:p>
     <w:p>
       <w:pPr>
@@ -1620,61 +1606,20 @@
     <w:p>
       <w:pPr>
         <w:sectPr>
-          <w:footerReference w:type="default" r:id="rId25"/>
-          <w:type w:val="continuous"/>
+          <w:footerReference w:type="default" r:id="rId28"/>
+          <w:footerReference w:type="first" r:id="rId29"/>
           <w:pgSz w:w="12240" w:h="15840"/>
           <w:pgMar w:top="1701" w:right="1701" w:bottom="1701" w:left="2268" w:header="720" w:footer="720" w:gutter="0"/>
           <w:cols w:space="720"/>
-          <w:titlePg/>
           <w:docGrid w:linePitch="360"/>
-        </w:sectPr>
-      </w:pPr>
-    </w:p>
-    <w:p>
-      <w:bookmarkStart w:id="bm_lista_figuras" w:name="bm_lista_figuras"/>
-      <w:pPr>
-        <w:spacing w:before="1140" w:after="480"/>
-        <w:jc w:val="center"/>
-      </w:pPr>
-      <w:r>
-        <w:rPr>
-          <w:rFonts w:ascii="Times New Roman" w:hAnsi="Times New Roman"/>
-          <w:b/>
-          <w:sz w:val="24"/>
-        </w:rPr>
-        <w:t>LISTA DE FIGURAS</w:t>
-      </w:r>
-      <w:bookmarkEnd w:id="bm_lista_figuras"/>
-    </w:p>
-    <w:p>
-      <w:pPr>
-        <w:sectPr>
-          <w:footerReference w:type="default" r:id="rId26"/>
-          <w:pgSz w:w="12240" w:h="15840"/>
-          <w:pgMar w:top="1701" w:right="1701" w:bottom="1701" w:left="2268" w:header="720" w:footer="720" w:gutter="0"/>
-          <w:cols w:space="720"/>
-          <w:titlePg/>
-          <w:docGrid w:linePitch="360"/>
-        </w:sectPr>
-      </w:pPr>
-    </w:p>
-    <w:p>
-      <w:pPr>
-        <w:sectPr>
-          <w:footerReference w:type="default" r:id="rId27"/>
-          <w:type w:val="continuous"/>
-          <w:pgSz w:w="12240" w:h="15840"/>
-          <w:pgMar w:top="1701" w:right="1701" w:bottom="1701" w:left="2268" w:header="720" w:footer="720" w:gutter="0"/>
-          <w:cols w:space="720"/>
-          <w:titlePg/>
-          <w:docGrid w:linePitch="360"/>
+          <w:pgNumType w:fmt="lowerRoman"/>
         </w:sectPr>
       </w:pPr>
     </w:p>
     <w:p>
       <w:bookmarkStart w:id="bm_lista_graficos" w:name="bm_lista_graficos"/>
       <w:pPr>
-        <w:spacing w:before="1140" w:after="480"/>
+        <w:spacing w:before="1140" w:after="480" w:line="360" w:lineRule="auto"/>
         <w:jc w:val="center"/>
       </w:pPr>
       <w:r>
@@ -1686,18 +1631,6 @@
         <w:t>LISTA DE GRÁFICOS</w:t>
       </w:r>
       <w:bookmarkEnd w:id="bm_lista_graficos"/>
-    </w:p>
-    <w:p>
-      <w:pPr>
-        <w:sectPr>
-          <w:footerReference w:type="default" r:id="rId28"/>
-          <w:pgSz w:w="12240" w:h="15840"/>
-          <w:pgMar w:top="1701" w:right="1701" w:bottom="1701" w:left="2268" w:header="720" w:footer="720" w:gutter="0"/>
-          <w:cols w:space="720"/>
-          <w:titlePg/>
-          <w:docGrid w:linePitch="360"/>
-        </w:sectPr>
-      </w:pPr>
     </w:p>
     <w:p>
       <w:pPr>
@@ -1825,20 +1758,20 @@
     <w:p>
       <w:pPr>
         <w:sectPr>
-          <w:footerReference w:type="default" r:id="rId29"/>
-          <w:type w:val="continuous"/>
+          <w:footerReference w:type="default" r:id="rId30"/>
+          <w:footerReference w:type="first" r:id="rId31"/>
           <w:pgSz w:w="12240" w:h="15840"/>
           <w:pgMar w:top="1701" w:right="1701" w:bottom="1701" w:left="2268" w:header="720" w:footer="720" w:gutter="0"/>
           <w:cols w:space="720"/>
-          <w:titlePg/>
           <w:docGrid w:linePitch="360"/>
+          <w:pgNumType w:fmt="lowerRoman"/>
         </w:sectPr>
       </w:pPr>
     </w:p>
     <w:p>
       <w:bookmarkStart w:id="bm_lista_anexos" w:name="bm_lista_anexos"/>
       <w:pPr>
-        <w:spacing w:before="1140" w:after="480"/>
+        <w:spacing w:before="1140" w:after="480" w:line="360" w:lineRule="auto"/>
         <w:jc w:val="center"/>
       </w:pPr>
       <w:r>
@@ -1850,18 +1783,6 @@
         <w:t>LISTA DE ANEXOS</w:t>
       </w:r>
       <w:bookmarkEnd w:id="bm_lista_anexos"/>
-    </w:p>
-    <w:p>
-      <w:pPr>
-        <w:sectPr>
-          <w:footerReference w:type="default" r:id="rId30"/>
-          <w:pgSz w:w="12240" w:h="15840"/>
-          <w:pgMar w:top="1701" w:right="1701" w:bottom="1701" w:left="2268" w:header="720" w:footer="720" w:gutter="0"/>
-          <w:cols w:space="720"/>
-          <w:titlePg/>
-          <w:docGrid w:linePitch="360"/>
-        </w:sectPr>
-      </w:pPr>
     </w:p>
     <w:p>
       <w:pPr>
@@ -1925,19 +1846,19 @@
     <w:p>
       <w:pPr>
         <w:sectPr>
-          <w:footerReference w:type="default" r:id="rId31"/>
-          <w:type w:val="continuous"/>
+          <w:footerReference w:type="default" r:id="rId32"/>
+          <w:footerReference w:type="first" r:id="rId33"/>
           <w:pgSz w:w="12240" w:h="15840"/>
           <w:pgMar w:top="1701" w:right="1701" w:bottom="1701" w:left="2268" w:header="720" w:footer="720" w:gutter="0"/>
           <w:cols w:space="720"/>
-          <w:titlePg/>
           <w:docGrid w:linePitch="360"/>
+          <w:pgNumType w:fmt="lowerRoman"/>
         </w:sectPr>
       </w:pPr>
     </w:p>
     <w:p>
       <w:pPr>
-        <w:spacing w:after="0"/>
+        <w:spacing w:line="240" w:lineRule="auto" w:after="0"/>
         <w:jc w:val="center"/>
       </w:pPr>
       <w:r>
@@ -1951,7 +1872,7 @@
     </w:p>
     <w:p>
       <w:pPr>
-        <w:spacing w:after="0"/>
+        <w:spacing w:line="240" w:lineRule="auto" w:after="0"/>
         <w:jc w:val="center"/>
       </w:pPr>
       <w:r>
@@ -1965,7 +1886,7 @@
     </w:p>
     <w:p>
       <w:pPr>
-        <w:spacing w:after="0"/>
+        <w:spacing w:line="240" w:lineRule="auto" w:after="0"/>
         <w:jc w:val="center"/>
       </w:pPr>
       <w:r>
@@ -1979,7 +1900,7 @@
     </w:p>
     <w:p>
       <w:pPr>
-        <w:spacing w:after="0"/>
+        <w:spacing w:line="240" w:lineRule="auto" w:after="0"/>
         <w:jc w:val="center"/>
       </w:pPr>
       <w:r>
@@ -1993,7 +1914,7 @@
     </w:p>
     <w:p>
       <w:pPr>
-        <w:spacing w:after="0"/>
+        <w:spacing w:line="240" w:lineRule="auto" w:after="0"/>
         <w:jc w:val="center"/>
       </w:pPr>
       <w:r>
@@ -2007,12 +1928,7 @@
     </w:p>
     <w:p>
       <w:pPr>
-        <w:spacing w:after="360"/>
-      </w:pPr>
-    </w:p>
-    <w:p>
-      <w:pPr>
-        <w:spacing w:after="480"/>
+        <w:spacing w:before="480" w:after="240" w:line="360" w:lineRule="auto"/>
         <w:jc w:val="center"/>
       </w:pPr>
       <w:r>
@@ -2026,8 +1942,7 @@
     </w:p>
     <w:p>
       <w:pPr>
-        <w:spacing w:after="480"/>
-        <w:ind w:left="0"/>
+        <w:spacing w:before="120" w:after="200" w:line="240" w:lineRule="auto"/>
         <w:jc w:val="right"/>
       </w:pPr>
       <w:r>
@@ -2042,6 +1957,7 @@
       <w:r>
         <w:rPr>
           <w:rFonts w:ascii="Times New Roman" w:hAnsi="Times New Roman"/>
+          <w:b w:val="0"/>
           <w:sz w:val="24"/>
         </w:rPr>
         <w:t>Cardona, Juliano</w:t>
@@ -2050,23 +1966,25 @@
       <w:r>
         <w:rPr>
           <w:rFonts w:ascii="Times New Roman" w:hAnsi="Times New Roman"/>
+          <w:b w:val="0"/>
           <w:sz w:val="24"/>
         </w:rPr>
-        <w:t>C.I.: 32.281.199</w:t>
+        <w:t>C.I.: V-32.281.199</w:t>
         <w:br/>
       </w:r>
       <w:r>
         <w:rPr>
           <w:rFonts w:ascii="Times New Roman" w:hAnsi="Times New Roman"/>
+          <w:b/>
           <w:sz w:val="24"/>
         </w:rPr>
-        <w:t>agosto de 2026</w:t>
+        <w:t>2026, agosto</w:t>
       </w:r>
     </w:p>
     <w:p>
       <w:bookmarkStart w:id="bm_resumen" w:name="bm_resumen"/>
       <w:pPr>
-        <w:spacing w:before="480" w:after="480"/>
+        <w:spacing w:before="0" w:after="160"/>
         <w:jc w:val="center"/>
       </w:pPr>
       <w:r>
@@ -2081,20 +1999,8 @@
     </w:p>
     <w:p>
       <w:pPr>
-        <w:sectPr>
-          <w:footerReference w:type="default" r:id="rId32"/>
-          <w:pgSz w:w="12240" w:h="15840"/>
-          <w:pgMar w:top="1701" w:right="1701" w:bottom="1701" w:left="2268" w:header="720" w:footer="720" w:gutter="0"/>
-          <w:cols w:space="720"/>
-          <w:titlePg/>
-          <w:docGrid w:linePitch="360"/>
-        </w:sectPr>
-      </w:pPr>
-    </w:p>
-    <w:p>
-      <w:pPr>
-        <w:spacing w:line="360" w:lineRule="auto" w:after="0" w:before="0"/>
-        <w:ind w:firstLine="709"/>
+        <w:spacing w:line="240" w:lineRule="auto" w:after="0" w:before="0"/>
+        <w:ind w:firstLine="0"/>
         <w:jc w:val="both"/>
       </w:pPr>
       <w:r>
@@ -2106,38 +2012,44 @@
         <w:t>El presente informe expone las actividades realizadas durante nueve (9) semanas de pasantías profesionales en el Departamento de Presidencia de la Empresa Mixta Petrolera Venangocupet, S.A. La práctica permitió reconocer el flujo real de recepción, revisión, registro, firma y despacho de expedientes, cuyo control se efectúa mediante hojas de cálculo y requiere transcripción repetitiva de datos. Esta dinámica puede generar duplicidad u omisión de registros y dificulta la obtención inmediata de resúmenes sobre documentos ingresados, firmados, pendientes o despachados. En respuesta a esta situación se planteó como objetivo general desarrollar un sistema automatizado para el control, trazabilidad y reporte documental del área. Las actividades comprendieron el diagnóstico del proceso, levantamiento de requerimientos, modelado de una base de datos relacional, diseño de la interfaz, implementación con SQLite, integración de una aplicación de escritorio y pruebas funcionales de los módulos de registro, consulta, historial y reportes. Como resultado se obtuvo un prototipo funcional orientado a reducir tareas repetitivas y mantener un historial verificable del recorrido de los expedientes. Se concluye que la solución desarrollada responde a los requerimientos esenciales identificados en Presidencia. Se recomienda realizar una incorporación progresiva de los registros y establecer respaldos periódicos de la base de datos antes de su utilización continua.</w:t>
       </w:r>
     </w:p>
-    <w:p/>
     <w:p>
       <w:pPr>
-        <w:ind w:firstLine="709"/>
+        <w:spacing w:line="240" w:lineRule="auto" w:before="160"/>
+        <w:ind w:firstLine="0"/>
       </w:pPr>
       <w:r>
         <w:rPr>
+          <w:rFonts w:ascii="Times New Roman" w:hAnsi="Times New Roman"/>
           <w:b/>
+          <w:sz w:val="24"/>
         </w:rPr>
         <w:t xml:space="preserve">Palabras claves: </w:t>
       </w:r>
       <w:r>
+        <w:rPr>
+          <w:rFonts w:ascii="Times New Roman" w:hAnsi="Times New Roman"/>
+          <w:sz w:val="24"/>
+        </w:rPr>
         <w:t>sistema automatizado, trazabilidad documental, SQLite, Wails, pasantías</w:t>
       </w:r>
     </w:p>
     <w:p>
       <w:pPr>
         <w:sectPr>
-          <w:footerReference w:type="default" r:id="rId33"/>
-          <w:type w:val="continuous"/>
+          <w:footerReference w:type="default" r:id="rId34"/>
+          <w:footerReference w:type="first" r:id="rId35"/>
           <w:pgSz w:w="12240" w:h="15840"/>
           <w:pgMar w:top="1701" w:right="1701" w:bottom="1701" w:left="2268" w:header="720" w:footer="720" w:gutter="0"/>
           <w:cols w:space="720"/>
-          <w:titlePg/>
           <w:docGrid w:linePitch="360"/>
+          <w:pgNumType w:fmt="lowerRoman"/>
         </w:sectPr>
       </w:pPr>
     </w:p>
     <w:p>
       <w:bookmarkStart w:id="bm_introduccion" w:name="bm_introduccion"/>
       <w:pPr>
-        <w:spacing w:before="1140" w:after="480"/>
+        <w:spacing w:before="1140" w:after="480" w:line="360" w:lineRule="auto"/>
         <w:jc w:val="center"/>
       </w:pPr>
       <w:r>
@@ -2152,18 +2064,6 @@
     </w:p>
     <w:p>
       <w:pPr>
-        <w:sectPr>
-          <w:footerReference w:type="default" r:id="rId34"/>
-          <w:pgSz w:w="12240" w:h="15840"/>
-          <w:pgMar w:top="1701" w:right="1701" w:bottom="1701" w:left="2268" w:header="720" w:footer="720" w:gutter="0"/>
-          <w:cols w:space="720"/>
-          <w:titlePg/>
-          <w:docGrid w:linePitch="360"/>
-        </w:sectPr>
-      </w:pPr>
-    </w:p>
-    <w:p>
-      <w:pPr>
         <w:spacing w:line="360" w:lineRule="auto" w:after="0" w:before="0"/>
         <w:ind w:firstLine="709"/>
         <w:jc w:val="both"/>
@@ -2225,19 +2125,20 @@
     <w:p>
       <w:pPr>
         <w:sectPr>
-          <w:footerReference w:type="default" r:id="rId35"/>
-          <w:type w:val="continuous"/>
+          <w:footerReference w:type="default" r:id="rId36"/>
+          <w:footerReference w:type="first" r:id="rId37"/>
           <w:pgSz w:w="12240" w:h="15840"/>
           <w:pgMar w:top="1701" w:right="1701" w:bottom="1701" w:left="2268" w:header="720" w:footer="720" w:gutter="0"/>
           <w:cols w:space="720"/>
           <w:titlePg/>
           <w:docGrid w:linePitch="360"/>
+          <w:pgNumType w:start="1" w:fmt="decimal"/>
         </w:sectPr>
       </w:pPr>
     </w:p>
     <w:p>
       <w:pPr>
-        <w:spacing w:before="1140" w:after="480"/>
+        <w:spacing w:before="1140" w:after="480" w:line="360" w:lineRule="auto"/>
         <w:jc w:val="center"/>
       </w:pPr>
       <w:r>
@@ -2252,7 +2153,7 @@
     <w:p>
       <w:bookmarkStart w:id="bm_cap1" w:name="bm_cap1"/>
       <w:pPr>
-        <w:spacing w:before="480"/>
+        <w:spacing w:before="0" w:after="480" w:line="360" w:lineRule="auto"/>
         <w:jc w:val="center"/>
       </w:pPr>
       <w:r>
@@ -2264,18 +2165,6 @@
         <w:t>REALIDAD ORGANIZACIONAL</w:t>
       </w:r>
       <w:bookmarkEnd w:id="bm_cap1"/>
-    </w:p>
-    <w:p>
-      <w:pPr>
-        <w:sectPr>
-          <w:footerReference w:type="default" r:id="rId36"/>
-          <w:pgSz w:w="12240" w:h="15840"/>
-          <w:pgMar w:top="1701" w:right="1701" w:bottom="1701" w:left="2268" w:header="720" w:footer="720" w:gutter="0"/>
-          <w:cols w:space="720"/>
-          <w:titlePg/>
-          <w:docGrid w:linePitch="360"/>
-        </w:sectPr>
-      </w:pPr>
     </w:p>
     <w:p>
       <w:bookmarkStart w:id="bm_cap1_ident" w:name="bm_cap1_ident"/>
@@ -2799,7 +2688,7 @@
         <w:rPr>
           <w:rFonts w:ascii="Times New Roman" w:hAnsi="Times New Roman"/>
           <w:i/>
-          <w:sz w:val="24"/>
+          <w:sz w:val="20"/>
         </w:rPr>
         <w:t xml:space="preserve">Gráfico 1. </w:t>
       </w:r>
@@ -2807,7 +2696,7 @@
         <w:rPr>
           <w:rFonts w:ascii="Times New Roman" w:hAnsi="Times New Roman"/>
           <w:b/>
-          <w:sz w:val="24"/>
+          <w:sz w:val="20"/>
         </w:rPr>
         <w:t>Referencia cartográfica de la ubicación de las oficinas administrativas de Venangocupet, S.A.</w:t>
       </w:r>
@@ -2822,14 +2711,14 @@
         <w:rPr>
           <w:rFonts w:ascii="Times New Roman" w:hAnsi="Times New Roman"/>
           <w:i/>
-          <w:sz w:val="24"/>
+          <w:sz w:val="20"/>
         </w:rPr>
         <w:t xml:space="preserve">Fuente: </w:t>
       </w:r>
       <w:r>
         <w:rPr>
           <w:rFonts w:ascii="Times New Roman" w:hAnsi="Times New Roman"/>
-          <w:sz w:val="24"/>
+          <w:sz w:val="20"/>
         </w:rPr>
         <w:t>Captura cartográfica de Google Maps (2026). La empresa no aparece rotulada de forma independiente; se emplea como referencia el Centro Comercial San Remo Mall.</w:t>
       </w:r>
@@ -2885,7 +2774,7 @@
               <w:rPr>
                 <w:rFonts w:ascii="Times New Roman" w:hAnsi="Times New Roman"/>
                 <w:b/>
-                <w:sz w:val="16"/>
+                <w:sz w:val="20"/>
               </w:rPr>
               <w:t>Departamento / Área</w:t>
             </w:r>
@@ -2905,7 +2794,7 @@
               <w:rPr>
                 <w:rFonts w:ascii="Times New Roman" w:hAnsi="Times New Roman"/>
                 <w:b/>
-                <w:sz w:val="16"/>
+                <w:sz w:val="20"/>
               </w:rPr>
               <w:t>Cargo</w:t>
             </w:r>
@@ -2925,7 +2814,7 @@
               <w:rPr>
                 <w:rFonts w:ascii="Times New Roman" w:hAnsi="Times New Roman"/>
                 <w:b/>
-                <w:sz w:val="16"/>
+                <w:sz w:val="20"/>
               </w:rPr>
               <w:t>Femenino</w:t>
             </w:r>
@@ -2945,7 +2834,7 @@
               <w:rPr>
                 <w:rFonts w:ascii="Times New Roman" w:hAnsi="Times New Roman"/>
                 <w:b/>
-                <w:sz w:val="16"/>
+                <w:sz w:val="20"/>
               </w:rPr>
               <w:t>Masculino</w:t>
             </w:r>
@@ -2965,7 +2854,7 @@
               <w:rPr>
                 <w:rFonts w:ascii="Times New Roman" w:hAnsi="Times New Roman"/>
                 <w:b/>
-                <w:sz w:val="16"/>
+                <w:sz w:val="20"/>
               </w:rPr>
               <w:t>Total</w:t>
             </w:r>
@@ -2985,7 +2874,7 @@
             <w:r>
               <w:rPr>
                 <w:rFonts w:ascii="Times New Roman" w:hAnsi="Times New Roman"/>
-                <w:sz w:val="16"/>
+                <w:sz w:val="20"/>
               </w:rPr>
               <w:t>Departamento de Presidencia</w:t>
             </w:r>
@@ -3003,7 +2892,7 @@
             <w:r>
               <w:rPr>
                 <w:rFonts w:ascii="Times New Roman" w:hAnsi="Times New Roman"/>
-                <w:sz w:val="16"/>
+                <w:sz w:val="20"/>
               </w:rPr>
               <w:t>Presidente</w:t>
             </w:r>
@@ -3021,7 +2910,7 @@
             <w:r>
               <w:rPr>
                 <w:rFonts w:ascii="Times New Roman" w:hAnsi="Times New Roman"/>
-                <w:sz w:val="16"/>
+                <w:sz w:val="20"/>
               </w:rPr>
               <w:t>0</w:t>
             </w:r>
@@ -3039,7 +2928,7 @@
             <w:r>
               <w:rPr>
                 <w:rFonts w:ascii="Times New Roman" w:hAnsi="Times New Roman"/>
-                <w:sz w:val="16"/>
+                <w:sz w:val="20"/>
               </w:rPr>
               <w:t>1</w:t>
             </w:r>
@@ -3057,7 +2946,7 @@
             <w:r>
               <w:rPr>
                 <w:rFonts w:ascii="Times New Roman" w:hAnsi="Times New Roman"/>
-                <w:sz w:val="16"/>
+                <w:sz w:val="20"/>
               </w:rPr>
               <w:t>1</w:t>
             </w:r>
@@ -3077,7 +2966,7 @@
             <w:r>
               <w:rPr>
                 <w:rFonts w:ascii="Times New Roman" w:hAnsi="Times New Roman"/>
-                <w:sz w:val="16"/>
+                <w:sz w:val="20"/>
               </w:rPr>
               <w:t>Departamento de Presidencia</w:t>
             </w:r>
@@ -3095,7 +2984,7 @@
             <w:r>
               <w:rPr>
                 <w:rFonts w:ascii="Times New Roman" w:hAnsi="Times New Roman"/>
-                <w:sz w:val="16"/>
+                <w:sz w:val="20"/>
               </w:rPr>
               <w:t>Secretaría</w:t>
             </w:r>
@@ -3113,7 +3002,7 @@
             <w:r>
               <w:rPr>
                 <w:rFonts w:ascii="Times New Roman" w:hAnsi="Times New Roman"/>
-                <w:sz w:val="16"/>
+                <w:sz w:val="20"/>
               </w:rPr>
               <w:t>1</w:t>
             </w:r>
@@ -3131,7 +3020,7 @@
             <w:r>
               <w:rPr>
                 <w:rFonts w:ascii="Times New Roman" w:hAnsi="Times New Roman"/>
-                <w:sz w:val="16"/>
+                <w:sz w:val="20"/>
               </w:rPr>
               <w:t>0</w:t>
             </w:r>
@@ -3149,7 +3038,7 @@
             <w:r>
               <w:rPr>
                 <w:rFonts w:ascii="Times New Roman" w:hAnsi="Times New Roman"/>
-                <w:sz w:val="16"/>
+                <w:sz w:val="20"/>
               </w:rPr>
               <w:t>1</w:t>
             </w:r>
@@ -3169,7 +3058,7 @@
             <w:r>
               <w:rPr>
                 <w:rFonts w:ascii="Times New Roman" w:hAnsi="Times New Roman"/>
-                <w:sz w:val="16"/>
+                <w:sz w:val="20"/>
               </w:rPr>
               <w:t>TOTAL GENERAL</w:t>
             </w:r>
@@ -3187,7 +3076,7 @@
             <w:r>
               <w:rPr>
                 <w:rFonts w:ascii="Times New Roman" w:hAnsi="Times New Roman"/>
-                <w:sz w:val="16"/>
+                <w:sz w:val="20"/>
               </w:rPr>
             </w:r>
           </w:p>
@@ -3204,7 +3093,7 @@
             <w:r>
               <w:rPr>
                 <w:rFonts w:ascii="Times New Roman" w:hAnsi="Times New Roman"/>
-                <w:sz w:val="16"/>
+                <w:sz w:val="20"/>
               </w:rPr>
               <w:t>1</w:t>
             </w:r>
@@ -3222,7 +3111,7 @@
             <w:r>
               <w:rPr>
                 <w:rFonts w:ascii="Times New Roman" w:hAnsi="Times New Roman"/>
-                <w:sz w:val="16"/>
+                <w:sz w:val="20"/>
               </w:rPr>
               <w:t>1</w:t>
             </w:r>
@@ -3240,7 +3129,7 @@
             <w:r>
               <w:rPr>
                 <w:rFonts w:ascii="Times New Roman" w:hAnsi="Times New Roman"/>
-                <w:sz w:val="16"/>
+                <w:sz w:val="20"/>
               </w:rPr>
               <w:t>2</w:t>
             </w:r>
@@ -3256,7 +3145,7 @@
         <w:rPr>
           <w:rFonts w:ascii="Times New Roman" w:hAnsi="Times New Roman"/>
           <w:i/>
-          <w:sz w:val="16"/>
+          <w:sz w:val="20"/>
         </w:rPr>
         <w:t>Fuente: Información suministrada por el Departamento de Presidencia de la Empresa Mixta Petrolera Venangocupet, S.A. (2026).</w:t>
       </w:r>
@@ -3304,7 +3193,7 @@
           <w:i w:val="0"/>
           <w:sz w:val="24"/>
         </w:rPr>
-        <w:t>La estructura organizativa de Venangocupet, S.A. responde a un esquema jerárquico-funcional encabezado por la Junta Directiva y la Presidencia. El Departamento de Presidencia constituye el área donde se desarrollaron las pasantías y actúa como punto de recepción, revisión, firma y despacho de correspondencia ejecutiva. A continuación se presentan el organigrama general de la empresa y el organigrama específico del departamento.</w:t>
+        <w:t>La estructura organizativa de Venangocupet, S.A. responde a un esquema jerárquico-funcional encabezado por la Junta Directiva y la Presidencia. A continuación se presentan el organigrama general de la empresa y el organigrama específico del Departamento de Presidencia, área donde se desarrollaron las pasantías.</w:t>
       </w:r>
     </w:p>
     <w:p>
@@ -3357,7 +3246,7 @@
         <w:rPr>
           <w:rFonts w:ascii="Times New Roman" w:hAnsi="Times New Roman"/>
           <w:i/>
-          <w:sz w:val="24"/>
+          <w:sz w:val="20"/>
         </w:rPr>
         <w:t xml:space="preserve">Gráfico 2. </w:t>
       </w:r>
@@ -3365,7 +3254,7 @@
         <w:rPr>
           <w:rFonts w:ascii="Times New Roman" w:hAnsi="Times New Roman"/>
           <w:b/>
-          <w:sz w:val="24"/>
+          <w:sz w:val="20"/>
         </w:rPr>
         <w:t>Organigrama estructural y niveles jerárquicos de Venangocupet, S.A.</w:t>
       </w:r>
@@ -3380,14 +3269,14 @@
         <w:rPr>
           <w:rFonts w:ascii="Times New Roman" w:hAnsi="Times New Roman"/>
           <w:i/>
-          <w:sz w:val="24"/>
+          <w:sz w:val="20"/>
         </w:rPr>
         <w:t xml:space="preserve">Fuente: </w:t>
       </w:r>
       <w:r>
         <w:rPr>
           <w:rFonts w:ascii="Times New Roman" w:hAnsi="Times New Roman"/>
-          <w:sz w:val="24"/>
+          <w:sz w:val="20"/>
         </w:rPr>
         <w:t>Empresa Mixta Petrolera Venangocupet, S.A. (2026).</w:t>
       </w:r>
@@ -3442,7 +3331,7 @@
         <w:rPr>
           <w:rFonts w:ascii="Times New Roman" w:hAnsi="Times New Roman"/>
           <w:i/>
-          <w:sz w:val="24"/>
+          <w:sz w:val="20"/>
         </w:rPr>
         <w:t xml:space="preserve">Gráfico 3. </w:t>
       </w:r>
@@ -3450,7 +3339,7 @@
         <w:rPr>
           <w:rFonts w:ascii="Times New Roman" w:hAnsi="Times New Roman"/>
           <w:b/>
-          <w:sz w:val="24"/>
+          <w:sz w:val="20"/>
         </w:rPr>
         <w:t>Organigrama del Departamento de Presidencia.</w:t>
       </w:r>
@@ -3465,35 +3354,82 @@
         <w:rPr>
           <w:rFonts w:ascii="Times New Roman" w:hAnsi="Times New Roman"/>
           <w:i/>
-          <w:sz w:val="24"/>
+          <w:sz w:val="20"/>
         </w:rPr>
         <w:t xml:space="preserve">Fuente: </w:t>
       </w:r>
       <w:r>
         <w:rPr>
           <w:rFonts w:ascii="Times New Roman" w:hAnsi="Times New Roman"/>
-          <w:sz w:val="24"/>
+          <w:sz w:val="20"/>
         </w:rPr>
         <w:t>Empresa Mixta Petrolera Venangocupet, S.A. (2026).</w:t>
       </w:r>
     </w:p>
     <w:p>
+      <w:bookmarkStart w:id="bm_cap1_depto" w:name="bm_cap1_depto"/>
+      <w:pPr>
+        <w:spacing w:before="480" w:after="480" w:line="360" w:lineRule="auto"/>
+        <w:jc w:val="left"/>
+      </w:pPr>
+      <w:r>
+        <w:rPr>
+          <w:rFonts w:ascii="Times New Roman" w:hAnsi="Times New Roman"/>
+          <w:b/>
+          <w:sz w:val="24"/>
+        </w:rPr>
+        <w:t>Descripción del departamento donde realizó la pasantía</w:t>
+      </w:r>
+      <w:bookmarkEnd w:id="bm_cap1_depto"/>
+    </w:p>
+    <w:p>
+      <w:pPr>
+        <w:spacing w:line="360" w:lineRule="auto" w:after="0" w:before="0"/>
+        <w:ind w:firstLine="709"/>
+        <w:jc w:val="both"/>
+      </w:pPr>
+      <w:r>
+        <w:rPr>
+          <w:rFonts w:ascii="Times New Roman" w:hAnsi="Times New Roman"/>
+          <w:i w:val="0"/>
+          <w:sz w:val="24"/>
+        </w:rPr>
+        <w:t>El Departamento de Presidencia funciona como unidad de tránsito y validación de correspondencia ejecutiva. Recibe expedientes remitidos por otras dependencias, verifica aspectos ortográficos y de presentación, registra su ingreso, los canaliza para la firma del Presidente y, una vez firmados, registra el egreso y los despacha al departamento destinatario. La unidad no conserva de manera permanente los expedientes que transitan por ella, por lo que la exactitud del registro de cada movimiento resulta esencial para mantener la trazabilidad documental.</w:t>
+      </w:r>
+    </w:p>
+    <w:p>
+      <w:pPr>
+        <w:spacing w:line="360" w:lineRule="auto" w:after="0" w:before="0"/>
+        <w:ind w:firstLine="709"/>
+        <w:jc w:val="both"/>
+      </w:pPr>
+      <w:r>
+        <w:rPr>
+          <w:rFonts w:ascii="Times New Roman" w:hAnsi="Times New Roman"/>
+          <w:i w:val="0"/>
+          <w:sz w:val="24"/>
+        </w:rPr>
+        <w:t>Durante la pasantía se apoyaron actividades relacionadas con este flujo y se analizó la forma en que el registro manual en hojas de cálculo influye en el control, la consulta y la generación de reportes sobre los movimientos documentales del área.</w:t>
+      </w:r>
+    </w:p>
+    <w:p>
       <w:pPr>
         <w:sectPr>
-          <w:footerReference w:type="default" r:id="rId37"/>
-          <w:type w:val="continuous"/>
+          <w:footerReference w:type="default" r:id="rId38"/>
+          <w:footerReference w:type="first" r:id="rId39"/>
           <w:pgSz w:w="12240" w:h="15840"/>
           <w:pgMar w:top="1701" w:right="1701" w:bottom="1701" w:left="2268" w:header="720" w:footer="720" w:gutter="0"/>
           <w:cols w:space="720"/>
           <w:titlePg/>
           <w:docGrid w:linePitch="360"/>
+          <w:pgNumType w:fmt="decimal"/>
         </w:sectPr>
       </w:pPr>
     </w:p>
     <w:p>
       <w:bookmarkStart w:id="bm_referencias" w:name="bm_referencias"/>
       <w:pPr>
-        <w:spacing w:before="1140" w:after="480"/>
+        <w:spacing w:before="1140" w:after="480" w:line="360" w:lineRule="auto"/>
         <w:jc w:val="center"/>
       </w:pPr>
       <w:r>
@@ -3508,171 +3444,313 @@
     </w:p>
     <w:p>
       <w:pPr>
+        <w:spacing w:before="480" w:after="0"/>
+      </w:pPr>
+    </w:p>
+    <w:p>
+      <w:pPr>
+        <w:spacing w:line="240" w:lineRule="auto" w:after="480" w:before="0"/>
+        <w:ind w:left="425" w:hanging="425"/>
+        <w:jc w:val="both"/>
+      </w:pPr>
+      <w:r>
+        <w:rPr>
+          <w:rFonts w:ascii="Times New Roman" w:hAnsi="Times New Roman"/>
+          <w:b w:val="0"/>
+          <w:sz w:val="24"/>
+        </w:rPr>
+        <w:t xml:space="preserve">Arias, F. (2012). </w:t>
+      </w:r>
+      <w:r>
+        <w:rPr>
+          <w:rFonts w:ascii="Times New Roman" w:hAnsi="Times New Roman"/>
+          <w:b/>
+          <w:sz w:val="24"/>
+        </w:rPr>
+        <w:t>El proyecto de investigación: Introducción a la metodología científica (6ta ed.)</w:t>
+      </w:r>
+      <w:r>
+        <w:rPr>
+          <w:rFonts w:ascii="Times New Roman" w:hAnsi="Times New Roman"/>
+          <w:b w:val="0"/>
+          <w:sz w:val="24"/>
+        </w:rPr>
+        <w:t>. Episteme, Venezuela.</w:t>
+      </w:r>
+    </w:p>
+    <w:p>
+      <w:pPr>
+        <w:spacing w:line="240" w:lineRule="auto" w:after="480" w:before="0"/>
+        <w:ind w:left="425" w:hanging="425"/>
+        <w:jc w:val="both"/>
+      </w:pPr>
+      <w:r>
+        <w:rPr>
+          <w:rFonts w:ascii="Times New Roman" w:hAnsi="Times New Roman"/>
+          <w:b w:val="0"/>
+          <w:sz w:val="24"/>
+        </w:rPr>
+        <w:t xml:space="preserve">Codd, E. F. (1970). </w:t>
+      </w:r>
+      <w:r>
+        <w:rPr>
+          <w:rFonts w:ascii="Times New Roman" w:hAnsi="Times New Roman"/>
+          <w:b/>
+          <w:sz w:val="24"/>
+        </w:rPr>
+        <w:t>A relational model of data for large shared data banks</w:t>
+      </w:r>
+      <w:r>
+        <w:rPr>
+          <w:rFonts w:ascii="Times New Roman" w:hAnsi="Times New Roman"/>
+          <w:b w:val="0"/>
+          <w:sz w:val="24"/>
+        </w:rPr>
+        <w:t>. Communications of the ACM, 13(6), 377-387.</w:t>
+      </w:r>
+    </w:p>
+    <w:p>
+      <w:pPr>
+        <w:spacing w:line="240" w:lineRule="auto" w:after="480" w:before="0"/>
+        <w:ind w:left="425" w:hanging="425"/>
+        <w:jc w:val="both"/>
+      </w:pPr>
+      <w:r>
+        <w:rPr>
+          <w:rFonts w:ascii="Times New Roman" w:hAnsi="Times New Roman"/>
+          <w:b w:val="0"/>
+          <w:sz w:val="24"/>
+        </w:rPr>
+        <w:t xml:space="preserve">Cruz Mundet, J. R. (2011). </w:t>
+      </w:r>
+      <w:r>
+        <w:rPr>
+          <w:rFonts w:ascii="Times New Roman" w:hAnsi="Times New Roman"/>
+          <w:b/>
+          <w:sz w:val="24"/>
+        </w:rPr>
+        <w:t>Administración de documentos y archivos: Textos fundamentales</w:t>
+      </w:r>
+      <w:r>
+        <w:rPr>
+          <w:rFonts w:ascii="Times New Roman" w:hAnsi="Times New Roman"/>
+          <w:b w:val="0"/>
+          <w:sz w:val="24"/>
+        </w:rPr>
+        <w:t>. Coordinadora de Asociaciones de Archiveros, España.</w:t>
+      </w:r>
+    </w:p>
+    <w:p>
+      <w:pPr>
+        <w:spacing w:line="240" w:lineRule="auto" w:after="480" w:before="0"/>
+        <w:ind w:left="425" w:hanging="425"/>
+        <w:jc w:val="both"/>
+      </w:pPr>
+      <w:r>
+        <w:rPr>
+          <w:rFonts w:ascii="Times New Roman" w:hAnsi="Times New Roman"/>
+          <w:b w:val="0"/>
+          <w:sz w:val="24"/>
+        </w:rPr>
+        <w:t xml:space="preserve">Date, C. J. (2001). </w:t>
+      </w:r>
+      <w:r>
+        <w:rPr>
+          <w:rFonts w:ascii="Times New Roman" w:hAnsi="Times New Roman"/>
+          <w:b/>
+          <w:sz w:val="24"/>
+        </w:rPr>
+        <w:t>Introducción a los sistemas de bases de datos (7ma ed.)</w:t>
+      </w:r>
+      <w:r>
+        <w:rPr>
+          <w:rFonts w:ascii="Times New Roman" w:hAnsi="Times New Roman"/>
+          <w:b w:val="0"/>
+          <w:sz w:val="24"/>
+        </w:rPr>
+        <w:t>. Pearson Educación, México.</w:t>
+      </w:r>
+    </w:p>
+    <w:p>
+      <w:pPr>
+        <w:spacing w:line="240" w:lineRule="auto" w:after="480" w:before="0"/>
+        <w:ind w:left="425" w:hanging="425"/>
+        <w:jc w:val="both"/>
+      </w:pPr>
+      <w:r>
+        <w:rPr>
+          <w:rFonts w:ascii="Times New Roman" w:hAnsi="Times New Roman"/>
+          <w:b w:val="0"/>
+          <w:sz w:val="24"/>
+        </w:rPr>
+        <w:t xml:space="preserve">Gómez, R. (2019). </w:t>
+      </w:r>
+      <w:r>
+        <w:rPr>
+          <w:rFonts w:ascii="Times New Roman" w:hAnsi="Times New Roman"/>
+          <w:b/>
+          <w:sz w:val="24"/>
+        </w:rPr>
+        <w:t>Gestión Documental y Sistemas</w:t>
+      </w:r>
+      <w:r>
+        <w:rPr>
+          <w:rFonts w:ascii="Times New Roman" w:hAnsi="Times New Roman"/>
+          <w:b w:val="0"/>
+          <w:sz w:val="24"/>
+        </w:rPr>
+        <w:t>. Editorial Trillas, México.</w:t>
+      </w:r>
+    </w:p>
+    <w:p>
+      <w:pPr>
+        <w:spacing w:line="240" w:lineRule="auto" w:after="480" w:before="0"/>
+        <w:ind w:left="425" w:hanging="425"/>
+        <w:jc w:val="both"/>
+      </w:pPr>
+      <w:r>
+        <w:rPr>
+          <w:rFonts w:ascii="Times New Roman" w:hAnsi="Times New Roman"/>
+          <w:b w:val="0"/>
+          <w:sz w:val="24"/>
+        </w:rPr>
+        <w:t xml:space="preserve">Kendall, K., y Kendall, J. (2011). </w:t>
+      </w:r>
+      <w:r>
+        <w:rPr>
+          <w:rFonts w:ascii="Times New Roman" w:hAnsi="Times New Roman"/>
+          <w:b/>
+          <w:sz w:val="24"/>
+        </w:rPr>
+        <w:t>Análisis y diseño de sistemas (8va ed.)</w:t>
+      </w:r>
+      <w:r>
+        <w:rPr>
+          <w:rFonts w:ascii="Times New Roman" w:hAnsi="Times New Roman"/>
+          <w:b w:val="0"/>
+          <w:sz w:val="24"/>
+        </w:rPr>
+        <w:t>. Pearson Educación, México.</w:t>
+      </w:r>
+    </w:p>
+    <w:p>
+      <w:pPr>
+        <w:spacing w:line="240" w:lineRule="auto" w:after="480" w:before="0"/>
+        <w:ind w:left="425" w:hanging="425"/>
+        <w:jc w:val="both"/>
+      </w:pPr>
+      <w:r>
+        <w:rPr>
+          <w:rFonts w:ascii="Times New Roman" w:hAnsi="Times New Roman"/>
+          <w:b w:val="0"/>
+          <w:sz w:val="24"/>
+        </w:rPr>
+        <w:t xml:space="preserve">Laudon, K., y Laudon, J. (2016). </w:t>
+      </w:r>
+      <w:r>
+        <w:rPr>
+          <w:rFonts w:ascii="Times New Roman" w:hAnsi="Times New Roman"/>
+          <w:b/>
+          <w:sz w:val="24"/>
+        </w:rPr>
+        <w:t>Sistemas de información gerencial (14va ed.)</w:t>
+      </w:r>
+      <w:r>
+        <w:rPr>
+          <w:rFonts w:ascii="Times New Roman" w:hAnsi="Times New Roman"/>
+          <w:b w:val="0"/>
+          <w:sz w:val="24"/>
+        </w:rPr>
+        <w:t>. Pearson Educación, México.</w:t>
+      </w:r>
+    </w:p>
+    <w:p>
+      <w:pPr>
+        <w:spacing w:line="240" w:lineRule="auto" w:after="480" w:before="0"/>
+        <w:ind w:left="425" w:hanging="425"/>
+        <w:jc w:val="both"/>
+      </w:pPr>
+      <w:r>
+        <w:rPr>
+          <w:rFonts w:ascii="Times New Roman" w:hAnsi="Times New Roman"/>
+          <w:b w:val="0"/>
+          <w:sz w:val="24"/>
+        </w:rPr>
+        <w:t xml:space="preserve">Pressman, R. (2010). </w:t>
+      </w:r>
+      <w:r>
+        <w:rPr>
+          <w:rFonts w:ascii="Times New Roman" w:hAnsi="Times New Roman"/>
+          <w:b/>
+          <w:sz w:val="24"/>
+        </w:rPr>
+        <w:t>Ingeniería de Software: Un enfoque práctico (7ma ed.)</w:t>
+      </w:r>
+      <w:r>
+        <w:rPr>
+          <w:rFonts w:ascii="Times New Roman" w:hAnsi="Times New Roman"/>
+          <w:b w:val="0"/>
+          <w:sz w:val="24"/>
+        </w:rPr>
+        <w:t>. McGraw-Hill, México.</w:t>
+      </w:r>
+    </w:p>
+    <w:p>
+      <w:pPr>
+        <w:spacing w:line="240" w:lineRule="auto" w:after="480" w:before="0"/>
+        <w:ind w:left="425" w:hanging="425"/>
+        <w:jc w:val="both"/>
+      </w:pPr>
+      <w:r>
+        <w:rPr>
+          <w:rFonts w:ascii="Times New Roman" w:hAnsi="Times New Roman"/>
+          <w:b w:val="0"/>
+          <w:sz w:val="24"/>
+        </w:rPr>
+        <w:t xml:space="preserve">Universidad Pedagógica Experimental Libertador. (2016). </w:t>
+      </w:r>
+      <w:r>
+        <w:rPr>
+          <w:rFonts w:ascii="Times New Roman" w:hAnsi="Times New Roman"/>
+          <w:b/>
+          <w:sz w:val="24"/>
+        </w:rPr>
+        <w:t>Manual de trabajos de grado de especialización y maestría y tesis doctorales (5ta ed.)</w:t>
+      </w:r>
+      <w:r>
+        <w:rPr>
+          <w:rFonts w:ascii="Times New Roman" w:hAnsi="Times New Roman"/>
+          <w:b w:val="0"/>
+          <w:sz w:val="24"/>
+        </w:rPr>
+        <w:t>. FEDUPEL, Venezuela.</w:t>
+      </w:r>
+    </w:p>
+    <w:p>
+      <w:pPr>
         <w:sectPr>
-          <w:footerReference w:type="default" r:id="rId38"/>
+          <w:footerReference w:type="default" r:id="rId40"/>
+          <w:footerReference w:type="first" r:id="rId41"/>
           <w:pgSz w:w="12240" w:h="15840"/>
           <w:pgMar w:top="1701" w:right="1701" w:bottom="1701" w:left="2268" w:header="720" w:footer="720" w:gutter="0"/>
           <w:cols w:space="720"/>
           <w:titlePg/>
           <w:docGrid w:linePitch="360"/>
-        </w:sectPr>
-      </w:pPr>
-    </w:p>
-    <w:p>
-      <w:pPr>
-        <w:spacing w:before="480" w:after="0"/>
-      </w:pPr>
-    </w:p>
-    <w:p>
-      <w:pPr>
-        <w:spacing w:line="240" w:lineRule="auto" w:after="480" w:before="0"/>
-        <w:ind w:left="425" w:hanging="425"/>
-        <w:jc w:val="both"/>
-      </w:pPr>
-      <w:r>
-        <w:rPr>
-          <w:rFonts w:ascii="Times New Roman" w:hAnsi="Times New Roman"/>
-          <w:sz w:val="24"/>
-        </w:rPr>
-        <w:t>Arias, F. (2012). El proyecto de investigación: Introducción a la metodología científica (6ta ed.). Episteme, Venezuela.</w:t>
-      </w:r>
-    </w:p>
-    <w:p>
-      <w:pPr>
-        <w:spacing w:line="240" w:lineRule="auto" w:after="480" w:before="0"/>
-        <w:ind w:left="425" w:hanging="425"/>
-        <w:jc w:val="both"/>
-      </w:pPr>
-      <w:r>
-        <w:rPr>
-          <w:rFonts w:ascii="Times New Roman" w:hAnsi="Times New Roman"/>
-          <w:sz w:val="24"/>
-        </w:rPr>
-        <w:t>Codd, E. F. (1970). A relational model of data for large shared data banks. Communications of the ACM, 13(6), 377-387.</w:t>
-      </w:r>
-    </w:p>
-    <w:p>
-      <w:pPr>
-        <w:spacing w:line="240" w:lineRule="auto" w:after="480" w:before="0"/>
-        <w:ind w:left="425" w:hanging="425"/>
-        <w:jc w:val="both"/>
-      </w:pPr>
-      <w:r>
-        <w:rPr>
-          <w:rFonts w:ascii="Times New Roman" w:hAnsi="Times New Roman"/>
-          <w:sz w:val="24"/>
-        </w:rPr>
-        <w:t>Cruz Mundet, J. R. (2011). Administración de documentos y archivos: Textos fundamentales. Coordinadora de Asociaciones de Archiveros, España.</w:t>
-      </w:r>
-    </w:p>
-    <w:p>
-      <w:pPr>
-        <w:spacing w:line="240" w:lineRule="auto" w:after="480" w:before="0"/>
-        <w:ind w:left="425" w:hanging="425"/>
-        <w:jc w:val="both"/>
-      </w:pPr>
-      <w:r>
-        <w:rPr>
-          <w:rFonts w:ascii="Times New Roman" w:hAnsi="Times New Roman"/>
-          <w:sz w:val="24"/>
-        </w:rPr>
-        <w:t>Date, C. J. (2001). Introducción a los sistemas de bases de datos (7ma ed.). Pearson Educación, México.</w:t>
-      </w:r>
-    </w:p>
-    <w:p>
-      <w:pPr>
-        <w:spacing w:line="240" w:lineRule="auto" w:after="480" w:before="0"/>
-        <w:ind w:left="425" w:hanging="425"/>
-        <w:jc w:val="both"/>
-      </w:pPr>
-      <w:r>
-        <w:rPr>
-          <w:rFonts w:ascii="Times New Roman" w:hAnsi="Times New Roman"/>
-          <w:sz w:val="24"/>
-        </w:rPr>
-        <w:t>Gómez, R. (2019). Gestión Documental y Sistemas. Editorial Trillas, México.</w:t>
-      </w:r>
-    </w:p>
-    <w:p>
-      <w:pPr>
-        <w:spacing w:line="240" w:lineRule="auto" w:after="480" w:before="0"/>
-        <w:ind w:left="425" w:hanging="425"/>
-        <w:jc w:val="both"/>
-      </w:pPr>
-      <w:r>
-        <w:rPr>
-          <w:rFonts w:ascii="Times New Roman" w:hAnsi="Times New Roman"/>
-          <w:sz w:val="24"/>
-        </w:rPr>
-        <w:t>Kendall, K., y Kendall, J. (2011). Análisis y diseño de sistemas (8va ed.). Pearson Educación, México.</w:t>
-      </w:r>
-    </w:p>
-    <w:p>
-      <w:pPr>
-        <w:spacing w:line="240" w:lineRule="auto" w:after="480" w:before="0"/>
-        <w:ind w:left="425" w:hanging="425"/>
-        <w:jc w:val="both"/>
-      </w:pPr>
-      <w:r>
-        <w:rPr>
-          <w:rFonts w:ascii="Times New Roman" w:hAnsi="Times New Roman"/>
-          <w:sz w:val="24"/>
-        </w:rPr>
-        <w:t>Laudon, K., y Laudon, J. (2016). Sistemas de información gerencial (14va ed.). Pearson Educación, México.</w:t>
-      </w:r>
-    </w:p>
-    <w:p>
-      <w:pPr>
-        <w:spacing w:line="240" w:lineRule="auto" w:after="480" w:before="0"/>
-        <w:ind w:left="425" w:hanging="425"/>
-        <w:jc w:val="both"/>
-      </w:pPr>
-      <w:r>
-        <w:rPr>
-          <w:rFonts w:ascii="Times New Roman" w:hAnsi="Times New Roman"/>
-          <w:sz w:val="24"/>
-        </w:rPr>
-        <w:t>Pressman, R. (2010). Ingeniería de Software: Un enfoque práctico (7ma ed.). McGraw-Hill, México.</w:t>
-      </w:r>
-    </w:p>
-    <w:p>
-      <w:pPr>
-        <w:spacing w:line="240" w:lineRule="auto" w:after="480" w:before="0"/>
-        <w:ind w:left="425" w:hanging="425"/>
-        <w:jc w:val="both"/>
-      </w:pPr>
-      <w:r>
-        <w:rPr>
-          <w:rFonts w:ascii="Times New Roman" w:hAnsi="Times New Roman"/>
-          <w:sz w:val="24"/>
-        </w:rPr>
-        <w:t>Universidad Pedagógica Experimental Libertador. (2016). Manual de trabajos de grado de especialización y maestría y tesis doctorales (5ta ed.). FEDUPEL, Venezuela.</w:t>
-      </w:r>
-    </w:p>
-    <w:p>
-      <w:pPr>
-        <w:sectPr>
-          <w:footerReference w:type="default" r:id="rId39"/>
-          <w:type w:val="continuous"/>
-          <w:pgSz w:w="12240" w:h="15840"/>
-          <w:pgMar w:top="1701" w:right="1701" w:bottom="1701" w:left="2268" w:header="720" w:footer="720" w:gutter="0"/>
-          <w:cols w:space="720"/>
-          <w:titlePg/>
-          <w:docGrid w:linePitch="360"/>
+          <w:pgNumType w:fmt="decimal"/>
         </w:sectPr>
       </w:pPr>
     </w:p>
     <w:p>
       <w:bookmarkStart w:id="bm_anexos" w:name="bm_anexos"/>
       <w:pPr>
-        <w:spacing w:before="4740"/>
+        <w:spacing w:before="4400"/>
         <w:jc w:val="center"/>
       </w:pPr>
       <w:r>
         <w:rPr>
           <w:rFonts w:ascii="Times New Roman" w:hAnsi="Times New Roman"/>
           <w:b/>
-          <w:sz w:val="32"/>
+          <w:sz w:val="24"/>
         </w:rPr>
         <w:t>ANEXOS</w:t>
       </w:r>
@@ -3681,12 +3759,13 @@
     <w:p>
       <w:pPr>
         <w:sectPr>
-          <w:footerReference w:type="default" r:id="rId40"/>
+          <w:footerReference w:type="default" r:id="rId42"/>
+          <w:footerReference w:type="first" r:id="rId43"/>
           <w:pgSz w:w="12240" w:h="15840"/>
           <w:pgMar w:top="1701" w:right="1701" w:bottom="1701" w:left="2268" w:header="720" w:footer="720" w:gutter="0"/>
           <w:cols w:space="720"/>
-          <w:titlePg/>
           <w:docGrid w:linePitch="360"/>
+          <w:pgNumType w:fmt="decimal"/>
         </w:sectPr>
       </w:pPr>
     </w:p>
@@ -3766,12 +3845,13 @@
       </w:r>
     </w:p>
     <w:sectPr>
-      <w:footerReference w:type="default" r:id="rId41"/>
+      <w:footerReference w:type="default" r:id="rId44"/>
+      <w:footerReference w:type="first" r:id="rId45"/>
       <w:pgSz w:w="12240" w:h="15840"/>
       <w:pgMar w:top="1701" w:right="1701" w:bottom="1701" w:left="2268" w:header="720" w:footer="720" w:gutter="0"/>
       <w:cols w:space="720"/>
-      <w:titlePg/>
       <w:docGrid w:linePitch="360"/>
+      <w:pgNumType w:fmt="decimal"/>
     </w:sectPr>
   </w:body>
 </w:document>
@@ -3783,6 +3863,7 @@
     <w:pPr>
       <w:pStyle w:val="Footer"/>
     </w:pPr>
+    <w:r/>
   </w:p>
 </w:ftr>
 </file>
@@ -3793,6 +3874,7 @@
     <w:pPr>
       <w:pStyle w:val="Footer"/>
     </w:pPr>
+    <w:r/>
   </w:p>
 </w:ftr>
 </file>
@@ -3804,6 +3886,7 @@
       <w:pStyle w:val="Footer"/>
       <w:jc w:val="center"/>
     </w:pPr>
+    <w:r/>
     <w:r>
       <w:rPr>
         <w:rFonts w:ascii="Times New Roman" w:hAnsi="Times New Roman"/>
@@ -3823,18 +3906,8 @@
   <w:p>
     <w:pPr>
       <w:pStyle w:val="Footer"/>
-      <w:jc w:val="center"/>
-    </w:pPr>
-    <w:r>
-      <w:rPr>
-        <w:rFonts w:ascii="Times New Roman" w:hAnsi="Times New Roman"/>
-        <w:sz w:val="24"/>
-      </w:rPr>
-      <w:fldChar w:fldCharType="begin"/>
-      <w:instrText xml:space="preserve"> PAGE \* roman </w:instrText>
-      <w:fldChar w:fldCharType="separate"/>
-      <w:fldChar w:fldCharType="end"/>
-    </w:r>
+    </w:pPr>
+    <w:r/>
   </w:p>
 </w:ftr>
 </file>
@@ -3846,6 +3919,7 @@
       <w:pStyle w:val="Footer"/>
       <w:jc w:val="center"/>
     </w:pPr>
+    <w:r/>
     <w:r>
       <w:rPr>
         <w:rFonts w:ascii="Times New Roman" w:hAnsi="Times New Roman"/>
@@ -3865,18 +3939,8 @@
   <w:p>
     <w:pPr>
       <w:pStyle w:val="Footer"/>
-      <w:jc w:val="center"/>
-    </w:pPr>
-    <w:r>
-      <w:rPr>
-        <w:rFonts w:ascii="Times New Roman" w:hAnsi="Times New Roman"/>
-        <w:sz w:val="24"/>
-      </w:rPr>
-      <w:fldChar w:fldCharType="begin"/>
-      <w:instrText xml:space="preserve"> PAGE \* roman </w:instrText>
-      <w:fldChar w:fldCharType="separate"/>
-      <w:fldChar w:fldCharType="end"/>
-    </w:r>
+    </w:pPr>
+    <w:r/>
   </w:p>
 </w:ftr>
 </file>
@@ -3888,6 +3952,7 @@
       <w:pStyle w:val="Footer"/>
       <w:jc w:val="center"/>
     </w:pPr>
+    <w:r/>
     <w:r>
       <w:rPr>
         <w:rFonts w:ascii="Times New Roman" w:hAnsi="Times New Roman"/>
@@ -3907,18 +3972,8 @@
   <w:p>
     <w:pPr>
       <w:pStyle w:val="Footer"/>
-      <w:jc w:val="center"/>
-    </w:pPr>
-    <w:r>
-      <w:rPr>
-        <w:rFonts w:ascii="Times New Roman" w:hAnsi="Times New Roman"/>
-        <w:sz w:val="24"/>
-      </w:rPr>
-      <w:fldChar w:fldCharType="begin"/>
-      <w:instrText xml:space="preserve"> PAGE \* roman </w:instrText>
-      <w:fldChar w:fldCharType="separate"/>
-      <w:fldChar w:fldCharType="end"/>
-    </w:r>
+    </w:pPr>
+    <w:r/>
   </w:p>
 </w:ftr>
 </file>
@@ -3930,6 +3985,7 @@
       <w:pStyle w:val="Footer"/>
       <w:jc w:val="center"/>
     </w:pPr>
+    <w:r/>
     <w:r>
       <w:rPr>
         <w:rFonts w:ascii="Times New Roman" w:hAnsi="Times New Roman"/>
@@ -3949,18 +4005,8 @@
   <w:p>
     <w:pPr>
       <w:pStyle w:val="Footer"/>
-      <w:jc w:val="center"/>
-    </w:pPr>
-    <w:r>
-      <w:rPr>
-        <w:rFonts w:ascii="Times New Roman" w:hAnsi="Times New Roman"/>
-        <w:sz w:val="24"/>
-      </w:rPr>
-      <w:fldChar w:fldCharType="begin"/>
-      <w:instrText xml:space="preserve"> PAGE \* roman </w:instrText>
-      <w:fldChar w:fldCharType="separate"/>
-      <w:fldChar w:fldCharType="end"/>
-    </w:r>
+    </w:pPr>
+    <w:r/>
   </w:p>
 </w:ftr>
 </file>
@@ -3972,6 +4018,7 @@
       <w:pStyle w:val="Footer"/>
       <w:jc w:val="center"/>
     </w:pPr>
+    <w:r/>
     <w:r>
       <w:rPr>
         <w:rFonts w:ascii="Times New Roman" w:hAnsi="Times New Roman"/>
@@ -3992,6 +4039,7 @@
     <w:pPr>
       <w:pStyle w:val="Footer"/>
     </w:pPr>
+    <w:r/>
   </w:p>
 </w:ftr>
 </file>
@@ -4001,18 +4049,8 @@
   <w:p>
     <w:pPr>
       <w:pStyle w:val="Footer"/>
-      <w:jc w:val="center"/>
-    </w:pPr>
-    <w:r>
-      <w:rPr>
-        <w:rFonts w:ascii="Times New Roman" w:hAnsi="Times New Roman"/>
-        <w:sz w:val="24"/>
-      </w:rPr>
-      <w:fldChar w:fldCharType="begin"/>
-      <w:instrText xml:space="preserve"> PAGE \* roman </w:instrText>
-      <w:fldChar w:fldCharType="separate"/>
-      <w:fldChar w:fldCharType="end"/>
-    </w:r>
+    </w:pPr>
+    <w:r/>
   </w:p>
 </w:ftr>
 </file>
@@ -4024,6 +4062,7 @@
       <w:pStyle w:val="Footer"/>
       <w:jc w:val="center"/>
     </w:pPr>
+    <w:r/>
     <w:r>
       <w:rPr>
         <w:rFonts w:ascii="Times New Roman" w:hAnsi="Times New Roman"/>
@@ -4043,18 +4082,8 @@
   <w:p>
     <w:pPr>
       <w:pStyle w:val="Footer"/>
-      <w:jc w:val="center"/>
-    </w:pPr>
-    <w:r>
-      <w:rPr>
-        <w:rFonts w:ascii="Times New Roman" w:hAnsi="Times New Roman"/>
-        <w:sz w:val="24"/>
-      </w:rPr>
-      <w:fldChar w:fldCharType="begin"/>
-      <w:instrText xml:space="preserve"> PAGE \* roman </w:instrText>
-      <w:fldChar w:fldCharType="separate"/>
-      <w:fldChar w:fldCharType="end"/>
-    </w:r>
+    </w:pPr>
+    <w:r/>
   </w:p>
 </w:ftr>
 </file>
@@ -4066,6 +4095,7 @@
       <w:pStyle w:val="Footer"/>
       <w:jc w:val="center"/>
     </w:pPr>
+    <w:r/>
     <w:r>
       <w:rPr>
         <w:rFonts w:ascii="Times New Roman" w:hAnsi="Times New Roman"/>
@@ -4085,18 +4115,8 @@
   <w:p>
     <w:pPr>
       <w:pStyle w:val="Footer"/>
-      <w:jc w:val="center"/>
-    </w:pPr>
-    <w:r>
-      <w:rPr>
-        <w:rFonts w:ascii="Times New Roman" w:hAnsi="Times New Roman"/>
-        <w:sz w:val="24"/>
-      </w:rPr>
-      <w:fldChar w:fldCharType="begin"/>
-      <w:instrText xml:space="preserve"> PAGE </w:instrText>
-      <w:fldChar w:fldCharType="separate"/>
-      <w:fldChar w:fldCharType="end"/>
-    </w:r>
+    </w:pPr>
+    <w:r/>
   </w:p>
 </w:ftr>
 </file>
@@ -4108,6 +4128,7 @@
       <w:pStyle w:val="Footer"/>
       <w:jc w:val="center"/>
     </w:pPr>
+    <w:r/>
     <w:r>
       <w:rPr>
         <w:rFonts w:ascii="Times New Roman" w:hAnsi="Times New Roman"/>
@@ -4127,18 +4148,8 @@
   <w:p>
     <w:pPr>
       <w:pStyle w:val="Footer"/>
-      <w:jc w:val="center"/>
-    </w:pPr>
-    <w:r>
-      <w:rPr>
-        <w:rFonts w:ascii="Times New Roman" w:hAnsi="Times New Roman"/>
-        <w:sz w:val="24"/>
-      </w:rPr>
-      <w:fldChar w:fldCharType="begin"/>
-      <w:instrText xml:space="preserve"> PAGE </w:instrText>
-      <w:fldChar w:fldCharType="separate"/>
-      <w:fldChar w:fldCharType="end"/>
-    </w:r>
+    </w:pPr>
+    <w:r/>
   </w:p>
 </w:ftr>
 </file>
@@ -4150,6 +4161,7 @@
       <w:pStyle w:val="Footer"/>
       <w:jc w:val="center"/>
     </w:pPr>
+    <w:r/>
     <w:r>
       <w:rPr>
         <w:rFonts w:ascii="Times New Roman" w:hAnsi="Times New Roman"/>
@@ -4169,8 +4181,20 @@
   <w:p>
     <w:pPr>
       <w:pStyle w:val="Footer"/>
+    </w:pPr>
+    <w:r/>
+  </w:p>
+</w:ftr>
+</file>
+
+<file path=word/footer29.xml><?xml version="1.0" encoding="utf-8"?>
+<w:ftr xmlns:m="http://schemas.openxmlformats.org/officeDocument/2006/math" xmlns:mc="http://schemas.openxmlformats.org/markup-compatibility/2006" xmlns:mo="http://schemas.microsoft.com/office/mac/office/2008/main" xmlns:mv="urn:schemas-microsoft-com:mac:vml" xmlns:o="urn:schemas-microsoft-com:office:office" xmlns:r="http://schemas.openxmlformats.org/officeDocument/2006/relationships" xmlns:v="urn:schemas-microsoft-com:vml" xmlns:w10="urn:schemas-microsoft-com:office:word" xmlns:w14="http://schemas.microsoft.com/office/word/2010/wordml" xmlns:w="http://schemas.openxmlformats.org/wordprocessingml/2006/main" xmlns:wne="http://schemas.microsoft.com/office/word/2006/wordml" xmlns:wp14="http://schemas.microsoft.com/office/word/2010/wordprocessingDrawing" xmlns:wp="http://schemas.openxmlformats.org/drawingml/2006/wordprocessingDrawing" xmlns:wpc="http://schemas.microsoft.com/office/word/2010/wordprocessingCanvas" xmlns:wpg="http://schemas.microsoft.com/office/word/2010/wordprocessingGroup" xmlns:wpi="http://schemas.microsoft.com/office/word/2010/wordprocessingInk" xmlns:wps="http://schemas.microsoft.com/office/word/2010/wordprocessingShape" mc:Ignorable="w14 wp14">
+  <w:p>
+    <w:pPr>
+      <w:pStyle w:val="Footer"/>
       <w:jc w:val="center"/>
     </w:pPr>
+    <w:r/>
     <w:r>
       <w:rPr>
         <w:rFonts w:ascii="Times New Roman" w:hAnsi="Times New Roman"/>
@@ -4192,6 +4216,7 @@
       <w:pStyle w:val="Footer"/>
       <w:jc w:val="center"/>
     </w:pPr>
+    <w:r/>
     <w:r>
       <w:rPr>
         <w:rFonts w:ascii="Times New Roman" w:hAnsi="Times New Roman"/>
@@ -4206,20 +4231,32 @@
 </w:ftr>
 </file>
 
-<file path=word/footer4.xml><?xml version="1.0" encoding="utf-8"?>
+<file path=word/footer30.xml><?xml version="1.0" encoding="utf-8"?>
 <w:ftr xmlns:m="http://schemas.openxmlformats.org/officeDocument/2006/math" xmlns:mc="http://schemas.openxmlformats.org/markup-compatibility/2006" xmlns:mo="http://schemas.microsoft.com/office/mac/office/2008/main" xmlns:mv="urn:schemas-microsoft-com:mac:vml" xmlns:o="urn:schemas-microsoft-com:office:office" xmlns:r="http://schemas.openxmlformats.org/officeDocument/2006/relationships" xmlns:v="urn:schemas-microsoft-com:vml" xmlns:w10="urn:schemas-microsoft-com:office:word" xmlns:w14="http://schemas.microsoft.com/office/word/2010/wordml" xmlns:w="http://schemas.openxmlformats.org/wordprocessingml/2006/main" xmlns:wne="http://schemas.microsoft.com/office/word/2006/wordml" xmlns:wp14="http://schemas.microsoft.com/office/word/2010/wordprocessingDrawing" xmlns:wp="http://schemas.openxmlformats.org/drawingml/2006/wordprocessingDrawing" xmlns:wpc="http://schemas.microsoft.com/office/word/2010/wordprocessingCanvas" xmlns:wpg="http://schemas.microsoft.com/office/word/2010/wordprocessingGroup" xmlns:wpi="http://schemas.microsoft.com/office/word/2010/wordprocessingInk" xmlns:wps="http://schemas.microsoft.com/office/word/2010/wordprocessingShape" mc:Ignorable="w14 wp14">
   <w:p>
     <w:pPr>
       <w:pStyle w:val="Footer"/>
+    </w:pPr>
+    <w:r/>
+  </w:p>
+</w:ftr>
+</file>
+
+<file path=word/footer31.xml><?xml version="1.0" encoding="utf-8"?>
+<w:ftr xmlns:m="http://schemas.openxmlformats.org/officeDocument/2006/math" xmlns:mc="http://schemas.openxmlformats.org/markup-compatibility/2006" xmlns:mo="http://schemas.microsoft.com/office/mac/office/2008/main" xmlns:mv="urn:schemas-microsoft-com:mac:vml" xmlns:o="urn:schemas-microsoft-com:office:office" xmlns:r="http://schemas.openxmlformats.org/officeDocument/2006/relationships" xmlns:v="urn:schemas-microsoft-com:vml" xmlns:w10="urn:schemas-microsoft-com:office:word" xmlns:w14="http://schemas.microsoft.com/office/word/2010/wordml" xmlns:w="http://schemas.openxmlformats.org/wordprocessingml/2006/main" xmlns:wne="http://schemas.microsoft.com/office/word/2006/wordml" xmlns:wp14="http://schemas.microsoft.com/office/word/2010/wordprocessingDrawing" xmlns:wp="http://schemas.openxmlformats.org/drawingml/2006/wordprocessingDrawing" xmlns:wpc="http://schemas.microsoft.com/office/word/2010/wordprocessingCanvas" xmlns:wpg="http://schemas.microsoft.com/office/word/2010/wordprocessingGroup" xmlns:wpi="http://schemas.microsoft.com/office/word/2010/wordprocessingInk" xmlns:wps="http://schemas.microsoft.com/office/word/2010/wordprocessingShape" mc:Ignorable="w14 wp14">
+  <w:p>
+    <w:pPr>
+      <w:pStyle w:val="Footer"/>
       <w:jc w:val="center"/>
     </w:pPr>
+    <w:r/>
     <w:r>
       <w:rPr>
         <w:rFonts w:ascii="Times New Roman" w:hAnsi="Times New Roman"/>
         <w:sz w:val="24"/>
       </w:rPr>
       <w:fldChar w:fldCharType="begin"/>
-      <w:instrText xml:space="preserve"> PAGE \* roman </w:instrText>
+      <w:instrText xml:space="preserve"> PAGE </w:instrText>
       <w:fldChar w:fldCharType="separate"/>
       <w:fldChar w:fldCharType="end"/>
     </w:r>
@@ -4227,6 +4264,28 @@
 </w:ftr>
 </file>
 
+<file path=word/footer32.xml><?xml version="1.0" encoding="utf-8"?>
+<w:ftr xmlns:m="http://schemas.openxmlformats.org/officeDocument/2006/math" xmlns:mc="http://schemas.openxmlformats.org/markup-compatibility/2006" xmlns:mo="http://schemas.microsoft.com/office/mac/office/2008/main" xmlns:mv="urn:schemas-microsoft-com:mac:vml" xmlns:o="urn:schemas-microsoft-com:office:office" xmlns:r="http://schemas.openxmlformats.org/officeDocument/2006/relationships" xmlns:v="urn:schemas-microsoft-com:vml" xmlns:w10="urn:schemas-microsoft-com:office:word" xmlns:w14="http://schemas.microsoft.com/office/word/2010/wordml" xmlns:w="http://schemas.openxmlformats.org/wordprocessingml/2006/main" xmlns:wne="http://schemas.microsoft.com/office/word/2006/wordml" xmlns:wp14="http://schemas.microsoft.com/office/word/2010/wordprocessingDrawing" xmlns:wp="http://schemas.openxmlformats.org/drawingml/2006/wordprocessingDrawing" xmlns:wpc="http://schemas.microsoft.com/office/word/2010/wordprocessingCanvas" xmlns:wpg="http://schemas.microsoft.com/office/word/2010/wordprocessingGroup" xmlns:wpi="http://schemas.microsoft.com/office/word/2010/wordprocessingInk" xmlns:wps="http://schemas.microsoft.com/office/word/2010/wordprocessingShape" mc:Ignorable="w14 wp14">
+  <w:p>
+    <w:pPr>
+      <w:pStyle w:val="Footer"/>
+    </w:pPr>
+    <w:r/>
+  </w:p>
+</w:ftr>
+</file>
+
+<file path=word/footer4.xml><?xml version="1.0" encoding="utf-8"?>
+<w:ftr xmlns:m="http://schemas.openxmlformats.org/officeDocument/2006/math" xmlns:mc="http://schemas.openxmlformats.org/markup-compatibility/2006" xmlns:mo="http://schemas.microsoft.com/office/mac/office/2008/main" xmlns:mv="urn:schemas-microsoft-com:mac:vml" xmlns:o="urn:schemas-microsoft-com:office:office" xmlns:r="http://schemas.openxmlformats.org/officeDocument/2006/relationships" xmlns:v="urn:schemas-microsoft-com:vml" xmlns:w10="urn:schemas-microsoft-com:office:word" xmlns:w14="http://schemas.microsoft.com/office/word/2010/wordml" xmlns:w="http://schemas.openxmlformats.org/wordprocessingml/2006/main" xmlns:wne="http://schemas.microsoft.com/office/word/2006/wordml" xmlns:wp14="http://schemas.microsoft.com/office/word/2010/wordprocessingDrawing" xmlns:wp="http://schemas.openxmlformats.org/drawingml/2006/wordprocessingDrawing" xmlns:wpc="http://schemas.microsoft.com/office/word/2010/wordprocessingCanvas" xmlns:wpg="http://schemas.microsoft.com/office/word/2010/wordprocessingGroup" xmlns:wpi="http://schemas.microsoft.com/office/word/2010/wordprocessingInk" xmlns:wps="http://schemas.microsoft.com/office/word/2010/wordprocessingShape" mc:Ignorable="w14 wp14">
+  <w:p>
+    <w:pPr>
+      <w:pStyle w:val="Footer"/>
+    </w:pPr>
+    <w:r/>
+  </w:p>
+</w:ftr>
+</file>
+
 <file path=word/footer5.xml><?xml version="1.0" encoding="utf-8"?>
 <w:ftr xmlns:m="http://schemas.openxmlformats.org/officeDocument/2006/math" xmlns:mc="http://schemas.openxmlformats.org/markup-compatibility/2006" xmlns:mo="http://schemas.microsoft.com/office/mac/office/2008/main" xmlns:mv="urn:schemas-microsoft-com:mac:vml" xmlns:o="urn:schemas-microsoft-com:office:office" xmlns:r="http://schemas.openxmlformats.org/officeDocument/2006/relationships" xmlns:v="urn:schemas-microsoft-com:vml" xmlns:w10="urn:schemas-microsoft-com:office:word" xmlns:w14="http://schemas.microsoft.com/office/word/2010/wordml" xmlns:w="http://schemas.openxmlformats.org/wordprocessingml/2006/main" xmlns:wne="http://schemas.microsoft.com/office/word/2006/wordml" xmlns:wp14="http://schemas.microsoft.com/office/word/2010/wordprocessingDrawing" xmlns:wp="http://schemas.openxmlformats.org/drawingml/2006/wordprocessingDrawing" xmlns:wpc="http://schemas.microsoft.com/office/word/2010/wordprocessingCanvas" xmlns:wpg="http://schemas.microsoft.com/office/word/2010/wordprocessingGroup" xmlns:wpi="http://schemas.microsoft.com/office/word/2010/wordprocessingInk" xmlns:wps="http://schemas.microsoft.com/office/word/2010/wordprocessingShape" mc:Ignorable="w14 wp14">
   <w:p>
@@ -4234,6 +4293,7 @@
       <w:pStyle w:val="Footer"/>
       <w:jc w:val="center"/>
     </w:pPr>
+    <w:r/>
     <w:r>
       <w:rPr>
         <w:rFonts w:ascii="Times New Roman" w:hAnsi="Times New Roman"/>
@@ -4253,18 +4313,8 @@
   <w:p>
     <w:pPr>
       <w:pStyle w:val="Footer"/>
-      <w:jc w:val="center"/>
-    </w:pPr>
-    <w:r>
-      <w:rPr>
-        <w:rFonts w:ascii="Times New Roman" w:hAnsi="Times New Roman"/>
-        <w:sz w:val="24"/>
-      </w:rPr>
-      <w:fldChar w:fldCharType="begin"/>
-      <w:instrText xml:space="preserve"> PAGE \* roman </w:instrText>
-      <w:fldChar w:fldCharType="separate"/>
-      <w:fldChar w:fldCharType="end"/>
-    </w:r>
+    </w:pPr>
+    <w:r/>
   </w:p>
 </w:ftr>
 </file>
@@ -4276,6 +4326,7 @@
       <w:pStyle w:val="Footer"/>
       <w:jc w:val="center"/>
     </w:pPr>
+    <w:r/>
     <w:r>
       <w:rPr>
         <w:rFonts w:ascii="Times New Roman" w:hAnsi="Times New Roman"/>
@@ -4295,18 +4346,8 @@
   <w:p>
     <w:pPr>
       <w:pStyle w:val="Footer"/>
-      <w:jc w:val="center"/>
-    </w:pPr>
-    <w:r>
-      <w:rPr>
-        <w:rFonts w:ascii="Times New Roman" w:hAnsi="Times New Roman"/>
-        <w:sz w:val="24"/>
-      </w:rPr>
-      <w:fldChar w:fldCharType="begin"/>
-      <w:instrText xml:space="preserve"> PAGE \* roman </w:instrText>
-      <w:fldChar w:fldCharType="separate"/>
-      <w:fldChar w:fldCharType="end"/>
-    </w:r>
+    </w:pPr>
+    <w:r/>
   </w:p>
 </w:ftr>
 </file>
@@ -4316,7 +4357,19 @@
   <w:p>
     <w:pPr>
       <w:pStyle w:val="Footer"/>
-    </w:pPr>
+      <w:jc w:val="center"/>
+    </w:pPr>
+    <w:r/>
+    <w:r>
+      <w:rPr>
+        <w:rFonts w:ascii="Times New Roman" w:hAnsi="Times New Roman"/>
+        <w:sz w:val="24"/>
+      </w:rPr>
+      <w:fldChar w:fldCharType="begin"/>
+      <w:instrText xml:space="preserve"> PAGE \* roman </w:instrText>
+      <w:fldChar w:fldCharType="separate"/>
+      <w:fldChar w:fldCharType="end"/>
+    </w:r>
   </w:p>
 </w:ftr>
 </file>

--- a/juliano/reportes/Informe_Pasantia_IUTECP_BORRADOR1.docx
+++ b/juliano/reportes/Informe_Pasantia_IUTECP_BORRADOR1.docx
@@ -4,7 +4,7 @@
   <w:body>
     <w:p>
       <w:pPr>
-        <w:spacing w:line="240" w:lineRule="auto" w:before="0" w:after="0"/>
+        <w:spacing w:line="276" w:lineRule="auto" w:before="0" w:after="0"/>
         <w:jc w:val="center"/>
       </w:pPr>
       <w:r>
@@ -54,7 +54,7 @@
     </w:p>
     <w:p>
       <w:pPr>
-        <w:spacing w:before="400" w:after="240"/>
+        <w:spacing w:before="947" w:after="1242"/>
         <w:jc w:val="center"/>
       </w:pPr>
       <w:r>
@@ -94,7 +94,7 @@
     </w:p>
     <w:p>
       <w:pPr>
-        <w:spacing w:line="360" w:lineRule="auto" w:before="1080" w:after="0"/>
+        <w:spacing w:line="276" w:lineRule="auto" w:before="0" w:after="0"/>
         <w:jc w:val="center"/>
       </w:pPr>
       <w:r>
@@ -108,7 +108,7 @@
     </w:p>
     <w:p>
       <w:pPr>
-        <w:spacing w:line="240" w:lineRule="auto" w:before="2100"/>
+        <w:spacing w:line="276" w:lineRule="auto" w:before="3158" w:after="0"/>
         <w:jc w:val="right"/>
       </w:pPr>
       <w:r>
@@ -123,7 +123,7 @@
       <w:r>
         <w:rPr>
           <w:rFonts w:ascii="Times New Roman" w:hAnsi="Times New Roman"/>
-          <w:b w:val="0"/>
+          <w:b/>
           <w:sz w:val="24"/>
         </w:rPr>
         <w:t>Cardona, Juliano</w:t>
@@ -132,7 +132,7 @@
       <w:r>
         <w:rPr>
           <w:rFonts w:ascii="Times New Roman" w:hAnsi="Times New Roman"/>
-          <w:b w:val="0"/>
+          <w:b/>
           <w:sz w:val="24"/>
         </w:rPr>
         <w:t>C.I.: 32.281.199</w:t>
@@ -140,7 +140,7 @@
     </w:p>
     <w:p>
       <w:pPr>
-        <w:spacing w:before="1240"/>
+        <w:spacing w:line="276" w:lineRule="auto" w:before="1579" w:after="0"/>
         <w:jc w:val="center"/>
       </w:pPr>
       <w:r>
@@ -154,8 +154,7 @@
     <w:p>
       <w:pPr>
         <w:sectPr>
-          <w:footerReference w:type="default" r:id="rId14"/>
-          <w:footerReference w:type="first" r:id="rId15"/>
+          <w:footerReference w:type="default" r:id="rId15"/>
           <w:pgSz w:w="12240" w:h="15840"/>
           <w:pgMar w:top="1701" w:right="1701" w:bottom="1701" w:left="2268" w:header="720" w:footer="720" w:gutter="0"/>
           <w:cols w:space="720"/>
@@ -165,7 +164,7 @@
     </w:p>
     <w:p>
       <w:pPr>
-        <w:spacing w:line="240" w:lineRule="auto" w:before="0" w:after="0"/>
+        <w:spacing w:line="276" w:lineRule="auto" w:before="0" w:after="0"/>
         <w:jc w:val="center"/>
       </w:pPr>
       <w:r>
@@ -215,7 +214,7 @@
     </w:p>
     <w:p>
       <w:pPr>
-        <w:spacing w:line="360" w:lineRule="auto" w:before="1280" w:after="0"/>
+        <w:spacing w:line="276" w:lineRule="auto" w:before="3053" w:after="0"/>
         <w:jc w:val="center"/>
       </w:pPr>
       <w:r>
@@ -229,21 +228,7 @@
     </w:p>
     <w:p>
       <w:pPr>
-        <w:spacing w:line="360" w:lineRule="auto" w:before="440" w:after="0"/>
-        <w:jc w:val="center"/>
-      </w:pPr>
-      <w:r>
-        <w:rPr>
-          <w:rFonts w:ascii="Times New Roman" w:hAnsi="Times New Roman"/>
-          <w:b/>
-          <w:sz w:val="24"/>
-        </w:rPr>
-        <w:t>Informe de pasantías para obtener el título de Técnico Superior Universitario en la especialidad de: Informática</w:t>
-      </w:r>
-    </w:p>
-    <w:p>
-      <w:pPr>
-        <w:spacing w:before="2100" w:after="0" w:line="20" w:lineRule="exact"/>
+        <w:spacing w:before="2544" w:after="0" w:line="20" w:lineRule="exact"/>
       </w:pPr>
     </w:p>
     <w:tbl>
@@ -268,10 +253,11 @@
         <w:tc>
           <w:tcPr>
             <w:tcW w:type="dxa" w:w="4133"/>
+            <w:vAlign w:val="top"/>
           </w:tcPr>
           <w:p>
             <w:pPr>
-              <w:spacing w:line="240" w:lineRule="auto"/>
+              <w:spacing w:line="276" w:lineRule="auto"/>
               <w:jc w:val="left"/>
             </w:pPr>
             <w:r>
@@ -286,7 +272,7 @@
             <w:r>
               <w:rPr>
                 <w:rFonts w:ascii="Times New Roman" w:hAnsi="Times New Roman"/>
-                <w:b w:val="0"/>
+                <w:b/>
                 <w:sz w:val="24"/>
               </w:rPr>
               <w:t>Ing. Sabaneta, Yasmin</w:t>
@@ -295,7 +281,7 @@
             <w:r>
               <w:rPr>
                 <w:rFonts w:ascii="Times New Roman" w:hAnsi="Times New Roman"/>
-                <w:b w:val="0"/>
+                <w:b/>
                 <w:sz w:val="24"/>
               </w:rPr>
               <w:t>C.I.: 14.187.924</w:t>
@@ -304,7 +290,7 @@
             <w:r>
               <w:rPr>
                 <w:rFonts w:ascii="Times New Roman" w:hAnsi="Times New Roman"/>
-                <w:b w:val="0"/>
+                <w:b/>
                 <w:sz w:val="24"/>
               </w:rPr>
               <w:br/>
@@ -321,7 +307,7 @@
             <w:r>
               <w:rPr>
                 <w:rFonts w:ascii="Times New Roman" w:hAnsi="Times New Roman"/>
-                <w:b w:val="0"/>
+                <w:b/>
                 <w:sz w:val="24"/>
               </w:rPr>
               <w:t>Ing. Mejías, José</w:t>
@@ -330,7 +316,7 @@
             <w:r>
               <w:rPr>
                 <w:rFonts w:ascii="Times New Roman" w:hAnsi="Times New Roman"/>
-                <w:b w:val="0"/>
+                <w:b/>
                 <w:sz w:val="24"/>
               </w:rPr>
               <w:t>C.I.: 4.273.815</w:t>
@@ -340,10 +326,11 @@
         <w:tc>
           <w:tcPr>
             <w:tcW w:type="dxa" w:w="4139"/>
+            <w:vAlign w:val="top"/>
           </w:tcPr>
           <w:p>
             <w:pPr>
-              <w:spacing w:line="240" w:lineRule="auto"/>
+              <w:spacing w:line="276" w:lineRule="auto"/>
               <w:jc w:val="right"/>
             </w:pPr>
             <w:r>
@@ -358,7 +345,7 @@
             <w:r>
               <w:rPr>
                 <w:rFonts w:ascii="Times New Roman" w:hAnsi="Times New Roman"/>
-                <w:b w:val="0"/>
+                <w:b/>
                 <w:sz w:val="24"/>
               </w:rPr>
               <w:t>Cardona, Juliano</w:t>
@@ -367,7 +354,7 @@
             <w:r>
               <w:rPr>
                 <w:rFonts w:ascii="Times New Roman" w:hAnsi="Times New Roman"/>
-                <w:b w:val="0"/>
+                <w:b/>
                 <w:sz w:val="24"/>
               </w:rPr>
               <w:t>C.I.: 32.281.199</w:t>
@@ -378,7 +365,7 @@
     </w:tbl>
     <w:p>
       <w:pPr>
-        <w:spacing w:before="800"/>
+        <w:spacing w:line="276" w:lineRule="auto" w:before="1272" w:after="0"/>
         <w:jc w:val="center"/>
       </w:pPr>
       <w:r>
@@ -393,12 +380,11 @@
       <w:pPr>
         <w:sectPr>
           <w:footerReference w:type="default" r:id="rId16"/>
-          <w:footerReference w:type="first" r:id="rId17"/>
           <w:pgSz w:w="12240" w:h="15840"/>
           <w:pgMar w:top="1701" w:right="1701" w:bottom="1701" w:left="2268" w:header="720" w:footer="720" w:gutter="0"/>
           <w:cols w:space="720"/>
+          <w:titlePg/>
           <w:docGrid w:linePitch="360"/>
-          <w:pgNumType w:start="2" w:fmt="lowerRoman"/>
         </w:sectPr>
       </w:pPr>
     </w:p>
@@ -562,13 +548,12 @@
     <w:p>
       <w:pPr>
         <w:sectPr>
-          <w:footerReference w:type="default" r:id="rId18"/>
-          <w:footerReference w:type="first" r:id="rId19"/>
+          <w:footerReference w:type="default" r:id="rId17"/>
           <w:pgSz w:w="12240" w:h="15840"/>
           <w:pgMar w:top="1701" w:right="1701" w:bottom="1701" w:left="2268" w:header="720" w:footer="720" w:gutter="0"/>
           <w:cols w:space="720"/>
+          <w:titlePg/>
           <w:docGrid w:linePitch="360"/>
-          <w:pgNumType w:fmt="lowerRoman"/>
         </w:sectPr>
       </w:pPr>
     </w:p>
@@ -732,20 +717,19 @@
     <w:p>
       <w:pPr>
         <w:sectPr>
-          <w:footerReference w:type="default" r:id="rId20"/>
-          <w:footerReference w:type="first" r:id="rId21"/>
+          <w:footerReference w:type="default" r:id="rId18"/>
           <w:pgSz w:w="12240" w:h="15840"/>
           <w:pgMar w:top="1701" w:right="1701" w:bottom="1701" w:left="2268" w:header="720" w:footer="720" w:gutter="0"/>
           <w:cols w:space="720"/>
+          <w:titlePg/>
           <w:docGrid w:linePitch="360"/>
-          <w:pgNumType w:fmt="lowerRoman"/>
         </w:sectPr>
       </w:pPr>
     </w:p>
     <w:p>
       <w:bookmarkStart w:id="bm_agradecimientos" w:name="bm_agradecimientos"/>
       <w:pPr>
-        <w:spacing w:before="1140" w:after="480" w:line="360" w:lineRule="auto"/>
+        <w:spacing w:before="1140" w:after="480"/>
         <w:jc w:val="center"/>
       </w:pPr>
       <w:r>
@@ -760,6 +744,18 @@
     </w:p>
     <w:p>
       <w:pPr>
+        <w:sectPr>
+          <w:footerReference w:type="default" r:id="rId19"/>
+          <w:pgSz w:w="12240" w:h="15840"/>
+          <w:pgMar w:top="1701" w:right="1701" w:bottom="1701" w:left="2268" w:header="720" w:footer="720" w:gutter="0"/>
+          <w:cols w:space="720"/>
+          <w:titlePg/>
+          <w:docGrid w:linePitch="360"/>
+        </w:sectPr>
+      </w:pPr>
+    </w:p>
+    <w:p>
+      <w:pPr>
         <w:spacing w:line="360" w:lineRule="auto" w:after="0" w:before="0"/>
         <w:ind w:firstLine="709"/>
         <w:jc w:val="both"/>
@@ -776,20 +772,20 @@
     <w:p>
       <w:pPr>
         <w:sectPr>
-          <w:footerReference w:type="default" r:id="rId22"/>
-          <w:footerReference w:type="first" r:id="rId23"/>
+          <w:footerReference w:type="default" r:id="rId20"/>
+          <w:type w:val="continuous"/>
           <w:pgSz w:w="12240" w:h="15840"/>
           <w:pgMar w:top="1701" w:right="1701" w:bottom="1701" w:left="2268" w:header="720" w:footer="720" w:gutter="0"/>
           <w:cols w:space="720"/>
+          <w:titlePg/>
           <w:docGrid w:linePitch="360"/>
-          <w:pgNumType w:fmt="lowerRoman"/>
         </w:sectPr>
       </w:pPr>
     </w:p>
     <w:p>
       <w:bookmarkStart w:id="bm_dedicatoria" w:name="bm_dedicatoria"/>
       <w:pPr>
-        <w:spacing w:before="1140" w:after="480" w:line="360" w:lineRule="auto"/>
+        <w:spacing w:before="1140" w:after="480"/>
         <w:jc w:val="center"/>
       </w:pPr>
       <w:r>
@@ -804,6 +800,18 @@
     </w:p>
     <w:p>
       <w:pPr>
+        <w:sectPr>
+          <w:footerReference w:type="default" r:id="rId21"/>
+          <w:pgSz w:w="12240" w:h="15840"/>
+          <w:pgMar w:top="1701" w:right="1701" w:bottom="1701" w:left="2268" w:header="720" w:footer="720" w:gutter="0"/>
+          <w:cols w:space="720"/>
+          <w:titlePg/>
+          <w:docGrid w:linePitch="360"/>
+        </w:sectPr>
+      </w:pPr>
+    </w:p>
+    <w:p>
+      <w:pPr>
         <w:spacing w:line="360" w:lineRule="auto" w:after="0" w:before="0"/>
         <w:ind w:firstLine="709"/>
         <w:jc w:val="both"/>
@@ -820,20 +828,19 @@
     <w:p>
       <w:pPr>
         <w:sectPr>
-          <w:footerReference w:type="default" r:id="rId24"/>
-          <w:footerReference w:type="first" r:id="rId25"/>
+          <w:footerReference w:type="default" r:id="rId22"/>
+          <w:type w:val="continuous"/>
           <w:pgSz w:w="12240" w:h="15840"/>
           <w:pgMar w:top="1701" w:right="1701" w:bottom="1701" w:left="2268" w:header="720" w:footer="720" w:gutter="0"/>
           <w:cols w:space="720"/>
+          <w:titlePg/>
           <w:docGrid w:linePitch="360"/>
-          <w:pgNumType w:fmt="lowerRoman"/>
         </w:sectPr>
       </w:pPr>
     </w:p>
     <w:p>
-      <w:bookmarkStart w:id="bm_indice" w:name="bm_indice"/>
-      <w:pPr>
-        <w:spacing w:before="1140" w:after="480" w:line="360" w:lineRule="auto"/>
+      <w:pPr>
+        <w:spacing w:before="1140" w:after="480"/>
         <w:jc w:val="center"/>
       </w:pPr>
       <w:r>
@@ -844,11 +851,22 @@
         </w:rPr>
         <w:t>ÍNDICE DE CONTENIDO</w:t>
       </w:r>
-      <w:bookmarkEnd w:id="bm_indice"/>
     </w:p>
     <w:p>
       <w:pPr>
-        <w:spacing w:after="80"/>
+        <w:sectPr>
+          <w:footerReference w:type="default" r:id="rId23"/>
+          <w:pgSz w:w="12240" w:h="15840"/>
+          <w:pgMar w:top="1701" w:right="1701" w:bottom="1701" w:left="2268" w:header="720" w:footer="720" w:gutter="0"/>
+          <w:cols w:space="720"/>
+          <w:titlePg/>
+          <w:docGrid w:linePitch="360"/>
+        </w:sectPr>
+      </w:pPr>
+    </w:p>
+    <w:p>
+      <w:pPr>
+        <w:spacing w:after="240"/>
         <w:jc w:val="right"/>
       </w:pPr>
       <w:r>
@@ -865,7 +883,7 @@
         <w:tabs>
           <w:tab w:pos="8271" w:val="right" w:leader="dot"/>
         </w:tabs>
-        <w:spacing w:line="240" w:lineRule="auto" w:before="0" w:after="0"/>
+        <w:spacing w:line="360" w:lineRule="auto" w:before="0" w:after="80"/>
         <w:ind w:left="0"/>
       </w:pPr>
       <w:r>
@@ -874,7 +892,7 @@
           <w:b w:val="0"/>
           <w:sz w:val="24"/>
         </w:rPr>
-        <w:t>CONTRAPORTADA</w:t>
+        <w:t>AGRADECIMIENTOS</w:t>
         <w:tab/>
       </w:r>
       <w:r>
@@ -883,7 +901,11 @@
           <w:b w:val="0"/>
           <w:sz w:val="24"/>
         </w:rPr>
-        <w:t>ii</w:t>
+        <w:fldChar w:fldCharType="begin"/>
+        <w:instrText xml:space="preserve"> PAGEREF bm_agradecimientos \h </w:instrText>
+        <w:fldChar w:fldCharType="separate"/>
+        <w:t>?</w:t>
+        <w:fldChar w:fldCharType="end"/>
       </w:r>
     </w:p>
     <w:p>
@@ -891,7 +913,37 @@
         <w:tabs>
           <w:tab w:pos="8271" w:val="right" w:leader="dot"/>
         </w:tabs>
-        <w:spacing w:line="240" w:lineRule="auto" w:before="0" w:after="0"/>
+        <w:spacing w:line="360" w:lineRule="auto" w:before="0" w:after="80"/>
+        <w:ind w:left="0"/>
+      </w:pPr>
+      <w:r>
+        <w:rPr>
+          <w:rFonts w:ascii="Times New Roman" w:hAnsi="Times New Roman"/>
+          <w:b w:val="0"/>
+          <w:sz w:val="24"/>
+        </w:rPr>
+        <w:t>DEDICATORIA</w:t>
+        <w:tab/>
+      </w:r>
+      <w:r>
+        <w:rPr>
+          <w:rFonts w:ascii="Times New Roman" w:hAnsi="Times New Roman"/>
+          <w:b w:val="0"/>
+          <w:sz w:val="24"/>
+        </w:rPr>
+        <w:fldChar w:fldCharType="begin"/>
+        <w:instrText xml:space="preserve"> PAGEREF bm_dedicatoria \h </w:instrText>
+        <w:fldChar w:fldCharType="separate"/>
+        <w:t>?</w:t>
+        <w:fldChar w:fldCharType="end"/>
+      </w:r>
+    </w:p>
+    <w:p>
+      <w:pPr>
+        <w:tabs>
+          <w:tab w:pos="8271" w:val="right" w:leader="dot"/>
+        </w:tabs>
+        <w:spacing w:line="360" w:lineRule="auto" w:before="0" w:after="80"/>
         <w:ind w:left="0"/>
       </w:pPr>
       <w:r>
@@ -909,7 +961,11 @@
           <w:b w:val="0"/>
           <w:sz w:val="24"/>
         </w:rPr>
-        <w:t>iii</w:t>
+        <w:fldChar w:fldCharType="begin"/>
+        <w:instrText xml:space="preserve"> PAGEREF bm_aprob_ind \h </w:instrText>
+        <w:fldChar w:fldCharType="separate"/>
+        <w:t>?</w:t>
+        <w:fldChar w:fldCharType="end"/>
       </w:r>
     </w:p>
     <w:p>
@@ -917,7 +973,7 @@
         <w:tabs>
           <w:tab w:pos="8271" w:val="right" w:leader="dot"/>
         </w:tabs>
-        <w:spacing w:line="240" w:lineRule="auto" w:before="0" w:after="0"/>
+        <w:spacing w:line="360" w:lineRule="auto" w:before="0" w:after="80"/>
         <w:ind w:left="0"/>
       </w:pPr>
       <w:r>
@@ -935,7 +991,11 @@
           <w:b w:val="0"/>
           <w:sz w:val="24"/>
         </w:rPr>
-        <w:t>iv</w:t>
+        <w:fldChar w:fldCharType="begin"/>
+        <w:instrText xml:space="preserve"> PAGEREF bm_aprob_acad \h </w:instrText>
+        <w:fldChar w:fldCharType="separate"/>
+        <w:t>?</w:t>
+        <w:fldChar w:fldCharType="end"/>
       </w:r>
     </w:p>
     <w:p>
@@ -943,85 +1003,7 @@
         <w:tabs>
           <w:tab w:pos="8271" w:val="right" w:leader="dot"/>
         </w:tabs>
-        <w:spacing w:line="240" w:lineRule="auto" w:before="0" w:after="0"/>
-        <w:ind w:left="0"/>
-      </w:pPr>
-      <w:r>
-        <w:rPr>
-          <w:rFonts w:ascii="Times New Roman" w:hAnsi="Times New Roman"/>
-          <w:b w:val="0"/>
-          <w:sz w:val="24"/>
-        </w:rPr>
-        <w:t>AGRADECIMIENTOS</w:t>
-        <w:tab/>
-      </w:r>
-      <w:r>
-        <w:rPr>
-          <w:rFonts w:ascii="Times New Roman" w:hAnsi="Times New Roman"/>
-          <w:b w:val="0"/>
-          <w:sz w:val="24"/>
-        </w:rPr>
-        <w:t>v</w:t>
-      </w:r>
-    </w:p>
-    <w:p>
-      <w:pPr>
-        <w:tabs>
-          <w:tab w:pos="8271" w:val="right" w:leader="dot"/>
-        </w:tabs>
-        <w:spacing w:line="240" w:lineRule="auto" w:before="0" w:after="0"/>
-        <w:ind w:left="0"/>
-      </w:pPr>
-      <w:r>
-        <w:rPr>
-          <w:rFonts w:ascii="Times New Roman" w:hAnsi="Times New Roman"/>
-          <w:b w:val="0"/>
-          <w:sz w:val="24"/>
-        </w:rPr>
-        <w:t>DEDICATORIA</w:t>
-        <w:tab/>
-      </w:r>
-      <w:r>
-        <w:rPr>
-          <w:rFonts w:ascii="Times New Roman" w:hAnsi="Times New Roman"/>
-          <w:b w:val="0"/>
-          <w:sz w:val="24"/>
-        </w:rPr>
-        <w:t>vi</w:t>
-      </w:r>
-    </w:p>
-    <w:p>
-      <w:pPr>
-        <w:tabs>
-          <w:tab w:pos="8271" w:val="right" w:leader="dot"/>
-        </w:tabs>
-        <w:spacing w:line="240" w:lineRule="auto" w:before="0" w:after="0"/>
-        <w:ind w:left="0"/>
-      </w:pPr>
-      <w:r>
-        <w:rPr>
-          <w:rFonts w:ascii="Times New Roman" w:hAnsi="Times New Roman"/>
-          <w:b w:val="0"/>
-          <w:sz w:val="24"/>
-        </w:rPr>
-        <w:t>ÍNDICE DE CONTENIDO</w:t>
-        <w:tab/>
-      </w:r>
-      <w:r>
-        <w:rPr>
-          <w:rFonts w:ascii="Times New Roman" w:hAnsi="Times New Roman"/>
-          <w:b w:val="0"/>
-          <w:sz w:val="24"/>
-        </w:rPr>
-        <w:t>vii</w:t>
-      </w:r>
-    </w:p>
-    <w:p>
-      <w:pPr>
-        <w:tabs>
-          <w:tab w:pos="8271" w:val="right" w:leader="dot"/>
-        </w:tabs>
-        <w:spacing w:line="240" w:lineRule="auto" w:before="0" w:after="0"/>
+        <w:spacing w:line="360" w:lineRule="auto" w:before="0" w:after="80"/>
         <w:ind w:left="0"/>
       </w:pPr>
       <w:r>
@@ -1039,7 +1021,11 @@
           <w:b w:val="0"/>
           <w:sz w:val="24"/>
         </w:rPr>
-        <w:t>viii</w:t>
+        <w:fldChar w:fldCharType="begin"/>
+        <w:instrText xml:space="preserve"> PAGEREF bm_lista_cuadros \h </w:instrText>
+        <w:fldChar w:fldCharType="separate"/>
+        <w:t>?</w:t>
+        <w:fldChar w:fldCharType="end"/>
       </w:r>
     </w:p>
     <w:p>
@@ -1047,7 +1033,37 @@
         <w:tabs>
           <w:tab w:pos="8271" w:val="right" w:leader="dot"/>
         </w:tabs>
-        <w:spacing w:line="240" w:lineRule="auto" w:before="0" w:after="0"/>
+        <w:spacing w:line="360" w:lineRule="auto" w:before="0" w:after="80"/>
+        <w:ind w:left="0"/>
+      </w:pPr>
+      <w:r>
+        <w:rPr>
+          <w:rFonts w:ascii="Times New Roman" w:hAnsi="Times New Roman"/>
+          <w:b w:val="0"/>
+          <w:sz w:val="24"/>
+        </w:rPr>
+        <w:t>LISTA DE FIGURAS</w:t>
+        <w:tab/>
+      </w:r>
+      <w:r>
+        <w:rPr>
+          <w:rFonts w:ascii="Times New Roman" w:hAnsi="Times New Roman"/>
+          <w:b w:val="0"/>
+          <w:sz w:val="24"/>
+        </w:rPr>
+        <w:fldChar w:fldCharType="begin"/>
+        <w:instrText xml:space="preserve"> PAGEREF bm_lista_figuras \h </w:instrText>
+        <w:fldChar w:fldCharType="separate"/>
+        <w:t>?</w:t>
+        <w:fldChar w:fldCharType="end"/>
+      </w:r>
+    </w:p>
+    <w:p>
+      <w:pPr>
+        <w:tabs>
+          <w:tab w:pos="8271" w:val="right" w:leader="dot"/>
+        </w:tabs>
+        <w:spacing w:line="360" w:lineRule="auto" w:before="0" w:after="80"/>
         <w:ind w:left="0"/>
       </w:pPr>
       <w:r>
@@ -1065,7 +1081,11 @@
           <w:b w:val="0"/>
           <w:sz w:val="24"/>
         </w:rPr>
-        <w:t>ix</w:t>
+        <w:fldChar w:fldCharType="begin"/>
+        <w:instrText xml:space="preserve"> PAGEREF bm_lista_graficos \h </w:instrText>
+        <w:fldChar w:fldCharType="separate"/>
+        <w:t>?</w:t>
+        <w:fldChar w:fldCharType="end"/>
       </w:r>
     </w:p>
     <w:p>
@@ -1073,7 +1093,7 @@
         <w:tabs>
           <w:tab w:pos="8271" w:val="right" w:leader="dot"/>
         </w:tabs>
-        <w:spacing w:line="240" w:lineRule="auto" w:before="0" w:after="0"/>
+        <w:spacing w:line="360" w:lineRule="auto" w:before="0" w:after="80"/>
         <w:ind w:left="0"/>
       </w:pPr>
       <w:r>
@@ -1091,7 +1111,11 @@
           <w:b w:val="0"/>
           <w:sz w:val="24"/>
         </w:rPr>
-        <w:t>x</w:t>
+        <w:fldChar w:fldCharType="begin"/>
+        <w:instrText xml:space="preserve"> PAGEREF bm_lista_anexos \h </w:instrText>
+        <w:fldChar w:fldCharType="separate"/>
+        <w:t>?</w:t>
+        <w:fldChar w:fldCharType="end"/>
       </w:r>
     </w:p>
     <w:p>
@@ -1099,7 +1123,7 @@
         <w:tabs>
           <w:tab w:pos="8271" w:val="right" w:leader="dot"/>
         </w:tabs>
-        <w:spacing w:line="240" w:lineRule="auto" w:before="0" w:after="0"/>
+        <w:spacing w:line="360" w:lineRule="auto" w:before="0" w:after="80"/>
         <w:ind w:left="0"/>
       </w:pPr>
       <w:r>
@@ -1117,7 +1141,11 @@
           <w:b w:val="0"/>
           <w:sz w:val="24"/>
         </w:rPr>
-        <w:t>xi</w:t>
+        <w:fldChar w:fldCharType="begin"/>
+        <w:instrText xml:space="preserve"> PAGEREF bm_resumen \h </w:instrText>
+        <w:fldChar w:fldCharType="separate"/>
+        <w:t>?</w:t>
+        <w:fldChar w:fldCharType="end"/>
       </w:r>
     </w:p>
     <w:p>
@@ -1125,7 +1153,7 @@
         <w:tabs>
           <w:tab w:pos="8271" w:val="right" w:leader="dot"/>
         </w:tabs>
-        <w:spacing w:line="240" w:lineRule="auto" w:before="0" w:after="0"/>
+        <w:spacing w:line="360" w:lineRule="auto" w:before="0" w:after="80"/>
         <w:ind w:left="0"/>
       </w:pPr>
       <w:r>
@@ -1143,12 +1171,16 @@
           <w:b w:val="0"/>
           <w:sz w:val="24"/>
         </w:rPr>
-        <w:t>1</w:t>
+        <w:fldChar w:fldCharType="begin"/>
+        <w:instrText xml:space="preserve"> PAGEREF bm_introduccion \h </w:instrText>
+        <w:fldChar w:fldCharType="separate"/>
+        <w:t>?</w:t>
+        <w:fldChar w:fldCharType="end"/>
       </w:r>
     </w:p>
     <w:p>
       <w:pPr>
-        <w:spacing w:before="80" w:after="0"/>
+        <w:spacing w:before="240" w:after="120"/>
       </w:pPr>
       <w:r>
         <w:rPr>
@@ -1162,7 +1194,7 @@
         <w:tabs>
           <w:tab w:pos="8271" w:val="right" w:leader="dot"/>
         </w:tabs>
-        <w:spacing w:line="240" w:lineRule="auto" w:before="0" w:after="0"/>
+        <w:spacing w:line="360" w:lineRule="auto" w:before="0" w:after="80"/>
         <w:ind w:left="0"/>
       </w:pPr>
       <w:r>
@@ -1192,7 +1224,7 @@
         <w:tabs>
           <w:tab w:pos="8271" w:val="right" w:leader="dot"/>
         </w:tabs>
-        <w:spacing w:line="240" w:lineRule="auto" w:before="0" w:after="0"/>
+        <w:spacing w:line="360" w:lineRule="auto" w:before="0" w:after="80"/>
         <w:ind w:left="283"/>
       </w:pPr>
       <w:r>
@@ -1222,7 +1254,7 @@
         <w:tabs>
           <w:tab w:pos="8271" w:val="right" w:leader="dot"/>
         </w:tabs>
-        <w:spacing w:line="240" w:lineRule="auto" w:before="0" w:after="0"/>
+        <w:spacing w:line="360" w:lineRule="auto" w:before="0" w:after="80"/>
         <w:ind w:left="283"/>
       </w:pPr>
       <w:r>
@@ -1252,7 +1284,7 @@
         <w:tabs>
           <w:tab w:pos="8271" w:val="right" w:leader="dot"/>
         </w:tabs>
-        <w:spacing w:line="240" w:lineRule="auto" w:before="0" w:after="0"/>
+        <w:spacing w:line="360" w:lineRule="auto" w:before="0" w:after="80"/>
         <w:ind w:left="283"/>
       </w:pPr>
       <w:r>
@@ -1282,7 +1314,7 @@
         <w:tabs>
           <w:tab w:pos="8271" w:val="right" w:leader="dot"/>
         </w:tabs>
-        <w:spacing w:line="240" w:lineRule="auto" w:before="0" w:after="0"/>
+        <w:spacing w:line="360" w:lineRule="auto" w:before="0" w:after="80"/>
         <w:ind w:left="283"/>
       </w:pPr>
       <w:r>
@@ -1312,7 +1344,7 @@
         <w:tabs>
           <w:tab w:pos="8271" w:val="right" w:leader="dot"/>
         </w:tabs>
-        <w:spacing w:line="240" w:lineRule="auto" w:before="0" w:after="0"/>
+        <w:spacing w:line="360" w:lineRule="auto" w:before="0" w:after="80"/>
         <w:ind w:left="283"/>
       </w:pPr>
       <w:r>
@@ -1342,7 +1374,7 @@
         <w:tabs>
           <w:tab w:pos="8271" w:val="right" w:leader="dot"/>
         </w:tabs>
-        <w:spacing w:line="240" w:lineRule="auto" w:before="0" w:after="0"/>
+        <w:spacing w:line="360" w:lineRule="auto" w:before="0" w:after="80"/>
         <w:ind w:left="283"/>
       </w:pPr>
       <w:r>
@@ -1372,7 +1404,7 @@
         <w:tabs>
           <w:tab w:pos="8271" w:val="right" w:leader="dot"/>
         </w:tabs>
-        <w:spacing w:line="240" w:lineRule="auto" w:before="0" w:after="0"/>
+        <w:spacing w:line="360" w:lineRule="auto" w:before="0" w:after="80"/>
         <w:ind w:left="283"/>
       </w:pPr>
       <w:r>
@@ -1402,7 +1434,7 @@
         <w:tabs>
           <w:tab w:pos="8271" w:val="right" w:leader="dot"/>
         </w:tabs>
-        <w:spacing w:line="240" w:lineRule="auto" w:before="0" w:after="0"/>
+        <w:spacing w:line="360" w:lineRule="auto" w:before="0" w:after="80"/>
         <w:ind w:left="283"/>
       </w:pPr>
       <w:r>
@@ -1432,7 +1464,7 @@
         <w:tabs>
           <w:tab w:pos="8271" w:val="right" w:leader="dot"/>
         </w:tabs>
-        <w:spacing w:line="240" w:lineRule="auto" w:before="0" w:after="0"/>
+        <w:spacing w:line="360" w:lineRule="auto" w:before="0" w:after="80"/>
         <w:ind w:left="283"/>
       </w:pPr>
       <w:r>
@@ -1462,37 +1494,7 @@
         <w:tabs>
           <w:tab w:pos="8271" w:val="right" w:leader="dot"/>
         </w:tabs>
-        <w:spacing w:line="240" w:lineRule="auto" w:before="0" w:after="0"/>
-        <w:ind w:left="283"/>
-      </w:pPr>
-      <w:r>
-        <w:rPr>
-          <w:rFonts w:ascii="Times New Roman" w:hAnsi="Times New Roman"/>
-          <w:b w:val="0"/>
-          <w:sz w:val="24"/>
-        </w:rPr>
-        <w:t>Descripción del departamento donde realizó la pasantía</w:t>
-        <w:tab/>
-      </w:r>
-      <w:r>
-        <w:rPr>
-          <w:rFonts w:ascii="Times New Roman" w:hAnsi="Times New Roman"/>
-          <w:b w:val="0"/>
-          <w:sz w:val="24"/>
-        </w:rPr>
-        <w:fldChar w:fldCharType="begin"/>
-        <w:instrText xml:space="preserve"> PAGEREF bm_cap1_depto \h </w:instrText>
-        <w:fldChar w:fldCharType="separate"/>
-        <w:t>?</w:t>
-        <w:fldChar w:fldCharType="end"/>
-      </w:r>
-    </w:p>
-    <w:p>
-      <w:pPr>
-        <w:tabs>
-          <w:tab w:pos="8271" w:val="right" w:leader="dot"/>
-        </w:tabs>
-        <w:spacing w:line="240" w:lineRule="auto" w:before="0" w:after="0"/>
+        <w:spacing w:line="360" w:lineRule="auto" w:before="0" w:after="80"/>
         <w:ind w:left="0"/>
       </w:pPr>
       <w:r>
@@ -1522,7 +1524,7 @@
         <w:tabs>
           <w:tab w:pos="8271" w:val="right" w:leader="dot"/>
         </w:tabs>
-        <w:spacing w:line="240" w:lineRule="auto" w:before="0" w:after="0"/>
+        <w:spacing w:line="360" w:lineRule="auto" w:before="0" w:after="80"/>
         <w:ind w:left="0"/>
       </w:pPr>
       <w:r>
@@ -1550,20 +1552,20 @@
     <w:p>
       <w:pPr>
         <w:sectPr>
-          <w:footerReference w:type="default" r:id="rId26"/>
-          <w:footerReference w:type="first" r:id="rId27"/>
+          <w:footerReference w:type="default" r:id="rId24"/>
+          <w:type w:val="continuous"/>
           <w:pgSz w:w="12240" w:h="15840"/>
           <w:pgMar w:top="1701" w:right="1701" w:bottom="1701" w:left="2268" w:header="720" w:footer="720" w:gutter="0"/>
           <w:cols w:space="720"/>
+          <w:titlePg/>
           <w:docGrid w:linePitch="360"/>
-          <w:pgNumType w:fmt="lowerRoman"/>
         </w:sectPr>
       </w:pPr>
     </w:p>
     <w:p>
       <w:bookmarkStart w:id="bm_lista_cuadros" w:name="bm_lista_cuadros"/>
       <w:pPr>
-        <w:spacing w:before="1140" w:after="480" w:line="360" w:lineRule="auto"/>
+        <w:spacing w:before="1140" w:after="480"/>
         <w:jc w:val="center"/>
       </w:pPr>
       <w:r>
@@ -1575,6 +1577,18 @@
         <w:t>LISTA DE CUADROS</w:t>
       </w:r>
       <w:bookmarkEnd w:id="bm_lista_cuadros"/>
+    </w:p>
+    <w:p>
+      <w:pPr>
+        <w:sectPr>
+          <w:footerReference w:type="default" r:id="rId25"/>
+          <w:pgSz w:w="12240" w:h="15840"/>
+          <w:pgMar w:top="1701" w:right="1701" w:bottom="1701" w:left="2268" w:header="720" w:footer="720" w:gutter="0"/>
+          <w:cols w:space="720"/>
+          <w:titlePg/>
+          <w:docGrid w:linePitch="360"/>
+        </w:sectPr>
+      </w:pPr>
     </w:p>
     <w:p>
       <w:pPr>
@@ -1606,20 +1620,61 @@
     <w:p>
       <w:pPr>
         <w:sectPr>
-          <w:footerReference w:type="default" r:id="rId28"/>
-          <w:footerReference w:type="first" r:id="rId29"/>
+          <w:footerReference w:type="default" r:id="rId26"/>
+          <w:type w:val="continuous"/>
           <w:pgSz w:w="12240" w:h="15840"/>
           <w:pgMar w:top="1701" w:right="1701" w:bottom="1701" w:left="2268" w:header="720" w:footer="720" w:gutter="0"/>
           <w:cols w:space="720"/>
+          <w:titlePg/>
           <w:docGrid w:linePitch="360"/>
-          <w:pgNumType w:fmt="lowerRoman"/>
+        </w:sectPr>
+      </w:pPr>
+    </w:p>
+    <w:p>
+      <w:bookmarkStart w:id="bm_lista_figuras" w:name="bm_lista_figuras"/>
+      <w:pPr>
+        <w:spacing w:before="1140" w:after="480"/>
+        <w:jc w:val="center"/>
+      </w:pPr>
+      <w:r>
+        <w:rPr>
+          <w:rFonts w:ascii="Times New Roman" w:hAnsi="Times New Roman"/>
+          <w:b/>
+          <w:sz w:val="24"/>
+        </w:rPr>
+        <w:t>LISTA DE FIGURAS</w:t>
+      </w:r>
+      <w:bookmarkEnd w:id="bm_lista_figuras"/>
+    </w:p>
+    <w:p>
+      <w:pPr>
+        <w:sectPr>
+          <w:footerReference w:type="default" r:id="rId27"/>
+          <w:pgSz w:w="12240" w:h="15840"/>
+          <w:pgMar w:top="1701" w:right="1701" w:bottom="1701" w:left="2268" w:header="720" w:footer="720" w:gutter="0"/>
+          <w:cols w:space="720"/>
+          <w:titlePg/>
+          <w:docGrid w:linePitch="360"/>
+        </w:sectPr>
+      </w:pPr>
+    </w:p>
+    <w:p>
+      <w:pPr>
+        <w:sectPr>
+          <w:footerReference w:type="default" r:id="rId28"/>
+          <w:type w:val="continuous"/>
+          <w:pgSz w:w="12240" w:h="15840"/>
+          <w:pgMar w:top="1701" w:right="1701" w:bottom="1701" w:left="2268" w:header="720" w:footer="720" w:gutter="0"/>
+          <w:cols w:space="720"/>
+          <w:titlePg/>
+          <w:docGrid w:linePitch="360"/>
         </w:sectPr>
       </w:pPr>
     </w:p>
     <w:p>
       <w:bookmarkStart w:id="bm_lista_graficos" w:name="bm_lista_graficos"/>
       <w:pPr>
-        <w:spacing w:before="1140" w:after="480" w:line="360" w:lineRule="auto"/>
+        <w:spacing w:before="1140" w:after="480"/>
         <w:jc w:val="center"/>
       </w:pPr>
       <w:r>
@@ -1631,6 +1686,18 @@
         <w:t>LISTA DE GRÁFICOS</w:t>
       </w:r>
       <w:bookmarkEnd w:id="bm_lista_graficos"/>
+    </w:p>
+    <w:p>
+      <w:pPr>
+        <w:sectPr>
+          <w:footerReference w:type="default" r:id="rId29"/>
+          <w:pgSz w:w="12240" w:h="15840"/>
+          <w:pgMar w:top="1701" w:right="1701" w:bottom="1701" w:left="2268" w:header="720" w:footer="720" w:gutter="0"/>
+          <w:cols w:space="720"/>
+          <w:titlePg/>
+          <w:docGrid w:linePitch="360"/>
+        </w:sectPr>
+      </w:pPr>
     </w:p>
     <w:p>
       <w:pPr>
@@ -1675,7 +1742,7 @@
         </w:rPr>
         <w:t>1</w:t>
         <w:tab/>
-        <w:t>Referencia cartográfica de la ubicación de las oficinas administrativas de Venangocupet, S.A.</w:t>
+        <w:t>Logotipo de la Empresa Mixta Petrolera Venangocupet, S.A.</w:t>
         <w:tab/>
       </w:r>
       <w:r>
@@ -1707,7 +1774,7 @@
         </w:rPr>
         <w:t>2</w:t>
         <w:tab/>
-        <w:t>Organigrama estructural y niveles jerárquicos de Venangocupet, S.A.</w:t>
+        <w:t>Referencia cartográfica de la ubicación de las oficinas administrativas de Venangocupet, S.A.</w:t>
         <w:tab/>
       </w:r>
       <w:r>
@@ -1739,7 +1806,7 @@
         </w:rPr>
         <w:t>3</w:t>
         <w:tab/>
-        <w:t>Organigrama del Departamento de Presidencia</w:t>
+        <w:t>Organigrama estructural y niveles jerárquicos de Venangocupet, S.A.</w:t>
         <w:tab/>
       </w:r>
       <w:r>
@@ -1757,21 +1824,53 @@
     </w:p>
     <w:p>
       <w:pPr>
+        <w:tabs>
+          <w:tab w:pos="1020" w:val="left"/>
+          <w:tab w:pos="8271" w:val="right" w:leader="dot"/>
+        </w:tabs>
+        <w:spacing w:line="360" w:lineRule="auto" w:before="0" w:after="80"/>
+        <w:ind w:left="1020" w:hanging="1020"/>
+      </w:pPr>
+      <w:r>
+        <w:rPr>
+          <w:rFonts w:ascii="Times New Roman" w:hAnsi="Times New Roman"/>
+          <w:sz w:val="24"/>
+        </w:rPr>
+        <w:t>4</w:t>
+        <w:tab/>
+        <w:t>Organigrama del Departamento de Presidencia</w:t>
+        <w:tab/>
+      </w:r>
+      <w:r>
+        <w:rPr>
+          <w:rFonts w:ascii="Times New Roman" w:hAnsi="Times New Roman"/>
+          <w:b w:val="0"/>
+          <w:sz w:val="24"/>
+        </w:rPr>
+        <w:fldChar w:fldCharType="begin"/>
+        <w:instrText xml:space="preserve"> PAGEREF bm_grafico4 \h </w:instrText>
+        <w:fldChar w:fldCharType="separate"/>
+        <w:t>?</w:t>
+        <w:fldChar w:fldCharType="end"/>
+      </w:r>
+    </w:p>
+    <w:p>
+      <w:pPr>
         <w:sectPr>
           <w:footerReference w:type="default" r:id="rId30"/>
-          <w:footerReference w:type="first" r:id="rId31"/>
+          <w:type w:val="continuous"/>
           <w:pgSz w:w="12240" w:h="15840"/>
           <w:pgMar w:top="1701" w:right="1701" w:bottom="1701" w:left="2268" w:header="720" w:footer="720" w:gutter="0"/>
           <w:cols w:space="720"/>
+          <w:titlePg/>
           <w:docGrid w:linePitch="360"/>
-          <w:pgNumType w:fmt="lowerRoman"/>
         </w:sectPr>
       </w:pPr>
     </w:p>
     <w:p>
       <w:bookmarkStart w:id="bm_lista_anexos" w:name="bm_lista_anexos"/>
       <w:pPr>
-        <w:spacing w:before="1140" w:after="480" w:line="360" w:lineRule="auto"/>
+        <w:spacing w:before="1140" w:after="480"/>
         <w:jc w:val="center"/>
       </w:pPr>
       <w:r>
@@ -1783,6 +1882,18 @@
         <w:t>LISTA DE ANEXOS</w:t>
       </w:r>
       <w:bookmarkEnd w:id="bm_lista_anexos"/>
+    </w:p>
+    <w:p>
+      <w:pPr>
+        <w:sectPr>
+          <w:footerReference w:type="default" r:id="rId31"/>
+          <w:pgSz w:w="12240" w:h="15840"/>
+          <w:pgMar w:top="1701" w:right="1701" w:bottom="1701" w:left="2268" w:header="720" w:footer="720" w:gutter="0"/>
+          <w:cols w:space="720"/>
+          <w:titlePg/>
+          <w:docGrid w:linePitch="360"/>
+        </w:sectPr>
+      </w:pPr>
     </w:p>
     <w:p>
       <w:pPr>
@@ -1847,18 +1958,18 @@
       <w:pPr>
         <w:sectPr>
           <w:footerReference w:type="default" r:id="rId32"/>
-          <w:footerReference w:type="first" r:id="rId33"/>
+          <w:type w:val="continuous"/>
           <w:pgSz w:w="12240" w:h="15840"/>
           <w:pgMar w:top="1701" w:right="1701" w:bottom="1701" w:left="2268" w:header="720" w:footer="720" w:gutter="0"/>
           <w:cols w:space="720"/>
+          <w:titlePg/>
           <w:docGrid w:linePitch="360"/>
-          <w:pgNumType w:fmt="lowerRoman"/>
         </w:sectPr>
       </w:pPr>
     </w:p>
     <w:p>
       <w:pPr>
-        <w:spacing w:line="240" w:lineRule="auto" w:after="0"/>
+        <w:spacing w:after="0"/>
         <w:jc w:val="center"/>
       </w:pPr>
       <w:r>
@@ -1872,7 +1983,7 @@
     </w:p>
     <w:p>
       <w:pPr>
-        <w:spacing w:line="240" w:lineRule="auto" w:after="0"/>
+        <w:spacing w:after="0"/>
         <w:jc w:val="center"/>
       </w:pPr>
       <w:r>
@@ -1886,7 +1997,7 @@
     </w:p>
     <w:p>
       <w:pPr>
-        <w:spacing w:line="240" w:lineRule="auto" w:after="0"/>
+        <w:spacing w:after="0"/>
         <w:jc w:val="center"/>
       </w:pPr>
       <w:r>
@@ -1900,7 +2011,7 @@
     </w:p>
     <w:p>
       <w:pPr>
-        <w:spacing w:line="240" w:lineRule="auto" w:after="0"/>
+        <w:spacing w:after="0"/>
         <w:jc w:val="center"/>
       </w:pPr>
       <w:r>
@@ -1914,7 +2025,7 @@
     </w:p>
     <w:p>
       <w:pPr>
-        <w:spacing w:line="240" w:lineRule="auto" w:after="0"/>
+        <w:spacing w:after="0"/>
         <w:jc w:val="center"/>
       </w:pPr>
       <w:r>
@@ -1928,7 +2039,12 @@
     </w:p>
     <w:p>
       <w:pPr>
-        <w:spacing w:before="480" w:after="240" w:line="360" w:lineRule="auto"/>
+        <w:spacing w:after="360"/>
+      </w:pPr>
+    </w:p>
+    <w:p>
+      <w:pPr>
+        <w:spacing w:after="480"/>
         <w:jc w:val="center"/>
       </w:pPr>
       <w:r>
@@ -1942,7 +2058,8 @@
     </w:p>
     <w:p>
       <w:pPr>
-        <w:spacing w:before="120" w:after="200" w:line="240" w:lineRule="auto"/>
+        <w:spacing w:after="480"/>
+        <w:ind w:left="0"/>
         <w:jc w:val="right"/>
       </w:pPr>
       <w:r>
@@ -1957,7 +2074,6 @@
       <w:r>
         <w:rPr>
           <w:rFonts w:ascii="Times New Roman" w:hAnsi="Times New Roman"/>
-          <w:b w:val="0"/>
           <w:sz w:val="24"/>
         </w:rPr>
         <w:t>Cardona, Juliano</w:t>
@@ -1966,25 +2082,23 @@
       <w:r>
         <w:rPr>
           <w:rFonts w:ascii="Times New Roman" w:hAnsi="Times New Roman"/>
-          <w:b w:val="0"/>
           <w:sz w:val="24"/>
         </w:rPr>
-        <w:t>C.I.: V-32.281.199</w:t>
+        <w:t>C.I.: 32.281.199</w:t>
         <w:br/>
       </w:r>
       <w:r>
         <w:rPr>
           <w:rFonts w:ascii="Times New Roman" w:hAnsi="Times New Roman"/>
-          <w:b/>
           <w:sz w:val="24"/>
         </w:rPr>
-        <w:t>2026, agosto</w:t>
+        <w:t>agosto de 2026</w:t>
       </w:r>
     </w:p>
     <w:p>
       <w:bookmarkStart w:id="bm_resumen" w:name="bm_resumen"/>
       <w:pPr>
-        <w:spacing w:before="0" w:after="160"/>
+        <w:spacing w:before="480" w:after="480"/>
         <w:jc w:val="center"/>
       </w:pPr>
       <w:r>
@@ -1999,8 +2113,20 @@
     </w:p>
     <w:p>
       <w:pPr>
-        <w:spacing w:line="240" w:lineRule="auto" w:after="0" w:before="0"/>
-        <w:ind w:firstLine="0"/>
+        <w:sectPr>
+          <w:footerReference w:type="default" r:id="rId33"/>
+          <w:pgSz w:w="12240" w:h="15840"/>
+          <w:pgMar w:top="1701" w:right="1701" w:bottom="1701" w:left="2268" w:header="720" w:footer="720" w:gutter="0"/>
+          <w:cols w:space="720"/>
+          <w:titlePg/>
+          <w:docGrid w:linePitch="360"/>
+        </w:sectPr>
+      </w:pPr>
+    </w:p>
+    <w:p>
+      <w:pPr>
+        <w:spacing w:line="360" w:lineRule="auto" w:after="0" w:before="0"/>
+        <w:ind w:firstLine="709"/>
         <w:jc w:val="both"/>
       </w:pPr>
       <w:r>
@@ -2012,24 +2138,18 @@
         <w:t>El presente informe expone las actividades realizadas durante nueve (9) semanas de pasantías profesionales en el Departamento de Presidencia de la Empresa Mixta Petrolera Venangocupet, S.A. La práctica permitió reconocer el flujo real de recepción, revisión, registro, firma y despacho de expedientes, cuyo control se efectúa mediante hojas de cálculo y requiere transcripción repetitiva de datos. Esta dinámica puede generar duplicidad u omisión de registros y dificulta la obtención inmediata de resúmenes sobre documentos ingresados, firmados, pendientes o despachados. En respuesta a esta situación se planteó como objetivo general desarrollar un sistema automatizado para el control, trazabilidad y reporte documental del área. Las actividades comprendieron el diagnóstico del proceso, levantamiento de requerimientos, modelado de una base de datos relacional, diseño de la interfaz, implementación con SQLite, integración de una aplicación de escritorio y pruebas funcionales de los módulos de registro, consulta, historial y reportes. Como resultado se obtuvo un prototipo funcional orientado a reducir tareas repetitivas y mantener un historial verificable del recorrido de los expedientes. Se concluye que la solución desarrollada responde a los requerimientos esenciales identificados en Presidencia. Se recomienda realizar una incorporación progresiva de los registros y establecer respaldos periódicos de la base de datos antes de su utilización continua.</w:t>
       </w:r>
     </w:p>
+    <w:p/>
     <w:p>
       <w:pPr>
-        <w:spacing w:line="240" w:lineRule="auto" w:before="160"/>
-        <w:ind w:firstLine="0"/>
+        <w:ind w:firstLine="709"/>
       </w:pPr>
       <w:r>
         <w:rPr>
-          <w:rFonts w:ascii="Times New Roman" w:hAnsi="Times New Roman"/>
           <w:b/>
-          <w:sz w:val="24"/>
         </w:rPr>
         <w:t xml:space="preserve">Palabras claves: </w:t>
       </w:r>
       <w:r>
-        <w:rPr>
-          <w:rFonts w:ascii="Times New Roman" w:hAnsi="Times New Roman"/>
-          <w:sz w:val="24"/>
-        </w:rPr>
         <w:t>sistema automatizado, trazabilidad documental, SQLite, Wails, pasantías</w:t>
       </w:r>
     </w:p>
@@ -2037,19 +2157,19 @@
       <w:pPr>
         <w:sectPr>
           <w:footerReference w:type="default" r:id="rId34"/>
-          <w:footerReference w:type="first" r:id="rId35"/>
+          <w:type w:val="continuous"/>
           <w:pgSz w:w="12240" w:h="15840"/>
           <w:pgMar w:top="1701" w:right="1701" w:bottom="1701" w:left="2268" w:header="720" w:footer="720" w:gutter="0"/>
           <w:cols w:space="720"/>
+          <w:titlePg/>
           <w:docGrid w:linePitch="360"/>
-          <w:pgNumType w:fmt="lowerRoman"/>
         </w:sectPr>
       </w:pPr>
     </w:p>
     <w:p>
       <w:bookmarkStart w:id="bm_introduccion" w:name="bm_introduccion"/>
       <w:pPr>
-        <w:spacing w:before="1140" w:after="480" w:line="360" w:lineRule="auto"/>
+        <w:spacing w:before="1140" w:after="480"/>
         <w:jc w:val="center"/>
       </w:pPr>
       <w:r>
@@ -2064,6 +2184,18 @@
     </w:p>
     <w:p>
       <w:pPr>
+        <w:sectPr>
+          <w:footerReference w:type="default" r:id="rId35"/>
+          <w:pgSz w:w="12240" w:h="15840"/>
+          <w:pgMar w:top="1701" w:right="1701" w:bottom="1701" w:left="2268" w:header="720" w:footer="720" w:gutter="0"/>
+          <w:cols w:space="720"/>
+          <w:titlePg/>
+          <w:docGrid w:linePitch="360"/>
+        </w:sectPr>
+      </w:pPr>
+    </w:p>
+    <w:p>
+      <w:pPr>
         <w:spacing w:line="360" w:lineRule="auto" w:after="0" w:before="0"/>
         <w:ind w:firstLine="709"/>
         <w:jc w:val="both"/>
@@ -2126,19 +2258,18 @@
       <w:pPr>
         <w:sectPr>
           <w:footerReference w:type="default" r:id="rId36"/>
-          <w:footerReference w:type="first" r:id="rId37"/>
+          <w:type w:val="continuous"/>
           <w:pgSz w:w="12240" w:h="15840"/>
           <w:pgMar w:top="1701" w:right="1701" w:bottom="1701" w:left="2268" w:header="720" w:footer="720" w:gutter="0"/>
           <w:cols w:space="720"/>
           <w:titlePg/>
           <w:docGrid w:linePitch="360"/>
-          <w:pgNumType w:start="1" w:fmt="decimal"/>
         </w:sectPr>
       </w:pPr>
     </w:p>
     <w:p>
       <w:pPr>
-        <w:spacing w:before="1140" w:after="480" w:line="360" w:lineRule="auto"/>
+        <w:spacing w:before="1140" w:after="480"/>
         <w:jc w:val="center"/>
       </w:pPr>
       <w:r>
@@ -2153,7 +2284,7 @@
     <w:p>
       <w:bookmarkStart w:id="bm_cap1" w:name="bm_cap1"/>
       <w:pPr>
-        <w:spacing w:before="0" w:after="480" w:line="360" w:lineRule="auto"/>
+        <w:spacing w:before="480"/>
         <w:jc w:val="center"/>
       </w:pPr>
       <w:r>
@@ -2167,6 +2298,18 @@
       <w:bookmarkEnd w:id="bm_cap1"/>
     </w:p>
     <w:p>
+      <w:pPr>
+        <w:sectPr>
+          <w:footerReference w:type="default" r:id="rId37"/>
+          <w:pgSz w:w="12240" w:h="15840"/>
+          <w:pgMar w:top="1701" w:right="1701" w:bottom="1701" w:left="2268" w:header="720" w:footer="720" w:gutter="0"/>
+          <w:cols w:space="720"/>
+          <w:titlePg/>
+          <w:docGrid w:linePitch="360"/>
+        </w:sectPr>
+      </w:pPr>
+    </w:p>
+    <w:p>
       <w:bookmarkStart w:id="bm_cap1_ident" w:name="bm_cap1_ident"/>
       <w:pPr>
         <w:spacing w:before="480" w:after="480" w:line="360" w:lineRule="auto"/>
@@ -2209,46 +2352,6 @@
           <w:sz w:val="24"/>
         </w:rPr>
         <w:t>Empresa Mixta Petrolera Venangocupet, S.A.</w:t>
-      </w:r>
-    </w:p>
-    <w:p>
-      <w:pPr>
-        <w:spacing w:before="240" w:after="240"/>
-        <w:jc w:val="center"/>
-      </w:pPr>
-      <w:r>
-        <w:drawing>
-          <wp:inline xmlns:a="http://schemas.openxmlformats.org/drawingml/2006/main" xmlns:pic="http://schemas.openxmlformats.org/drawingml/2006/picture">
-            <wp:extent cx="1440000" cy="1440000"/>
-            <wp:docPr id="2" name="Picture 2"/>
-            <wp:cNvGraphicFramePr>
-              <a:graphicFrameLocks noChangeAspect="1"/>
-            </wp:cNvGraphicFramePr>
-            <a:graphic>
-              <a:graphicData uri="http://schemas.openxmlformats.org/drawingml/2006/picture">
-                <pic:pic>
-                  <pic:nvPicPr>
-                    <pic:cNvPr id="0" name="logo.png"/>
-                    <pic:cNvPicPr/>
-                  </pic:nvPicPr>
-                  <pic:blipFill>
-                    <a:blip r:embed="rId10"/>
-                    <a:stretch>
-                      <a:fillRect/>
-                    </a:stretch>
-                  </pic:blipFill>
-                  <pic:spPr>
-                    <a:xfrm>
-                      <a:off x="0" y="0"/>
-                      <a:ext cx="1440000" cy="1440000"/>
-                    </a:xfrm>
-                    <a:prstGeom prst="rect"/>
-                  </pic:spPr>
-                </pic:pic>
-              </a:graphicData>
-            </a:graphic>
-          </wp:inline>
-        </w:drawing>
       </w:r>
     </w:p>
     <w:p>
@@ -2605,6 +2708,106 @@
           <w:sz w:val="24"/>
         </w:rPr>
         <w:t>Garantizar la trazabilidad y el reporte oportuno de la información administrativa de la empresa.</w:t>
+      </w:r>
+    </w:p>
+    <w:p>
+      <w:pPr>
+        <w:spacing w:before="480"/>
+        <w:jc w:val="center"/>
+      </w:pPr>
+      <w:r>
+        <w:drawing>
+          <wp:inline xmlns:a="http://schemas.openxmlformats.org/drawingml/2006/main" xmlns:pic="http://schemas.openxmlformats.org/drawingml/2006/picture">
+            <wp:extent cx="1512000" cy="1512000"/>
+            <wp:docPr id="2" name="Picture 2"/>
+            <wp:cNvGraphicFramePr>
+              <a:graphicFrameLocks noChangeAspect="1"/>
+            </wp:cNvGraphicFramePr>
+            <a:graphic>
+              <a:graphicData uri="http://schemas.openxmlformats.org/drawingml/2006/picture">
+                <pic:pic>
+                  <pic:nvPicPr>
+                    <pic:cNvPr id="0" name="logo.png"/>
+                    <pic:cNvPicPr/>
+                  </pic:nvPicPr>
+                  <pic:blipFill>
+                    <a:blip r:embed="rId10"/>
+                    <a:stretch>
+                      <a:fillRect/>
+                    </a:stretch>
+                  </pic:blipFill>
+                  <pic:spPr>
+                    <a:xfrm>
+                      <a:off x="0" y="0"/>
+                      <a:ext cx="1512000" cy="1512000"/>
+                    </a:xfrm>
+                    <a:prstGeom prst="rect"/>
+                  </pic:spPr>
+                </pic:pic>
+              </a:graphicData>
+            </a:graphic>
+          </wp:inline>
+        </w:drawing>
+      </w:r>
+    </w:p>
+    <w:p>
+      <w:bookmarkStart w:id="bm_grafico1" w:name="bm_grafico1"/>
+      <w:pPr>
+        <w:spacing w:before="120" w:after="480"/>
+        <w:jc w:val="center"/>
+      </w:pPr>
+      <w:r>
+        <w:rPr>
+          <w:rFonts w:ascii="Times New Roman" w:hAnsi="Times New Roman"/>
+          <w:i/>
+          <w:sz w:val="24"/>
+        </w:rPr>
+        <w:t xml:space="preserve">Gráfico 1. </w:t>
+      </w:r>
+      <w:r>
+        <w:rPr>
+          <w:rFonts w:ascii="Times New Roman" w:hAnsi="Times New Roman"/>
+          <w:b/>
+          <w:sz w:val="24"/>
+        </w:rPr>
+        <w:t>Logotipo de la Empresa Mixta Petrolera Venangocupet, S.A.</w:t>
+      </w:r>
+      <w:bookmarkEnd w:id="bm_grafico1"/>
+    </w:p>
+    <w:p>
+      <w:pPr>
+        <w:spacing w:before="0" w:after="240"/>
+        <w:jc w:val="center"/>
+      </w:pPr>
+      <w:r>
+        <w:rPr>
+          <w:rFonts w:ascii="Times New Roman" w:hAnsi="Times New Roman"/>
+          <w:i/>
+          <w:sz w:val="24"/>
+        </w:rPr>
+        <w:t xml:space="preserve">Fuente: </w:t>
+      </w:r>
+      <w:r>
+        <w:rPr>
+          <w:rFonts w:ascii="Times New Roman" w:hAnsi="Times New Roman"/>
+          <w:sz w:val="24"/>
+        </w:rPr>
+        <w:t>Empresa Mixta Petrolera Venangocupet, S.A. (2026).</w:t>
+      </w:r>
+    </w:p>
+    <w:p>
+      <w:pPr>
+        <w:spacing w:line="360" w:lineRule="auto" w:after="0" w:before="0"/>
+        <w:ind w:firstLine="709"/>
+        <w:jc w:val="both"/>
+      </w:pPr>
+      <w:r>
+        <w:rPr>
+          <w:rFonts w:ascii="Times New Roman" w:hAnsi="Times New Roman"/>
+          <w:i w:val="0"/>
+          <w:sz w:val="24"/>
+        </w:rPr>
+        <w:t>El logotipo institucional identifica visualmente a la Empresa Mixta Petrolera Venangocupet, S.A. y representa su vinculación con la actividad petrolera nacional, sirviendo como elemento gráfico de reconocimiento de la organización donde se desarrolló la pasantía profesional.</w:t>
       </w:r>
     </w:p>
     <w:p>
@@ -2679,7 +2882,7 @@
       </w:r>
     </w:p>
     <w:p>
-      <w:bookmarkStart w:id="bm_grafico1" w:name="bm_grafico1"/>
+      <w:bookmarkStart w:id="bm_grafico2" w:name="bm_grafico2"/>
       <w:pPr>
         <w:spacing w:before="120" w:after="480"/>
         <w:jc w:val="center"/>
@@ -2688,19 +2891,19 @@
         <w:rPr>
           <w:rFonts w:ascii="Times New Roman" w:hAnsi="Times New Roman"/>
           <w:i/>
-          <w:sz w:val="20"/>
+          <w:sz w:val="24"/>
         </w:rPr>
-        <w:t xml:space="preserve">Gráfico 1. </w:t>
+        <w:t xml:space="preserve">Gráfico 2. </w:t>
       </w:r>
       <w:r>
         <w:rPr>
           <w:rFonts w:ascii="Times New Roman" w:hAnsi="Times New Roman"/>
           <w:b/>
-          <w:sz w:val="20"/>
+          <w:sz w:val="24"/>
         </w:rPr>
         <w:t>Referencia cartográfica de la ubicación de las oficinas administrativas de Venangocupet, S.A.</w:t>
       </w:r>
-      <w:bookmarkEnd w:id="bm_grafico1"/>
+      <w:bookmarkEnd w:id="bm_grafico2"/>
     </w:p>
     <w:p>
       <w:pPr>
@@ -2711,14 +2914,14 @@
         <w:rPr>
           <w:rFonts w:ascii="Times New Roman" w:hAnsi="Times New Roman"/>
           <w:i/>
-          <w:sz w:val="20"/>
+          <w:sz w:val="24"/>
         </w:rPr>
         <w:t xml:space="preserve">Fuente: </w:t>
       </w:r>
       <w:r>
         <w:rPr>
           <w:rFonts w:ascii="Times New Roman" w:hAnsi="Times New Roman"/>
-          <w:sz w:val="20"/>
+          <w:sz w:val="24"/>
         </w:rPr>
         <w:t>Captura cartográfica de Google Maps (2026). La empresa no aparece rotulada de forma independiente; se emplea como referencia el Centro Comercial San Remo Mall.</w:t>
       </w:r>
@@ -2774,7 +2977,7 @@
               <w:rPr>
                 <w:rFonts w:ascii="Times New Roman" w:hAnsi="Times New Roman"/>
                 <w:b/>
-                <w:sz w:val="20"/>
+                <w:sz w:val="16"/>
               </w:rPr>
               <w:t>Departamento / Área</w:t>
             </w:r>
@@ -2794,7 +2997,7 @@
               <w:rPr>
                 <w:rFonts w:ascii="Times New Roman" w:hAnsi="Times New Roman"/>
                 <w:b/>
-                <w:sz w:val="20"/>
+                <w:sz w:val="16"/>
               </w:rPr>
               <w:t>Cargo</w:t>
             </w:r>
@@ -2814,7 +3017,7 @@
               <w:rPr>
                 <w:rFonts w:ascii="Times New Roman" w:hAnsi="Times New Roman"/>
                 <w:b/>
-                <w:sz w:val="20"/>
+                <w:sz w:val="16"/>
               </w:rPr>
               <w:t>Femenino</w:t>
             </w:r>
@@ -2834,7 +3037,7 @@
               <w:rPr>
                 <w:rFonts w:ascii="Times New Roman" w:hAnsi="Times New Roman"/>
                 <w:b/>
-                <w:sz w:val="20"/>
+                <w:sz w:val="16"/>
               </w:rPr>
               <w:t>Masculino</w:t>
             </w:r>
@@ -2854,7 +3057,7 @@
               <w:rPr>
                 <w:rFonts w:ascii="Times New Roman" w:hAnsi="Times New Roman"/>
                 <w:b/>
-                <w:sz w:val="20"/>
+                <w:sz w:val="16"/>
               </w:rPr>
               <w:t>Total</w:t>
             </w:r>
@@ -2874,7 +3077,7 @@
             <w:r>
               <w:rPr>
                 <w:rFonts w:ascii="Times New Roman" w:hAnsi="Times New Roman"/>
-                <w:sz w:val="20"/>
+                <w:sz w:val="16"/>
               </w:rPr>
               <w:t>Departamento de Presidencia</w:t>
             </w:r>
@@ -2892,7 +3095,7 @@
             <w:r>
               <w:rPr>
                 <w:rFonts w:ascii="Times New Roman" w:hAnsi="Times New Roman"/>
-                <w:sz w:val="20"/>
+                <w:sz w:val="16"/>
               </w:rPr>
               <w:t>Presidente</w:t>
             </w:r>
@@ -2910,7 +3113,7 @@
             <w:r>
               <w:rPr>
                 <w:rFonts w:ascii="Times New Roman" w:hAnsi="Times New Roman"/>
-                <w:sz w:val="20"/>
+                <w:sz w:val="16"/>
               </w:rPr>
               <w:t>0</w:t>
             </w:r>
@@ -2928,7 +3131,7 @@
             <w:r>
               <w:rPr>
                 <w:rFonts w:ascii="Times New Roman" w:hAnsi="Times New Roman"/>
-                <w:sz w:val="20"/>
+                <w:sz w:val="16"/>
               </w:rPr>
               <w:t>1</w:t>
             </w:r>
@@ -2946,7 +3149,7 @@
             <w:r>
               <w:rPr>
                 <w:rFonts w:ascii="Times New Roman" w:hAnsi="Times New Roman"/>
-                <w:sz w:val="20"/>
+                <w:sz w:val="16"/>
               </w:rPr>
               <w:t>1</w:t>
             </w:r>
@@ -2966,7 +3169,7 @@
             <w:r>
               <w:rPr>
                 <w:rFonts w:ascii="Times New Roman" w:hAnsi="Times New Roman"/>
-                <w:sz w:val="20"/>
+                <w:sz w:val="16"/>
               </w:rPr>
               <w:t>Departamento de Presidencia</w:t>
             </w:r>
@@ -2984,7 +3187,7 @@
             <w:r>
               <w:rPr>
                 <w:rFonts w:ascii="Times New Roman" w:hAnsi="Times New Roman"/>
-                <w:sz w:val="20"/>
+                <w:sz w:val="16"/>
               </w:rPr>
               <w:t>Secretaría</w:t>
             </w:r>
@@ -3002,7 +3205,7 @@
             <w:r>
               <w:rPr>
                 <w:rFonts w:ascii="Times New Roman" w:hAnsi="Times New Roman"/>
-                <w:sz w:val="20"/>
+                <w:sz w:val="16"/>
               </w:rPr>
               <w:t>1</w:t>
             </w:r>
@@ -3020,7 +3223,7 @@
             <w:r>
               <w:rPr>
                 <w:rFonts w:ascii="Times New Roman" w:hAnsi="Times New Roman"/>
-                <w:sz w:val="20"/>
+                <w:sz w:val="16"/>
               </w:rPr>
               <w:t>0</w:t>
             </w:r>
@@ -3038,7 +3241,7 @@
             <w:r>
               <w:rPr>
                 <w:rFonts w:ascii="Times New Roman" w:hAnsi="Times New Roman"/>
-                <w:sz w:val="20"/>
+                <w:sz w:val="16"/>
               </w:rPr>
               <w:t>1</w:t>
             </w:r>
@@ -3058,7 +3261,7 @@
             <w:r>
               <w:rPr>
                 <w:rFonts w:ascii="Times New Roman" w:hAnsi="Times New Roman"/>
-                <w:sz w:val="20"/>
+                <w:sz w:val="16"/>
               </w:rPr>
               <w:t>TOTAL GENERAL</w:t>
             </w:r>
@@ -3076,7 +3279,7 @@
             <w:r>
               <w:rPr>
                 <w:rFonts w:ascii="Times New Roman" w:hAnsi="Times New Roman"/>
-                <w:sz w:val="20"/>
+                <w:sz w:val="16"/>
               </w:rPr>
             </w:r>
           </w:p>
@@ -3093,7 +3296,7 @@
             <w:r>
               <w:rPr>
                 <w:rFonts w:ascii="Times New Roman" w:hAnsi="Times New Roman"/>
-                <w:sz w:val="20"/>
+                <w:sz w:val="16"/>
               </w:rPr>
               <w:t>1</w:t>
             </w:r>
@@ -3111,7 +3314,7 @@
             <w:r>
               <w:rPr>
                 <w:rFonts w:ascii="Times New Roman" w:hAnsi="Times New Roman"/>
-                <w:sz w:val="20"/>
+                <w:sz w:val="16"/>
               </w:rPr>
               <w:t>1</w:t>
             </w:r>
@@ -3129,7 +3332,7 @@
             <w:r>
               <w:rPr>
                 <w:rFonts w:ascii="Times New Roman" w:hAnsi="Times New Roman"/>
-                <w:sz w:val="20"/>
+                <w:sz w:val="16"/>
               </w:rPr>
               <w:t>2</w:t>
             </w:r>
@@ -3145,7 +3348,7 @@
         <w:rPr>
           <w:rFonts w:ascii="Times New Roman" w:hAnsi="Times New Roman"/>
           <w:i/>
-          <w:sz w:val="20"/>
+          <w:sz w:val="16"/>
         </w:rPr>
         <w:t>Fuente: Información suministrada por el Departamento de Presidencia de la Empresa Mixta Petrolera Venangocupet, S.A. (2026).</w:t>
       </w:r>
@@ -3193,7 +3396,7 @@
           <w:i w:val="0"/>
           <w:sz w:val="24"/>
         </w:rPr>
-        <w:t>La estructura organizativa de Venangocupet, S.A. responde a un esquema jerárquico-funcional encabezado por la Junta Directiva y la Presidencia. A continuación se presentan el organigrama general de la empresa y el organigrama específico del Departamento de Presidencia, área donde se desarrollaron las pasantías.</w:t>
+        <w:t>La estructura organizativa de Venangocupet, S.A. responde a un esquema jerárquico-funcional encabezado por la Junta Directiva y la Presidencia. El Departamento de Presidencia constituye el área donde se desarrollaron las pasantías y actúa como punto de recepción, revisión, firma y despacho de correspondencia ejecutiva. A continuación se presentan el organigrama general de la empresa y el organigrama específico del departamento.</w:t>
       </w:r>
     </w:p>
     <w:p>
@@ -3237,7 +3440,7 @@
       </w:r>
     </w:p>
     <w:p>
-      <w:bookmarkStart w:id="bm_grafico2" w:name="bm_grafico2"/>
+      <w:bookmarkStart w:id="bm_grafico3" w:name="bm_grafico3"/>
       <w:pPr>
         <w:spacing w:before="120" w:after="480"/>
         <w:jc w:val="center"/>
@@ -3246,19 +3449,19 @@
         <w:rPr>
           <w:rFonts w:ascii="Times New Roman" w:hAnsi="Times New Roman"/>
           <w:i/>
-          <w:sz w:val="20"/>
+          <w:sz w:val="24"/>
         </w:rPr>
-        <w:t xml:space="preserve">Gráfico 2. </w:t>
+        <w:t xml:space="preserve">Gráfico 3. </w:t>
       </w:r>
       <w:r>
         <w:rPr>
           <w:rFonts w:ascii="Times New Roman" w:hAnsi="Times New Roman"/>
           <w:b/>
-          <w:sz w:val="20"/>
+          <w:sz w:val="24"/>
         </w:rPr>
         <w:t>Organigrama estructural y niveles jerárquicos de Venangocupet, S.A.</w:t>
       </w:r>
-      <w:bookmarkEnd w:id="bm_grafico2"/>
+      <w:bookmarkEnd w:id="bm_grafico3"/>
     </w:p>
     <w:p>
       <w:pPr>
@@ -3269,14 +3472,14 @@
         <w:rPr>
           <w:rFonts w:ascii="Times New Roman" w:hAnsi="Times New Roman"/>
           <w:i/>
-          <w:sz w:val="20"/>
+          <w:sz w:val="24"/>
         </w:rPr>
         <w:t xml:space="preserve">Fuente: </w:t>
       </w:r>
       <w:r>
         <w:rPr>
           <w:rFonts w:ascii="Times New Roman" w:hAnsi="Times New Roman"/>
-          <w:sz w:val="20"/>
+          <w:sz w:val="24"/>
         </w:rPr>
         <w:t>Empresa Mixta Petrolera Venangocupet, S.A. (2026).</w:t>
       </w:r>
@@ -3322,7 +3525,7 @@
       </w:r>
     </w:p>
     <w:p>
-      <w:bookmarkStart w:id="bm_grafico3" w:name="bm_grafico3"/>
+      <w:bookmarkStart w:id="bm_grafico4" w:name="bm_grafico4"/>
       <w:pPr>
         <w:spacing w:before="120" w:after="480"/>
         <w:jc w:val="center"/>
@@ -3331,19 +3534,19 @@
         <w:rPr>
           <w:rFonts w:ascii="Times New Roman" w:hAnsi="Times New Roman"/>
           <w:i/>
-          <w:sz w:val="20"/>
+          <w:sz w:val="24"/>
         </w:rPr>
-        <w:t xml:space="preserve">Gráfico 3. </w:t>
+        <w:t xml:space="preserve">Gráfico 4. </w:t>
       </w:r>
       <w:r>
         <w:rPr>
           <w:rFonts w:ascii="Times New Roman" w:hAnsi="Times New Roman"/>
           <w:b/>
-          <w:sz w:val="20"/>
+          <w:sz w:val="24"/>
         </w:rPr>
         <w:t>Organigrama del Departamento de Presidencia.</w:t>
       </w:r>
-      <w:bookmarkEnd w:id="bm_grafico3"/>
+      <w:bookmarkEnd w:id="bm_grafico4"/>
     </w:p>
     <w:p>
       <w:pPr>
@@ -3354,82 +3557,35 @@
         <w:rPr>
           <w:rFonts w:ascii="Times New Roman" w:hAnsi="Times New Roman"/>
           <w:i/>
-          <w:sz w:val="20"/>
+          <w:sz w:val="24"/>
         </w:rPr>
         <w:t xml:space="preserve">Fuente: </w:t>
       </w:r>
       <w:r>
         <w:rPr>
           <w:rFonts w:ascii="Times New Roman" w:hAnsi="Times New Roman"/>
-          <w:sz w:val="20"/>
+          <w:sz w:val="24"/>
         </w:rPr>
         <w:t>Empresa Mixta Petrolera Venangocupet, S.A. (2026).</w:t>
       </w:r>
     </w:p>
     <w:p>
-      <w:bookmarkStart w:id="bm_cap1_depto" w:name="bm_cap1_depto"/>
-      <w:pPr>
-        <w:spacing w:before="480" w:after="480" w:line="360" w:lineRule="auto"/>
-        <w:jc w:val="left"/>
-      </w:pPr>
-      <w:r>
-        <w:rPr>
-          <w:rFonts w:ascii="Times New Roman" w:hAnsi="Times New Roman"/>
-          <w:b/>
-          <w:sz w:val="24"/>
-        </w:rPr>
-        <w:t>Descripción del departamento donde realizó la pasantía</w:t>
-      </w:r>
-      <w:bookmarkEnd w:id="bm_cap1_depto"/>
-    </w:p>
-    <w:p>
-      <w:pPr>
-        <w:spacing w:line="360" w:lineRule="auto" w:after="0" w:before="0"/>
-        <w:ind w:firstLine="709"/>
-        <w:jc w:val="both"/>
-      </w:pPr>
-      <w:r>
-        <w:rPr>
-          <w:rFonts w:ascii="Times New Roman" w:hAnsi="Times New Roman"/>
-          <w:i w:val="0"/>
-          <w:sz w:val="24"/>
-        </w:rPr>
-        <w:t>El Departamento de Presidencia funciona como unidad de tránsito y validación de correspondencia ejecutiva. Recibe expedientes remitidos por otras dependencias, verifica aspectos ortográficos y de presentación, registra su ingreso, los canaliza para la firma del Presidente y, una vez firmados, registra el egreso y los despacha al departamento destinatario. La unidad no conserva de manera permanente los expedientes que transitan por ella, por lo que la exactitud del registro de cada movimiento resulta esencial para mantener la trazabilidad documental.</w:t>
-      </w:r>
-    </w:p>
-    <w:p>
-      <w:pPr>
-        <w:spacing w:line="360" w:lineRule="auto" w:after="0" w:before="0"/>
-        <w:ind w:firstLine="709"/>
-        <w:jc w:val="both"/>
-      </w:pPr>
-      <w:r>
-        <w:rPr>
-          <w:rFonts w:ascii="Times New Roman" w:hAnsi="Times New Roman"/>
-          <w:i w:val="0"/>
-          <w:sz w:val="24"/>
-        </w:rPr>
-        <w:t>Durante la pasantía se apoyaron actividades relacionadas con este flujo y se analizó la forma en que el registro manual en hojas de cálculo influye en el control, la consulta y la generación de reportes sobre los movimientos documentales del área.</w:t>
-      </w:r>
-    </w:p>
-    <w:p>
       <w:pPr>
         <w:sectPr>
           <w:footerReference w:type="default" r:id="rId38"/>
-          <w:footerReference w:type="first" r:id="rId39"/>
+          <w:type w:val="continuous"/>
           <w:pgSz w:w="12240" w:h="15840"/>
           <w:pgMar w:top="1701" w:right="1701" w:bottom="1701" w:left="2268" w:header="720" w:footer="720" w:gutter="0"/>
           <w:cols w:space="720"/>
           <w:titlePg/>
           <w:docGrid w:linePitch="360"/>
-          <w:pgNumType w:fmt="decimal"/>
         </w:sectPr>
       </w:pPr>
     </w:p>
     <w:p>
       <w:bookmarkStart w:id="bm_referencias" w:name="bm_referencias"/>
       <w:pPr>
-        <w:spacing w:before="1140" w:after="480" w:line="360" w:lineRule="auto"/>
+        <w:spacing w:before="1140" w:after="480"/>
         <w:jc w:val="center"/>
       </w:pPr>
       <w:r>
@@ -3444,313 +3600,171 @@
     </w:p>
     <w:p>
       <w:pPr>
-        <w:spacing w:before="480" w:after="0"/>
-      </w:pPr>
-    </w:p>
-    <w:p>
-      <w:pPr>
-        <w:spacing w:line="240" w:lineRule="auto" w:after="480" w:before="0"/>
-        <w:ind w:left="425" w:hanging="425"/>
-        <w:jc w:val="both"/>
-      </w:pPr>
-      <w:r>
-        <w:rPr>
-          <w:rFonts w:ascii="Times New Roman" w:hAnsi="Times New Roman"/>
-          <w:b w:val="0"/>
-          <w:sz w:val="24"/>
-        </w:rPr>
-        <w:t xml:space="preserve">Arias, F. (2012). </w:t>
-      </w:r>
-      <w:r>
-        <w:rPr>
-          <w:rFonts w:ascii="Times New Roman" w:hAnsi="Times New Roman"/>
-          <w:b/>
-          <w:sz w:val="24"/>
-        </w:rPr>
-        <w:t>El proyecto de investigación: Introducción a la metodología científica (6ta ed.)</w:t>
-      </w:r>
-      <w:r>
-        <w:rPr>
-          <w:rFonts w:ascii="Times New Roman" w:hAnsi="Times New Roman"/>
-          <w:b w:val="0"/>
-          <w:sz w:val="24"/>
-        </w:rPr>
-        <w:t>. Episteme, Venezuela.</w:t>
-      </w:r>
-    </w:p>
-    <w:p>
-      <w:pPr>
-        <w:spacing w:line="240" w:lineRule="auto" w:after="480" w:before="0"/>
-        <w:ind w:left="425" w:hanging="425"/>
-        <w:jc w:val="both"/>
-      </w:pPr>
-      <w:r>
-        <w:rPr>
-          <w:rFonts w:ascii="Times New Roman" w:hAnsi="Times New Roman"/>
-          <w:b w:val="0"/>
-          <w:sz w:val="24"/>
-        </w:rPr>
-        <w:t xml:space="preserve">Codd, E. F. (1970). </w:t>
-      </w:r>
-      <w:r>
-        <w:rPr>
-          <w:rFonts w:ascii="Times New Roman" w:hAnsi="Times New Roman"/>
-          <w:b/>
-          <w:sz w:val="24"/>
-        </w:rPr>
-        <w:t>A relational model of data for large shared data banks</w:t>
-      </w:r>
-      <w:r>
-        <w:rPr>
-          <w:rFonts w:ascii="Times New Roman" w:hAnsi="Times New Roman"/>
-          <w:b w:val="0"/>
-          <w:sz w:val="24"/>
-        </w:rPr>
-        <w:t>. Communications of the ACM, 13(6), 377-387.</w:t>
-      </w:r>
-    </w:p>
-    <w:p>
-      <w:pPr>
-        <w:spacing w:line="240" w:lineRule="auto" w:after="480" w:before="0"/>
-        <w:ind w:left="425" w:hanging="425"/>
-        <w:jc w:val="both"/>
-      </w:pPr>
-      <w:r>
-        <w:rPr>
-          <w:rFonts w:ascii="Times New Roman" w:hAnsi="Times New Roman"/>
-          <w:b w:val="0"/>
-          <w:sz w:val="24"/>
-        </w:rPr>
-        <w:t xml:space="preserve">Cruz Mundet, J. R. (2011). </w:t>
-      </w:r>
-      <w:r>
-        <w:rPr>
-          <w:rFonts w:ascii="Times New Roman" w:hAnsi="Times New Roman"/>
-          <w:b/>
-          <w:sz w:val="24"/>
-        </w:rPr>
-        <w:t>Administración de documentos y archivos: Textos fundamentales</w:t>
-      </w:r>
-      <w:r>
-        <w:rPr>
-          <w:rFonts w:ascii="Times New Roman" w:hAnsi="Times New Roman"/>
-          <w:b w:val="0"/>
-          <w:sz w:val="24"/>
-        </w:rPr>
-        <w:t>. Coordinadora de Asociaciones de Archiveros, España.</w:t>
-      </w:r>
-    </w:p>
-    <w:p>
-      <w:pPr>
-        <w:spacing w:line="240" w:lineRule="auto" w:after="480" w:before="0"/>
-        <w:ind w:left="425" w:hanging="425"/>
-        <w:jc w:val="both"/>
-      </w:pPr>
-      <w:r>
-        <w:rPr>
-          <w:rFonts w:ascii="Times New Roman" w:hAnsi="Times New Roman"/>
-          <w:b w:val="0"/>
-          <w:sz w:val="24"/>
-        </w:rPr>
-        <w:t xml:space="preserve">Date, C. J. (2001). </w:t>
-      </w:r>
-      <w:r>
-        <w:rPr>
-          <w:rFonts w:ascii="Times New Roman" w:hAnsi="Times New Roman"/>
-          <w:b/>
-          <w:sz w:val="24"/>
-        </w:rPr>
-        <w:t>Introducción a los sistemas de bases de datos (7ma ed.)</w:t>
-      </w:r>
-      <w:r>
-        <w:rPr>
-          <w:rFonts w:ascii="Times New Roman" w:hAnsi="Times New Roman"/>
-          <w:b w:val="0"/>
-          <w:sz w:val="24"/>
-        </w:rPr>
-        <w:t>. Pearson Educación, México.</w:t>
-      </w:r>
-    </w:p>
-    <w:p>
-      <w:pPr>
-        <w:spacing w:line="240" w:lineRule="auto" w:after="480" w:before="0"/>
-        <w:ind w:left="425" w:hanging="425"/>
-        <w:jc w:val="both"/>
-      </w:pPr>
-      <w:r>
-        <w:rPr>
-          <w:rFonts w:ascii="Times New Roman" w:hAnsi="Times New Roman"/>
-          <w:b w:val="0"/>
-          <w:sz w:val="24"/>
-        </w:rPr>
-        <w:t xml:space="preserve">Gómez, R. (2019). </w:t>
-      </w:r>
-      <w:r>
-        <w:rPr>
-          <w:rFonts w:ascii="Times New Roman" w:hAnsi="Times New Roman"/>
-          <w:b/>
-          <w:sz w:val="24"/>
-        </w:rPr>
-        <w:t>Gestión Documental y Sistemas</w:t>
-      </w:r>
-      <w:r>
-        <w:rPr>
-          <w:rFonts w:ascii="Times New Roman" w:hAnsi="Times New Roman"/>
-          <w:b w:val="0"/>
-          <w:sz w:val="24"/>
-        </w:rPr>
-        <w:t>. Editorial Trillas, México.</w:t>
-      </w:r>
-    </w:p>
-    <w:p>
-      <w:pPr>
-        <w:spacing w:line="240" w:lineRule="auto" w:after="480" w:before="0"/>
-        <w:ind w:left="425" w:hanging="425"/>
-        <w:jc w:val="both"/>
-      </w:pPr>
-      <w:r>
-        <w:rPr>
-          <w:rFonts w:ascii="Times New Roman" w:hAnsi="Times New Roman"/>
-          <w:b w:val="0"/>
-          <w:sz w:val="24"/>
-        </w:rPr>
-        <w:t xml:space="preserve">Kendall, K., y Kendall, J. (2011). </w:t>
-      </w:r>
-      <w:r>
-        <w:rPr>
-          <w:rFonts w:ascii="Times New Roman" w:hAnsi="Times New Roman"/>
-          <w:b/>
-          <w:sz w:val="24"/>
-        </w:rPr>
-        <w:t>Análisis y diseño de sistemas (8va ed.)</w:t>
-      </w:r>
-      <w:r>
-        <w:rPr>
-          <w:rFonts w:ascii="Times New Roman" w:hAnsi="Times New Roman"/>
-          <w:b w:val="0"/>
-          <w:sz w:val="24"/>
-        </w:rPr>
-        <w:t>. Pearson Educación, México.</w:t>
-      </w:r>
-    </w:p>
-    <w:p>
-      <w:pPr>
-        <w:spacing w:line="240" w:lineRule="auto" w:after="480" w:before="0"/>
-        <w:ind w:left="425" w:hanging="425"/>
-        <w:jc w:val="both"/>
-      </w:pPr>
-      <w:r>
-        <w:rPr>
-          <w:rFonts w:ascii="Times New Roman" w:hAnsi="Times New Roman"/>
-          <w:b w:val="0"/>
-          <w:sz w:val="24"/>
-        </w:rPr>
-        <w:t xml:space="preserve">Laudon, K., y Laudon, J. (2016). </w:t>
-      </w:r>
-      <w:r>
-        <w:rPr>
-          <w:rFonts w:ascii="Times New Roman" w:hAnsi="Times New Roman"/>
-          <w:b/>
-          <w:sz w:val="24"/>
-        </w:rPr>
-        <w:t>Sistemas de información gerencial (14va ed.)</w:t>
-      </w:r>
-      <w:r>
-        <w:rPr>
-          <w:rFonts w:ascii="Times New Roman" w:hAnsi="Times New Roman"/>
-          <w:b w:val="0"/>
-          <w:sz w:val="24"/>
-        </w:rPr>
-        <w:t>. Pearson Educación, México.</w:t>
-      </w:r>
-    </w:p>
-    <w:p>
-      <w:pPr>
-        <w:spacing w:line="240" w:lineRule="auto" w:after="480" w:before="0"/>
-        <w:ind w:left="425" w:hanging="425"/>
-        <w:jc w:val="both"/>
-      </w:pPr>
-      <w:r>
-        <w:rPr>
-          <w:rFonts w:ascii="Times New Roman" w:hAnsi="Times New Roman"/>
-          <w:b w:val="0"/>
-          <w:sz w:val="24"/>
-        </w:rPr>
-        <w:t xml:space="preserve">Pressman, R. (2010). </w:t>
-      </w:r>
-      <w:r>
-        <w:rPr>
-          <w:rFonts w:ascii="Times New Roman" w:hAnsi="Times New Roman"/>
-          <w:b/>
-          <w:sz w:val="24"/>
-        </w:rPr>
-        <w:t>Ingeniería de Software: Un enfoque práctico (7ma ed.)</w:t>
-      </w:r>
-      <w:r>
-        <w:rPr>
-          <w:rFonts w:ascii="Times New Roman" w:hAnsi="Times New Roman"/>
-          <w:b w:val="0"/>
-          <w:sz w:val="24"/>
-        </w:rPr>
-        <w:t>. McGraw-Hill, México.</w:t>
-      </w:r>
-    </w:p>
-    <w:p>
-      <w:pPr>
-        <w:spacing w:line="240" w:lineRule="auto" w:after="480" w:before="0"/>
-        <w:ind w:left="425" w:hanging="425"/>
-        <w:jc w:val="both"/>
-      </w:pPr>
-      <w:r>
-        <w:rPr>
-          <w:rFonts w:ascii="Times New Roman" w:hAnsi="Times New Roman"/>
-          <w:b w:val="0"/>
-          <w:sz w:val="24"/>
-        </w:rPr>
-        <w:t xml:space="preserve">Universidad Pedagógica Experimental Libertador. (2016). </w:t>
-      </w:r>
-      <w:r>
-        <w:rPr>
-          <w:rFonts w:ascii="Times New Roman" w:hAnsi="Times New Roman"/>
-          <w:b/>
-          <w:sz w:val="24"/>
-        </w:rPr>
-        <w:t>Manual de trabajos de grado de especialización y maestría y tesis doctorales (5ta ed.)</w:t>
-      </w:r>
-      <w:r>
-        <w:rPr>
-          <w:rFonts w:ascii="Times New Roman" w:hAnsi="Times New Roman"/>
-          <w:b w:val="0"/>
-          <w:sz w:val="24"/>
-        </w:rPr>
-        <w:t>. FEDUPEL, Venezuela.</w:t>
-      </w:r>
-    </w:p>
-    <w:p>
-      <w:pPr>
         <w:sectPr>
-          <w:footerReference w:type="default" r:id="rId40"/>
-          <w:footerReference w:type="first" r:id="rId41"/>
+          <w:footerReference w:type="default" r:id="rId39"/>
           <w:pgSz w:w="12240" w:h="15840"/>
           <w:pgMar w:top="1701" w:right="1701" w:bottom="1701" w:left="2268" w:header="720" w:footer="720" w:gutter="0"/>
           <w:cols w:space="720"/>
           <w:titlePg/>
           <w:docGrid w:linePitch="360"/>
-          <w:pgNumType w:fmt="decimal"/>
+        </w:sectPr>
+      </w:pPr>
+    </w:p>
+    <w:p>
+      <w:pPr>
+        <w:spacing w:before="480" w:after="0"/>
+      </w:pPr>
+    </w:p>
+    <w:p>
+      <w:pPr>
+        <w:spacing w:line="240" w:lineRule="auto" w:after="480" w:before="0"/>
+        <w:ind w:left="425" w:hanging="425"/>
+        <w:jc w:val="both"/>
+      </w:pPr>
+      <w:r>
+        <w:rPr>
+          <w:rFonts w:ascii="Times New Roman" w:hAnsi="Times New Roman"/>
+          <w:sz w:val="24"/>
+        </w:rPr>
+        <w:t>Arias, F. (2012). El proyecto de investigación: Introducción a la metodología científica (6ta ed.). Episteme, Venezuela.</w:t>
+      </w:r>
+    </w:p>
+    <w:p>
+      <w:pPr>
+        <w:spacing w:line="240" w:lineRule="auto" w:after="480" w:before="0"/>
+        <w:ind w:left="425" w:hanging="425"/>
+        <w:jc w:val="both"/>
+      </w:pPr>
+      <w:r>
+        <w:rPr>
+          <w:rFonts w:ascii="Times New Roman" w:hAnsi="Times New Roman"/>
+          <w:sz w:val="24"/>
+        </w:rPr>
+        <w:t>Codd, E. F. (1970). A relational model of data for large shared data banks. Communications of the ACM, 13(6), 377-387.</w:t>
+      </w:r>
+    </w:p>
+    <w:p>
+      <w:pPr>
+        <w:spacing w:line="240" w:lineRule="auto" w:after="480" w:before="0"/>
+        <w:ind w:left="425" w:hanging="425"/>
+        <w:jc w:val="both"/>
+      </w:pPr>
+      <w:r>
+        <w:rPr>
+          <w:rFonts w:ascii="Times New Roman" w:hAnsi="Times New Roman"/>
+          <w:sz w:val="24"/>
+        </w:rPr>
+        <w:t>Cruz Mundet, J. R. (2011). Administración de documentos y archivos: Textos fundamentales. Coordinadora de Asociaciones de Archiveros, España.</w:t>
+      </w:r>
+    </w:p>
+    <w:p>
+      <w:pPr>
+        <w:spacing w:line="240" w:lineRule="auto" w:after="480" w:before="0"/>
+        <w:ind w:left="425" w:hanging="425"/>
+        <w:jc w:val="both"/>
+      </w:pPr>
+      <w:r>
+        <w:rPr>
+          <w:rFonts w:ascii="Times New Roman" w:hAnsi="Times New Roman"/>
+          <w:sz w:val="24"/>
+        </w:rPr>
+        <w:t>Date, C. J. (2001). Introducción a los sistemas de bases de datos (7ma ed.). Pearson Educación, México.</w:t>
+      </w:r>
+    </w:p>
+    <w:p>
+      <w:pPr>
+        <w:spacing w:line="240" w:lineRule="auto" w:after="480" w:before="0"/>
+        <w:ind w:left="425" w:hanging="425"/>
+        <w:jc w:val="both"/>
+      </w:pPr>
+      <w:r>
+        <w:rPr>
+          <w:rFonts w:ascii="Times New Roman" w:hAnsi="Times New Roman"/>
+          <w:sz w:val="24"/>
+        </w:rPr>
+        <w:t>Gómez, R. (2019). Gestión Documental y Sistemas. Editorial Trillas, México.</w:t>
+      </w:r>
+    </w:p>
+    <w:p>
+      <w:pPr>
+        <w:spacing w:line="240" w:lineRule="auto" w:after="480" w:before="0"/>
+        <w:ind w:left="425" w:hanging="425"/>
+        <w:jc w:val="both"/>
+      </w:pPr>
+      <w:r>
+        <w:rPr>
+          <w:rFonts w:ascii="Times New Roman" w:hAnsi="Times New Roman"/>
+          <w:sz w:val="24"/>
+        </w:rPr>
+        <w:t>Kendall, K., y Kendall, J. (2011). Análisis y diseño de sistemas (8va ed.). Pearson Educación, México.</w:t>
+      </w:r>
+    </w:p>
+    <w:p>
+      <w:pPr>
+        <w:spacing w:line="240" w:lineRule="auto" w:after="480" w:before="0"/>
+        <w:ind w:left="425" w:hanging="425"/>
+        <w:jc w:val="both"/>
+      </w:pPr>
+      <w:r>
+        <w:rPr>
+          <w:rFonts w:ascii="Times New Roman" w:hAnsi="Times New Roman"/>
+          <w:sz w:val="24"/>
+        </w:rPr>
+        <w:t>Laudon, K., y Laudon, J. (2016). Sistemas de información gerencial (14va ed.). Pearson Educación, México.</w:t>
+      </w:r>
+    </w:p>
+    <w:p>
+      <w:pPr>
+        <w:spacing w:line="240" w:lineRule="auto" w:after="480" w:before="0"/>
+        <w:ind w:left="425" w:hanging="425"/>
+        <w:jc w:val="both"/>
+      </w:pPr>
+      <w:r>
+        <w:rPr>
+          <w:rFonts w:ascii="Times New Roman" w:hAnsi="Times New Roman"/>
+          <w:sz w:val="24"/>
+        </w:rPr>
+        <w:t>Pressman, R. (2010). Ingeniería de Software: Un enfoque práctico (7ma ed.). McGraw-Hill, México.</w:t>
+      </w:r>
+    </w:p>
+    <w:p>
+      <w:pPr>
+        <w:spacing w:line="240" w:lineRule="auto" w:after="480" w:before="0"/>
+        <w:ind w:left="425" w:hanging="425"/>
+        <w:jc w:val="both"/>
+      </w:pPr>
+      <w:r>
+        <w:rPr>
+          <w:rFonts w:ascii="Times New Roman" w:hAnsi="Times New Roman"/>
+          <w:sz w:val="24"/>
+        </w:rPr>
+        <w:t>Universidad Pedagógica Experimental Libertador. (2016). Manual de trabajos de grado de especialización y maestría y tesis doctorales (5ta ed.). FEDUPEL, Venezuela.</w:t>
+      </w:r>
+    </w:p>
+    <w:p>
+      <w:pPr>
+        <w:sectPr>
+          <w:footerReference w:type="default" r:id="rId40"/>
+          <w:type w:val="continuous"/>
+          <w:pgSz w:w="12240" w:h="15840"/>
+          <w:pgMar w:top="1701" w:right="1701" w:bottom="1701" w:left="2268" w:header="720" w:footer="720" w:gutter="0"/>
+          <w:cols w:space="720"/>
+          <w:titlePg/>
+          <w:docGrid w:linePitch="360"/>
         </w:sectPr>
       </w:pPr>
     </w:p>
     <w:p>
       <w:bookmarkStart w:id="bm_anexos" w:name="bm_anexos"/>
       <w:pPr>
-        <w:spacing w:before="4400"/>
+        <w:spacing w:before="4740"/>
         <w:jc w:val="center"/>
       </w:pPr>
       <w:r>
         <w:rPr>
           <w:rFonts w:ascii="Times New Roman" w:hAnsi="Times New Roman"/>
           <w:b/>
-          <w:sz w:val="24"/>
+          <w:sz w:val="32"/>
         </w:rPr>
         <w:t>ANEXOS</w:t>
       </w:r>
@@ -3759,13 +3773,12 @@
     <w:p>
       <w:pPr>
         <w:sectPr>
-          <w:footerReference w:type="default" r:id="rId42"/>
-          <w:footerReference w:type="first" r:id="rId43"/>
+          <w:footerReference w:type="default" r:id="rId41"/>
           <w:pgSz w:w="12240" w:h="15840"/>
           <w:pgMar w:top="1701" w:right="1701" w:bottom="1701" w:left="2268" w:header="720" w:footer="720" w:gutter="0"/>
           <w:cols w:space="720"/>
+          <w:titlePg/>
           <w:docGrid w:linePitch="360"/>
-          <w:pgNumType w:fmt="decimal"/>
         </w:sectPr>
       </w:pPr>
     </w:p>
@@ -3801,57 +3814,50 @@
     </w:p>
     <w:p>
       <w:pPr>
-        <w:spacing w:line="360" w:lineRule="auto" w:after="0" w:before="0"/>
-        <w:ind w:firstLine="709"/>
-        <w:jc w:val="both"/>
+        <w:jc w:val="center"/>
       </w:pPr>
       <w:r>
-        <w:rPr>
-          <w:rFonts w:ascii="Times New Roman" w:hAnsi="Times New Roman"/>
-          <w:i w:val="0"/>
-          <w:sz w:val="24"/>
-        </w:rPr>
-        <w:t>Problema central: control manual y limitada automatización de los movimientos documentales en Presidencia.</w:t>
-      </w:r>
-    </w:p>
-    <w:p>
-      <w:pPr>
-        <w:spacing w:line="360" w:lineRule="auto" w:after="0" w:before="0"/>
-        <w:ind w:firstLine="709"/>
-        <w:jc w:val="both"/>
-      </w:pPr>
-      <w:r>
-        <w:rPr>
-          <w:rFonts w:ascii="Times New Roman" w:hAnsi="Times New Roman"/>
-          <w:i w:val="0"/>
-          <w:sz w:val="24"/>
-        </w:rPr>
-        <w:t>Causas principales: transcripción repetitiva de datos; ausencia de validaciones automáticas; dificultad para consolidar el seguimiento en una sola estructura de consulta.</w:t>
-      </w:r>
-    </w:p>
-    <w:p>
-      <w:pPr>
-        <w:spacing w:line="360" w:lineRule="auto" w:after="0" w:before="0"/>
-        <w:ind w:firstLine="709"/>
-        <w:jc w:val="both"/>
-      </w:pPr>
-      <w:r>
-        <w:rPr>
-          <w:rFonts w:ascii="Times New Roman" w:hAnsi="Times New Roman"/>
-          <w:i w:val="0"/>
-          <w:sz w:val="24"/>
-        </w:rPr>
-        <w:t>Efectos principales: duplicidad u omisión de registros; mayor tiempo para elaborar reportes; dificultad para conocer de inmediato el estado y recorrido de los expedientes.</w:t>
+        <w:drawing>
+          <wp:inline xmlns:a="http://schemas.openxmlformats.org/drawingml/2006/main" xmlns:pic="http://schemas.openxmlformats.org/drawingml/2006/picture">
+            <wp:extent cx="4860000" cy="2844412"/>
+            <wp:docPr id="6" name="Picture 6"/>
+            <wp:cNvGraphicFramePr>
+              <a:graphicFrameLocks noChangeAspect="1"/>
+            </wp:cNvGraphicFramePr>
+            <a:graphic>
+              <a:graphicData uri="http://schemas.openxmlformats.org/drawingml/2006/picture">
+                <pic:pic>
+                  <pic:nvPicPr>
+                    <pic:cNvPr id="0" name="3.png"/>
+                    <pic:cNvPicPr/>
+                  </pic:nvPicPr>
+                  <pic:blipFill>
+                    <a:blip r:embed="rId14"/>
+                    <a:stretch>
+                      <a:fillRect/>
+                    </a:stretch>
+                  </pic:blipFill>
+                  <pic:spPr>
+                    <a:xfrm>
+                      <a:off x="0" y="0"/>
+                      <a:ext cx="4860000" cy="2844412"/>
+                    </a:xfrm>
+                    <a:prstGeom prst="rect"/>
+                  </pic:spPr>
+                </pic:pic>
+              </a:graphicData>
+            </a:graphic>
+          </wp:inline>
+        </w:drawing>
       </w:r>
     </w:p>
     <w:sectPr>
-      <w:footerReference w:type="default" r:id="rId44"/>
-      <w:footerReference w:type="first" r:id="rId45"/>
+      <w:footerReference w:type="default" r:id="rId42"/>
       <w:pgSz w:w="12240" w:h="15840"/>
       <w:pgMar w:top="1701" w:right="1701" w:bottom="1701" w:left="2268" w:header="720" w:footer="720" w:gutter="0"/>
       <w:cols w:space="720"/>
+      <w:titlePg/>
       <w:docGrid w:linePitch="360"/>
-      <w:pgNumType w:fmt="decimal"/>
     </w:sectPr>
   </w:body>
 </w:document>
@@ -3863,7 +3869,6 @@
     <w:pPr>
       <w:pStyle w:val="Footer"/>
     </w:pPr>
-    <w:r/>
   </w:p>
 </w:ftr>
 </file>
@@ -3874,7 +3879,6 @@
     <w:pPr>
       <w:pStyle w:val="Footer"/>
     </w:pPr>
-    <w:r/>
   </w:p>
 </w:ftr>
 </file>
@@ -3886,7 +3890,6 @@
       <w:pStyle w:val="Footer"/>
       <w:jc w:val="center"/>
     </w:pPr>
-    <w:r/>
     <w:r>
       <w:rPr>
         <w:rFonts w:ascii="Times New Roman" w:hAnsi="Times New Roman"/>
@@ -3906,8 +3909,18 @@
   <w:p>
     <w:pPr>
       <w:pStyle w:val="Footer"/>
-    </w:pPr>
-    <w:r/>
+      <w:jc w:val="center"/>
+    </w:pPr>
+    <w:r>
+      <w:rPr>
+        <w:rFonts w:ascii="Times New Roman" w:hAnsi="Times New Roman"/>
+        <w:sz w:val="24"/>
+      </w:rPr>
+      <w:fldChar w:fldCharType="begin"/>
+      <w:instrText xml:space="preserve"> PAGE \* roman </w:instrText>
+      <w:fldChar w:fldCharType="separate"/>
+      <w:fldChar w:fldCharType="end"/>
+    </w:r>
   </w:p>
 </w:ftr>
 </file>
@@ -3919,7 +3932,6 @@
       <w:pStyle w:val="Footer"/>
       <w:jc w:val="center"/>
     </w:pPr>
-    <w:r/>
     <w:r>
       <w:rPr>
         <w:rFonts w:ascii="Times New Roman" w:hAnsi="Times New Roman"/>
@@ -3939,8 +3951,18 @@
   <w:p>
     <w:pPr>
       <w:pStyle w:val="Footer"/>
-    </w:pPr>
-    <w:r/>
+      <w:jc w:val="center"/>
+    </w:pPr>
+    <w:r>
+      <w:rPr>
+        <w:rFonts w:ascii="Times New Roman" w:hAnsi="Times New Roman"/>
+        <w:sz w:val="24"/>
+      </w:rPr>
+      <w:fldChar w:fldCharType="begin"/>
+      <w:instrText xml:space="preserve"> PAGE \* roman </w:instrText>
+      <w:fldChar w:fldCharType="separate"/>
+      <w:fldChar w:fldCharType="end"/>
+    </w:r>
   </w:p>
 </w:ftr>
 </file>
@@ -3952,7 +3974,6 @@
       <w:pStyle w:val="Footer"/>
       <w:jc w:val="center"/>
     </w:pPr>
-    <w:r/>
     <w:r>
       <w:rPr>
         <w:rFonts w:ascii="Times New Roman" w:hAnsi="Times New Roman"/>
@@ -3972,8 +3993,18 @@
   <w:p>
     <w:pPr>
       <w:pStyle w:val="Footer"/>
-    </w:pPr>
-    <w:r/>
+      <w:jc w:val="center"/>
+    </w:pPr>
+    <w:r>
+      <w:rPr>
+        <w:rFonts w:ascii="Times New Roman" w:hAnsi="Times New Roman"/>
+        <w:sz w:val="24"/>
+      </w:rPr>
+      <w:fldChar w:fldCharType="begin"/>
+      <w:instrText xml:space="preserve"> PAGE \* roman </w:instrText>
+      <w:fldChar w:fldCharType="separate"/>
+      <w:fldChar w:fldCharType="end"/>
+    </w:r>
   </w:p>
 </w:ftr>
 </file>
@@ -3985,7 +4016,6 @@
       <w:pStyle w:val="Footer"/>
       <w:jc w:val="center"/>
     </w:pPr>
-    <w:r/>
     <w:r>
       <w:rPr>
         <w:rFonts w:ascii="Times New Roman" w:hAnsi="Times New Roman"/>
@@ -4005,8 +4035,18 @@
   <w:p>
     <w:pPr>
       <w:pStyle w:val="Footer"/>
-    </w:pPr>
-    <w:r/>
+      <w:jc w:val="center"/>
+    </w:pPr>
+    <w:r>
+      <w:rPr>
+        <w:rFonts w:ascii="Times New Roman" w:hAnsi="Times New Roman"/>
+        <w:sz w:val="24"/>
+      </w:rPr>
+      <w:fldChar w:fldCharType="begin"/>
+      <w:instrText xml:space="preserve"> PAGE \* roman </w:instrText>
+      <w:fldChar w:fldCharType="separate"/>
+      <w:fldChar w:fldCharType="end"/>
+    </w:r>
   </w:p>
 </w:ftr>
 </file>
@@ -4018,7 +4058,6 @@
       <w:pStyle w:val="Footer"/>
       <w:jc w:val="center"/>
     </w:pPr>
-    <w:r/>
     <w:r>
       <w:rPr>
         <w:rFonts w:ascii="Times New Roman" w:hAnsi="Times New Roman"/>
@@ -4039,7 +4078,6 @@
     <w:pPr>
       <w:pStyle w:val="Footer"/>
     </w:pPr>
-    <w:r/>
   </w:p>
 </w:ftr>
 </file>
@@ -4049,8 +4087,18 @@
   <w:p>
     <w:pPr>
       <w:pStyle w:val="Footer"/>
-    </w:pPr>
-    <w:r/>
+      <w:jc w:val="center"/>
+    </w:pPr>
+    <w:r>
+      <w:rPr>
+        <w:rFonts w:ascii="Times New Roman" w:hAnsi="Times New Roman"/>
+        <w:sz w:val="24"/>
+      </w:rPr>
+      <w:fldChar w:fldCharType="begin"/>
+      <w:instrText xml:space="preserve"> PAGE \* roman </w:instrText>
+      <w:fldChar w:fldCharType="separate"/>
+      <w:fldChar w:fldCharType="end"/>
+    </w:r>
   </w:p>
 </w:ftr>
 </file>
@@ -4062,7 +4110,6 @@
       <w:pStyle w:val="Footer"/>
       <w:jc w:val="center"/>
     </w:pPr>
-    <w:r/>
     <w:r>
       <w:rPr>
         <w:rFonts w:ascii="Times New Roman" w:hAnsi="Times New Roman"/>
@@ -4082,8 +4129,18 @@
   <w:p>
     <w:pPr>
       <w:pStyle w:val="Footer"/>
-    </w:pPr>
-    <w:r/>
+      <w:jc w:val="center"/>
+    </w:pPr>
+    <w:r>
+      <w:rPr>
+        <w:rFonts w:ascii="Times New Roman" w:hAnsi="Times New Roman"/>
+        <w:sz w:val="24"/>
+      </w:rPr>
+      <w:fldChar w:fldCharType="begin"/>
+      <w:instrText xml:space="preserve"> PAGE \* roman </w:instrText>
+      <w:fldChar w:fldCharType="separate"/>
+      <w:fldChar w:fldCharType="end"/>
+    </w:r>
   </w:p>
 </w:ftr>
 </file>
@@ -4095,7 +4152,6 @@
       <w:pStyle w:val="Footer"/>
       <w:jc w:val="center"/>
     </w:pPr>
-    <w:r/>
     <w:r>
       <w:rPr>
         <w:rFonts w:ascii="Times New Roman" w:hAnsi="Times New Roman"/>
@@ -4115,8 +4171,18 @@
   <w:p>
     <w:pPr>
       <w:pStyle w:val="Footer"/>
-    </w:pPr>
-    <w:r/>
+      <w:jc w:val="center"/>
+    </w:pPr>
+    <w:r>
+      <w:rPr>
+        <w:rFonts w:ascii="Times New Roman" w:hAnsi="Times New Roman"/>
+        <w:sz w:val="24"/>
+      </w:rPr>
+      <w:fldChar w:fldCharType="begin"/>
+      <w:instrText xml:space="preserve"> PAGE </w:instrText>
+      <w:fldChar w:fldCharType="separate"/>
+      <w:fldChar w:fldCharType="end"/>
+    </w:r>
   </w:p>
 </w:ftr>
 </file>
@@ -4128,7 +4194,6 @@
       <w:pStyle w:val="Footer"/>
       <w:jc w:val="center"/>
     </w:pPr>
-    <w:r/>
     <w:r>
       <w:rPr>
         <w:rFonts w:ascii="Times New Roman" w:hAnsi="Times New Roman"/>
@@ -4148,8 +4213,18 @@
   <w:p>
     <w:pPr>
       <w:pStyle w:val="Footer"/>
-    </w:pPr>
-    <w:r/>
+      <w:jc w:val="center"/>
+    </w:pPr>
+    <w:r>
+      <w:rPr>
+        <w:rFonts w:ascii="Times New Roman" w:hAnsi="Times New Roman"/>
+        <w:sz w:val="24"/>
+      </w:rPr>
+      <w:fldChar w:fldCharType="begin"/>
+      <w:instrText xml:space="preserve"> PAGE </w:instrText>
+      <w:fldChar w:fldCharType="separate"/>
+      <w:fldChar w:fldCharType="end"/>
+    </w:r>
   </w:p>
 </w:ftr>
 </file>
@@ -4161,7 +4236,6 @@
       <w:pStyle w:val="Footer"/>
       <w:jc w:val="center"/>
     </w:pPr>
-    <w:r/>
     <w:r>
       <w:rPr>
         <w:rFonts w:ascii="Times New Roman" w:hAnsi="Times New Roman"/>
@@ -4181,20 +4255,8 @@
   <w:p>
     <w:pPr>
       <w:pStyle w:val="Footer"/>
-    </w:pPr>
-    <w:r/>
-  </w:p>
-</w:ftr>
-</file>
-
-<file path=word/footer29.xml><?xml version="1.0" encoding="utf-8"?>
-<w:ftr xmlns:m="http://schemas.openxmlformats.org/officeDocument/2006/math" xmlns:mc="http://schemas.openxmlformats.org/markup-compatibility/2006" xmlns:mo="http://schemas.microsoft.com/office/mac/office/2008/main" xmlns:mv="urn:schemas-microsoft-com:mac:vml" xmlns:o="urn:schemas-microsoft-com:office:office" xmlns:r="http://schemas.openxmlformats.org/officeDocument/2006/relationships" xmlns:v="urn:schemas-microsoft-com:vml" xmlns:w10="urn:schemas-microsoft-com:office:word" xmlns:w14="http://schemas.microsoft.com/office/word/2010/wordml" xmlns:w="http://schemas.openxmlformats.org/wordprocessingml/2006/main" xmlns:wne="http://schemas.microsoft.com/office/word/2006/wordml" xmlns:wp14="http://schemas.microsoft.com/office/word/2010/wordprocessingDrawing" xmlns:wp="http://schemas.openxmlformats.org/drawingml/2006/wordprocessingDrawing" xmlns:wpc="http://schemas.microsoft.com/office/word/2010/wordprocessingCanvas" xmlns:wpg="http://schemas.microsoft.com/office/word/2010/wordprocessingGroup" xmlns:wpi="http://schemas.microsoft.com/office/word/2010/wordprocessingInk" xmlns:wps="http://schemas.microsoft.com/office/word/2010/wordprocessingShape" mc:Ignorable="w14 wp14">
-  <w:p>
-    <w:pPr>
-      <w:pStyle w:val="Footer"/>
       <w:jc w:val="center"/>
     </w:pPr>
-    <w:r/>
     <w:r>
       <w:rPr>
         <w:rFonts w:ascii="Times New Roman" w:hAnsi="Times New Roman"/>
@@ -4216,7 +4278,6 @@
       <w:pStyle w:val="Footer"/>
       <w:jc w:val="center"/>
     </w:pPr>
-    <w:r/>
     <w:r>
       <w:rPr>
         <w:rFonts w:ascii="Times New Roman" w:hAnsi="Times New Roman"/>
@@ -4231,32 +4292,20 @@
 </w:ftr>
 </file>
 
-<file path=word/footer30.xml><?xml version="1.0" encoding="utf-8"?>
+<file path=word/footer4.xml><?xml version="1.0" encoding="utf-8"?>
 <w:ftr xmlns:m="http://schemas.openxmlformats.org/officeDocument/2006/math" xmlns:mc="http://schemas.openxmlformats.org/markup-compatibility/2006" xmlns:mo="http://schemas.microsoft.com/office/mac/office/2008/main" xmlns:mv="urn:schemas-microsoft-com:mac:vml" xmlns:o="urn:schemas-microsoft-com:office:office" xmlns:r="http://schemas.openxmlformats.org/officeDocument/2006/relationships" xmlns:v="urn:schemas-microsoft-com:vml" xmlns:w10="urn:schemas-microsoft-com:office:word" xmlns:w14="http://schemas.microsoft.com/office/word/2010/wordml" xmlns:w="http://schemas.openxmlformats.org/wordprocessingml/2006/main" xmlns:wne="http://schemas.microsoft.com/office/word/2006/wordml" xmlns:wp14="http://schemas.microsoft.com/office/word/2010/wordprocessingDrawing" xmlns:wp="http://schemas.openxmlformats.org/drawingml/2006/wordprocessingDrawing" xmlns:wpc="http://schemas.microsoft.com/office/word/2010/wordprocessingCanvas" xmlns:wpg="http://schemas.microsoft.com/office/word/2010/wordprocessingGroup" xmlns:wpi="http://schemas.microsoft.com/office/word/2010/wordprocessingInk" xmlns:wps="http://schemas.microsoft.com/office/word/2010/wordprocessingShape" mc:Ignorable="w14 wp14">
   <w:p>
     <w:pPr>
       <w:pStyle w:val="Footer"/>
-    </w:pPr>
-    <w:r/>
-  </w:p>
-</w:ftr>
-</file>
-
-<file path=word/footer31.xml><?xml version="1.0" encoding="utf-8"?>
-<w:ftr xmlns:m="http://schemas.openxmlformats.org/officeDocument/2006/math" xmlns:mc="http://schemas.openxmlformats.org/markup-compatibility/2006" xmlns:mo="http://schemas.microsoft.com/office/mac/office/2008/main" xmlns:mv="urn:schemas-microsoft-com:mac:vml" xmlns:o="urn:schemas-microsoft-com:office:office" xmlns:r="http://schemas.openxmlformats.org/officeDocument/2006/relationships" xmlns:v="urn:schemas-microsoft-com:vml" xmlns:w10="urn:schemas-microsoft-com:office:word" xmlns:w14="http://schemas.microsoft.com/office/word/2010/wordml" xmlns:w="http://schemas.openxmlformats.org/wordprocessingml/2006/main" xmlns:wne="http://schemas.microsoft.com/office/word/2006/wordml" xmlns:wp14="http://schemas.microsoft.com/office/word/2010/wordprocessingDrawing" xmlns:wp="http://schemas.openxmlformats.org/drawingml/2006/wordprocessingDrawing" xmlns:wpc="http://schemas.microsoft.com/office/word/2010/wordprocessingCanvas" xmlns:wpg="http://schemas.microsoft.com/office/word/2010/wordprocessingGroup" xmlns:wpi="http://schemas.microsoft.com/office/word/2010/wordprocessingInk" xmlns:wps="http://schemas.microsoft.com/office/word/2010/wordprocessingShape" mc:Ignorable="w14 wp14">
-  <w:p>
-    <w:pPr>
-      <w:pStyle w:val="Footer"/>
       <w:jc w:val="center"/>
     </w:pPr>
-    <w:r/>
     <w:r>
       <w:rPr>
         <w:rFonts w:ascii="Times New Roman" w:hAnsi="Times New Roman"/>
         <w:sz w:val="24"/>
       </w:rPr>
       <w:fldChar w:fldCharType="begin"/>
-      <w:instrText xml:space="preserve"> PAGE </w:instrText>
+      <w:instrText xml:space="preserve"> PAGE \* roman </w:instrText>
       <w:fldChar w:fldCharType="separate"/>
       <w:fldChar w:fldCharType="end"/>
     </w:r>
@@ -4264,28 +4313,6 @@
 </w:ftr>
 </file>
 
-<file path=word/footer32.xml><?xml version="1.0" encoding="utf-8"?>
-<w:ftr xmlns:m="http://schemas.openxmlformats.org/officeDocument/2006/math" xmlns:mc="http://schemas.openxmlformats.org/markup-compatibility/2006" xmlns:mo="http://schemas.microsoft.com/office/mac/office/2008/main" xmlns:mv="urn:schemas-microsoft-com:mac:vml" xmlns:o="urn:schemas-microsoft-com:office:office" xmlns:r="http://schemas.openxmlformats.org/officeDocument/2006/relationships" xmlns:v="urn:schemas-microsoft-com:vml" xmlns:w10="urn:schemas-microsoft-com:office:word" xmlns:w14="http://schemas.microsoft.com/office/word/2010/wordml" xmlns:w="http://schemas.openxmlformats.org/wordprocessingml/2006/main" xmlns:wne="http://schemas.microsoft.com/office/word/2006/wordml" xmlns:wp14="http://schemas.microsoft.com/office/word/2010/wordprocessingDrawing" xmlns:wp="http://schemas.openxmlformats.org/drawingml/2006/wordprocessingDrawing" xmlns:wpc="http://schemas.microsoft.com/office/word/2010/wordprocessingCanvas" xmlns:wpg="http://schemas.microsoft.com/office/word/2010/wordprocessingGroup" xmlns:wpi="http://schemas.microsoft.com/office/word/2010/wordprocessingInk" xmlns:wps="http://schemas.microsoft.com/office/word/2010/wordprocessingShape" mc:Ignorable="w14 wp14">
-  <w:p>
-    <w:pPr>
-      <w:pStyle w:val="Footer"/>
-    </w:pPr>
-    <w:r/>
-  </w:p>
-</w:ftr>
-</file>
-
-<file path=word/footer4.xml><?xml version="1.0" encoding="utf-8"?>
-<w:ftr xmlns:m="http://schemas.openxmlformats.org/officeDocument/2006/math" xmlns:mc="http://schemas.openxmlformats.org/markup-compatibility/2006" xmlns:mo="http://schemas.microsoft.com/office/mac/office/2008/main" xmlns:mv="urn:schemas-microsoft-com:mac:vml" xmlns:o="urn:schemas-microsoft-com:office:office" xmlns:r="http://schemas.openxmlformats.org/officeDocument/2006/relationships" xmlns:v="urn:schemas-microsoft-com:vml" xmlns:w10="urn:schemas-microsoft-com:office:word" xmlns:w14="http://schemas.microsoft.com/office/word/2010/wordml" xmlns:w="http://schemas.openxmlformats.org/wordprocessingml/2006/main" xmlns:wne="http://schemas.microsoft.com/office/word/2006/wordml" xmlns:wp14="http://schemas.microsoft.com/office/word/2010/wordprocessingDrawing" xmlns:wp="http://schemas.openxmlformats.org/drawingml/2006/wordprocessingDrawing" xmlns:wpc="http://schemas.microsoft.com/office/word/2010/wordprocessingCanvas" xmlns:wpg="http://schemas.microsoft.com/office/word/2010/wordprocessingGroup" xmlns:wpi="http://schemas.microsoft.com/office/word/2010/wordprocessingInk" xmlns:wps="http://schemas.microsoft.com/office/word/2010/wordprocessingShape" mc:Ignorable="w14 wp14">
-  <w:p>
-    <w:pPr>
-      <w:pStyle w:val="Footer"/>
-    </w:pPr>
-    <w:r/>
-  </w:p>
-</w:ftr>
-</file>
-
 <file path=word/footer5.xml><?xml version="1.0" encoding="utf-8"?>
 <w:ftr xmlns:m="http://schemas.openxmlformats.org/officeDocument/2006/math" xmlns:mc="http://schemas.openxmlformats.org/markup-compatibility/2006" xmlns:mo="http://schemas.microsoft.com/office/mac/office/2008/main" xmlns:mv="urn:schemas-microsoft-com:mac:vml" xmlns:o="urn:schemas-microsoft-com:office:office" xmlns:r="http://schemas.openxmlformats.org/officeDocument/2006/relationships" xmlns:v="urn:schemas-microsoft-com:vml" xmlns:w10="urn:schemas-microsoft-com:office:word" xmlns:w14="http://schemas.microsoft.com/office/word/2010/wordml" xmlns:w="http://schemas.openxmlformats.org/wordprocessingml/2006/main" xmlns:wne="http://schemas.microsoft.com/office/word/2006/wordml" xmlns:wp14="http://schemas.microsoft.com/office/word/2010/wordprocessingDrawing" xmlns:wp="http://schemas.openxmlformats.org/drawingml/2006/wordprocessingDrawing" xmlns:wpc="http://schemas.microsoft.com/office/word/2010/wordprocessingCanvas" xmlns:wpg="http://schemas.microsoft.com/office/word/2010/wordprocessingGroup" xmlns:wpi="http://schemas.microsoft.com/office/word/2010/wordprocessingInk" xmlns:wps="http://schemas.microsoft.com/office/word/2010/wordprocessingShape" mc:Ignorable="w14 wp14">
   <w:p>
@@ -4293,7 +4320,6 @@
       <w:pStyle w:val="Footer"/>
       <w:jc w:val="center"/>
     </w:pPr>
-    <w:r/>
     <w:r>
       <w:rPr>
         <w:rFonts w:ascii="Times New Roman" w:hAnsi="Times New Roman"/>
@@ -4313,8 +4339,18 @@
   <w:p>
     <w:pPr>
       <w:pStyle w:val="Footer"/>
-    </w:pPr>
-    <w:r/>
+      <w:jc w:val="center"/>
+    </w:pPr>
+    <w:r>
+      <w:rPr>
+        <w:rFonts w:ascii="Times New Roman" w:hAnsi="Times New Roman"/>
+        <w:sz w:val="24"/>
+      </w:rPr>
+      <w:fldChar w:fldCharType="begin"/>
+      <w:instrText xml:space="preserve"> PAGE \* roman </w:instrText>
+      <w:fldChar w:fldCharType="separate"/>
+      <w:fldChar w:fldCharType="end"/>
+    </w:r>
   </w:p>
 </w:ftr>
 </file>
@@ -4326,7 +4362,6 @@
       <w:pStyle w:val="Footer"/>
       <w:jc w:val="center"/>
     </w:pPr>
-    <w:r/>
     <w:r>
       <w:rPr>
         <w:rFonts w:ascii="Times New Roman" w:hAnsi="Times New Roman"/>
@@ -4346,8 +4381,18 @@
   <w:p>
     <w:pPr>
       <w:pStyle w:val="Footer"/>
-    </w:pPr>
-    <w:r/>
+      <w:jc w:val="center"/>
+    </w:pPr>
+    <w:r>
+      <w:rPr>
+        <w:rFonts w:ascii="Times New Roman" w:hAnsi="Times New Roman"/>
+        <w:sz w:val="24"/>
+      </w:rPr>
+      <w:fldChar w:fldCharType="begin"/>
+      <w:instrText xml:space="preserve"> PAGE \* roman </w:instrText>
+      <w:fldChar w:fldCharType="separate"/>
+      <w:fldChar w:fldCharType="end"/>
+    </w:r>
   </w:p>
 </w:ftr>
 </file>
@@ -4357,19 +4402,7 @@
   <w:p>
     <w:pPr>
       <w:pStyle w:val="Footer"/>
-      <w:jc w:val="center"/>
-    </w:pPr>
-    <w:r/>
-    <w:r>
-      <w:rPr>
-        <w:rFonts w:ascii="Times New Roman" w:hAnsi="Times New Roman"/>
-        <w:sz w:val="24"/>
-      </w:rPr>
-      <w:fldChar w:fldCharType="begin"/>
-      <w:instrText xml:space="preserve"> PAGE \* roman </w:instrText>
-      <w:fldChar w:fldCharType="separate"/>
-      <w:fldChar w:fldCharType="end"/>
-    </w:r>
+    </w:pPr>
   </w:p>
 </w:ftr>
 </file>

--- a/juliano/reportes/Informe_Pasantia_IUTECP_BORRADOR1.docx
+++ b/juliano/reportes/Informe_Pasantia_IUTECP_BORRADOR1.docx
@@ -54,7 +54,7 @@
     </w:p>
     <w:p>
       <w:pPr>
-        <w:spacing w:before="947" w:after="1242"/>
+        <w:spacing w:before="978" w:after="1334"/>
         <w:jc w:val="center"/>
       </w:pPr>
       <w:r>
@@ -103,12 +103,12 @@
           <w:b/>
           <w:sz w:val="24"/>
         </w:rPr>
-        <w:t>DESARROLLO DE UN PROTOTIPO DE SISTEMA AUTOMATIZADO PARA EL CONTROL, TRAZABILIDAD Y REPORTE DOCUMENTAL EN LA PRESIDENCIA DE VENANGOCUPET, S.A.</w:t>
+        <w:t>DESARROLLO DE UN PROTOTIPO DE SISTEMA PARA EL CONTROL, TRAZABILIDAD Y REPORTE DOCUMENTAL EN LA PRESIDENCIA DE VENANGOCUPET, S.A.</w:t>
       </w:r>
     </w:p>
     <w:p>
       <w:pPr>
-        <w:spacing w:line="276" w:lineRule="auto" w:before="3158" w:after="0"/>
+        <w:spacing w:line="276" w:lineRule="auto" w:before="3260" w:after="0"/>
         <w:jc w:val="right"/>
       </w:pPr>
       <w:r>
@@ -140,7 +140,7 @@
     </w:p>
     <w:p>
       <w:pPr>
-        <w:spacing w:line="276" w:lineRule="auto" w:before="1579" w:after="0"/>
+        <w:spacing w:line="276" w:lineRule="auto" w:before="1630" w:after="0"/>
         <w:jc w:val="center"/>
       </w:pPr>
       <w:r>
@@ -214,7 +214,7 @@
     </w:p>
     <w:p>
       <w:pPr>
-        <w:spacing w:line="276" w:lineRule="auto" w:before="3053" w:after="0"/>
+        <w:spacing w:line="276" w:lineRule="auto" w:before="3176" w:after="0"/>
         <w:jc w:val="center"/>
       </w:pPr>
       <w:r>
@@ -223,12 +223,12 @@
           <w:b/>
           <w:sz w:val="24"/>
         </w:rPr>
-        <w:t>DESARROLLO DE UN PROTOTIPO DE SISTEMA AUTOMATIZADO PARA EL CONTROL, TRAZABILIDAD Y REPORTE DOCUMENTAL EN LA PRESIDENCIA DE VENANGOCUPET, S.A.</w:t>
+        <w:t>DESARROLLO DE UN PROTOTIPO DE SISTEMA PARA EL CONTROL, TRAZABILIDAD Y REPORTE DOCUMENTAL EN LA PRESIDENCIA DE VENANGOCUPET, S.A.</w:t>
       </w:r>
     </w:p>
     <w:p>
       <w:pPr>
-        <w:spacing w:before="2544" w:after="0" w:line="20" w:lineRule="exact"/>
+        <w:spacing w:before="2647" w:after="0" w:line="20" w:lineRule="exact"/>
       </w:pPr>
     </w:p>
     <w:tbl>
@@ -365,7 +365,7 @@
     </w:tbl>
     <w:p>
       <w:pPr>
-        <w:spacing w:line="276" w:lineRule="auto" w:before="1272" w:after="0"/>
+        <w:spacing w:line="276" w:lineRule="auto" w:before="1323" w:after="0"/>
         <w:jc w:val="center"/>
       </w:pPr>
       <w:r>
@@ -486,7 +486,7 @@
           <w:rFonts w:ascii="Times New Roman" w:hAnsi="Times New Roman"/>
           <w:sz w:val="24"/>
         </w:rPr>
-        <w:t>En mi carácter de tutor industrial del informe de pasantías presentado por: Cardona, Juliano, de Cédula de Identidad V-32.281.199; para optar al grado de Técnico Superior Universitario en la especialidad de: Informática, cuyo título es; “DESARROLLO DE UN PROTOTIPO DE SISTEMA AUTOMATIZADO PARA EL CONTROL, TRAZABILIDAD Y REPORTE DOCUMENTAL EN LA PRESIDENCIA DE VENANGOCUPET, S.A.”, manifiesto que cumple con los requisitos exigidos por el Instituto Universitario de Tecnología “Elías Calixto Pompa” (IUTECP); y que, por lo tanto, considero que reúne los méritos suficientes para ser evaluado por el jurado que se decida designar a tal fin.</w:t>
+        <w:t>En mi carácter de tutor industrial del informe de pasantías presentado por: Cardona, Juliano, de Cédula de Identidad V-32.281.199; para optar al grado de Técnico Superior Universitario en la especialidad de: Informática, cuyo título es; “DESARROLLO DE UN PROTOTIPO DE SISTEMA PARA EL CONTROL, TRAZABILIDAD Y REPORTE DOCUMENTAL EN LA PRESIDENCIA DE VENANGOCUPET, S.A.”, manifiesto que cumple con los requisitos exigidos por el Instituto Universitario de Tecnología “Elías Calixto Pompa” (IUTECP); y que, por lo tanto, considero que reúne los méritos suficientes para ser evaluado por el jurado que se decida designar a tal fin.</w:t>
       </w:r>
     </w:p>
     <w:p/>
@@ -655,7 +655,7 @@
           <w:rFonts w:ascii="Times New Roman" w:hAnsi="Times New Roman"/>
           <w:sz w:val="24"/>
         </w:rPr>
-        <w:t>En mi carácter de tutor académico del informe de pasantías presentado por: Cardona, Juliano, de Cédula de Identidad V-32.281.199; para optar al grado de Técnico Superior Universitario en la especialidad de: Informática, cuyo título es; “DESARROLLO DE UN PROTOTIPO DE SISTEMA AUTOMATIZADO PARA EL CONTROL, TRAZABILIDAD Y REPORTE DOCUMENTAL EN LA PRESIDENCIA DE VENANGOCUPET, S.A.”, manifiesto que cumple con los requisitos exigidos por el Instituto Universitario de Tecnología “Elías Calixto Pompa” (IUTECP); y que, por lo tanto, considero que reúne los méritos suficientes para ser evaluado por el jurado que se decida designar a tal fin.</w:t>
+        <w:t>En mi carácter de tutor académico del informe de pasantías presentado por: Cardona, Juliano, de Cédula de Identidad V-32.281.199; para optar al grado de Técnico Superior Universitario en la especialidad de: Informática, cuyo título es; “DESARROLLO DE UN PROTOTIPO DE SISTEMA PARA EL CONTROL, TRAZABILIDAD Y REPORTE DOCUMENTAL EN LA PRESIDENCIA DE VENANGOCUPET, S.A.”, manifiesto que cumple con los requisitos exigidos por el Instituto Universitario de Tecnología “Elías Calixto Pompa” (IUTECP); y que, por lo tanto, considero que reúne los méritos suficientes para ser evaluado por el jurado que se decida designar a tal fin.</w:t>
       </w:r>
     </w:p>
     <w:p/>
@@ -2053,7 +2053,7 @@
           <w:b/>
           <w:sz w:val="24"/>
         </w:rPr>
-        <w:t>DESARROLLO DE UN PROTOTIPO DE SISTEMA AUTOMATIZADO PARA EL CONTROL, TRAZABILIDAD Y REPORTE DOCUMENTAL EN LA PRESIDENCIA DE VENANGOCUPET, S.A.</w:t>
+        <w:t>DESARROLLO DE UN PROTOTIPO DE SISTEMA PARA EL CONTROL, TRAZABILIDAD Y REPORTE DOCUMENTAL EN LA PRESIDENCIA DE VENANGOCUPET, S.A.</w:t>
       </w:r>
     </w:p>
     <w:p>
@@ -2206,7 +2206,7 @@
           <w:i w:val="0"/>
           <w:sz w:val="24"/>
         </w:rPr>
-        <w:t>La gestión documental constituye una actividad esencial en las organizaciones porque permite mantener control sobre la recepción, revisión, circulación y despacho de información necesaria para el funcionamiento administrativo. En áreas de alta dirección, la posibilidad de conocer con rapidez el estado y recorrido de los expedientes contribuye a responder oportunamente a los requerimientos de las distintas unidades de la empresa.</w:t>
+        <w:t>La gestión documental constituye una actividad esencial en las organizaciones, pues permite mantener control sobre la recepción, revisión, circulación y despacho de información necesaria para el funcionamiento administrativo. En áreas de alta dirección, conocer con rapidez el estado y recorrido de los expedientes contribuye a responder oportunamente a los requerimientos de las distintas unidades.</w:t>
       </w:r>
     </w:p>
     <w:p>
@@ -2221,7 +2221,7 @@
           <w:i w:val="0"/>
           <w:sz w:val="24"/>
         </w:rPr>
-        <w:t>En el Departamento de Presidencia de la Empresa Mixta Petrolera Venangocupet, S.A., el control de los movimientos documentales se apoya en hojas de cálculo. Durante las pasantías se observó que, cuando coinciden varios expedientes, la transcripción manual y repetitiva de datos puede generar duplicidades, omisiones y demoras para elaborar resúmenes solicitados por la directiva. Esta situación hizo pertinente desarrollar una herramienta de escritorio que organizara la información sin alterar el flujo real del departamento.</w:t>
+        <w:t>En el Departamento de Presidencia de la Empresa Mixta Petrolera Venangocupet, S.A., el control de los movimientos documentales se apoya en hojas de cálculo. Durante las pasantías se observó que la transcripción manual y repetitiva de datos puede generar duplicidades, omisiones y demoras para elaborar resúmenes solicitados por la directiva, lo que hizo pertinente desarrollar una herramienta de escritorio para organizar la información sin alterar el flujo real del departamento.</w:t>
       </w:r>
     </w:p>
     <w:p>
@@ -2236,7 +2236,7 @@
           <w:i w:val="0"/>
           <w:sz w:val="24"/>
         </w:rPr>
-        <w:t>El propósito de la pasantía fue desarrollar un sistema automatizado para el control, trazabilidad y reporte documental. Para sustentar el trabajo se consideraron fundamentos relacionados con sistemas de información, gestión documental, bases de datos relacionales, trazabilidad y automatización de procesos administrativos. El alcance comprendió el diagnóstico del flujo existente, la definición de requerimientos, el diseño lógico, la implementación de un prototipo y su validación funcional.</w:t>
+        <w:t>El propósito de la pasantía fue desarrollar un sistema automatizado para el control, trazabilidad y reporte documental, sustentado en fundamentos de sistemas de información, gestión documental, bases de datos relacionales y automatización de procesos administrativos. El alcance comprendió diagnóstico, definición de requerimientos, diseño lógico, implementación y validación funcional.</w:t>
       </w:r>
     </w:p>
     <w:p>
@@ -2251,7 +2251,7 @@
           <w:i w:val="0"/>
           <w:sz w:val="24"/>
         </w:rPr>
-        <w:t>El informe se estructura en cinco capítulos. El Capítulo I presenta la realidad organizacional de Venangocupet, S.A.; el Capítulo II desarrolla el diagnóstico situacional, los objetivos, la planificación integral y el cronograma; el Capítulo III expone los fundamentos teóricos; el Capítulo IV describe las actividades operativas y técnicas ejecutadas durante las nueve semanas de pasantía; y el Capítulo V reúne las conclusiones y recomendaciones derivadas del trabajo realizado.</w:t>
+        <w:t>El informe se organiza en cinco capítulos: realidad organizacional; diagnóstico, objetivos y planificación; fundamentos teóricos; actividades realizadas; y conclusiones y recomendaciones.</w:t>
       </w:r>
     </w:p>
     <w:p>
@@ -2651,7 +2651,7 @@
           <w:i w:val="0"/>
           <w:sz w:val="24"/>
         </w:rPr>
-        <w:t>Maximizar la recuperación eficiente y segura de las reservas de hidrocarburos asignadas.</w:t>
+        <w:t>Maximizar la recuperación de reservas de hidrocarburos.</w:t>
       </w:r>
     </w:p>
     <w:p>
@@ -2686,7 +2686,7 @@
           <w:rFonts w:ascii="Times New Roman" w:hAnsi="Times New Roman"/>
           <w:sz w:val="24"/>
         </w:rPr>
-        <w:t>Minimizar los costos operativos mediante la optimización de recursos tecnológicos y logísticos.</w:t>
+        <w:t>Minimizar los costos operativos y optimizar el uso de todos los recursos.</w:t>
       </w:r>
     </w:p>
     <w:p>
@@ -2707,7 +2707,175 @@
           <w:rFonts w:ascii="Times New Roman" w:hAnsi="Times New Roman"/>
           <w:sz w:val="24"/>
         </w:rPr>
-        <w:t>Garantizar la trazabilidad y el reporte oportuno de la información administrativa de la empresa.</w:t>
+        <w:t>Impulsar el desarrollo sustentable de las comunidades vecinas mediante el fortalecimiento de las organizaciones de base y la diversificación económica.</w:t>
+      </w:r>
+    </w:p>
+    <w:p>
+      <w:pPr>
+        <w:spacing w:line="360" w:lineRule="auto"/>
+        <w:ind w:firstLine="709"/>
+        <w:jc w:val="both"/>
+      </w:pPr>
+      <w:r>
+        <w:rPr>
+          <w:rFonts w:ascii="Times New Roman" w:hAnsi="Times New Roman"/>
+          <w:sz w:val="24"/>
+        </w:rPr>
+        <w:t xml:space="preserve">3. </w:t>
+      </w:r>
+      <w:r>
+        <w:rPr>
+          <w:rFonts w:ascii="Times New Roman" w:hAnsi="Times New Roman"/>
+          <w:sz w:val="24"/>
+        </w:rPr>
+        <w:t>Cumplir con las políticas, leyes, normas, procedimientos y lineamientos corporativos.</w:t>
+      </w:r>
+    </w:p>
+    <w:p>
+      <w:pPr>
+        <w:spacing w:line="360" w:lineRule="auto"/>
+        <w:ind w:firstLine="709"/>
+        <w:jc w:val="both"/>
+      </w:pPr>
+      <w:r>
+        <w:rPr>
+          <w:rFonts w:ascii="Times New Roman" w:hAnsi="Times New Roman"/>
+          <w:sz w:val="24"/>
+        </w:rPr>
+        <w:t xml:space="preserve">4. </w:t>
+      </w:r>
+      <w:r>
+        <w:rPr>
+          <w:rFonts w:ascii="Times New Roman" w:hAnsi="Times New Roman"/>
+          <w:sz w:val="24"/>
+        </w:rPr>
+        <w:t>Conocer y aplicar las resoluciones, decretos y leyes de la industria del petróleo frente a las operaciones de la empresa en materia laboral.</w:t>
+      </w:r>
+    </w:p>
+    <w:p>
+      <w:pPr>
+        <w:spacing w:line="360" w:lineRule="auto"/>
+        <w:ind w:firstLine="709"/>
+        <w:jc w:val="both"/>
+      </w:pPr>
+      <w:r>
+        <w:rPr>
+          <w:rFonts w:ascii="Times New Roman" w:hAnsi="Times New Roman"/>
+          <w:sz w:val="24"/>
+        </w:rPr>
+        <w:t xml:space="preserve">5. </w:t>
+      </w:r>
+      <w:r>
+        <w:rPr>
+          <w:rFonts w:ascii="Times New Roman" w:hAnsi="Times New Roman"/>
+          <w:sz w:val="24"/>
+        </w:rPr>
+        <w:t>Incentivar buenas relaciones interpersonales y laborales entre todos los trabajadores.</w:t>
+      </w:r>
+    </w:p>
+    <w:p>
+      <w:pPr>
+        <w:spacing w:line="360" w:lineRule="auto"/>
+        <w:ind w:firstLine="709"/>
+        <w:jc w:val="both"/>
+      </w:pPr>
+      <w:r>
+        <w:rPr>
+          <w:rFonts w:ascii="Times New Roman" w:hAnsi="Times New Roman"/>
+          <w:sz w:val="24"/>
+        </w:rPr>
+        <w:t xml:space="preserve">6. </w:t>
+      </w:r>
+      <w:r>
+        <w:rPr>
+          <w:rFonts w:ascii="Times New Roman" w:hAnsi="Times New Roman"/>
+          <w:sz w:val="24"/>
+        </w:rPr>
+        <w:t>Mantener un alto nivel de comunicación y apoyo con el personal e informar acerca de los cambios y/o acciones de interés social y laboral.</w:t>
+      </w:r>
+    </w:p>
+    <w:p>
+      <w:pPr>
+        <w:spacing w:line="360" w:lineRule="auto"/>
+        <w:ind w:firstLine="709"/>
+        <w:jc w:val="both"/>
+      </w:pPr>
+      <w:r>
+        <w:rPr>
+          <w:rFonts w:ascii="Times New Roman" w:hAnsi="Times New Roman"/>
+          <w:sz w:val="24"/>
+        </w:rPr>
+        <w:t xml:space="preserve">7. </w:t>
+      </w:r>
+      <w:r>
+        <w:rPr>
+          <w:rFonts w:ascii="Times New Roman" w:hAnsi="Times New Roman"/>
+          <w:sz w:val="24"/>
+        </w:rPr>
+        <w:t>Apoyar los objetivos y las metas de la organización en armonía con el desarrollo profesional del empleado.</w:t>
+      </w:r>
+    </w:p>
+    <w:p>
+      <w:pPr>
+        <w:spacing w:line="360" w:lineRule="auto"/>
+        <w:ind w:firstLine="709"/>
+        <w:jc w:val="both"/>
+      </w:pPr>
+      <w:r>
+        <w:rPr>
+          <w:rFonts w:ascii="Times New Roman" w:hAnsi="Times New Roman"/>
+          <w:sz w:val="24"/>
+        </w:rPr>
+        <w:t xml:space="preserve">8. </w:t>
+      </w:r>
+      <w:r>
+        <w:rPr>
+          <w:rFonts w:ascii="Times New Roman" w:hAnsi="Times New Roman"/>
+          <w:sz w:val="24"/>
+        </w:rPr>
+        <w:t>Mantener el carácter confidencial de la información operativa y administrativa de la empresa.</w:t>
+      </w:r>
+    </w:p>
+    <w:p>
+      <w:pPr>
+        <w:spacing w:line="360" w:lineRule="auto"/>
+        <w:ind w:firstLine="709"/>
+        <w:jc w:val="both"/>
+      </w:pPr>
+      <w:r>
+        <w:rPr>
+          <w:rFonts w:ascii="Times New Roman" w:hAnsi="Times New Roman"/>
+          <w:sz w:val="24"/>
+        </w:rPr>
+        <w:t xml:space="preserve">9. </w:t>
+      </w:r>
+      <w:r>
+        <w:rPr>
+          <w:rFonts w:ascii="Times New Roman" w:hAnsi="Times New Roman"/>
+          <w:sz w:val="24"/>
+        </w:rPr>
+        <w:t>Brindar los beneficios contractuales y velar por las mejoras de las condiciones laborales y la calidad de vida de los trabajadores.</w:t>
+      </w:r>
+    </w:p>
+    <w:p>
+      <w:pPr>
+        <w:spacing w:line="360" w:lineRule="auto"/>
+        <w:ind w:firstLine="709"/>
+        <w:jc w:val="both"/>
+      </w:pPr>
+      <w:r>
+        <w:rPr>
+          <w:rFonts w:ascii="Times New Roman" w:hAnsi="Times New Roman"/>
+          <w:sz w:val="24"/>
+        </w:rPr>
+        <w:t xml:space="preserve">10. </w:t>
+      </w:r>
+      <w:r>
+        <w:rPr>
+          <w:rFonts w:ascii="Times New Roman" w:hAnsi="Times New Roman"/>
+          <w:sz w:val="24"/>
+        </w:rPr>
+        <w:t>Producir el máximo beneficio posible para sus accionistas, trabajadores, comunidades vecinas y clientes.</w:t>
       </w:r>
     </w:p>
     <w:p>
@@ -2793,21 +2961,6 @@
           <w:sz w:val="24"/>
         </w:rPr>
         <w:t>Empresa Mixta Petrolera Venangocupet, S.A. (2026).</w:t>
-      </w:r>
-    </w:p>
-    <w:p>
-      <w:pPr>
-        <w:spacing w:line="360" w:lineRule="auto" w:after="0" w:before="0"/>
-        <w:ind w:firstLine="709"/>
-        <w:jc w:val="both"/>
-      </w:pPr>
-      <w:r>
-        <w:rPr>
-          <w:rFonts w:ascii="Times New Roman" w:hAnsi="Times New Roman"/>
-          <w:i w:val="0"/>
-          <w:sz w:val="24"/>
-        </w:rPr>
-        <w:t>El logotipo institucional identifica visualmente a la Empresa Mixta Petrolera Venangocupet, S.A. y representa su vinculación con la actividad petrolera nacional, sirviendo como elemento gráfico de reconocimiento de la organización donde se desarrolló la pasantía profesional.</w:t>
       </w:r>
     </w:p>
     <w:p>
@@ -3819,7 +3972,7 @@
       <w:r>
         <w:drawing>
           <wp:inline xmlns:a="http://schemas.openxmlformats.org/drawingml/2006/main" xmlns:pic="http://schemas.openxmlformats.org/drawingml/2006/picture">
-            <wp:extent cx="4860000" cy="2844412"/>
+            <wp:extent cx="3960000" cy="2317669"/>
             <wp:docPr id="6" name="Picture 6"/>
             <wp:cNvGraphicFramePr>
               <a:graphicFrameLocks noChangeAspect="1"/>
@@ -3840,7 +3993,7 @@
                   <pic:spPr>
                     <a:xfrm>
                       <a:off x="0" y="0"/>
-                      <a:ext cx="4860000" cy="2844412"/>
+                      <a:ext cx="3960000" cy="2317669"/>
                     </a:xfrm>
                     <a:prstGeom prst="rect"/>
                   </pic:spPr>

--- a/juliano/reportes/Informe_Pasantia_IUTECP_BORRADOR1.docx
+++ b/juliano/reportes/Informe_Pasantia_IUTECP_BORRADOR1.docx
@@ -154,7 +154,7 @@
     <w:p>
       <w:pPr>
         <w:sectPr>
-          <w:footerReference w:type="default" r:id="rId15"/>
+          <w:footerReference w:type="default" r:id="rId14"/>
           <w:pgSz w:w="12240" w:h="15840"/>
           <w:pgMar w:top="1701" w:right="1701" w:bottom="1701" w:left="2268" w:header="720" w:footer="720" w:gutter="0"/>
           <w:cols w:space="720"/>
@@ -379,7 +379,7 @@
     <w:p>
       <w:pPr>
         <w:sectPr>
-          <w:footerReference w:type="default" r:id="rId16"/>
+          <w:footerReference w:type="default" r:id="rId15"/>
           <w:pgSz w:w="12240" w:h="15840"/>
           <w:pgMar w:top="1701" w:right="1701" w:bottom="1701" w:left="2268" w:header="720" w:footer="720" w:gutter="0"/>
           <w:cols w:space="720"/>
@@ -548,7 +548,7 @@
     <w:p>
       <w:pPr>
         <w:sectPr>
-          <w:footerReference w:type="default" r:id="rId17"/>
+          <w:footerReference w:type="default" r:id="rId16"/>
           <w:pgSz w:w="12240" w:h="15840"/>
           <w:pgMar w:top="1701" w:right="1701" w:bottom="1701" w:left="2268" w:header="720" w:footer="720" w:gutter="0"/>
           <w:cols w:space="720"/>
@@ -717,7 +717,7 @@
     <w:p>
       <w:pPr>
         <w:sectPr>
-          <w:footerReference w:type="default" r:id="rId18"/>
+          <w:footerReference w:type="default" r:id="rId17"/>
           <w:pgSz w:w="12240" w:h="15840"/>
           <w:pgMar w:top="1701" w:right="1701" w:bottom="1701" w:left="2268" w:header="720" w:footer="720" w:gutter="0"/>
           <w:cols w:space="720"/>
@@ -745,7 +745,7 @@
     <w:p>
       <w:pPr>
         <w:sectPr>
-          <w:footerReference w:type="default" r:id="rId19"/>
+          <w:footerReference w:type="default" r:id="rId18"/>
           <w:pgSz w:w="12240" w:h="15840"/>
           <w:pgMar w:top="1701" w:right="1701" w:bottom="1701" w:left="2268" w:header="720" w:footer="720" w:gutter="0"/>
           <w:cols w:space="720"/>
@@ -772,7 +772,7 @@
     <w:p>
       <w:pPr>
         <w:sectPr>
-          <w:footerReference w:type="default" r:id="rId20"/>
+          <w:footerReference w:type="default" r:id="rId19"/>
           <w:type w:val="continuous"/>
           <w:pgSz w:w="12240" w:h="15840"/>
           <w:pgMar w:top="1701" w:right="1701" w:bottom="1701" w:left="2268" w:header="720" w:footer="720" w:gutter="0"/>
@@ -801,7 +801,7 @@
     <w:p>
       <w:pPr>
         <w:sectPr>
-          <w:footerReference w:type="default" r:id="rId21"/>
+          <w:footerReference w:type="default" r:id="rId20"/>
           <w:pgSz w:w="12240" w:h="15840"/>
           <w:pgMar w:top="1701" w:right="1701" w:bottom="1701" w:left="2268" w:header="720" w:footer="720" w:gutter="0"/>
           <w:cols w:space="720"/>
@@ -828,7 +828,7 @@
     <w:p>
       <w:pPr>
         <w:sectPr>
-          <w:footerReference w:type="default" r:id="rId22"/>
+          <w:footerReference w:type="default" r:id="rId21"/>
           <w:type w:val="continuous"/>
           <w:pgSz w:w="12240" w:h="15840"/>
           <w:pgMar w:top="1701" w:right="1701" w:bottom="1701" w:left="2268" w:header="720" w:footer="720" w:gutter="0"/>
@@ -855,7 +855,7 @@
     <w:p>
       <w:pPr>
         <w:sectPr>
-          <w:footerReference w:type="default" r:id="rId23"/>
+          <w:footerReference w:type="default" r:id="rId22"/>
           <w:pgSz w:w="12240" w:h="15840"/>
           <w:pgMar w:top="1701" w:right="1701" w:bottom="1701" w:left="2268" w:header="720" w:footer="720" w:gutter="0"/>
           <w:cols w:space="720"/>
@@ -1552,7 +1552,7 @@
     <w:p>
       <w:pPr>
         <w:sectPr>
-          <w:footerReference w:type="default" r:id="rId24"/>
+          <w:footerReference w:type="default" r:id="rId23"/>
           <w:type w:val="continuous"/>
           <w:pgSz w:w="12240" w:h="15840"/>
           <w:pgMar w:top="1701" w:right="1701" w:bottom="1701" w:left="2268" w:header="720" w:footer="720" w:gutter="0"/>
@@ -1581,7 +1581,7 @@
     <w:p>
       <w:pPr>
         <w:sectPr>
-          <w:footerReference w:type="default" r:id="rId25"/>
+          <w:footerReference w:type="default" r:id="rId24"/>
           <w:pgSz w:w="12240" w:h="15840"/>
           <w:pgMar w:top="1701" w:right="1701" w:bottom="1701" w:left="2268" w:header="720" w:footer="720" w:gutter="0"/>
           <w:cols w:space="720"/>
@@ -1620,7 +1620,7 @@
     <w:p>
       <w:pPr>
         <w:sectPr>
-          <w:footerReference w:type="default" r:id="rId26"/>
+          <w:footerReference w:type="default" r:id="rId25"/>
           <w:type w:val="continuous"/>
           <w:pgSz w:w="12240" w:h="15840"/>
           <w:pgMar w:top="1701" w:right="1701" w:bottom="1701" w:left="2268" w:header="720" w:footer="720" w:gutter="0"/>
@@ -1649,7 +1649,7 @@
     <w:p>
       <w:pPr>
         <w:sectPr>
-          <w:footerReference w:type="default" r:id="rId27"/>
+          <w:footerReference w:type="default" r:id="rId26"/>
           <w:pgSz w:w="12240" w:h="15840"/>
           <w:pgMar w:top="1701" w:right="1701" w:bottom="1701" w:left="2268" w:header="720" w:footer="720" w:gutter="0"/>
           <w:cols w:space="720"/>
@@ -1661,7 +1661,7 @@
     <w:p>
       <w:pPr>
         <w:sectPr>
-          <w:footerReference w:type="default" r:id="rId28"/>
+          <w:footerReference w:type="default" r:id="rId27"/>
           <w:type w:val="continuous"/>
           <w:pgSz w:w="12240" w:h="15840"/>
           <w:pgMar w:top="1701" w:right="1701" w:bottom="1701" w:left="2268" w:header="720" w:footer="720" w:gutter="0"/>
@@ -1690,7 +1690,7 @@
     <w:p>
       <w:pPr>
         <w:sectPr>
-          <w:footerReference w:type="default" r:id="rId29"/>
+          <w:footerReference w:type="default" r:id="rId28"/>
           <w:pgSz w:w="12240" w:h="15840"/>
           <w:pgMar w:top="1701" w:right="1701" w:bottom="1701" w:left="2268" w:header="720" w:footer="720" w:gutter="0"/>
           <w:cols w:space="720"/>
@@ -1857,7 +1857,7 @@
     <w:p>
       <w:pPr>
         <w:sectPr>
-          <w:footerReference w:type="default" r:id="rId30"/>
+          <w:footerReference w:type="default" r:id="rId29"/>
           <w:type w:val="continuous"/>
           <w:pgSz w:w="12240" w:h="15840"/>
           <w:pgMar w:top="1701" w:right="1701" w:bottom="1701" w:left="2268" w:header="720" w:footer="720" w:gutter="0"/>
@@ -1886,7 +1886,7 @@
     <w:p>
       <w:pPr>
         <w:sectPr>
-          <w:footerReference w:type="default" r:id="rId31"/>
+          <w:footerReference w:type="default" r:id="rId30"/>
           <w:pgSz w:w="12240" w:h="15840"/>
           <w:pgMar w:top="1701" w:right="1701" w:bottom="1701" w:left="2268" w:header="720" w:footer="720" w:gutter="0"/>
           <w:cols w:space="720"/>
@@ -1957,7 +1957,7 @@
     <w:p>
       <w:pPr>
         <w:sectPr>
-          <w:footerReference w:type="default" r:id="rId32"/>
+          <w:footerReference w:type="default" r:id="rId31"/>
           <w:type w:val="continuous"/>
           <w:pgSz w:w="12240" w:h="15840"/>
           <w:pgMar w:top="1701" w:right="1701" w:bottom="1701" w:left="2268" w:header="720" w:footer="720" w:gutter="0"/>
@@ -2114,7 +2114,7 @@
     <w:p>
       <w:pPr>
         <w:sectPr>
-          <w:footerReference w:type="default" r:id="rId33"/>
+          <w:footerReference w:type="default" r:id="rId32"/>
           <w:pgSz w:w="12240" w:h="15840"/>
           <w:pgMar w:top="1701" w:right="1701" w:bottom="1701" w:left="2268" w:header="720" w:footer="720" w:gutter="0"/>
           <w:cols w:space="720"/>
@@ -2156,7 +2156,7 @@
     <w:p>
       <w:pPr>
         <w:sectPr>
-          <w:footerReference w:type="default" r:id="rId34"/>
+          <w:footerReference w:type="default" r:id="rId33"/>
           <w:type w:val="continuous"/>
           <w:pgSz w:w="12240" w:h="15840"/>
           <w:pgMar w:top="1701" w:right="1701" w:bottom="1701" w:left="2268" w:header="720" w:footer="720" w:gutter="0"/>
@@ -2185,7 +2185,7 @@
     <w:p>
       <w:pPr>
         <w:sectPr>
-          <w:footerReference w:type="default" r:id="rId35"/>
+          <w:footerReference w:type="default" r:id="rId34"/>
           <w:pgSz w:w="12240" w:h="15840"/>
           <w:pgMar w:top="1701" w:right="1701" w:bottom="1701" w:left="2268" w:header="720" w:footer="720" w:gutter="0"/>
           <w:cols w:space="720"/>
@@ -2257,7 +2257,7 @@
     <w:p>
       <w:pPr>
         <w:sectPr>
-          <w:footerReference w:type="default" r:id="rId36"/>
+          <w:footerReference w:type="default" r:id="rId35"/>
           <w:type w:val="continuous"/>
           <w:pgSz w:w="12240" w:h="15840"/>
           <w:pgMar w:top="1701" w:right="1701" w:bottom="1701" w:left="2268" w:header="720" w:footer="720" w:gutter="0"/>
@@ -2300,7 +2300,7 @@
     <w:p>
       <w:pPr>
         <w:sectPr>
-          <w:footerReference w:type="default" r:id="rId37"/>
+          <w:footerReference w:type="default" r:id="rId36"/>
           <w:pgSz w:w="12240" w:h="15840"/>
           <w:pgMar w:top="1701" w:right="1701" w:bottom="1701" w:left="2268" w:header="720" w:footer="720" w:gutter="0"/>
           <w:cols w:space="720"/>
@@ -2879,91 +2879,6 @@
       </w:r>
     </w:p>
     <w:p>
-      <w:pPr>
-        <w:spacing w:before="480"/>
-        <w:jc w:val="center"/>
-      </w:pPr>
-      <w:r>
-        <w:drawing>
-          <wp:inline xmlns:a="http://schemas.openxmlformats.org/drawingml/2006/main" xmlns:pic="http://schemas.openxmlformats.org/drawingml/2006/picture">
-            <wp:extent cx="1512000" cy="1512000"/>
-            <wp:docPr id="2" name="Picture 2"/>
-            <wp:cNvGraphicFramePr>
-              <a:graphicFrameLocks noChangeAspect="1"/>
-            </wp:cNvGraphicFramePr>
-            <a:graphic>
-              <a:graphicData uri="http://schemas.openxmlformats.org/drawingml/2006/picture">
-                <pic:pic>
-                  <pic:nvPicPr>
-                    <pic:cNvPr id="0" name="logo.png"/>
-                    <pic:cNvPicPr/>
-                  </pic:nvPicPr>
-                  <pic:blipFill>
-                    <a:blip r:embed="rId10"/>
-                    <a:stretch>
-                      <a:fillRect/>
-                    </a:stretch>
-                  </pic:blipFill>
-                  <pic:spPr>
-                    <a:xfrm>
-                      <a:off x="0" y="0"/>
-                      <a:ext cx="1512000" cy="1512000"/>
-                    </a:xfrm>
-                    <a:prstGeom prst="rect"/>
-                  </pic:spPr>
-                </pic:pic>
-              </a:graphicData>
-            </a:graphic>
-          </wp:inline>
-        </w:drawing>
-      </w:r>
-    </w:p>
-    <w:p>
-      <w:bookmarkStart w:id="bm_grafico1" w:name="bm_grafico1"/>
-      <w:pPr>
-        <w:spacing w:before="120" w:after="480"/>
-        <w:jc w:val="center"/>
-      </w:pPr>
-      <w:r>
-        <w:rPr>
-          <w:rFonts w:ascii="Times New Roman" w:hAnsi="Times New Roman"/>
-          <w:i/>
-          <w:sz w:val="24"/>
-        </w:rPr>
-        <w:t xml:space="preserve">Gráfico 1. </w:t>
-      </w:r>
-      <w:r>
-        <w:rPr>
-          <w:rFonts w:ascii="Times New Roman" w:hAnsi="Times New Roman"/>
-          <w:b/>
-          <w:sz w:val="24"/>
-        </w:rPr>
-        <w:t>Logotipo de la Empresa Mixta Petrolera Venangocupet, S.A.</w:t>
-      </w:r>
-      <w:bookmarkEnd w:id="bm_grafico1"/>
-    </w:p>
-    <w:p>
-      <w:pPr>
-        <w:spacing w:before="0" w:after="240"/>
-        <w:jc w:val="center"/>
-      </w:pPr>
-      <w:r>
-        <w:rPr>
-          <w:rFonts w:ascii="Times New Roman" w:hAnsi="Times New Roman"/>
-          <w:i/>
-          <w:sz w:val="24"/>
-        </w:rPr>
-        <w:t xml:space="preserve">Fuente: </w:t>
-      </w:r>
-      <w:r>
-        <w:rPr>
-          <w:rFonts w:ascii="Times New Roman" w:hAnsi="Times New Roman"/>
-          <w:sz w:val="24"/>
-        </w:rPr>
-        <w:t>Empresa Mixta Petrolera Venangocupet, S.A. (2026).</w:t>
-      </w:r>
-    </w:p>
-    <w:p>
       <w:bookmarkStart w:id="bm_cap1_ubic" w:name="bm_cap1_ubic"/>
       <w:pPr>
         <w:spacing w:before="480" w:after="480" w:line="360" w:lineRule="auto"/>
@@ -3003,7 +2918,7 @@
         <w:drawing>
           <wp:inline xmlns:a="http://schemas.openxmlformats.org/drawingml/2006/main" xmlns:pic="http://schemas.openxmlformats.org/drawingml/2006/picture">
             <wp:extent cx="3960000" cy="2482717"/>
-            <wp:docPr id="3" name="Picture 3"/>
+            <wp:docPr id="2" name="Picture 2"/>
             <wp:cNvGraphicFramePr>
               <a:graphicFrameLocks noChangeAspect="1"/>
             </wp:cNvGraphicFramePr>
@@ -3015,7 +2930,7 @@
                     <pic:cNvPicPr/>
                   </pic:nvPicPr>
                   <pic:blipFill>
-                    <a:blip r:embed="rId11"/>
+                    <a:blip r:embed="rId10"/>
                     <a:stretch>
                       <a:fillRect/>
                     </a:stretch>
@@ -3561,7 +3476,7 @@
         <w:drawing>
           <wp:inline xmlns:a="http://schemas.openxmlformats.org/drawingml/2006/main" xmlns:pic="http://schemas.openxmlformats.org/drawingml/2006/picture">
             <wp:extent cx="4320000" cy="3674391"/>
-            <wp:docPr id="4" name="Picture 4"/>
+            <wp:docPr id="3" name="Picture 3"/>
             <wp:cNvGraphicFramePr>
               <a:graphicFrameLocks noChangeAspect="1"/>
             </wp:cNvGraphicFramePr>
@@ -3573,7 +3488,7 @@
                     <pic:cNvPicPr/>
                   </pic:nvPicPr>
                   <pic:blipFill>
-                    <a:blip r:embed="rId12"/>
+                    <a:blip r:embed="rId11"/>
                     <a:stretch>
                       <a:fillRect/>
                     </a:stretch>
@@ -3646,7 +3561,7 @@
         <w:drawing>
           <wp:inline xmlns:a="http://schemas.openxmlformats.org/drawingml/2006/main" xmlns:pic="http://schemas.openxmlformats.org/drawingml/2006/picture">
             <wp:extent cx="4320000" cy="2881208"/>
-            <wp:docPr id="5" name="Picture 5"/>
+            <wp:docPr id="4" name="Picture 4"/>
             <wp:cNvGraphicFramePr>
               <a:graphicFrameLocks noChangeAspect="1"/>
             </wp:cNvGraphicFramePr>
@@ -3658,7 +3573,7 @@
                     <pic:cNvPicPr/>
                   </pic:nvPicPr>
                   <pic:blipFill>
-                    <a:blip r:embed="rId13"/>
+                    <a:blip r:embed="rId12"/>
                     <a:stretch>
                       <a:fillRect/>
                     </a:stretch>
@@ -3725,7 +3640,7 @@
     <w:p>
       <w:pPr>
         <w:sectPr>
-          <w:footerReference w:type="default" r:id="rId38"/>
+          <w:footerReference w:type="default" r:id="rId37"/>
           <w:type w:val="continuous"/>
           <w:pgSz w:w="12240" w:h="15840"/>
           <w:pgMar w:top="1701" w:right="1701" w:bottom="1701" w:left="2268" w:header="720" w:footer="720" w:gutter="0"/>
@@ -3754,7 +3669,7 @@
     <w:p>
       <w:pPr>
         <w:sectPr>
-          <w:footerReference w:type="default" r:id="rId39"/>
+          <w:footerReference w:type="default" r:id="rId38"/>
           <w:pgSz w:w="12240" w:h="15840"/>
           <w:pgMar w:top="1701" w:right="1701" w:bottom="1701" w:left="2268" w:header="720" w:footer="720" w:gutter="0"/>
           <w:cols w:space="720"/>
@@ -3897,7 +3812,7 @@
     <w:p>
       <w:pPr>
         <w:sectPr>
-          <w:footerReference w:type="default" r:id="rId40"/>
+          <w:footerReference w:type="default" r:id="rId39"/>
           <w:type w:val="continuous"/>
           <w:pgSz w:w="12240" w:h="15840"/>
           <w:pgMar w:top="1701" w:right="1701" w:bottom="1701" w:left="2268" w:header="720" w:footer="720" w:gutter="0"/>
@@ -3926,7 +3841,7 @@
     <w:p>
       <w:pPr>
         <w:sectPr>
-          <w:footerReference w:type="default" r:id="rId41"/>
+          <w:footerReference w:type="default" r:id="rId40"/>
           <w:pgSz w:w="12240" w:h="15840"/>
           <w:pgMar w:top="1701" w:right="1701" w:bottom="1701" w:left="2268" w:header="720" w:footer="720" w:gutter="0"/>
           <w:cols w:space="720"/>
@@ -3972,8 +3887,8 @@
       <w:r>
         <w:drawing>
           <wp:inline xmlns:a="http://schemas.openxmlformats.org/drawingml/2006/main" xmlns:pic="http://schemas.openxmlformats.org/drawingml/2006/picture">
-            <wp:extent cx="3960000" cy="2317669"/>
-            <wp:docPr id="6" name="Picture 6"/>
+            <wp:extent cx="3960000" cy="4860000"/>
+            <wp:docPr id="5" name="Picture 5"/>
             <wp:cNvGraphicFramePr>
               <a:graphicFrameLocks noChangeAspect="1"/>
             </wp:cNvGraphicFramePr>
@@ -3985,7 +3900,7 @@
                     <pic:cNvPicPr/>
                   </pic:nvPicPr>
                   <pic:blipFill>
-                    <a:blip r:embed="rId14"/>
+                    <a:blip r:embed="rId13"/>
                     <a:stretch>
                       <a:fillRect/>
                     </a:stretch>
@@ -3993,7 +3908,7 @@
                   <pic:spPr>
                     <a:xfrm>
                       <a:off x="0" y="0"/>
-                      <a:ext cx="3960000" cy="2317669"/>
+                      <a:ext cx="3960000" cy="4860000"/>
                     </a:xfrm>
                     <a:prstGeom prst="rect"/>
                   </pic:spPr>
@@ -4005,7 +3920,7 @@
       </w:r>
     </w:p>
     <w:sectPr>
-      <w:footerReference w:type="default" r:id="rId42"/>
+      <w:footerReference w:type="default" r:id="rId41"/>
       <w:pgSz w:w="12240" w:h="15840"/>
       <w:pgMar w:top="1701" w:right="1701" w:bottom="1701" w:left="2268" w:header="720" w:footer="720" w:gutter="0"/>
       <w:cols w:space="720"/>

--- a/juliano/reportes/Informe_Pasantia_IUTECP_BORRADOR1.docx
+++ b/juliano/reportes/Informe_Pasantia_IUTECP_BORRADOR1.docx
@@ -164,7 +164,7 @@
     </w:p>
     <w:p>
       <w:pPr>
-        <w:spacing w:line="276" w:lineRule="auto" w:before="0" w:after="0"/>
+        <w:spacing w:line="240" w:lineRule="auto" w:before="0" w:after="0"/>
         <w:jc w:val="center"/>
       </w:pPr>
       <w:r>
@@ -214,7 +214,7 @@
     </w:p>
     <w:p>
       <w:pPr>
-        <w:spacing w:line="276" w:lineRule="auto" w:before="3176" w:after="0"/>
+        <w:spacing w:line="276" w:lineRule="auto" w:before="1280" w:after="0"/>
         <w:jc w:val="center"/>
       </w:pPr>
       <w:r>
@@ -228,7 +228,21 @@
     </w:p>
     <w:p>
       <w:pPr>
-        <w:spacing w:before="2647" w:after="0" w:line="20" w:lineRule="exact"/>
+        <w:spacing w:line="276" w:lineRule="auto" w:before="440" w:after="0"/>
+        <w:jc w:val="center"/>
+      </w:pPr>
+      <w:r>
+        <w:rPr>
+          <w:rFonts w:ascii="Times New Roman" w:hAnsi="Times New Roman"/>
+          <w:b/>
+          <w:sz w:val="24"/>
+        </w:rPr>
+        <w:t>Informe de pasantías para obtener el título de Técnico Superior Universitario en la especialidad de: Informática</w:t>
+      </w:r>
+    </w:p>
+    <w:p>
+      <w:pPr>
+        <w:spacing w:before="2100" w:after="0" w:line="20" w:lineRule="exact"/>
       </w:pPr>
     </w:p>
     <w:tbl>
@@ -257,7 +271,7 @@
           </w:tcPr>
           <w:p>
             <w:pPr>
-              <w:spacing w:line="276" w:lineRule="auto"/>
+              <w:spacing w:line="240" w:lineRule="auto"/>
               <w:jc w:val="left"/>
             </w:pPr>
             <w:r>
@@ -330,7 +344,7 @@
           </w:tcPr>
           <w:p>
             <w:pPr>
-              <w:spacing w:line="276" w:lineRule="auto"/>
+              <w:spacing w:line="240" w:lineRule="auto"/>
               <w:jc w:val="right"/>
             </w:pPr>
             <w:r>
@@ -365,7 +379,7 @@
     </w:tbl>
     <w:p>
       <w:pPr>
-        <w:spacing w:line="276" w:lineRule="auto" w:before="1323" w:after="0"/>
+        <w:spacing w:line="276" w:lineRule="auto" w:before="800" w:after="0"/>
         <w:jc w:val="center"/>
       </w:pPr>
       <w:r>
@@ -1042,36 +1056,6 @@
           <w:b w:val="0"/>
           <w:sz w:val="24"/>
         </w:rPr>
-        <w:t>LISTA DE FIGURAS</w:t>
-        <w:tab/>
-      </w:r>
-      <w:r>
-        <w:rPr>
-          <w:rFonts w:ascii="Times New Roman" w:hAnsi="Times New Roman"/>
-          <w:b w:val="0"/>
-          <w:sz w:val="24"/>
-        </w:rPr>
-        <w:fldChar w:fldCharType="begin"/>
-        <w:instrText xml:space="preserve"> PAGEREF bm_lista_figuras \h </w:instrText>
-        <w:fldChar w:fldCharType="separate"/>
-        <w:t>?</w:t>
-        <w:fldChar w:fldCharType="end"/>
-      </w:r>
-    </w:p>
-    <w:p>
-      <w:pPr>
-        <w:tabs>
-          <w:tab w:pos="8271" w:val="right" w:leader="dot"/>
-        </w:tabs>
-        <w:spacing w:line="360" w:lineRule="auto" w:before="0" w:after="80"/>
-        <w:ind w:left="0"/>
-      </w:pPr>
-      <w:r>
-        <w:rPr>
-          <w:rFonts w:ascii="Times New Roman" w:hAnsi="Times New Roman"/>
-          <w:b w:val="0"/>
-          <w:sz w:val="24"/>
-        </w:rPr>
         <w:t>LISTA DE GRÁFICOS</w:t>
         <w:tab/>
       </w:r>
@@ -1631,47 +1615,6 @@
       </w:pPr>
     </w:p>
     <w:p>
-      <w:bookmarkStart w:id="bm_lista_figuras" w:name="bm_lista_figuras"/>
-      <w:pPr>
-        <w:spacing w:before="1140" w:after="480"/>
-        <w:jc w:val="center"/>
-      </w:pPr>
-      <w:r>
-        <w:rPr>
-          <w:rFonts w:ascii="Times New Roman" w:hAnsi="Times New Roman"/>
-          <w:b/>
-          <w:sz w:val="24"/>
-        </w:rPr>
-        <w:t>LISTA DE FIGURAS</w:t>
-      </w:r>
-      <w:bookmarkEnd w:id="bm_lista_figuras"/>
-    </w:p>
-    <w:p>
-      <w:pPr>
-        <w:sectPr>
-          <w:footerReference w:type="default" r:id="rId26"/>
-          <w:pgSz w:w="12240" w:h="15840"/>
-          <w:pgMar w:top="1701" w:right="1701" w:bottom="1701" w:left="2268" w:header="720" w:footer="720" w:gutter="0"/>
-          <w:cols w:space="720"/>
-          <w:titlePg/>
-          <w:docGrid w:linePitch="360"/>
-        </w:sectPr>
-      </w:pPr>
-    </w:p>
-    <w:p>
-      <w:pPr>
-        <w:sectPr>
-          <w:footerReference w:type="default" r:id="rId27"/>
-          <w:type w:val="continuous"/>
-          <w:pgSz w:w="12240" w:h="15840"/>
-          <w:pgMar w:top="1701" w:right="1701" w:bottom="1701" w:left="2268" w:header="720" w:footer="720" w:gutter="0"/>
-          <w:cols w:space="720"/>
-          <w:titlePg/>
-          <w:docGrid w:linePitch="360"/>
-        </w:sectPr>
-      </w:pPr>
-    </w:p>
-    <w:p>
       <w:bookmarkStart w:id="bm_lista_graficos" w:name="bm_lista_graficos"/>
       <w:pPr>
         <w:spacing w:before="1140" w:after="480"/>
@@ -1690,7 +1633,7 @@
     <w:p>
       <w:pPr>
         <w:sectPr>
-          <w:footerReference w:type="default" r:id="rId28"/>
+          <w:footerReference w:type="default" r:id="rId26"/>
           <w:pgSz w:w="12240" w:h="15840"/>
           <w:pgMar w:top="1701" w:right="1701" w:bottom="1701" w:left="2268" w:header="720" w:footer="720" w:gutter="0"/>
           <w:cols w:space="720"/>
@@ -1857,7 +1800,7 @@
     <w:p>
       <w:pPr>
         <w:sectPr>
-          <w:footerReference w:type="default" r:id="rId29"/>
+          <w:footerReference w:type="default" r:id="rId27"/>
           <w:type w:val="continuous"/>
           <w:pgSz w:w="12240" w:h="15840"/>
           <w:pgMar w:top="1701" w:right="1701" w:bottom="1701" w:left="2268" w:header="720" w:footer="720" w:gutter="0"/>
@@ -1886,7 +1829,7 @@
     <w:p>
       <w:pPr>
         <w:sectPr>
-          <w:footerReference w:type="default" r:id="rId30"/>
+          <w:footerReference w:type="default" r:id="rId28"/>
           <w:pgSz w:w="12240" w:h="15840"/>
           <w:pgMar w:top="1701" w:right="1701" w:bottom="1701" w:left="2268" w:header="720" w:footer="720" w:gutter="0"/>
           <w:cols w:space="720"/>
@@ -1957,7 +1900,7 @@
     <w:p>
       <w:pPr>
         <w:sectPr>
-          <w:footerReference w:type="default" r:id="rId31"/>
+          <w:footerReference w:type="default" r:id="rId29"/>
           <w:type w:val="continuous"/>
           <w:pgSz w:w="12240" w:h="15840"/>
           <w:pgMar w:top="1701" w:right="1701" w:bottom="1701" w:left="2268" w:header="720" w:footer="720" w:gutter="0"/>
@@ -2114,7 +2057,7 @@
     <w:p>
       <w:pPr>
         <w:sectPr>
-          <w:footerReference w:type="default" r:id="rId32"/>
+          <w:footerReference w:type="default" r:id="rId30"/>
           <w:pgSz w:w="12240" w:h="15840"/>
           <w:pgMar w:top="1701" w:right="1701" w:bottom="1701" w:left="2268" w:header="720" w:footer="720" w:gutter="0"/>
           <w:cols w:space="720"/>
@@ -2156,7 +2099,7 @@
     <w:p>
       <w:pPr>
         <w:sectPr>
-          <w:footerReference w:type="default" r:id="rId33"/>
+          <w:footerReference w:type="default" r:id="rId31"/>
           <w:type w:val="continuous"/>
           <w:pgSz w:w="12240" w:h="15840"/>
           <w:pgMar w:top="1701" w:right="1701" w:bottom="1701" w:left="2268" w:header="720" w:footer="720" w:gutter="0"/>
@@ -2185,7 +2128,7 @@
     <w:p>
       <w:pPr>
         <w:sectPr>
-          <w:footerReference w:type="default" r:id="rId34"/>
+          <w:footerReference w:type="default" r:id="rId32"/>
           <w:pgSz w:w="12240" w:h="15840"/>
           <w:pgMar w:top="1701" w:right="1701" w:bottom="1701" w:left="2268" w:header="720" w:footer="720" w:gutter="0"/>
           <w:cols w:space="720"/>
@@ -2257,7 +2200,7 @@
     <w:p>
       <w:pPr>
         <w:sectPr>
-          <w:footerReference w:type="default" r:id="rId35"/>
+          <w:footerReference w:type="default" r:id="rId33"/>
           <w:type w:val="continuous"/>
           <w:pgSz w:w="12240" w:h="15840"/>
           <w:pgMar w:top="1701" w:right="1701" w:bottom="1701" w:left="2268" w:header="720" w:footer="720" w:gutter="0"/>
@@ -2300,7 +2243,7 @@
     <w:p>
       <w:pPr>
         <w:sectPr>
-          <w:footerReference w:type="default" r:id="rId36"/>
+          <w:footerReference w:type="default" r:id="rId34"/>
           <w:pgSz w:w="12240" w:h="15840"/>
           <w:pgMar w:top="1701" w:right="1701" w:bottom="1701" w:left="2268" w:header="720" w:footer="720" w:gutter="0"/>
           <w:cols w:space="720"/>
@@ -3640,7 +3583,7 @@
     <w:p>
       <w:pPr>
         <w:sectPr>
-          <w:footerReference w:type="default" r:id="rId37"/>
+          <w:footerReference w:type="default" r:id="rId35"/>
           <w:type w:val="continuous"/>
           <w:pgSz w:w="12240" w:h="15840"/>
           <w:pgMar w:top="1701" w:right="1701" w:bottom="1701" w:left="2268" w:header="720" w:footer="720" w:gutter="0"/>
@@ -3669,7 +3612,7 @@
     <w:p>
       <w:pPr>
         <w:sectPr>
-          <w:footerReference w:type="default" r:id="rId38"/>
+          <w:footerReference w:type="default" r:id="rId36"/>
           <w:pgSz w:w="12240" w:h="15840"/>
           <w:pgMar w:top="1701" w:right="1701" w:bottom="1701" w:left="2268" w:header="720" w:footer="720" w:gutter="0"/>
           <w:cols w:space="720"/>
@@ -3812,7 +3755,7 @@
     <w:p>
       <w:pPr>
         <w:sectPr>
-          <w:footerReference w:type="default" r:id="rId39"/>
+          <w:footerReference w:type="default" r:id="rId37"/>
           <w:type w:val="continuous"/>
           <w:pgSz w:w="12240" w:h="15840"/>
           <w:pgMar w:top="1701" w:right="1701" w:bottom="1701" w:left="2268" w:header="720" w:footer="720" w:gutter="0"/>
@@ -3841,7 +3784,7 @@
     <w:p>
       <w:pPr>
         <w:sectPr>
-          <w:footerReference w:type="default" r:id="rId40"/>
+          <w:footerReference w:type="default" r:id="rId38"/>
           <w:pgSz w:w="12240" w:h="15840"/>
           <w:pgMar w:top="1701" w:right="1701" w:bottom="1701" w:left="2268" w:header="720" w:footer="720" w:gutter="0"/>
           <w:cols w:space="720"/>
@@ -3920,7 +3863,7 @@
       </w:r>
     </w:p>
     <w:sectPr>
-      <w:footerReference w:type="default" r:id="rId41"/>
+      <w:footerReference w:type="default" r:id="rId39"/>
       <w:pgSz w:w="12240" w:h="15840"/>
       <w:pgMar w:top="1701" w:right="1701" w:bottom="1701" w:left="2268" w:header="720" w:footer="720" w:gutter="0"/>
       <w:cols w:space="720"/>
@@ -4184,7 +4127,7 @@
         <w:sz w:val="24"/>
       </w:rPr>
       <w:fldChar w:fldCharType="begin"/>
-      <w:instrText xml:space="preserve"> PAGE \* roman </w:instrText>
+      <w:instrText xml:space="preserve"> PAGE </w:instrText>
       <w:fldChar w:fldCharType="separate"/>
       <w:fldChar w:fldCharType="end"/>
     </w:r>
@@ -4205,7 +4148,7 @@
         <w:sz w:val="24"/>
       </w:rPr>
       <w:fldChar w:fldCharType="begin"/>
-      <w:instrText xml:space="preserve"> PAGE \* roman </w:instrText>
+      <w:instrText xml:space="preserve"> PAGE </w:instrText>
       <w:fldChar w:fldCharType="separate"/>
       <w:fldChar w:fldCharType="end"/>
     </w:r>
@@ -4277,48 +4220,6 @@
 </file>
 
 <file path=word/footer26.xml><?xml version="1.0" encoding="utf-8"?>
-<w:ftr xmlns:m="http://schemas.openxmlformats.org/officeDocument/2006/math" xmlns:mc="http://schemas.openxmlformats.org/markup-compatibility/2006" xmlns:mo="http://schemas.microsoft.com/office/mac/office/2008/main" xmlns:mv="urn:schemas-microsoft-com:mac:vml" xmlns:o="urn:schemas-microsoft-com:office:office" xmlns:r="http://schemas.openxmlformats.org/officeDocument/2006/relationships" xmlns:v="urn:schemas-microsoft-com:vml" xmlns:w10="urn:schemas-microsoft-com:office:word" xmlns:w14="http://schemas.microsoft.com/office/word/2010/wordml" xmlns:w="http://schemas.openxmlformats.org/wordprocessingml/2006/main" xmlns:wne="http://schemas.microsoft.com/office/word/2006/wordml" xmlns:wp14="http://schemas.microsoft.com/office/word/2010/wordprocessingDrawing" xmlns:wp="http://schemas.openxmlformats.org/drawingml/2006/wordprocessingDrawing" xmlns:wpc="http://schemas.microsoft.com/office/word/2010/wordprocessingCanvas" xmlns:wpg="http://schemas.microsoft.com/office/word/2010/wordprocessingGroup" xmlns:wpi="http://schemas.microsoft.com/office/word/2010/wordprocessingInk" xmlns:wps="http://schemas.microsoft.com/office/word/2010/wordprocessingShape" mc:Ignorable="w14 wp14">
-  <w:p>
-    <w:pPr>
-      <w:pStyle w:val="Footer"/>
-      <w:jc w:val="center"/>
-    </w:pPr>
-    <w:r>
-      <w:rPr>
-        <w:rFonts w:ascii="Times New Roman" w:hAnsi="Times New Roman"/>
-        <w:sz w:val="24"/>
-      </w:rPr>
-      <w:fldChar w:fldCharType="begin"/>
-      <w:instrText xml:space="preserve"> PAGE </w:instrText>
-      <w:fldChar w:fldCharType="separate"/>
-      <w:fldChar w:fldCharType="end"/>
-    </w:r>
-  </w:p>
-</w:ftr>
-</file>
-
-<file path=word/footer27.xml><?xml version="1.0" encoding="utf-8"?>
-<w:ftr xmlns:m="http://schemas.openxmlformats.org/officeDocument/2006/math" xmlns:mc="http://schemas.openxmlformats.org/markup-compatibility/2006" xmlns:mo="http://schemas.microsoft.com/office/mac/office/2008/main" xmlns:mv="urn:schemas-microsoft-com:mac:vml" xmlns:o="urn:schemas-microsoft-com:office:office" xmlns:r="http://schemas.openxmlformats.org/officeDocument/2006/relationships" xmlns:v="urn:schemas-microsoft-com:vml" xmlns:w10="urn:schemas-microsoft-com:office:word" xmlns:w14="http://schemas.microsoft.com/office/word/2010/wordml" xmlns:w="http://schemas.openxmlformats.org/wordprocessingml/2006/main" xmlns:wne="http://schemas.microsoft.com/office/word/2006/wordml" xmlns:wp14="http://schemas.microsoft.com/office/word/2010/wordprocessingDrawing" xmlns:wp="http://schemas.openxmlformats.org/drawingml/2006/wordprocessingDrawing" xmlns:wpc="http://schemas.microsoft.com/office/word/2010/wordprocessingCanvas" xmlns:wpg="http://schemas.microsoft.com/office/word/2010/wordprocessingGroup" xmlns:wpi="http://schemas.microsoft.com/office/word/2010/wordprocessingInk" xmlns:wps="http://schemas.microsoft.com/office/word/2010/wordprocessingShape" mc:Ignorable="w14 wp14">
-  <w:p>
-    <w:pPr>
-      <w:pStyle w:val="Footer"/>
-      <w:jc w:val="center"/>
-    </w:pPr>
-    <w:r>
-      <w:rPr>
-        <w:rFonts w:ascii="Times New Roman" w:hAnsi="Times New Roman"/>
-        <w:sz w:val="24"/>
-      </w:rPr>
-      <w:fldChar w:fldCharType="begin"/>
-      <w:instrText xml:space="preserve"> PAGE </w:instrText>
-      <w:fldChar w:fldCharType="separate"/>
-      <w:fldChar w:fldCharType="end"/>
-    </w:r>
-  </w:p>
-</w:ftr>
-</file>
-
-<file path=word/footer28.xml><?xml version="1.0" encoding="utf-8"?>
 <w:ftr xmlns:m="http://schemas.openxmlformats.org/officeDocument/2006/math" xmlns:mc="http://schemas.openxmlformats.org/markup-compatibility/2006" xmlns:mo="http://schemas.microsoft.com/office/mac/office/2008/main" xmlns:mv="urn:schemas-microsoft-com:mac:vml" xmlns:o="urn:schemas-microsoft-com:office:office" xmlns:r="http://schemas.openxmlformats.org/officeDocument/2006/relationships" xmlns:v="urn:schemas-microsoft-com:vml" xmlns:w10="urn:schemas-microsoft-com:office:word" xmlns:w14="http://schemas.microsoft.com/office/word/2010/wordml" xmlns:w="http://schemas.openxmlformats.org/wordprocessingml/2006/main" xmlns:wne="http://schemas.microsoft.com/office/word/2006/wordml" xmlns:wp14="http://schemas.microsoft.com/office/word/2010/wordprocessingDrawing" xmlns:wp="http://schemas.openxmlformats.org/drawingml/2006/wordprocessingDrawing" xmlns:wpc="http://schemas.microsoft.com/office/word/2010/wordprocessingCanvas" xmlns:wpg="http://schemas.microsoft.com/office/word/2010/wordprocessingGroup" xmlns:wpi="http://schemas.microsoft.com/office/word/2010/wordprocessingInk" xmlns:wps="http://schemas.microsoft.com/office/word/2010/wordprocessingShape" mc:Ignorable="w14 wp14">
   <w:p>
     <w:pPr>

--- a/juliano/reportes/Informe_Pasantia_IUTECP_BORRADOR1.docx
+++ b/juliano/reportes/Informe_Pasantia_IUTECP_BORRADOR1.docx
@@ -54,7 +54,7 @@
     </w:p>
     <w:p>
       <w:pPr>
-        <w:spacing w:before="978" w:after="1334"/>
+        <w:spacing w:before="947" w:after="1242"/>
         <w:jc w:val="center"/>
       </w:pPr>
       <w:r>
@@ -103,12 +103,12 @@
           <w:b/>
           <w:sz w:val="24"/>
         </w:rPr>
-        <w:t>DESARROLLO DE UN PROTOTIPO DE SISTEMA PARA EL CONTROL, TRAZABILIDAD Y REPORTE DOCUMENTAL EN LA PRESIDENCIA DE VENANGOCUPET, S.A.</w:t>
+        <w:t>DESARROLLO DE UN PROTOTIPO DE SISTEMA PARA EL CONTROL, TRAZABILIDAD Y REPORTE DOCUMENTAL EN LA PRESIDENCIA DE LA EMPRESA MIXTA PETROLERA VENANGOCUPET, S.A.</w:t>
       </w:r>
     </w:p>
     <w:p>
       <w:pPr>
-        <w:spacing w:line="276" w:lineRule="auto" w:before="3260" w:after="0"/>
+        <w:spacing w:line="276" w:lineRule="auto" w:before="3158" w:after="0"/>
         <w:jc w:val="right"/>
       </w:pPr>
       <w:r>
@@ -140,7 +140,7 @@
     </w:p>
     <w:p>
       <w:pPr>
-        <w:spacing w:line="276" w:lineRule="auto" w:before="1630" w:after="0"/>
+        <w:spacing w:line="276" w:lineRule="auto" w:before="1579" w:after="0"/>
         <w:jc w:val="center"/>
       </w:pPr>
       <w:r>
@@ -154,15 +154,17 @@
     <w:p>
       <w:pPr>
         <w:sectPr>
-          <w:footerReference w:type="default" r:id="rId14"/>
+          <w:footerReference w:type="default" r:id="rId23"/>
           <w:pgSz w:w="12240" w:h="15840"/>
           <w:pgMar w:top="1701" w:right="1701" w:bottom="1701" w:left="2268" w:header="720" w:footer="720" w:gutter="0"/>
           <w:cols w:space="720"/>
           <w:docGrid w:linePitch="360"/>
+          <w:pgNumType w:fmt="lowerRoman" w:start="1"/>
         </w:sectPr>
       </w:pPr>
     </w:p>
     <w:p>
+      <w:bookmarkStart w:id="0" w:name="bm_contraportada"/>
       <w:pPr>
         <w:spacing w:line="240" w:lineRule="auto" w:before="0" w:after="0"/>
         <w:jc w:val="center"/>
@@ -211,6 +213,7 @@
         </w:rPr>
         <w:t>EL TIGRE, ESTADO ANZOÁTEGUI</w:t>
       </w:r>
+      <w:bookmarkEnd w:id="0"/>
     </w:p>
     <w:p>
       <w:pPr>
@@ -223,7 +226,7 @@
           <w:b/>
           <w:sz w:val="24"/>
         </w:rPr>
-        <w:t>DESARROLLO DE UN PROTOTIPO DE SISTEMA PARA EL CONTROL, TRAZABILIDAD Y REPORTE DOCUMENTAL EN LA PRESIDENCIA DE VENANGOCUPET, S.A.</w:t>
+        <w:t>DESARROLLO DE UN PROTOTIPO DE SISTEMA PARA EL CONTROL, TRAZABILIDAD Y REPORTE DOCUMENTAL EN LA PRESIDENCIA DE LA EMPRESA MIXTA PETROLERA VENANGOCUPET, S.A.</w:t>
       </w:r>
     </w:p>
     <w:p>
@@ -393,12 +396,12 @@
     <w:p>
       <w:pPr>
         <w:sectPr>
-          <w:footerReference w:type="default" r:id="rId15"/>
+          <w:footerReference w:type="default" r:id="rId24"/>
           <w:pgSz w:w="12240" w:h="15840"/>
           <w:pgMar w:top="1701" w:right="1701" w:bottom="1701" w:left="2268" w:header="720" w:footer="720" w:gutter="0"/>
           <w:cols w:space="720"/>
-          <w:titlePg/>
           <w:docGrid w:linePitch="360"/>
+          <w:pgNumType w:fmt="lowerRoman"/>
         </w:sectPr>
       </w:pPr>
     </w:p>
@@ -474,7 +477,7 @@
     </w:p>
     <w:p/>
     <w:p>
-      <w:bookmarkStart w:id="bm_aprob_ind" w:name="bm_aprob_ind"/>
+      <w:bookmarkStart w:id="1" w:name="bm_aprob_ind"/>
       <w:pPr>
         <w:spacing w:before="480" w:after="480"/>
         <w:jc w:val="center"/>
@@ -487,7 +490,7 @@
         </w:rPr>
         <w:t>APROBACIÓN DEL TUTOR INDUSTRIAL</w:t>
       </w:r>
-      <w:bookmarkEnd w:id="bm_aprob_ind"/>
+      <w:bookmarkEnd w:id="1"/>
     </w:p>
     <w:p>
       <w:pPr>
@@ -500,7 +503,7 @@
           <w:rFonts w:ascii="Times New Roman" w:hAnsi="Times New Roman"/>
           <w:sz w:val="24"/>
         </w:rPr>
-        <w:t>En mi carácter de tutor industrial del informe de pasantías presentado por: Cardona, Juliano, de Cédula de Identidad V-32.281.199; para optar al grado de Técnico Superior Universitario en la especialidad de: Informática, cuyo título es; “DESARROLLO DE UN PROTOTIPO DE SISTEMA PARA EL CONTROL, TRAZABILIDAD Y REPORTE DOCUMENTAL EN LA PRESIDENCIA DE VENANGOCUPET, S.A.”, manifiesto que cumple con los requisitos exigidos por el Instituto Universitario de Tecnología “Elías Calixto Pompa” (IUTECP); y que, por lo tanto, considero que reúne los méritos suficientes para ser evaluado por el jurado que se decida designar a tal fin.</w:t>
+        <w:t>En mi carácter de tutor industrial del informe de pasantías presentado por: Cardona, Juliano, de Cédula de Identidad V-32.281.199; para optar al grado de Técnico Superior Universitario en la especialidad de: Informática, cuyo título es; “DESARROLLO DE UN PROTOTIPO DE SISTEMA PARA EL CONTROL, TRAZABILIDAD Y REPORTE DOCUMENTAL EN LA PRESIDENCIA DE LA EMPRESA MIXTA PETROLERA VENANGOCUPET, S.A.”, manifiesto que cumple con los requisitos exigidos por el Instituto Universitario de Tecnología “Elías Calixto Pompa” (IUTECP); y que, por lo tanto, considero que reúne los méritos suficientes para ser evaluado por el jurado que se decida designar a tal fin.</w:t>
       </w:r>
     </w:p>
     <w:p/>
@@ -562,12 +565,12 @@
     <w:p>
       <w:pPr>
         <w:sectPr>
-          <w:footerReference w:type="default" r:id="rId16"/>
+          <w:footerReference w:type="default" r:id="rId25"/>
           <w:pgSz w:w="12240" w:h="15840"/>
           <w:pgMar w:top="1701" w:right="1701" w:bottom="1701" w:left="2268" w:header="720" w:footer="720" w:gutter="0"/>
           <w:cols w:space="720"/>
-          <w:titlePg/>
           <w:docGrid w:linePitch="360"/>
+          <w:pgNumType w:fmt="lowerRoman"/>
         </w:sectPr>
       </w:pPr>
     </w:p>
@@ -643,7 +646,7 @@
     </w:p>
     <w:p/>
     <w:p>
-      <w:bookmarkStart w:id="bm_aprob_acad" w:name="bm_aprob_acad"/>
+      <w:bookmarkStart w:id="2" w:name="bm_aprob_acad"/>
       <w:pPr>
         <w:spacing w:before="480" w:after="480"/>
         <w:jc w:val="center"/>
@@ -656,7 +659,7 @@
         </w:rPr>
         <w:t>APROBACIÓN DEL TUTOR ACADÉMICO</w:t>
       </w:r>
-      <w:bookmarkEnd w:id="bm_aprob_acad"/>
+      <w:bookmarkEnd w:id="2"/>
     </w:p>
     <w:p>
       <w:pPr>
@@ -669,7 +672,7 @@
           <w:rFonts w:ascii="Times New Roman" w:hAnsi="Times New Roman"/>
           <w:sz w:val="24"/>
         </w:rPr>
-        <w:t>En mi carácter de tutor académico del informe de pasantías presentado por: Cardona, Juliano, de Cédula de Identidad V-32.281.199; para optar al grado de Técnico Superior Universitario en la especialidad de: Informática, cuyo título es; “DESARROLLO DE UN PROTOTIPO DE SISTEMA PARA EL CONTROL, TRAZABILIDAD Y REPORTE DOCUMENTAL EN LA PRESIDENCIA DE VENANGOCUPET, S.A.”, manifiesto que cumple con los requisitos exigidos por el Instituto Universitario de Tecnología “Elías Calixto Pompa” (IUTECP); y que, por lo tanto, considero que reúne los méritos suficientes para ser evaluado por el jurado que se decida designar a tal fin.</w:t>
+        <w:t>En mi carácter de tutor académico del informe de pasantías presentado por: Cardona, Juliano, de Cédula de Identidad V-32.281.199; para optar al grado de Técnico Superior Universitario en la especialidad de: Informática, cuyo título es; “DESARROLLO DE UN PROTOTIPO DE SISTEMA PARA EL CONTROL, TRAZABILIDAD Y REPORTE DOCUMENTAL EN LA PRESIDENCIA DE LA EMPRESA MIXTA PETROLERA VENANGOCUPET, S.A.”, manifiesto que cumple con los requisitos exigidos por el Instituto Universitario de Tecnología “Elías Calixto Pompa” (IUTECP); y que, por lo tanto, considero que reúne los méritos suficientes para ser evaluado por el jurado que se decida designar a tal fin.</w:t>
       </w:r>
     </w:p>
     <w:p/>
@@ -731,18 +734,21 @@
     <w:p>
       <w:pPr>
         <w:sectPr>
-          <w:footerReference w:type="default" r:id="rId17"/>
+          <w:footerReference w:type="default" r:id="rId26"/>
           <w:pgSz w:w="12240" w:h="15840"/>
           <w:pgMar w:top="1701" w:right="1701" w:bottom="1701" w:left="2268" w:header="720" w:footer="720" w:gutter="0"/>
           <w:cols w:space="720"/>
-          <w:titlePg/>
           <w:docGrid w:linePitch="360"/>
+          <w:pgNumType w:fmt="lowerRoman"/>
         </w:sectPr>
       </w:pPr>
     </w:p>
     <w:p>
-      <w:bookmarkStart w:id="bm_agradecimientos" w:name="bm_agradecimientos"/>
-      <w:pPr>
+      <w:bookmarkStart w:id="3" w:name="bm_agradecimientos"/>
+      <w:pPr>
+        <w:pStyle w:val="IUTECPPreliminar"/>
+        <w:keepNext/>
+        <w:keepLines/>
         <w:spacing w:before="1140" w:after="480"/>
         <w:jc w:val="center"/>
       </w:pPr>
@@ -754,19 +760,7 @@
         </w:rPr>
         <w:t>AGRADECIMIENTOS</w:t>
       </w:r>
-      <w:bookmarkEnd w:id="bm_agradecimientos"/>
-    </w:p>
-    <w:p>
-      <w:pPr>
-        <w:sectPr>
-          <w:footerReference w:type="default" r:id="rId18"/>
-          <w:pgSz w:w="12240" w:h="15840"/>
-          <w:pgMar w:top="1701" w:right="1701" w:bottom="1701" w:left="2268" w:header="720" w:footer="720" w:gutter="0"/>
-          <w:cols w:space="720"/>
-          <w:titlePg/>
-          <w:docGrid w:linePitch="360"/>
-        </w:sectPr>
-      </w:pPr>
+      <w:bookmarkEnd w:id="3"/>
     </w:p>
     <w:p>
       <w:pPr>
@@ -786,19 +780,21 @@
     <w:p>
       <w:pPr>
         <w:sectPr>
-          <w:footerReference w:type="default" r:id="rId19"/>
-          <w:type w:val="continuous"/>
+          <w:footerReference w:type="default" r:id="rId27"/>
           <w:pgSz w:w="12240" w:h="15840"/>
           <w:pgMar w:top="1701" w:right="1701" w:bottom="1701" w:left="2268" w:header="720" w:footer="720" w:gutter="0"/>
           <w:cols w:space="720"/>
-          <w:titlePg/>
           <w:docGrid w:linePitch="360"/>
+          <w:pgNumType w:fmt="lowerRoman"/>
         </w:sectPr>
       </w:pPr>
     </w:p>
     <w:p>
-      <w:bookmarkStart w:id="bm_dedicatoria" w:name="bm_dedicatoria"/>
-      <w:pPr>
+      <w:bookmarkStart w:id="4" w:name="bm_dedicatoria"/>
+      <w:pPr>
+        <w:pStyle w:val="IUTECPPreliminar"/>
+        <w:keepNext/>
+        <w:keepLines/>
         <w:spacing w:before="1140" w:after="480"/>
         <w:jc w:val="center"/>
       </w:pPr>
@@ -810,19 +806,7 @@
         </w:rPr>
         <w:t>DEDICATORIA</w:t>
       </w:r>
-      <w:bookmarkEnd w:id="bm_dedicatoria"/>
-    </w:p>
-    <w:p>
-      <w:pPr>
-        <w:sectPr>
-          <w:footerReference w:type="default" r:id="rId20"/>
-          <w:pgSz w:w="12240" w:h="15840"/>
-          <w:pgMar w:top="1701" w:right="1701" w:bottom="1701" w:left="2268" w:header="720" w:footer="720" w:gutter="0"/>
-          <w:cols w:space="720"/>
-          <w:titlePg/>
-          <w:docGrid w:linePitch="360"/>
-        </w:sectPr>
-      </w:pPr>
+      <w:bookmarkEnd w:id="4"/>
     </w:p>
     <w:p>
       <w:pPr>
@@ -842,18 +826,21 @@
     <w:p>
       <w:pPr>
         <w:sectPr>
-          <w:footerReference w:type="default" r:id="rId21"/>
-          <w:type w:val="continuous"/>
+          <w:footerReference w:type="default" r:id="rId28"/>
           <w:pgSz w:w="12240" w:h="15840"/>
           <w:pgMar w:top="1701" w:right="1701" w:bottom="1701" w:left="2268" w:header="720" w:footer="720" w:gutter="0"/>
           <w:cols w:space="720"/>
-          <w:titlePg/>
           <w:docGrid w:linePitch="360"/>
+          <w:pgNumType w:fmt="lowerRoman"/>
         </w:sectPr>
       </w:pPr>
     </w:p>
     <w:p>
-      <w:pPr>
+      <w:bookmarkStart w:id="5" w:name="bm_indice"/>
+      <w:pPr>
+        <w:pStyle w:val="IUTECPPreliminar"/>
+        <w:keepNext/>
+        <w:keepLines/>
         <w:spacing w:before="1140" w:after="480"/>
         <w:jc w:val="center"/>
       </w:pPr>
@@ -865,18 +852,7 @@
         </w:rPr>
         <w:t>ÍNDICE DE CONTENIDO</w:t>
       </w:r>
-    </w:p>
-    <w:p>
-      <w:pPr>
-        <w:sectPr>
-          <w:footerReference w:type="default" r:id="rId22"/>
-          <w:pgSz w:w="12240" w:h="15840"/>
-          <w:pgMar w:top="1701" w:right="1701" w:bottom="1701" w:left="2268" w:header="720" w:footer="720" w:gutter="0"/>
-          <w:cols w:space="720"/>
-          <w:titlePg/>
-          <w:docGrid w:linePitch="360"/>
-        </w:sectPr>
-      </w:pPr>
+      <w:bookmarkEnd w:id="5"/>
     </w:p>
     <w:p>
       <w:pPr>
@@ -894,6 +870,88 @@
     </w:p>
     <w:p>
       <w:pPr>
+        <w:keepLines/>
+        <w:tabs>
+          <w:tab w:pos="8271" w:val="right" w:leader="dot"/>
+        </w:tabs>
+        <w:spacing w:line="360" w:lineRule="auto" w:before="0" w:after="80"/>
+        <w:ind w:left="0"/>
+      </w:pPr>
+      <w:r>
+        <w:rPr>
+          <w:rFonts w:ascii="Times New Roman" w:hAnsi="Times New Roman"/>
+          <w:b w:val="0"/>
+          <w:sz w:val="24"/>
+        </w:rPr>
+        <w:t>CONTRAPORTADA</w:t>
+        <w:tab/>
+      </w:r>
+      <w:r>
+        <w:rPr>
+          <w:rFonts w:ascii="Times New Roman" w:hAnsi="Times New Roman"/>
+          <w:b w:val="0"/>
+          <w:sz w:val="24"/>
+        </w:rPr>
+        <w:t>ii</w:t>
+      </w:r>
+    </w:p>
+    <w:p>
+      <w:pPr>
+        <w:keepLines/>
+        <w:tabs>
+          <w:tab w:pos="8271" w:val="right" w:leader="dot"/>
+        </w:tabs>
+        <w:spacing w:line="360" w:lineRule="auto" w:before="0" w:after="80"/>
+        <w:ind w:left="0"/>
+      </w:pPr>
+      <w:r>
+        <w:rPr>
+          <w:rFonts w:ascii="Times New Roman" w:hAnsi="Times New Roman"/>
+          <w:b w:val="0"/>
+          <w:sz w:val="24"/>
+        </w:rPr>
+        <w:t>APROBACIÓN DEL TUTOR INDUSTRIAL</w:t>
+        <w:tab/>
+      </w:r>
+      <w:r>
+        <w:rPr>
+          <w:rFonts w:ascii="Times New Roman" w:hAnsi="Times New Roman"/>
+          <w:b w:val="0"/>
+          <w:sz w:val="24"/>
+        </w:rPr>
+        <w:t>iii</w:t>
+      </w:r>
+    </w:p>
+    <w:p>
+      <w:pPr>
+        <w:keepLines/>
+        <w:tabs>
+          <w:tab w:pos="8271" w:val="right" w:leader="dot"/>
+        </w:tabs>
+        <w:spacing w:line="360" w:lineRule="auto" w:before="0" w:after="80"/>
+        <w:ind w:left="0"/>
+      </w:pPr>
+      <w:r>
+        <w:rPr>
+          <w:rFonts w:ascii="Times New Roman" w:hAnsi="Times New Roman"/>
+          <w:b w:val="0"/>
+          <w:sz w:val="24"/>
+        </w:rPr>
+        <w:t>APROBACIÓN DEL TUTOR ACADÉMICO</w:t>
+        <w:tab/>
+      </w:r>
+      <w:r>
+        <w:rPr>
+          <w:rFonts w:ascii="Times New Roman" w:hAnsi="Times New Roman"/>
+          <w:b w:val="0"/>
+          <w:sz w:val="24"/>
+        </w:rPr>
+        <w:t>iv</w:t>
+      </w:r>
+    </w:p>
+    <w:p>
+      <w:pPr>
+        <w:keepLines/>
         <w:tabs>
           <w:tab w:pos="8271" w:val="right" w:leader="dot"/>
         </w:tabs>
@@ -915,15 +973,12 @@
           <w:b w:val="0"/>
           <w:sz w:val="24"/>
         </w:rPr>
-        <w:fldChar w:fldCharType="begin"/>
-        <w:instrText xml:space="preserve"> PAGEREF bm_agradecimientos \h </w:instrText>
-        <w:fldChar w:fldCharType="separate"/>
-        <w:t>?</w:t>
-        <w:fldChar w:fldCharType="end"/>
+        <w:t>v</w:t>
       </w:r>
     </w:p>
     <w:p>
       <w:pPr>
+        <w:keepLines/>
         <w:tabs>
           <w:tab w:pos="8271" w:val="right" w:leader="dot"/>
         </w:tabs>
@@ -945,75 +1000,12 @@
           <w:b w:val="0"/>
           <w:sz w:val="24"/>
         </w:rPr>
-        <w:fldChar w:fldCharType="begin"/>
-        <w:instrText xml:space="preserve"> PAGEREF bm_dedicatoria \h </w:instrText>
-        <w:fldChar w:fldCharType="separate"/>
-        <w:t>?</w:t>
-        <w:fldChar w:fldCharType="end"/>
+        <w:t>vi</w:t>
       </w:r>
     </w:p>
     <w:p>
       <w:pPr>
-        <w:tabs>
-          <w:tab w:pos="8271" w:val="right" w:leader="dot"/>
-        </w:tabs>
-        <w:spacing w:line="360" w:lineRule="auto" w:before="0" w:after="80"/>
-        <w:ind w:left="0"/>
-      </w:pPr>
-      <w:r>
-        <w:rPr>
-          <w:rFonts w:ascii="Times New Roman" w:hAnsi="Times New Roman"/>
-          <w:b w:val="0"/>
-          <w:sz w:val="24"/>
-        </w:rPr>
-        <w:t>APROBACIÓN DEL TUTOR INDUSTRIAL</w:t>
-        <w:tab/>
-      </w:r>
-      <w:r>
-        <w:rPr>
-          <w:rFonts w:ascii="Times New Roman" w:hAnsi="Times New Roman"/>
-          <w:b w:val="0"/>
-          <w:sz w:val="24"/>
-        </w:rPr>
-        <w:fldChar w:fldCharType="begin"/>
-        <w:instrText xml:space="preserve"> PAGEREF bm_aprob_ind \h </w:instrText>
-        <w:fldChar w:fldCharType="separate"/>
-        <w:t>?</w:t>
-        <w:fldChar w:fldCharType="end"/>
-      </w:r>
-    </w:p>
-    <w:p>
-      <w:pPr>
-        <w:tabs>
-          <w:tab w:pos="8271" w:val="right" w:leader="dot"/>
-        </w:tabs>
-        <w:spacing w:line="360" w:lineRule="auto" w:before="0" w:after="80"/>
-        <w:ind w:left="0"/>
-      </w:pPr>
-      <w:r>
-        <w:rPr>
-          <w:rFonts w:ascii="Times New Roman" w:hAnsi="Times New Roman"/>
-          <w:b w:val="0"/>
-          <w:sz w:val="24"/>
-        </w:rPr>
-        <w:t>APROBACIÓN DEL TUTOR ACADÉMICO</w:t>
-        <w:tab/>
-      </w:r>
-      <w:r>
-        <w:rPr>
-          <w:rFonts w:ascii="Times New Roman" w:hAnsi="Times New Roman"/>
-          <w:b w:val="0"/>
-          <w:sz w:val="24"/>
-        </w:rPr>
-        <w:fldChar w:fldCharType="begin"/>
-        <w:instrText xml:space="preserve"> PAGEREF bm_aprob_acad \h </w:instrText>
-        <w:fldChar w:fldCharType="separate"/>
-        <w:t>?</w:t>
-        <w:fldChar w:fldCharType="end"/>
-      </w:r>
-    </w:p>
-    <w:p>
-      <w:pPr>
+        <w:keepLines/>
         <w:tabs>
           <w:tab w:pos="8271" w:val="right" w:leader="dot"/>
         </w:tabs>
@@ -1035,15 +1027,12 @@
           <w:b w:val="0"/>
           <w:sz w:val="24"/>
         </w:rPr>
-        <w:fldChar w:fldCharType="begin"/>
-        <w:instrText xml:space="preserve"> PAGEREF bm_lista_cuadros \h </w:instrText>
-        <w:fldChar w:fldCharType="separate"/>
-        <w:t>?</w:t>
-        <w:fldChar w:fldCharType="end"/>
+        <w:t>viii</w:t>
       </w:r>
     </w:p>
     <w:p>
       <w:pPr>
+        <w:keepLines/>
         <w:tabs>
           <w:tab w:pos="8271" w:val="right" w:leader="dot"/>
         </w:tabs>
@@ -1065,15 +1054,12 @@
           <w:b w:val="0"/>
           <w:sz w:val="24"/>
         </w:rPr>
-        <w:fldChar w:fldCharType="begin"/>
-        <w:instrText xml:space="preserve"> PAGEREF bm_lista_graficos \h </w:instrText>
-        <w:fldChar w:fldCharType="separate"/>
-        <w:t>?</w:t>
-        <w:fldChar w:fldCharType="end"/>
+        <w:t>ix</w:t>
       </w:r>
     </w:p>
     <w:p>
       <w:pPr>
+        <w:keepLines/>
         <w:tabs>
           <w:tab w:pos="8271" w:val="right" w:leader="dot"/>
         </w:tabs>
@@ -1095,15 +1081,12 @@
           <w:b w:val="0"/>
           <w:sz w:val="24"/>
         </w:rPr>
-        <w:fldChar w:fldCharType="begin"/>
-        <w:instrText xml:space="preserve"> PAGEREF bm_lista_anexos \h </w:instrText>
-        <w:fldChar w:fldCharType="separate"/>
-        <w:t>?</w:t>
-        <w:fldChar w:fldCharType="end"/>
+        <w:t>x</w:t>
       </w:r>
     </w:p>
     <w:p>
       <w:pPr>
+        <w:keepLines/>
         <w:tabs>
           <w:tab w:pos="8271" w:val="right" w:leader="dot"/>
         </w:tabs>
@@ -1125,15 +1108,12 @@
           <w:b w:val="0"/>
           <w:sz w:val="24"/>
         </w:rPr>
-        <w:fldChar w:fldCharType="begin"/>
-        <w:instrText xml:space="preserve"> PAGEREF bm_resumen \h </w:instrText>
-        <w:fldChar w:fldCharType="separate"/>
-        <w:t>?</w:t>
-        <w:fldChar w:fldCharType="end"/>
+        <w:t>xi</w:t>
       </w:r>
     </w:p>
     <w:p>
       <w:pPr>
+        <w:keepLines/>
         <w:tabs>
           <w:tab w:pos="8271" w:val="right" w:leader="dot"/>
         </w:tabs>
@@ -1164,6 +1144,8 @@
     </w:p>
     <w:p>
       <w:pPr>
+        <w:keepNext/>
+        <w:keepLines/>
         <w:spacing w:before="240" w:after="120"/>
       </w:pPr>
       <w:r>
@@ -1175,6 +1157,7 @@
     </w:p>
     <w:p>
       <w:pPr>
+        <w:keepLines/>
         <w:tabs>
           <w:tab w:pos="8271" w:val="right" w:leader="dot"/>
         </w:tabs>
@@ -1205,6 +1188,7 @@
     </w:p>
     <w:p>
       <w:pPr>
+        <w:keepLines/>
         <w:tabs>
           <w:tab w:pos="8271" w:val="right" w:leader="dot"/>
         </w:tabs>
@@ -1235,6 +1219,7 @@
     </w:p>
     <w:p>
       <w:pPr>
+        <w:keepLines/>
         <w:tabs>
           <w:tab w:pos="8271" w:val="right" w:leader="dot"/>
         </w:tabs>
@@ -1265,6 +1250,7 @@
     </w:p>
     <w:p>
       <w:pPr>
+        <w:keepLines/>
         <w:tabs>
           <w:tab w:pos="8271" w:val="right" w:leader="dot"/>
         </w:tabs>
@@ -1295,6 +1281,7 @@
     </w:p>
     <w:p>
       <w:pPr>
+        <w:keepLines/>
         <w:tabs>
           <w:tab w:pos="8271" w:val="right" w:leader="dot"/>
         </w:tabs>
@@ -1325,6 +1312,7 @@
     </w:p>
     <w:p>
       <w:pPr>
+        <w:keepLines/>
         <w:tabs>
           <w:tab w:pos="8271" w:val="right" w:leader="dot"/>
         </w:tabs>
@@ -1355,6 +1343,7 @@
     </w:p>
     <w:p>
       <w:pPr>
+        <w:keepLines/>
         <w:tabs>
           <w:tab w:pos="8271" w:val="right" w:leader="dot"/>
         </w:tabs>
@@ -1385,6 +1374,7 @@
     </w:p>
     <w:p>
       <w:pPr>
+        <w:keepLines/>
         <w:tabs>
           <w:tab w:pos="8271" w:val="right" w:leader="dot"/>
         </w:tabs>
@@ -1415,6 +1405,7 @@
     </w:p>
     <w:p>
       <w:pPr>
+        <w:keepLines/>
         <w:tabs>
           <w:tab w:pos="8271" w:val="right" w:leader="dot"/>
         </w:tabs>
@@ -1445,6 +1436,7 @@
     </w:p>
     <w:p>
       <w:pPr>
+        <w:keepLines/>
         <w:tabs>
           <w:tab w:pos="8271" w:val="right" w:leader="dot"/>
         </w:tabs>
@@ -1475,6 +1467,38 @@
     </w:p>
     <w:p>
       <w:pPr>
+        <w:keepLines/>
+        <w:tabs>
+          <w:tab w:pos="8271" w:val="right" w:leader="dot"/>
+        </w:tabs>
+        <w:spacing w:line="360" w:lineRule="auto" w:before="0" w:after="80"/>
+        <w:ind w:left="283"/>
+      </w:pPr>
+      <w:r>
+        <w:rPr>
+          <w:rFonts w:ascii="Times New Roman" w:hAnsi="Times New Roman"/>
+          <w:b w:val="0"/>
+          <w:sz w:val="24"/>
+        </w:rPr>
+        <w:t>Descripción del departamento donde realizó la pasantía</w:t>
+        <w:tab/>
+      </w:r>
+      <w:r>
+        <w:rPr>
+          <w:rFonts w:ascii="Times New Roman" w:hAnsi="Times New Roman"/>
+          <w:b w:val="0"/>
+          <w:sz w:val="24"/>
+        </w:rPr>
+        <w:fldChar w:fldCharType="begin"/>
+        <w:instrText xml:space="preserve"> PAGEREF bm_cap1_departamento \h </w:instrText>
+        <w:fldChar w:fldCharType="separate"/>
+        <w:t>?</w:t>
+        <w:fldChar w:fldCharType="end"/>
+      </w:r>
+    </w:p>
+    <w:p>
+      <w:pPr>
+        <w:keepLines/>
         <w:tabs>
           <w:tab w:pos="8271" w:val="right" w:leader="dot"/>
         </w:tabs>
@@ -1505,6 +1529,7 @@
     </w:p>
     <w:p>
       <w:pPr>
+        <w:keepLines/>
         <w:tabs>
           <w:tab w:pos="8271" w:val="right" w:leader="dot"/>
         </w:tabs>
@@ -1536,19 +1561,21 @@
     <w:p>
       <w:pPr>
         <w:sectPr>
-          <w:footerReference w:type="default" r:id="rId23"/>
-          <w:type w:val="continuous"/>
+          <w:footerReference w:type="default" r:id="rId29"/>
           <w:pgSz w:w="12240" w:h="15840"/>
           <w:pgMar w:top="1701" w:right="1701" w:bottom="1701" w:left="2268" w:header="720" w:footer="720" w:gutter="0"/>
           <w:cols w:space="720"/>
-          <w:titlePg/>
           <w:docGrid w:linePitch="360"/>
+          <w:pgNumType w:fmt="lowerRoman"/>
         </w:sectPr>
       </w:pPr>
     </w:p>
     <w:p>
-      <w:bookmarkStart w:id="bm_lista_cuadros" w:name="bm_lista_cuadros"/>
-      <w:pPr>
+      <w:bookmarkStart w:id="6" w:name="bm_lista_cuadros"/>
+      <w:pPr>
+        <w:pStyle w:val="IUTECPPreliminar"/>
+        <w:keepNext/>
+        <w:keepLines/>
         <w:spacing w:before="1140" w:after="480"/>
         <w:jc w:val="center"/>
       </w:pPr>
@@ -1560,22 +1587,12 @@
         </w:rPr>
         <w:t>LISTA DE CUADROS</w:t>
       </w:r>
-      <w:bookmarkEnd w:id="bm_lista_cuadros"/>
+      <w:bookmarkEnd w:id="6"/>
     </w:p>
     <w:p>
       <w:pPr>
-        <w:sectPr>
-          <w:footerReference w:type="default" r:id="rId24"/>
-          <w:pgSz w:w="12240" w:h="15840"/>
-          <w:pgMar w:top="1701" w:right="1701" w:bottom="1701" w:left="2268" w:header="720" w:footer="720" w:gutter="0"/>
-          <w:cols w:space="720"/>
-          <w:titlePg/>
-          <w:docGrid w:linePitch="360"/>
-        </w:sectPr>
-      </w:pPr>
-    </w:p>
-    <w:p>
-      <w:pPr>
+        <w:keepNext/>
+        <w:keepLines/>
         <w:tabs>
           <w:tab w:pos="8271" w:val="right"/>
         </w:tabs>
@@ -1603,20 +1620,55 @@
     </w:p>
     <w:p>
       <w:pPr>
+        <w:keepLines/>
+        <w:tabs>
+          <w:tab w:pos="1020" w:val="left"/>
+          <w:tab w:pos="8271" w:val="right" w:leader="dot"/>
+        </w:tabs>
+        <w:spacing w:line="360" w:lineRule="auto" w:before="0" w:after="80"/>
+        <w:ind w:left="1020" w:hanging="1020"/>
+      </w:pPr>
+      <w:r>
+        <w:rPr>
+          <w:rFonts w:ascii="Times New Roman" w:hAnsi="Times New Roman"/>
+          <w:sz w:val="24"/>
+        </w:rPr>
+        <w:t>1</w:t>
+        <w:tab/>
+        <w:t>Población de los trabajadores del Departamento de Presidencia</w:t>
+        <w:tab/>
+      </w:r>
+      <w:r>
+        <w:rPr>
+          <w:rFonts w:ascii="Times New Roman" w:hAnsi="Times New Roman"/>
+          <w:b w:val="0"/>
+          <w:sz w:val="24"/>
+        </w:rPr>
+        <w:fldChar w:fldCharType="begin"/>
+        <w:instrText xml:space="preserve"> PAGEREF bm_cuadro1 \h </w:instrText>
+        <w:fldChar w:fldCharType="separate"/>
+        <w:t>?</w:t>
+        <w:fldChar w:fldCharType="end"/>
+      </w:r>
+    </w:p>
+    <w:p>
+      <w:pPr>
         <w:sectPr>
-          <w:footerReference w:type="default" r:id="rId25"/>
-          <w:type w:val="continuous"/>
+          <w:footerReference w:type="default" r:id="rId30"/>
           <w:pgSz w:w="12240" w:h="15840"/>
           <w:pgMar w:top="1701" w:right="1701" w:bottom="1701" w:left="2268" w:header="720" w:footer="720" w:gutter="0"/>
           <w:cols w:space="720"/>
-          <w:titlePg/>
           <w:docGrid w:linePitch="360"/>
+          <w:pgNumType w:fmt="lowerRoman"/>
         </w:sectPr>
       </w:pPr>
     </w:p>
     <w:p>
-      <w:bookmarkStart w:id="bm_lista_graficos" w:name="bm_lista_graficos"/>
-      <w:pPr>
+      <w:bookmarkStart w:id="7" w:name="bm_lista_graficos"/>
+      <w:pPr>
+        <w:pStyle w:val="IUTECPPreliminar"/>
+        <w:keepNext/>
+        <w:keepLines/>
         <w:spacing w:before="1140" w:after="480"/>
         <w:jc w:val="center"/>
       </w:pPr>
@@ -1628,22 +1680,12 @@
         </w:rPr>
         <w:t>LISTA DE GRÁFICOS</w:t>
       </w:r>
-      <w:bookmarkEnd w:id="bm_lista_graficos"/>
+      <w:bookmarkEnd w:id="7"/>
     </w:p>
     <w:p>
       <w:pPr>
-        <w:sectPr>
-          <w:footerReference w:type="default" r:id="rId26"/>
-          <w:pgSz w:w="12240" w:h="15840"/>
-          <w:pgMar w:top="1701" w:right="1701" w:bottom="1701" w:left="2268" w:header="720" w:footer="720" w:gutter="0"/>
-          <w:cols w:space="720"/>
-          <w:titlePg/>
-          <w:docGrid w:linePitch="360"/>
-        </w:sectPr>
-      </w:pPr>
-    </w:p>
-    <w:p>
-      <w:pPr>
+        <w:keepNext/>
+        <w:keepLines/>
         <w:tabs>
           <w:tab w:pos="8271" w:val="right"/>
         </w:tabs>
@@ -1671,6 +1713,7 @@
     </w:p>
     <w:p>
       <w:pPr>
+        <w:keepLines/>
         <w:tabs>
           <w:tab w:pos="1020" w:val="left"/>
           <w:tab w:pos="8271" w:val="right" w:leader="dot"/>
@@ -1703,6 +1746,7 @@
     </w:p>
     <w:p>
       <w:pPr>
+        <w:keepLines/>
         <w:tabs>
           <w:tab w:pos="1020" w:val="left"/>
           <w:tab w:pos="8271" w:val="right" w:leader="dot"/>
@@ -1735,6 +1779,7 @@
     </w:p>
     <w:p>
       <w:pPr>
+        <w:keepLines/>
         <w:tabs>
           <w:tab w:pos="1020" w:val="left"/>
           <w:tab w:pos="8271" w:val="right" w:leader="dot"/>
@@ -1767,6 +1812,7 @@
     </w:p>
     <w:p>
       <w:pPr>
+        <w:keepLines/>
         <w:tabs>
           <w:tab w:pos="1020" w:val="left"/>
           <w:tab w:pos="8271" w:val="right" w:leader="dot"/>
@@ -1800,19 +1846,21 @@
     <w:p>
       <w:pPr>
         <w:sectPr>
-          <w:footerReference w:type="default" r:id="rId27"/>
-          <w:type w:val="continuous"/>
+          <w:footerReference w:type="default" r:id="rId31"/>
           <w:pgSz w:w="12240" w:h="15840"/>
           <w:pgMar w:top="1701" w:right="1701" w:bottom="1701" w:left="2268" w:header="720" w:footer="720" w:gutter="0"/>
           <w:cols w:space="720"/>
-          <w:titlePg/>
           <w:docGrid w:linePitch="360"/>
+          <w:pgNumType w:fmt="lowerRoman"/>
         </w:sectPr>
       </w:pPr>
     </w:p>
     <w:p>
-      <w:bookmarkStart w:id="bm_lista_anexos" w:name="bm_lista_anexos"/>
-      <w:pPr>
+      <w:bookmarkStart w:id="8" w:name="bm_lista_anexos"/>
+      <w:pPr>
+        <w:pStyle w:val="IUTECPPreliminar"/>
+        <w:keepNext/>
+        <w:keepLines/>
         <w:spacing w:before="1140" w:after="480"/>
         <w:jc w:val="center"/>
       </w:pPr>
@@ -1824,22 +1872,12 @@
         </w:rPr>
         <w:t>LISTA DE ANEXOS</w:t>
       </w:r>
-      <w:bookmarkEnd w:id="bm_lista_anexos"/>
+      <w:bookmarkEnd w:id="8"/>
     </w:p>
     <w:p>
       <w:pPr>
-        <w:sectPr>
-          <w:footerReference w:type="default" r:id="rId28"/>
-          <w:pgSz w:w="12240" w:h="15840"/>
-          <w:pgMar w:top="1701" w:right="1701" w:bottom="1701" w:left="2268" w:header="720" w:footer="720" w:gutter="0"/>
-          <w:cols w:space="720"/>
-          <w:titlePg/>
-          <w:docGrid w:linePitch="360"/>
-        </w:sectPr>
-      </w:pPr>
-    </w:p>
-    <w:p>
-      <w:pPr>
+        <w:keepNext/>
+        <w:keepLines/>
         <w:tabs>
           <w:tab w:pos="8271" w:val="right"/>
         </w:tabs>
@@ -1867,6 +1905,7 @@
     </w:p>
     <w:p>
       <w:pPr>
+        <w:keepLines/>
         <w:tabs>
           <w:tab w:pos="1020" w:val="left"/>
           <w:tab w:pos="8271" w:val="right" w:leader="dot"/>
@@ -1899,20 +1938,283 @@
     </w:p>
     <w:p>
       <w:pPr>
+        <w:keepLines/>
+        <w:tabs>
+          <w:tab w:pos="1020" w:val="left"/>
+          <w:tab w:pos="8271" w:val="right" w:leader="dot"/>
+        </w:tabs>
+        <w:spacing w:line="360" w:lineRule="auto" w:before="0" w:after="80"/>
+        <w:ind w:left="1020" w:hanging="1020"/>
+      </w:pPr>
+      <w:r>
+        <w:rPr>
+          <w:rFonts w:ascii="Times New Roman" w:hAnsi="Times New Roman"/>
+          <w:sz w:val="24"/>
+        </w:rPr>
+        <w:t>B</w:t>
+        <w:tab/>
+        <w:t>Flujograma AS-IS del proceso documental actual de Presidencia</w:t>
+        <w:tab/>
+      </w:r>
+      <w:r>
+        <w:rPr>
+          <w:rFonts w:ascii="Times New Roman" w:hAnsi="Times New Roman"/>
+          <w:b w:val="0"/>
+          <w:sz w:val="24"/>
+        </w:rPr>
+        <w:fldChar w:fldCharType="begin"/>
+        <w:instrText xml:space="preserve"> PAGEREF bm_anexoB \h </w:instrText>
+        <w:fldChar w:fldCharType="separate"/>
+        <w:t>?</w:t>
+        <w:fldChar w:fldCharType="end"/>
+      </w:r>
+    </w:p>
+    <w:p>
+      <w:pPr>
+        <w:keepLines/>
+        <w:tabs>
+          <w:tab w:pos="1020" w:val="left"/>
+          <w:tab w:pos="8271" w:val="right" w:leader="dot"/>
+        </w:tabs>
+        <w:spacing w:line="360" w:lineRule="auto" w:before="0" w:after="80"/>
+        <w:ind w:left="1020" w:hanging="1020"/>
+      </w:pPr>
+      <w:r>
+        <w:rPr>
+          <w:rFonts w:ascii="Times New Roman" w:hAnsi="Times New Roman"/>
+          <w:sz w:val="24"/>
+        </w:rPr>
+        <w:t>C</w:t>
+        <w:tab/>
+        <w:t>Flujograma TO-BE del proceso con el sistema automatizado</w:t>
+        <w:tab/>
+      </w:r>
+      <w:r>
+        <w:rPr>
+          <w:rFonts w:ascii="Times New Roman" w:hAnsi="Times New Roman"/>
+          <w:b w:val="0"/>
+          <w:sz w:val="24"/>
+        </w:rPr>
+        <w:fldChar w:fldCharType="begin"/>
+        <w:instrText xml:space="preserve"> PAGEREF bm_anexoC \h </w:instrText>
+        <w:fldChar w:fldCharType="separate"/>
+        <w:t>?</w:t>
+        <w:fldChar w:fldCharType="end"/>
+      </w:r>
+    </w:p>
+    <w:p>
+      <w:pPr>
+        <w:keepLines/>
+        <w:tabs>
+          <w:tab w:pos="1020" w:val="left"/>
+          <w:tab w:pos="8271" w:val="right" w:leader="dot"/>
+        </w:tabs>
+        <w:spacing w:line="360" w:lineRule="auto" w:before="0" w:after="80"/>
+        <w:ind w:left="1020" w:hanging="1020"/>
+      </w:pPr>
+      <w:r>
+        <w:rPr>
+          <w:rFonts w:ascii="Times New Roman" w:hAnsi="Times New Roman"/>
+          <w:sz w:val="24"/>
+        </w:rPr>
+        <w:t>D</w:t>
+        <w:tab/>
+        <w:t>Diagrama entidad-relación del módulo de expedientes</w:t>
+        <w:tab/>
+      </w:r>
+      <w:r>
+        <w:rPr>
+          <w:rFonts w:ascii="Times New Roman" w:hAnsi="Times New Roman"/>
+          <w:b w:val="0"/>
+          <w:sz w:val="24"/>
+        </w:rPr>
+        <w:fldChar w:fldCharType="begin"/>
+        <w:instrText xml:space="preserve"> PAGEREF bm_anexoD \h </w:instrText>
+        <w:fldChar w:fldCharType="separate"/>
+        <w:t>?</w:t>
+        <w:fldChar w:fldCharType="end"/>
+      </w:r>
+    </w:p>
+    <w:p>
+      <w:pPr>
+        <w:keepLines/>
+        <w:tabs>
+          <w:tab w:pos="1020" w:val="left"/>
+          <w:tab w:pos="8271" w:val="right" w:leader="dot"/>
+        </w:tabs>
+        <w:spacing w:line="360" w:lineRule="auto" w:before="0" w:after="80"/>
+        <w:ind w:left="1020" w:hanging="1020"/>
+      </w:pPr>
+      <w:r>
+        <w:rPr>
+          <w:rFonts w:ascii="Times New Roman" w:hAnsi="Times New Roman"/>
+          <w:sz w:val="24"/>
+        </w:rPr>
+        <w:t>E</w:t>
+        <w:tab/>
+        <w:t>Arquitectura lógica del prototipo</w:t>
+        <w:tab/>
+      </w:r>
+      <w:r>
+        <w:rPr>
+          <w:rFonts w:ascii="Times New Roman" w:hAnsi="Times New Roman"/>
+          <w:b w:val="0"/>
+          <w:sz w:val="24"/>
+        </w:rPr>
+        <w:fldChar w:fldCharType="begin"/>
+        <w:instrText xml:space="preserve"> PAGEREF bm_anexoE \h </w:instrText>
+        <w:fldChar w:fldCharType="separate"/>
+        <w:t>?</w:t>
+        <w:fldChar w:fldCharType="end"/>
+      </w:r>
+    </w:p>
+    <w:p>
+      <w:pPr>
+        <w:keepLines/>
+        <w:tabs>
+          <w:tab w:pos="1020" w:val="left"/>
+          <w:tab w:pos="8271" w:val="right" w:leader="dot"/>
+        </w:tabs>
+        <w:spacing w:line="360" w:lineRule="auto" w:before="0" w:after="80"/>
+        <w:ind w:left="1020" w:hanging="1020"/>
+      </w:pPr>
+      <w:r>
+        <w:rPr>
+          <w:rFonts w:ascii="Times New Roman" w:hAnsi="Times New Roman"/>
+          <w:sz w:val="24"/>
+        </w:rPr>
+        <w:t>F</w:t>
+        <w:tab/>
+        <w:t>Secuencia de registro y despacho de un expediente</w:t>
+        <w:tab/>
+      </w:r>
+      <w:r>
+        <w:rPr>
+          <w:rFonts w:ascii="Times New Roman" w:hAnsi="Times New Roman"/>
+          <w:b w:val="0"/>
+          <w:sz w:val="24"/>
+        </w:rPr>
+        <w:fldChar w:fldCharType="begin"/>
+        <w:instrText xml:space="preserve"> PAGEREF bm_anexoF \h </w:instrText>
+        <w:fldChar w:fldCharType="separate"/>
+        <w:t>?</w:t>
+        <w:fldChar w:fldCharType="end"/>
+      </w:r>
+    </w:p>
+    <w:p>
+      <w:pPr>
+        <w:keepLines/>
+        <w:tabs>
+          <w:tab w:pos="1020" w:val="left"/>
+          <w:tab w:pos="8271" w:val="right" w:leader="dot"/>
+        </w:tabs>
+        <w:spacing w:line="360" w:lineRule="auto" w:before="0" w:after="80"/>
+        <w:ind w:left="1020" w:hanging="1020"/>
+      </w:pPr>
+      <w:r>
+        <w:rPr>
+          <w:rFonts w:ascii="Times New Roman" w:hAnsi="Times New Roman"/>
+          <w:sz w:val="24"/>
+        </w:rPr>
+        <w:t>G</w:t>
+        <w:tab/>
+        <w:t>Estados del expediente</w:t>
+        <w:tab/>
+      </w:r>
+      <w:r>
+        <w:rPr>
+          <w:rFonts w:ascii="Times New Roman" w:hAnsi="Times New Roman"/>
+          <w:b w:val="0"/>
+          <w:sz w:val="24"/>
+        </w:rPr>
+        <w:fldChar w:fldCharType="begin"/>
+        <w:instrText xml:space="preserve"> PAGEREF bm_anexoG \h </w:instrText>
+        <w:fldChar w:fldCharType="separate"/>
+        <w:t>?</w:t>
+        <w:fldChar w:fldCharType="end"/>
+      </w:r>
+    </w:p>
+    <w:p>
+      <w:pPr>
+        <w:keepLines/>
+        <w:tabs>
+          <w:tab w:pos="1020" w:val="left"/>
+          <w:tab w:pos="8271" w:val="right" w:leader="dot"/>
+        </w:tabs>
+        <w:spacing w:line="360" w:lineRule="auto" w:before="0" w:after="80"/>
+        <w:ind w:left="1020" w:hanging="1020"/>
+      </w:pPr>
+      <w:r>
+        <w:rPr>
+          <w:rFonts w:ascii="Times New Roman" w:hAnsi="Times New Roman"/>
+          <w:sz w:val="24"/>
+        </w:rPr>
+        <w:t>H</w:t>
+        <w:tab/>
+        <w:t>Mapa de módulos de la interfaz</w:t>
+        <w:tab/>
+      </w:r>
+      <w:r>
+        <w:rPr>
+          <w:rFonts w:ascii="Times New Roman" w:hAnsi="Times New Roman"/>
+          <w:b w:val="0"/>
+          <w:sz w:val="24"/>
+        </w:rPr>
+        <w:fldChar w:fldCharType="begin"/>
+        <w:instrText xml:space="preserve"> PAGEREF bm_anexoH \h </w:instrText>
+        <w:fldChar w:fldCharType="separate"/>
+        <w:t>?</w:t>
+        <w:fldChar w:fldCharType="end"/>
+      </w:r>
+    </w:p>
+    <w:p>
+      <w:pPr>
+        <w:keepLines/>
+        <w:tabs>
+          <w:tab w:pos="1020" w:val="left"/>
+          <w:tab w:pos="8271" w:val="right" w:leader="dot"/>
+        </w:tabs>
+        <w:spacing w:line="360" w:lineRule="auto" w:before="0" w:after="80"/>
+        <w:ind w:left="1020" w:hanging="1020"/>
+      </w:pPr>
+      <w:r>
+        <w:rPr>
+          <w:rFonts w:ascii="Times New Roman" w:hAnsi="Times New Roman"/>
+          <w:sz w:val="24"/>
+        </w:rPr>
+        <w:t>I</w:t>
+        <w:tab/>
+        <w:t>Proceso de respaldo periódico de SQLite</w:t>
+        <w:tab/>
+      </w:r>
+      <w:r>
+        <w:rPr>
+          <w:rFonts w:ascii="Times New Roman" w:hAnsi="Times New Roman"/>
+          <w:b w:val="0"/>
+          <w:sz w:val="24"/>
+        </w:rPr>
+        <w:fldChar w:fldCharType="begin"/>
+        <w:instrText xml:space="preserve"> PAGEREF bm_anexoI \h </w:instrText>
+        <w:fldChar w:fldCharType="separate"/>
+        <w:t>?</w:t>
+        <w:fldChar w:fldCharType="end"/>
+      </w:r>
+    </w:p>
+    <w:p>
+      <w:pPr>
         <w:sectPr>
-          <w:footerReference w:type="default" r:id="rId29"/>
-          <w:type w:val="continuous"/>
+          <w:footerReference w:type="default" r:id="rId32"/>
           <w:pgSz w:w="12240" w:h="15840"/>
           <w:pgMar w:top="1701" w:right="1701" w:bottom="1701" w:left="2268" w:header="720" w:footer="720" w:gutter="0"/>
           <w:cols w:space="720"/>
-          <w:titlePg/>
           <w:docGrid w:linePitch="360"/>
+          <w:pgNumType w:fmt="lowerRoman"/>
         </w:sectPr>
       </w:pPr>
     </w:p>
     <w:p>
       <w:pPr>
-        <w:spacing w:after="0"/>
+        <w:spacing w:line="240" w:lineRule="auto" w:after="0"/>
         <w:jc w:val="center"/>
       </w:pPr>
       <w:r>
@@ -1926,7 +2228,7 @@
     </w:p>
     <w:p>
       <w:pPr>
-        <w:spacing w:after="0"/>
+        <w:spacing w:line="240" w:lineRule="auto" w:after="0"/>
         <w:jc w:val="center"/>
       </w:pPr>
       <w:r>
@@ -1940,7 +2242,7 @@
     </w:p>
     <w:p>
       <w:pPr>
-        <w:spacing w:after="0"/>
+        <w:spacing w:line="240" w:lineRule="auto" w:after="0"/>
         <w:jc w:val="center"/>
       </w:pPr>
       <w:r>
@@ -1954,7 +2256,7 @@
     </w:p>
     <w:p>
       <w:pPr>
-        <w:spacing w:after="0"/>
+        <w:spacing w:line="240" w:lineRule="auto" w:after="0"/>
         <w:jc w:val="center"/>
       </w:pPr>
       <w:r>
@@ -1968,7 +2270,7 @@
     </w:p>
     <w:p>
       <w:pPr>
-        <w:spacing w:after="0"/>
+        <w:spacing w:line="240" w:lineRule="auto" w:after="0"/>
         <w:jc w:val="center"/>
       </w:pPr>
       <w:r>
@@ -1982,12 +2284,7 @@
     </w:p>
     <w:p>
       <w:pPr>
-        <w:spacing w:after="360"/>
-      </w:pPr>
-    </w:p>
-    <w:p>
-      <w:pPr>
-        <w:spacing w:after="480"/>
+        <w:spacing w:line="240" w:lineRule="auto" w:after="120"/>
         <w:jc w:val="center"/>
       </w:pPr>
       <w:r>
@@ -1996,12 +2293,12 @@
           <w:b/>
           <w:sz w:val="24"/>
         </w:rPr>
-        <w:t>DESARROLLO DE UN PROTOTIPO DE SISTEMA PARA EL CONTROL, TRAZABILIDAD Y REPORTE DOCUMENTAL EN LA PRESIDENCIA DE VENANGOCUPET, S.A.</w:t>
+        <w:t>DESARROLLO DE UN PROTOTIPO DE SISTEMA PARA EL CONTROL, TRAZABILIDAD Y REPORTE DOCUMENTAL EN LA PRESIDENCIA DE LA EMPRESA MIXTA PETROLERA VENANGOCUPET, S.A.</w:t>
       </w:r>
     </w:p>
     <w:p>
       <w:pPr>
-        <w:spacing w:after="480"/>
+        <w:spacing w:line="240" w:lineRule="auto" w:after="120"/>
         <w:ind w:left="0"/>
         <w:jc w:val="right"/>
       </w:pPr>
@@ -2011,15 +2308,7 @@
           <w:b/>
           <w:sz w:val="24"/>
         </w:rPr>
-        <w:t>Autor:</w:t>
-        <w:br/>
-      </w:r>
-      <w:r>
-        <w:rPr>
-          <w:rFonts w:ascii="Times New Roman" w:hAnsi="Times New Roman"/>
-          <w:sz w:val="24"/>
-        </w:rPr>
-        <w:t>Cardona, Juliano</w:t>
+        <w:t>Autor: Cardona, Juliano</w:t>
         <w:br/>
       </w:r>
       <w:r>
@@ -2039,9 +2328,9 @@
       </w:r>
     </w:p>
     <w:p>
-      <w:bookmarkStart w:id="bm_resumen" w:name="bm_resumen"/>
-      <w:pPr>
-        <w:spacing w:before="480" w:after="480"/>
+      <w:bookmarkStart w:id="9" w:name="bm_resumen"/>
+      <w:pPr>
+        <w:spacing w:line="240" w:lineRule="auto" w:before="120" w:after="120"/>
         <w:jc w:val="center"/>
       </w:pPr>
       <w:r>
@@ -2052,66 +2341,62 @@
         </w:rPr>
         <w:t>RESUMEN</w:t>
       </w:r>
-      <w:bookmarkEnd w:id="bm_resumen"/>
+      <w:bookmarkEnd w:id="9"/>
     </w:p>
     <w:p>
       <w:pPr>
+        <w:spacing w:line="240" w:lineRule="auto" w:before="0" w:after="0"/>
+        <w:ind w:firstLine="709"/>
+        <w:jc w:val="both"/>
+      </w:pPr>
+      <w:r>
+        <w:rPr>
+          <w:rFonts w:ascii="Times New Roman" w:hAnsi="Times New Roman"/>
+          <w:sz w:val="24"/>
+        </w:rPr>
+        <w:t>El presente informe expone las actividades realizadas durante nueve (9) semanas de pasantías profesionales en el Departamento de Presidencia de la Empresa Mixta Petrolera Venangocupet, S.A. La práctica permitió reconocer el flujo real de recepción, revisión, registro, firma y despacho de expedientes, cuyo control se efectúa mediante hojas de cálculo y requiere transcripción repetitiva de datos. Esta dinámica puede generar duplicidad u omisión de registros y dificulta la obtención inmediata de resúmenes sobre documentos ingresados, firmados, pendientes o despachados. En respuesta a esta situación se planteó como objetivo general desarrollar un sistema automatizado para el control, trazabilidad y reporte documental del área. Las actividades comprendieron el diagnóstico del proceso, levantamiento de requerimientos, modelado de una base de datos relacional, diseño de la interfaz, implementación con SQLite, integración de una aplicación de escritorio y pruebas funcionales de los módulos de registro, consulta, historial y reportes. Como resultado se obtuvo un prototipo funcional orientado a reducir tareas repetitivas y mantener un historial verificable del recorrido de los expedientes. Se concluye que la solución desarrollada responde a los requerimientos esenciales identificados en Presidencia. Se recomienda realizar una incorporación progresiva de los registros y establecer respaldos periódicos de la base de datos antes de su utilización continua.</w:t>
+      </w:r>
+    </w:p>
+    <w:p/>
+    <w:p>
+      <w:pPr>
+        <w:spacing w:line="240" w:lineRule="auto" w:before="0" w:after="0"/>
+        <w:ind w:firstLine="709"/>
+      </w:pPr>
+      <w:r>
+        <w:rPr>
+          <w:rFonts w:ascii="Times New Roman" w:hAnsi="Times New Roman"/>
+          <w:b/>
+          <w:sz w:val="24"/>
+        </w:rPr>
+        <w:t xml:space="preserve">Palabras claves: </w:t>
+      </w:r>
+      <w:r>
+        <w:rPr>
+          <w:rFonts w:ascii="Times New Roman" w:hAnsi="Times New Roman"/>
+          <w:sz w:val="24"/>
+        </w:rPr>
+        <w:t>sistema automatizado, trazabilidad documental, SQLite, Wails, pasantías</w:t>
+      </w:r>
+    </w:p>
+    <w:p>
+      <w:pPr>
         <w:sectPr>
-          <w:footerReference w:type="default" r:id="rId30"/>
+          <w:footerReference w:type="default" r:id="rId33"/>
           <w:pgSz w:w="12240" w:h="15840"/>
           <w:pgMar w:top="1701" w:right="1701" w:bottom="1701" w:left="2268" w:header="720" w:footer="720" w:gutter="0"/>
           <w:cols w:space="720"/>
-          <w:titlePg/>
           <w:docGrid w:linePitch="360"/>
+          <w:pgNumType w:fmt="lowerRoman"/>
         </w:sectPr>
       </w:pPr>
     </w:p>
     <w:p>
-      <w:pPr>
-        <w:spacing w:line="360" w:lineRule="auto" w:after="0" w:before="0"/>
-        <w:ind w:firstLine="709"/>
-        <w:jc w:val="both"/>
-      </w:pPr>
-      <w:r>
-        <w:rPr>
-          <w:rFonts w:ascii="Times New Roman" w:hAnsi="Times New Roman"/>
-          <w:i w:val="0"/>
-          <w:sz w:val="24"/>
-        </w:rPr>
-        <w:t>El presente informe expone las actividades realizadas durante nueve (9) semanas de pasantías profesionales en el Departamento de Presidencia de la Empresa Mixta Petrolera Venangocupet, S.A. La práctica permitió reconocer el flujo real de recepción, revisión, registro, firma y despacho de expedientes, cuyo control se efectúa mediante hojas de cálculo y requiere transcripción repetitiva de datos. Esta dinámica puede generar duplicidad u omisión de registros y dificulta la obtención inmediata de resúmenes sobre documentos ingresados, firmados, pendientes o despachados. En respuesta a esta situación se planteó como objetivo general desarrollar un sistema automatizado para el control, trazabilidad y reporte documental del área. Las actividades comprendieron el diagnóstico del proceso, levantamiento de requerimientos, modelado de una base de datos relacional, diseño de la interfaz, implementación con SQLite, integración de una aplicación de escritorio y pruebas funcionales de los módulos de registro, consulta, historial y reportes. Como resultado se obtuvo un prototipo funcional orientado a reducir tareas repetitivas y mantener un historial verificable del recorrido de los expedientes. Se concluye que la solución desarrollada responde a los requerimientos esenciales identificados en Presidencia. Se recomienda realizar una incorporación progresiva de los registros y establecer respaldos periódicos de la base de datos antes de su utilización continua.</w:t>
-      </w:r>
-    </w:p>
-    <w:p/>
-    <w:p>
-      <w:pPr>
-        <w:ind w:firstLine="709"/>
-      </w:pPr>
-      <w:r>
-        <w:rPr>
-          <w:b/>
-        </w:rPr>
-        <w:t xml:space="preserve">Palabras claves: </w:t>
-      </w:r>
-      <w:r>
-        <w:t>sistema automatizado, trazabilidad documental, SQLite, Wails, pasantías</w:t>
-      </w:r>
-    </w:p>
-    <w:p>
-      <w:pPr>
-        <w:sectPr>
-          <w:footerReference w:type="default" r:id="rId31"/>
-          <w:type w:val="continuous"/>
-          <w:pgSz w:w="12240" w:h="15840"/>
-          <w:pgMar w:top="1701" w:right="1701" w:bottom="1701" w:left="2268" w:header="720" w:footer="720" w:gutter="0"/>
-          <w:cols w:space="720"/>
-          <w:titlePg/>
-          <w:docGrid w:linePitch="360"/>
-        </w:sectPr>
-      </w:pPr>
-    </w:p>
-    <w:p>
-      <w:bookmarkStart w:id="bm_introduccion" w:name="bm_introduccion"/>
-      <w:pPr>
+      <w:bookmarkStart w:id="10" w:name="bm_introduccion"/>
+      <w:pPr>
+        <w:pStyle w:val="IUTECPPreliminar"/>
+        <w:keepNext/>
+        <w:keepLines/>
         <w:spacing w:before="1140" w:after="480"/>
         <w:jc w:val="center"/>
       </w:pPr>
@@ -2123,19 +2408,7 @@
         </w:rPr>
         <w:t>INTRODUCCIÓN</w:t>
       </w:r>
-      <w:bookmarkEnd w:id="bm_introduccion"/>
-    </w:p>
-    <w:p>
-      <w:pPr>
-        <w:sectPr>
-          <w:footerReference w:type="default" r:id="rId32"/>
-          <w:pgSz w:w="12240" w:h="15840"/>
-          <w:pgMar w:top="1701" w:right="1701" w:bottom="1701" w:left="2268" w:header="720" w:footer="720" w:gutter="0"/>
-          <w:cols w:space="720"/>
-          <w:titlePg/>
-          <w:docGrid w:linePitch="360"/>
-        </w:sectPr>
-      </w:pPr>
+      <w:bookmarkEnd w:id="10"/>
     </w:p>
     <w:p>
       <w:pPr>
@@ -2200,18 +2473,21 @@
     <w:p>
       <w:pPr>
         <w:sectPr>
-          <w:footerReference w:type="default" r:id="rId33"/>
-          <w:type w:val="continuous"/>
+          <w:footerReference w:type="default" r:id="rId34"/>
+          <w:footerReference w:type="first" r:id="rId35"/>
           <w:pgSz w:w="12240" w:h="15840"/>
           <w:pgMar w:top="1701" w:right="1701" w:bottom="1701" w:left="2268" w:header="720" w:footer="720" w:gutter="0"/>
           <w:cols w:space="720"/>
           <w:titlePg/>
           <w:docGrid w:linePitch="360"/>
+          <w:pgNumType w:fmt="decimal" w:start="1"/>
         </w:sectPr>
       </w:pPr>
     </w:p>
     <w:p>
       <w:pPr>
+        <w:keepNext/>
+        <w:keepLines/>
         <w:spacing w:before="1140" w:after="480"/>
         <w:jc w:val="center"/>
       </w:pPr>
@@ -2225,8 +2501,9 @@
       </w:r>
     </w:p>
     <w:p>
-      <w:bookmarkStart w:id="bm_cap1" w:name="bm_cap1"/>
-      <w:pPr>
+      <w:bookmarkStart w:id="11" w:name="bm_cap1"/>
+      <w:pPr>
+        <w:pStyle w:val="IUTECPCapítulo"/>
         <w:spacing w:before="480"/>
         <w:jc w:val="center"/>
       </w:pPr>
@@ -2238,23 +2515,12 @@
         </w:rPr>
         <w:t>REALIDAD ORGANIZACIONAL</w:t>
       </w:r>
-      <w:bookmarkEnd w:id="bm_cap1"/>
+      <w:bookmarkEnd w:id="11"/>
     </w:p>
     <w:p>
-      <w:pPr>
-        <w:sectPr>
-          <w:footerReference w:type="default" r:id="rId34"/>
-          <w:pgSz w:w="12240" w:h="15840"/>
-          <w:pgMar w:top="1701" w:right="1701" w:bottom="1701" w:left="2268" w:header="720" w:footer="720" w:gutter="0"/>
-          <w:cols w:space="720"/>
-          <w:titlePg/>
-          <w:docGrid w:linePitch="360"/>
-        </w:sectPr>
-      </w:pPr>
-    </w:p>
-    <w:p>
-      <w:bookmarkStart w:id="bm_cap1_ident" w:name="bm_cap1_ident"/>
-      <w:pPr>
+      <w:bookmarkStart w:id="12" w:name="bm_cap1_ident"/>
+      <w:pPr>
+        <w:pStyle w:val="IUTECPSubtítulocentrado"/>
         <w:spacing w:before="480" w:after="480" w:line="360" w:lineRule="auto"/>
         <w:jc w:val="center"/>
       </w:pPr>
@@ -2266,10 +2532,13 @@
         </w:rPr>
         <w:t>Identificación de la empresa</w:t>
       </w:r>
-      <w:bookmarkEnd w:id="bm_cap1_ident"/>
+      <w:bookmarkEnd w:id="12"/>
     </w:p>
     <w:p>
       <w:pPr>
+        <w:pStyle w:val="IUTECPTítulo2"/>
+        <w:keepNext/>
+        <w:keepLines/>
         <w:spacing w:before="480" w:after="480" w:line="360" w:lineRule="auto"/>
         <w:jc w:val="left"/>
       </w:pPr>
@@ -2298,8 +2567,11 @@
       </w:r>
     </w:p>
     <w:p>
-      <w:bookmarkStart w:id="bm_cap1_resena" w:name="bm_cap1_resena"/>
-      <w:pPr>
+      <w:bookmarkStart w:id="13" w:name="bm_cap1_resena"/>
+      <w:pPr>
+        <w:pStyle w:val="IUTECPTítulo2"/>
+        <w:keepNext/>
+        <w:keepLines/>
         <w:spacing w:before="480" w:after="480" w:line="360" w:lineRule="auto"/>
         <w:jc w:val="left"/>
       </w:pPr>
@@ -2311,7 +2583,7 @@
         </w:rPr>
         <w:t>Reseña histórica</w:t>
       </w:r>
-      <w:bookmarkEnd w:id="bm_cap1_resena"/>
+      <w:bookmarkEnd w:id="13"/>
     </w:p>
     <w:p>
       <w:pPr>
@@ -2344,8 +2616,11 @@
       </w:r>
     </w:p>
     <w:p>
-      <w:bookmarkStart w:id="bm_cap1_mision" w:name="bm_cap1_mision"/>
-      <w:pPr>
+      <w:bookmarkStart w:id="14" w:name="bm_cap1_mision"/>
+      <w:pPr>
+        <w:pStyle w:val="IUTECPTítulo2"/>
+        <w:keepNext/>
+        <w:keepLines/>
         <w:spacing w:before="480" w:after="480" w:line="360" w:lineRule="auto"/>
         <w:jc w:val="left"/>
       </w:pPr>
@@ -2357,7 +2632,7 @@
         </w:rPr>
         <w:t>Misión</w:t>
       </w:r>
-      <w:bookmarkEnd w:id="bm_cap1_mision"/>
+      <w:bookmarkEnd w:id="14"/>
     </w:p>
     <w:p>
       <w:pPr>
@@ -2375,8 +2650,11 @@
       </w:r>
     </w:p>
     <w:p>
-      <w:bookmarkStart w:id="bm_cap1_vision" w:name="bm_cap1_vision"/>
-      <w:pPr>
+      <w:bookmarkStart w:id="15" w:name="bm_cap1_vision"/>
+      <w:pPr>
+        <w:pStyle w:val="IUTECPTítulo2"/>
+        <w:keepNext/>
+        <w:keepLines/>
         <w:spacing w:before="480" w:after="480" w:line="360" w:lineRule="auto"/>
         <w:jc w:val="left"/>
       </w:pPr>
@@ -2388,7 +2666,7 @@
         </w:rPr>
         <w:t>Visión</w:t>
       </w:r>
-      <w:bookmarkEnd w:id="bm_cap1_vision"/>
+      <w:bookmarkEnd w:id="15"/>
     </w:p>
     <w:p>
       <w:pPr>
@@ -2406,8 +2684,11 @@
       </w:r>
     </w:p>
     <w:p>
-      <w:bookmarkStart w:id="bm_cap1_valores" w:name="bm_cap1_valores"/>
-      <w:pPr>
+      <w:bookmarkStart w:id="16" w:name="bm_cap1_valores"/>
+      <w:pPr>
+        <w:pStyle w:val="IUTECPTítulo2"/>
+        <w:keepNext/>
+        <w:keepLines/>
         <w:spacing w:before="480" w:after="480" w:line="360" w:lineRule="auto"/>
         <w:jc w:val="left"/>
       </w:pPr>
@@ -2419,7 +2700,7 @@
         </w:rPr>
         <w:t>Valores</w:t>
       </w:r>
-      <w:bookmarkEnd w:id="bm_cap1_valores"/>
+      <w:bookmarkEnd w:id="16"/>
     </w:p>
     <w:p>
       <w:pPr>
@@ -2553,8 +2834,11 @@
       </w:r>
     </w:p>
     <w:p>
-      <w:bookmarkStart w:id="bm_cap1_obj" w:name="bm_cap1_obj"/>
-      <w:pPr>
+      <w:bookmarkStart w:id="17" w:name="bm_cap1_obj"/>
+      <w:pPr>
+        <w:pStyle w:val="IUTECPTítulo2"/>
+        <w:keepNext/>
+        <w:keepLines/>
         <w:spacing w:before="480" w:after="480" w:line="360" w:lineRule="auto"/>
         <w:jc w:val="left"/>
       </w:pPr>
@@ -2566,10 +2850,13 @@
         </w:rPr>
         <w:t>Objetivos Organizacionales</w:t>
       </w:r>
-      <w:bookmarkEnd w:id="bm_cap1_obj"/>
+      <w:bookmarkEnd w:id="17"/>
     </w:p>
     <w:p>
       <w:pPr>
+        <w:pStyle w:val="IUTECPTítulo2"/>
+        <w:keepNext/>
+        <w:keepLines/>
         <w:spacing w:before="480" w:after="480" w:line="360" w:lineRule="auto"/>
         <w:jc w:val="left"/>
       </w:pPr>
@@ -2599,6 +2886,9 @@
     </w:p>
     <w:p>
       <w:pPr>
+        <w:pStyle w:val="IUTECPTítulo2"/>
+        <w:keepNext/>
+        <w:keepLines/>
         <w:spacing w:before="480" w:after="480" w:line="360" w:lineRule="auto"/>
         <w:jc w:val="left"/>
       </w:pPr>
@@ -2822,8 +3112,101 @@
       </w:r>
     </w:p>
     <w:p>
-      <w:bookmarkStart w:id="bm_cap1_ubic" w:name="bm_cap1_ubic"/>
-      <w:pPr>
+      <w:pPr>
+        <w:keepNext/>
+        <w:keepLines/>
+        <w:spacing w:before="480"/>
+        <w:jc w:val="center"/>
+      </w:pPr>
+      <w:r>
+        <w:drawing>
+          <wp:inline xmlns:a="http://schemas.openxmlformats.org/drawingml/2006/main" xmlns:pic="http://schemas.openxmlformats.org/drawingml/2006/picture">
+            <wp:extent cx="1512000" cy="1512000"/>
+            <wp:docPr id="2" name="Picture 2"/>
+            <wp:cNvGraphicFramePr>
+              <a:graphicFrameLocks noChangeAspect="1"/>
+            </wp:cNvGraphicFramePr>
+            <a:graphic>
+              <a:graphicData uri="http://schemas.openxmlformats.org/drawingml/2006/picture">
+                <pic:pic>
+                  <pic:nvPicPr>
+                    <pic:cNvPr id="0" name="logo.png"/>
+                    <pic:cNvPicPr/>
+                  </pic:nvPicPr>
+                  <pic:blipFill>
+                    <a:blip r:embed="rId10"/>
+                    <a:stretch>
+                      <a:fillRect/>
+                    </a:stretch>
+                  </pic:blipFill>
+                  <pic:spPr>
+                    <a:xfrm>
+                      <a:off x="0" y="0"/>
+                      <a:ext cx="1512000" cy="1512000"/>
+                    </a:xfrm>
+                    <a:prstGeom prst="rect"/>
+                  </pic:spPr>
+                </pic:pic>
+              </a:graphicData>
+            </a:graphic>
+          </wp:inline>
+        </w:drawing>
+      </w:r>
+    </w:p>
+    <w:p>
+      <w:bookmarkStart w:id="18" w:name="bm_grafico1"/>
+      <w:pPr>
+        <w:keepNext/>
+        <w:keepLines/>
+        <w:spacing w:before="120" w:after="480"/>
+        <w:jc w:val="center"/>
+      </w:pPr>
+      <w:r>
+        <w:rPr>
+          <w:rFonts w:ascii="Times New Roman" w:hAnsi="Times New Roman"/>
+          <w:i/>
+          <w:sz w:val="20"/>
+        </w:rPr>
+        <w:t xml:space="preserve">Gráfico 1. </w:t>
+      </w:r>
+      <w:r>
+        <w:rPr>
+          <w:rFonts w:ascii="Times New Roman" w:hAnsi="Times New Roman"/>
+          <w:b/>
+          <w:sz w:val="20"/>
+        </w:rPr>
+        <w:t>Logotipo de la Empresa Mixta Petrolera Venangocupet, S.A.</w:t>
+      </w:r>
+      <w:bookmarkEnd w:id="18"/>
+    </w:p>
+    <w:p>
+      <w:pPr>
+        <w:spacing w:line="240" w:lineRule="auto" w:before="0" w:after="240"/>
+        <w:ind w:firstLine="0"/>
+        <w:jc w:val="center"/>
+      </w:pPr>
+      <w:r>
+        <w:rPr>
+          <w:rFonts w:ascii="Times New Roman" w:hAnsi="Times New Roman"/>
+          <w:i/>
+          <w:sz w:val="20"/>
+        </w:rPr>
+        <w:t xml:space="preserve">Fuente: </w:t>
+      </w:r>
+      <w:r>
+        <w:rPr>
+          <w:rFonts w:ascii="Times New Roman" w:hAnsi="Times New Roman"/>
+          <w:sz w:val="20"/>
+        </w:rPr>
+        <w:t>Empresa Mixta Petrolera Venangocupet, S.A. (2026).</w:t>
+      </w:r>
+    </w:p>
+    <w:p>
+      <w:bookmarkStart w:id="19" w:name="bm_cap1_ubic"/>
+      <w:pPr>
+        <w:pStyle w:val="IUTECPTítulo2"/>
+        <w:keepNext/>
+        <w:keepLines/>
         <w:spacing w:before="480" w:after="480" w:line="360" w:lineRule="auto"/>
         <w:jc w:val="left"/>
       </w:pPr>
@@ -2835,7 +3218,7 @@
         </w:rPr>
         <w:t>Ubicación geográfica</w:t>
       </w:r>
-      <w:bookmarkEnd w:id="bm_cap1_ubic"/>
+      <w:bookmarkEnd w:id="19"/>
     </w:p>
     <w:p>
       <w:pPr>
@@ -2854,6 +3237,8 @@
     </w:p>
     <w:p>
       <w:pPr>
+        <w:keepNext/>
+        <w:keepLines/>
         <w:spacing w:before="480"/>
         <w:jc w:val="center"/>
       </w:pPr>
@@ -2861,7 +3246,7 @@
         <w:drawing>
           <wp:inline xmlns:a="http://schemas.openxmlformats.org/drawingml/2006/main" xmlns:pic="http://schemas.openxmlformats.org/drawingml/2006/picture">
             <wp:extent cx="3960000" cy="2482717"/>
-            <wp:docPr id="2" name="Picture 2"/>
+            <wp:docPr id="3" name="Picture 3"/>
             <wp:cNvGraphicFramePr>
               <a:graphicFrameLocks noChangeAspect="1"/>
             </wp:cNvGraphicFramePr>
@@ -2873,7 +3258,7 @@
                     <pic:cNvPicPr/>
                   </pic:nvPicPr>
                   <pic:blipFill>
-                    <a:blip r:embed="rId10"/>
+                    <a:blip r:embed="rId11"/>
                     <a:stretch>
                       <a:fillRect/>
                     </a:stretch>
@@ -2893,8 +3278,10 @@
       </w:r>
     </w:p>
     <w:p>
-      <w:bookmarkStart w:id="bm_grafico2" w:name="bm_grafico2"/>
-      <w:pPr>
+      <w:bookmarkStart w:id="20" w:name="bm_grafico2"/>
+      <w:pPr>
+        <w:keepNext/>
+        <w:keepLines/>
         <w:spacing w:before="120" w:after="480"/>
         <w:jc w:val="center"/>
       </w:pPr>
@@ -2902,7 +3289,7 @@
         <w:rPr>
           <w:rFonts w:ascii="Times New Roman" w:hAnsi="Times New Roman"/>
           <w:i/>
-          <w:sz w:val="24"/>
+          <w:sz w:val="20"/>
         </w:rPr>
         <w:t xml:space="preserve">Gráfico 2. </w:t>
       </w:r>
@@ -2910,36 +3297,40 @@
         <w:rPr>
           <w:rFonts w:ascii="Times New Roman" w:hAnsi="Times New Roman"/>
           <w:b/>
-          <w:sz w:val="24"/>
+          <w:sz w:val="20"/>
         </w:rPr>
         <w:t>Referencia cartográfica de la ubicación de las oficinas administrativas de Venangocupet, S.A.</w:t>
       </w:r>
-      <w:bookmarkEnd w:id="bm_grafico2"/>
+      <w:bookmarkEnd w:id="20"/>
     </w:p>
     <w:p>
       <w:pPr>
-        <w:spacing w:before="0" w:after="240"/>
+        <w:spacing w:line="240" w:lineRule="auto" w:before="0" w:after="240"/>
+        <w:ind w:firstLine="0"/>
         <w:jc w:val="center"/>
       </w:pPr>
       <w:r>
         <w:rPr>
           <w:rFonts w:ascii="Times New Roman" w:hAnsi="Times New Roman"/>
           <w:i/>
-          <w:sz w:val="24"/>
+          <w:sz w:val="20"/>
         </w:rPr>
         <w:t xml:space="preserve">Fuente: </w:t>
       </w:r>
       <w:r>
         <w:rPr>
           <w:rFonts w:ascii="Times New Roman" w:hAnsi="Times New Roman"/>
-          <w:sz w:val="24"/>
+          <w:sz w:val="20"/>
         </w:rPr>
         <w:t>Captura cartográfica de Google Maps (2026). La empresa no aparece rotulada de forma independiente; se emplea como referencia el Centro Comercial San Remo Mall.</w:t>
       </w:r>
     </w:p>
     <w:p>
-      <w:bookmarkStart w:id="bm_cap1_pobla" w:name="bm_cap1_pobla"/>
-      <w:pPr>
+      <w:bookmarkStart w:id="21" w:name="bm_cap1_pobla"/>
+      <w:pPr>
+        <w:pStyle w:val="IUTECPTítulo2"/>
+        <w:keepNext/>
+        <w:keepLines/>
         <w:spacing w:before="480" w:after="480" w:line="360" w:lineRule="auto"/>
         <w:jc w:val="left"/>
       </w:pPr>
@@ -2951,12 +3342,33 @@
         </w:rPr>
         <w:t>Población de los trabajadores de la empresa</w:t>
       </w:r>
-      <w:bookmarkEnd w:id="bm_cap1_pobla"/>
+      <w:bookmarkEnd w:id="21"/>
     </w:p>
     <w:p>
-      <w:pPr>
-        <w:spacing w:after="120"/>
-      </w:pPr>
+      <w:bookmarkStart w:id="22" w:name="bm_cuadro1"/>
+      <w:pPr>
+        <w:keepNext/>
+        <w:keepLines/>
+        <w:spacing w:before="480" w:after="240" w:line="360" w:lineRule="auto"/>
+        <w:jc w:val="left"/>
+      </w:pPr>
+      <w:r>
+        <w:rPr>
+          <w:rFonts w:ascii="Times New Roman" w:hAnsi="Times New Roman"/>
+          <w:b/>
+          <w:sz w:val="20"/>
+        </w:rPr>
+        <w:t xml:space="preserve">Cuadro 1. </w:t>
+      </w:r>
+      <w:r>
+        <w:rPr>
+          <w:rFonts w:ascii="Times New Roman" w:hAnsi="Times New Roman"/>
+          <w:i/>
+          <w:sz w:val="20"/>
+        </w:rPr>
+        <w:t>Población de los trabajadores del Departamento de Presidencia.</w:t>
+      </w:r>
+      <w:bookmarkEnd w:id="22"/>
     </w:p>
     <w:tbl>
       <w:tblPr>
@@ -2974,6 +3386,9 @@
         <w:gridCol w:w="1134"/>
       </w:tblGrid>
       <w:tr>
+        <w:trPr>
+          <w:tblHeader/>
+        </w:trPr>
         <w:tc>
           <w:tcPr>
             <w:tcW w:w="1984" w:type="dxa"/>
@@ -2981,6 +3396,7 @@
           </w:tcPr>
           <w:p>
             <w:pPr>
+              <w:spacing w:line="240" w:lineRule="auto" w:before="40" w:after="40"/>
               <w:jc w:val="center"/>
             </w:pPr>
             <w:r/>
@@ -2988,7 +3404,7 @@
               <w:rPr>
                 <w:rFonts w:ascii="Times New Roman" w:hAnsi="Times New Roman"/>
                 <w:b/>
-                <w:sz w:val="16"/>
+                <w:sz w:val="20"/>
               </w:rPr>
               <w:t>Departamento / Área</w:t>
             </w:r>
@@ -3001,6 +3417,7 @@
           </w:tcPr>
           <w:p>
             <w:pPr>
+              <w:spacing w:line="240" w:lineRule="auto" w:before="40" w:after="40"/>
               <w:jc w:val="center"/>
             </w:pPr>
             <w:r/>
@@ -3008,7 +3425,7 @@
               <w:rPr>
                 <w:rFonts w:ascii="Times New Roman" w:hAnsi="Times New Roman"/>
                 <w:b/>
-                <w:sz w:val="16"/>
+                <w:sz w:val="20"/>
               </w:rPr>
               <w:t>Cargo</w:t>
             </w:r>
@@ -3021,6 +3438,7 @@
           </w:tcPr>
           <w:p>
             <w:pPr>
+              <w:spacing w:line="240" w:lineRule="auto" w:before="40" w:after="40"/>
               <w:jc w:val="center"/>
             </w:pPr>
             <w:r/>
@@ -3028,7 +3446,7 @@
               <w:rPr>
                 <w:rFonts w:ascii="Times New Roman" w:hAnsi="Times New Roman"/>
                 <w:b/>
-                <w:sz w:val="16"/>
+                <w:sz w:val="20"/>
               </w:rPr>
               <w:t>Femenino</w:t>
             </w:r>
@@ -3041,6 +3459,7 @@
           </w:tcPr>
           <w:p>
             <w:pPr>
+              <w:spacing w:line="240" w:lineRule="auto" w:before="40" w:after="40"/>
               <w:jc w:val="center"/>
             </w:pPr>
             <w:r/>
@@ -3048,7 +3467,7 @@
               <w:rPr>
                 <w:rFonts w:ascii="Times New Roman" w:hAnsi="Times New Roman"/>
                 <w:b/>
-                <w:sz w:val="16"/>
+                <w:sz w:val="20"/>
               </w:rPr>
               <w:t>Masculino</w:t>
             </w:r>
@@ -3061,6 +3480,7 @@
           </w:tcPr>
           <w:p>
             <w:pPr>
+              <w:spacing w:line="240" w:lineRule="auto" w:before="40" w:after="40"/>
               <w:jc w:val="center"/>
             </w:pPr>
             <w:r/>
@@ -3068,7 +3488,7 @@
               <w:rPr>
                 <w:rFonts w:ascii="Times New Roman" w:hAnsi="Times New Roman"/>
                 <w:b/>
-                <w:sz w:val="16"/>
+                <w:sz w:val="20"/>
               </w:rPr>
               <w:t>Total</w:t>
             </w:r>
@@ -3082,13 +3502,14 @@
           </w:tcPr>
           <w:p>
             <w:pPr>
+              <w:spacing w:line="240" w:lineRule="auto" w:before="40" w:after="40"/>
               <w:jc w:val="left"/>
             </w:pPr>
             <w:r/>
             <w:r>
               <w:rPr>
                 <w:rFonts w:ascii="Times New Roman" w:hAnsi="Times New Roman"/>
-                <w:sz w:val="16"/>
+                <w:sz w:val="20"/>
               </w:rPr>
               <w:t>Departamento de Presidencia</w:t>
             </w:r>
@@ -3100,13 +3521,14 @@
           </w:tcPr>
           <w:p>
             <w:pPr>
+              <w:spacing w:line="240" w:lineRule="auto" w:before="40" w:after="40"/>
               <w:jc w:val="left"/>
             </w:pPr>
             <w:r/>
             <w:r>
               <w:rPr>
                 <w:rFonts w:ascii="Times New Roman" w:hAnsi="Times New Roman"/>
-                <w:sz w:val="16"/>
+                <w:sz w:val="20"/>
               </w:rPr>
               <w:t>Presidente</w:t>
             </w:r>
@@ -3118,13 +3540,14 @@
           </w:tcPr>
           <w:p>
             <w:pPr>
+              <w:spacing w:line="240" w:lineRule="auto" w:before="40" w:after="40"/>
               <w:jc w:val="center"/>
             </w:pPr>
             <w:r/>
             <w:r>
               <w:rPr>
                 <w:rFonts w:ascii="Times New Roman" w:hAnsi="Times New Roman"/>
-                <w:sz w:val="16"/>
+                <w:sz w:val="20"/>
               </w:rPr>
               <w:t>0</w:t>
             </w:r>
@@ -3136,13 +3559,14 @@
           </w:tcPr>
           <w:p>
             <w:pPr>
+              <w:spacing w:line="240" w:lineRule="auto" w:before="40" w:after="40"/>
               <w:jc w:val="center"/>
             </w:pPr>
             <w:r/>
             <w:r>
               <w:rPr>
                 <w:rFonts w:ascii="Times New Roman" w:hAnsi="Times New Roman"/>
-                <w:sz w:val="16"/>
+                <w:sz w:val="20"/>
               </w:rPr>
               <w:t>1</w:t>
             </w:r>
@@ -3154,13 +3578,14 @@
           </w:tcPr>
           <w:p>
             <w:pPr>
+              <w:spacing w:line="240" w:lineRule="auto" w:before="40" w:after="40"/>
               <w:jc w:val="center"/>
             </w:pPr>
             <w:r/>
             <w:r>
               <w:rPr>
                 <w:rFonts w:ascii="Times New Roman" w:hAnsi="Times New Roman"/>
-                <w:sz w:val="16"/>
+                <w:sz w:val="20"/>
               </w:rPr>
               <w:t>1</w:t>
             </w:r>
@@ -3174,13 +3599,14 @@
           </w:tcPr>
           <w:p>
             <w:pPr>
+              <w:spacing w:line="240" w:lineRule="auto" w:before="40" w:after="40"/>
               <w:jc w:val="left"/>
             </w:pPr>
             <w:r/>
             <w:r>
               <w:rPr>
                 <w:rFonts w:ascii="Times New Roman" w:hAnsi="Times New Roman"/>
-                <w:sz w:val="16"/>
+                <w:sz w:val="20"/>
               </w:rPr>
               <w:t>Departamento de Presidencia</w:t>
             </w:r>
@@ -3192,13 +3618,14 @@
           </w:tcPr>
           <w:p>
             <w:pPr>
+              <w:spacing w:line="240" w:lineRule="auto" w:before="40" w:after="40"/>
               <w:jc w:val="left"/>
             </w:pPr>
             <w:r/>
             <w:r>
               <w:rPr>
                 <w:rFonts w:ascii="Times New Roman" w:hAnsi="Times New Roman"/>
-                <w:sz w:val="16"/>
+                <w:sz w:val="20"/>
               </w:rPr>
               <w:t>Secretaría</w:t>
             </w:r>
@@ -3210,13 +3637,14 @@
           </w:tcPr>
           <w:p>
             <w:pPr>
+              <w:spacing w:line="240" w:lineRule="auto" w:before="40" w:after="40"/>
               <w:jc w:val="center"/>
             </w:pPr>
             <w:r/>
             <w:r>
               <w:rPr>
                 <w:rFonts w:ascii="Times New Roman" w:hAnsi="Times New Roman"/>
-                <w:sz w:val="16"/>
+                <w:sz w:val="20"/>
               </w:rPr>
               <w:t>1</w:t>
             </w:r>
@@ -3228,13 +3656,14 @@
           </w:tcPr>
           <w:p>
             <w:pPr>
+              <w:spacing w:line="240" w:lineRule="auto" w:before="40" w:after="40"/>
               <w:jc w:val="center"/>
             </w:pPr>
             <w:r/>
             <w:r>
               <w:rPr>
                 <w:rFonts w:ascii="Times New Roman" w:hAnsi="Times New Roman"/>
-                <w:sz w:val="16"/>
+                <w:sz w:val="20"/>
               </w:rPr>
               <w:t>0</w:t>
             </w:r>
@@ -3246,13 +3675,14 @@
           </w:tcPr>
           <w:p>
             <w:pPr>
+              <w:spacing w:line="240" w:lineRule="auto" w:before="40" w:after="40"/>
               <w:jc w:val="center"/>
             </w:pPr>
             <w:r/>
             <w:r>
               <w:rPr>
                 <w:rFonts w:ascii="Times New Roman" w:hAnsi="Times New Roman"/>
-                <w:sz w:val="16"/>
+                <w:sz w:val="20"/>
               </w:rPr>
               <w:t>1</w:t>
             </w:r>
@@ -3266,13 +3696,14 @@
           </w:tcPr>
           <w:p>
             <w:pPr>
+              <w:spacing w:line="240" w:lineRule="auto" w:before="40" w:after="40"/>
               <w:jc w:val="left"/>
             </w:pPr>
             <w:r/>
             <w:r>
               <w:rPr>
                 <w:rFonts w:ascii="Times New Roman" w:hAnsi="Times New Roman"/>
-                <w:sz w:val="16"/>
+                <w:sz w:val="20"/>
               </w:rPr>
               <w:t>TOTAL GENERAL</w:t>
             </w:r>
@@ -3284,13 +3715,14 @@
           </w:tcPr>
           <w:p>
             <w:pPr>
+              <w:spacing w:line="240" w:lineRule="auto" w:before="40" w:after="40"/>
               <w:jc w:val="left"/>
             </w:pPr>
             <w:r/>
             <w:r>
               <w:rPr>
                 <w:rFonts w:ascii="Times New Roman" w:hAnsi="Times New Roman"/>
-                <w:sz w:val="16"/>
+                <w:sz w:val="20"/>
               </w:rPr>
             </w:r>
           </w:p>
@@ -3301,13 +3733,14 @@
           </w:tcPr>
           <w:p>
             <w:pPr>
+              <w:spacing w:line="240" w:lineRule="auto" w:before="40" w:after="40"/>
               <w:jc w:val="center"/>
             </w:pPr>
             <w:r/>
             <w:r>
               <w:rPr>
                 <w:rFonts w:ascii="Times New Roman" w:hAnsi="Times New Roman"/>
-                <w:sz w:val="16"/>
+                <w:sz w:val="20"/>
               </w:rPr>
               <w:t>1</w:t>
             </w:r>
@@ -3319,13 +3752,14 @@
           </w:tcPr>
           <w:p>
             <w:pPr>
+              <w:spacing w:line="240" w:lineRule="auto" w:before="40" w:after="40"/>
               <w:jc w:val="center"/>
             </w:pPr>
             <w:r/>
             <w:r>
               <w:rPr>
                 <w:rFonts w:ascii="Times New Roman" w:hAnsi="Times New Roman"/>
-                <w:sz w:val="16"/>
+                <w:sz w:val="20"/>
               </w:rPr>
               <w:t>1</w:t>
             </w:r>
@@ -3337,13 +3771,14 @@
           </w:tcPr>
           <w:p>
             <w:pPr>
+              <w:spacing w:line="240" w:lineRule="auto" w:before="40" w:after="40"/>
               <w:jc w:val="center"/>
             </w:pPr>
             <w:r/>
             <w:r>
               <w:rPr>
                 <w:rFonts w:ascii="Times New Roman" w:hAnsi="Times New Roman"/>
-                <w:sz w:val="16"/>
+                <w:sz w:val="20"/>
               </w:rPr>
               <w:t>2</w:t>
             </w:r>
@@ -3353,15 +3788,24 @@
     </w:tbl>
     <w:p>
       <w:pPr>
-        <w:spacing w:before="120"/>
+        <w:spacing w:line="240" w:lineRule="auto" w:before="0" w:after="240"/>
+        <w:ind w:firstLine="0"/>
+        <w:jc w:val="left"/>
       </w:pPr>
       <w:r>
         <w:rPr>
           <w:rFonts w:ascii="Times New Roman" w:hAnsi="Times New Roman"/>
           <w:i/>
-          <w:sz w:val="16"/>
+          <w:sz w:val="20"/>
         </w:rPr>
-        <w:t>Fuente: Información suministrada por el Departamento de Presidencia de la Empresa Mixta Petrolera Venangocupet, S.A. (2026).</w:t>
+        <w:t xml:space="preserve">Fuente: </w:t>
+      </w:r>
+      <w:r>
+        <w:rPr>
+          <w:rFonts w:ascii="Times New Roman" w:hAnsi="Times New Roman"/>
+          <w:sz w:val="20"/>
+        </w:rPr>
+        <w:t>Información suministrada por el Departamento de Presidencia de la Empresa Mixta Petrolera Venangocupet, S.A. (2026).</w:t>
       </w:r>
     </w:p>
     <w:p>
@@ -3380,8 +3824,11 @@
       </w:r>
     </w:p>
     <w:p>
-      <w:bookmarkStart w:id="bm_cap1_estruct" w:name="bm_cap1_estruct"/>
-      <w:pPr>
+      <w:bookmarkStart w:id="23" w:name="bm_cap1_estruct"/>
+      <w:pPr>
+        <w:pStyle w:val="IUTECPTítulo2"/>
+        <w:keepNext/>
+        <w:keepLines/>
         <w:spacing w:before="480" w:after="480" w:line="360" w:lineRule="auto"/>
         <w:jc w:val="left"/>
       </w:pPr>
@@ -3393,7 +3840,7 @@
         </w:rPr>
         <w:t>Estructura Organizativa</w:t>
       </w:r>
-      <w:bookmarkEnd w:id="bm_cap1_estruct"/>
+      <w:bookmarkEnd w:id="23"/>
     </w:p>
     <w:p>
       <w:pPr>
@@ -3412,6 +3859,8 @@
     </w:p>
     <w:p>
       <w:pPr>
+        <w:keepNext/>
+        <w:keepLines/>
         <w:spacing w:before="480"/>
         <w:jc w:val="center"/>
       </w:pPr>
@@ -3419,7 +3868,7 @@
         <w:drawing>
           <wp:inline xmlns:a="http://schemas.openxmlformats.org/drawingml/2006/main" xmlns:pic="http://schemas.openxmlformats.org/drawingml/2006/picture">
             <wp:extent cx="4320000" cy="3674391"/>
-            <wp:docPr id="3" name="Picture 3"/>
+            <wp:docPr id="4" name="Picture 4"/>
             <wp:cNvGraphicFramePr>
               <a:graphicFrameLocks noChangeAspect="1"/>
             </wp:cNvGraphicFramePr>
@@ -3431,7 +3880,7 @@
                     <pic:cNvPicPr/>
                   </pic:nvPicPr>
                   <pic:blipFill>
-                    <a:blip r:embed="rId11"/>
+                    <a:blip r:embed="rId12"/>
                     <a:stretch>
                       <a:fillRect/>
                     </a:stretch>
@@ -3451,8 +3900,10 @@
       </w:r>
     </w:p>
     <w:p>
-      <w:bookmarkStart w:id="bm_grafico3" w:name="bm_grafico3"/>
-      <w:pPr>
+      <w:bookmarkStart w:id="24" w:name="bm_grafico3"/>
+      <w:pPr>
+        <w:keepNext/>
+        <w:keepLines/>
         <w:spacing w:before="120" w:after="480"/>
         <w:jc w:val="center"/>
       </w:pPr>
@@ -3460,7 +3911,7 @@
         <w:rPr>
           <w:rFonts w:ascii="Times New Roman" w:hAnsi="Times New Roman"/>
           <w:i/>
-          <w:sz w:val="24"/>
+          <w:sz w:val="20"/>
         </w:rPr>
         <w:t xml:space="preserve">Gráfico 3. </w:t>
       </w:r>
@@ -3468,35 +3919,38 @@
         <w:rPr>
           <w:rFonts w:ascii="Times New Roman" w:hAnsi="Times New Roman"/>
           <w:b/>
-          <w:sz w:val="24"/>
+          <w:sz w:val="20"/>
         </w:rPr>
         <w:t>Organigrama estructural y niveles jerárquicos de Venangocupet, S.A.</w:t>
       </w:r>
-      <w:bookmarkEnd w:id="bm_grafico3"/>
+      <w:bookmarkEnd w:id="24"/>
     </w:p>
     <w:p>
       <w:pPr>
-        <w:spacing w:before="0" w:after="240"/>
+        <w:spacing w:line="240" w:lineRule="auto" w:before="0" w:after="240"/>
+        <w:ind w:firstLine="0"/>
         <w:jc w:val="center"/>
       </w:pPr>
       <w:r>
         <w:rPr>
           <w:rFonts w:ascii="Times New Roman" w:hAnsi="Times New Roman"/>
           <w:i/>
-          <w:sz w:val="24"/>
+          <w:sz w:val="20"/>
         </w:rPr>
         <w:t xml:space="preserve">Fuente: </w:t>
       </w:r>
       <w:r>
         <w:rPr>
           <w:rFonts w:ascii="Times New Roman" w:hAnsi="Times New Roman"/>
-          <w:sz w:val="24"/>
+          <w:sz w:val="20"/>
         </w:rPr>
         <w:t>Empresa Mixta Petrolera Venangocupet, S.A. (2026).</w:t>
       </w:r>
     </w:p>
     <w:p>
       <w:pPr>
+        <w:keepNext/>
+        <w:keepLines/>
         <w:spacing w:before="480"/>
         <w:jc w:val="center"/>
       </w:pPr>
@@ -3504,7 +3958,7 @@
         <w:drawing>
           <wp:inline xmlns:a="http://schemas.openxmlformats.org/drawingml/2006/main" xmlns:pic="http://schemas.openxmlformats.org/drawingml/2006/picture">
             <wp:extent cx="4320000" cy="2881208"/>
-            <wp:docPr id="4" name="Picture 4"/>
+            <wp:docPr id="5" name="Picture 5"/>
             <wp:cNvGraphicFramePr>
               <a:graphicFrameLocks noChangeAspect="1"/>
             </wp:cNvGraphicFramePr>
@@ -3516,7 +3970,7 @@
                     <pic:cNvPicPr/>
                   </pic:nvPicPr>
                   <pic:blipFill>
-                    <a:blip r:embed="rId12"/>
+                    <a:blip r:embed="rId13"/>
                     <a:stretch>
                       <a:fillRect/>
                     </a:stretch>
@@ -3536,8 +3990,10 @@
       </w:r>
     </w:p>
     <w:p>
-      <w:bookmarkStart w:id="bm_grafico4" w:name="bm_grafico4"/>
-      <w:pPr>
+      <w:bookmarkStart w:id="25" w:name="bm_grafico4"/>
+      <w:pPr>
+        <w:keepNext/>
+        <w:keepLines/>
         <w:spacing w:before="120" w:after="480"/>
         <w:jc w:val="center"/>
       </w:pPr>
@@ -3545,57 +4001,96 @@
         <w:rPr>
           <w:rFonts w:ascii="Times New Roman" w:hAnsi="Times New Roman"/>
           <w:i/>
-          <w:sz w:val="24"/>
+          <w:sz w:val="20"/>
         </w:rPr>
         <w:t xml:space="preserve">Gráfico 4. </w:t>
       </w:r>
+      <w:r>
+        <w:rPr>
+          <w:rFonts w:ascii="Times New Roman" w:hAnsi="Times New Roman"/>
+          <w:b/>
+          <w:sz w:val="20"/>
+        </w:rPr>
+        <w:t>Organigrama del Departamento de Presidencia.</w:t>
+      </w:r>
+      <w:bookmarkEnd w:id="25"/>
+    </w:p>
+    <w:p>
+      <w:pPr>
+        <w:spacing w:line="240" w:lineRule="auto" w:before="0" w:after="240"/>
+        <w:ind w:firstLine="0"/>
+        <w:jc w:val="center"/>
+      </w:pPr>
+      <w:r>
+        <w:rPr>
+          <w:rFonts w:ascii="Times New Roman" w:hAnsi="Times New Roman"/>
+          <w:i/>
+          <w:sz w:val="20"/>
+        </w:rPr>
+        <w:t xml:space="preserve">Fuente: </w:t>
+      </w:r>
+      <w:r>
+        <w:rPr>
+          <w:rFonts w:ascii="Times New Roman" w:hAnsi="Times New Roman"/>
+          <w:sz w:val="20"/>
+        </w:rPr>
+        <w:t>Empresa Mixta Petrolera Venangocupet, S.A. (2026).</w:t>
+      </w:r>
+    </w:p>
+    <w:p>
+      <w:bookmarkStart w:id="26" w:name="bm_cap1_departamento"/>
+      <w:pPr>
+        <w:pStyle w:val="IUTECPTítulo2"/>
+        <w:keepNext/>
+        <w:keepLines/>
+        <w:spacing w:before="480" w:after="480" w:line="360" w:lineRule="auto"/>
+        <w:jc w:val="left"/>
+      </w:pPr>
       <w:r>
         <w:rPr>
           <w:rFonts w:ascii="Times New Roman" w:hAnsi="Times New Roman"/>
           <w:b/>
           <w:sz w:val="24"/>
         </w:rPr>
-        <w:t>Organigrama del Departamento de Presidencia.</w:t>
-      </w:r>
-      <w:bookmarkEnd w:id="bm_grafico4"/>
+        <w:t>Descripción del departamento donde realizó la pasantía</w:t>
+      </w:r>
+      <w:bookmarkEnd w:id="26"/>
     </w:p>
     <w:p>
       <w:pPr>
-        <w:spacing w:before="0" w:after="240"/>
-        <w:jc w:val="center"/>
+        <w:spacing w:line="360" w:lineRule="auto" w:after="0" w:before="0"/>
+        <w:ind w:firstLine="709"/>
+        <w:jc w:val="both"/>
       </w:pPr>
       <w:r>
         <w:rPr>
           <w:rFonts w:ascii="Times New Roman" w:hAnsi="Times New Roman"/>
-          <w:i/>
+          <w:i w:val="0"/>
           <w:sz w:val="24"/>
         </w:rPr>
-        <w:t xml:space="preserve">Fuente: </w:t>
-      </w:r>
-      <w:r>
-        <w:rPr>
-          <w:rFonts w:ascii="Times New Roman" w:hAnsi="Times New Roman"/>
-          <w:sz w:val="24"/>
-        </w:rPr>
-        <w:t>Empresa Mixta Petrolera Venangocupet, S.A. (2026).</w:t>
+        <w:t>El Departamento de Presidencia fue el área donde se desarrollaron las pasantías y funciona como punto de recepción, revisión, firma y despacho de correspondencia ejecutiva. El flujo observado comprende la recepción externa del documento, la revisión ortográfica y de formato, el registro de ingreso, la entrega al Presidente para firma, el registro de egreso y el despacho al departamento de destino. La práctica también incluyó el registro y actualización de expedientes, la revisión y canalización de correspondencia y la elaboración de reportes.</w:t>
       </w:r>
     </w:p>
     <w:p>
       <w:pPr>
         <w:sectPr>
-          <w:footerReference w:type="default" r:id="rId35"/>
-          <w:type w:val="continuous"/>
+          <w:footerReference w:type="default" r:id="rId36"/>
+          <w:footerReference w:type="first" r:id="rId37"/>
           <w:pgSz w:w="12240" w:h="15840"/>
           <w:pgMar w:top="1701" w:right="1701" w:bottom="1701" w:left="2268" w:header="720" w:footer="720" w:gutter="0"/>
           <w:cols w:space="720"/>
           <w:titlePg/>
           <w:docGrid w:linePitch="360"/>
+          <w:pgNumType w:fmt="decimal"/>
         </w:sectPr>
       </w:pPr>
     </w:p>
     <w:p>
-      <w:bookmarkStart w:id="bm_referencias" w:name="bm_referencias"/>
-      <w:pPr>
+      <w:bookmarkStart w:id="27" w:name="bm_referencias"/>
+      <w:pPr>
+        <w:pStyle w:val="IUTECPPreliminar"/>
+        <w:keepNext/>
+        <w:keepLines/>
         <w:spacing w:before="1140" w:after="480"/>
         <w:jc w:val="center"/>
       </w:pPr>
@@ -3607,231 +4102,379 @@
         </w:rPr>
         <w:t>REFERENCIAS</w:t>
       </w:r>
-      <w:bookmarkEnd w:id="bm_referencias"/>
+      <w:bookmarkEnd w:id="27"/>
     </w:p>
     <w:p>
       <w:pPr>
+        <w:spacing w:before="480" w:after="0"/>
+      </w:pPr>
+    </w:p>
+    <w:p>
+      <w:pPr>
+        <w:spacing w:line="240" w:lineRule="auto" w:after="480" w:before="0"/>
+        <w:ind w:left="425" w:hanging="425"/>
+        <w:jc w:val="both"/>
+      </w:pPr>
+      <w:r>
+        <w:rPr>
+          <w:rFonts w:ascii="Times New Roman" w:hAnsi="Times New Roman"/>
+          <w:b w:val="0"/>
+          <w:sz w:val="24"/>
+        </w:rPr>
+        <w:t xml:space="preserve">Arias, F. (2012). </w:t>
+      </w:r>
+      <w:r>
+        <w:rPr>
+          <w:rFonts w:ascii="Times New Roman" w:hAnsi="Times New Roman"/>
+          <w:b/>
+          <w:sz w:val="24"/>
+        </w:rPr>
+        <w:t>El proyecto de investigación: Introducción a la metodología científica (6ta ed.)</w:t>
+      </w:r>
+      <w:r>
+        <w:rPr>
+          <w:rFonts w:ascii="Times New Roman" w:hAnsi="Times New Roman"/>
+          <w:b w:val="0"/>
+          <w:sz w:val="24"/>
+        </w:rPr>
+        <w:t>. Episteme, Venezuela.</w:t>
+      </w:r>
+    </w:p>
+    <w:p>
+      <w:pPr>
+        <w:spacing w:line="240" w:lineRule="auto" w:after="480" w:before="0"/>
+        <w:ind w:left="425" w:hanging="425"/>
+        <w:jc w:val="both"/>
+      </w:pPr>
+      <w:r>
+        <w:rPr>
+          <w:rFonts w:ascii="Times New Roman" w:hAnsi="Times New Roman"/>
+          <w:b w:val="0"/>
+          <w:sz w:val="24"/>
+        </w:rPr>
+        <w:t xml:space="preserve">Codd, E. F. (1970). </w:t>
+      </w:r>
+      <w:r>
+        <w:rPr>
+          <w:rFonts w:ascii="Times New Roman" w:hAnsi="Times New Roman"/>
+          <w:b/>
+          <w:sz w:val="24"/>
+        </w:rPr>
+        <w:t>A relational model of data for large shared data banks</w:t>
+      </w:r>
+      <w:r>
+        <w:rPr>
+          <w:rFonts w:ascii="Times New Roman" w:hAnsi="Times New Roman"/>
+          <w:b w:val="0"/>
+          <w:sz w:val="24"/>
+        </w:rPr>
+        <w:t>. Communications of the ACM, 13(6), 377-387.</w:t>
+      </w:r>
+    </w:p>
+    <w:p>
+      <w:pPr>
+        <w:spacing w:line="240" w:lineRule="auto" w:after="480" w:before="0"/>
+        <w:ind w:left="425" w:hanging="425"/>
+        <w:jc w:val="both"/>
+      </w:pPr>
+      <w:r>
+        <w:rPr>
+          <w:rFonts w:ascii="Times New Roman" w:hAnsi="Times New Roman"/>
+          <w:b w:val="0"/>
+          <w:sz w:val="24"/>
+        </w:rPr>
+        <w:t xml:space="preserve">Cruz Mundet, J. R. (2011). </w:t>
+      </w:r>
+      <w:r>
+        <w:rPr>
+          <w:rFonts w:ascii="Times New Roman" w:hAnsi="Times New Roman"/>
+          <w:b/>
+          <w:sz w:val="24"/>
+        </w:rPr>
+        <w:t>Administración de documentos y archivos: Textos fundamentales</w:t>
+      </w:r>
+      <w:r>
+        <w:rPr>
+          <w:rFonts w:ascii="Times New Roman" w:hAnsi="Times New Roman"/>
+          <w:b w:val="0"/>
+          <w:sz w:val="24"/>
+        </w:rPr>
+        <w:t>. Coordinadora de Asociaciones de Archiveros, España.</w:t>
+      </w:r>
+    </w:p>
+    <w:p>
+      <w:pPr>
+        <w:spacing w:line="240" w:lineRule="auto" w:after="480" w:before="0"/>
+        <w:ind w:left="425" w:hanging="425"/>
+        <w:jc w:val="both"/>
+      </w:pPr>
+      <w:r>
+        <w:rPr>
+          <w:rFonts w:ascii="Times New Roman" w:hAnsi="Times New Roman"/>
+          <w:b w:val="0"/>
+          <w:sz w:val="24"/>
+        </w:rPr>
+        <w:t xml:space="preserve">Date, C. J. (2001). </w:t>
+      </w:r>
+      <w:r>
+        <w:rPr>
+          <w:rFonts w:ascii="Times New Roman" w:hAnsi="Times New Roman"/>
+          <w:b/>
+          <w:sz w:val="24"/>
+        </w:rPr>
+        <w:t>Introducción a los sistemas de bases de datos (7ma ed.)</w:t>
+      </w:r>
+      <w:r>
+        <w:rPr>
+          <w:rFonts w:ascii="Times New Roman" w:hAnsi="Times New Roman"/>
+          <w:b w:val="0"/>
+          <w:sz w:val="24"/>
+        </w:rPr>
+        <w:t>. Pearson Educación, México.</w:t>
+      </w:r>
+    </w:p>
+    <w:p>
+      <w:pPr>
+        <w:spacing w:line="240" w:lineRule="auto" w:after="480" w:before="0"/>
+        <w:ind w:left="425" w:hanging="425"/>
+        <w:jc w:val="both"/>
+      </w:pPr>
+      <w:r>
+        <w:rPr>
+          <w:rFonts w:ascii="Times New Roman" w:hAnsi="Times New Roman"/>
+          <w:b w:val="0"/>
+          <w:sz w:val="24"/>
+        </w:rPr>
+        <w:t xml:space="preserve">Gómez, R. (2019). </w:t>
+      </w:r>
+      <w:r>
+        <w:rPr>
+          <w:rFonts w:ascii="Times New Roman" w:hAnsi="Times New Roman"/>
+          <w:b/>
+          <w:sz w:val="24"/>
+        </w:rPr>
+        <w:t>Gestión Documental y Sistemas</w:t>
+      </w:r>
+      <w:r>
+        <w:rPr>
+          <w:rFonts w:ascii="Times New Roman" w:hAnsi="Times New Roman"/>
+          <w:b w:val="0"/>
+          <w:sz w:val="24"/>
+        </w:rPr>
+        <w:t>. Editorial Trillas, México.</w:t>
+      </w:r>
+    </w:p>
+    <w:p>
+      <w:pPr>
+        <w:spacing w:line="240" w:lineRule="auto" w:after="480" w:before="0"/>
+        <w:ind w:left="425" w:hanging="425"/>
+        <w:jc w:val="both"/>
+      </w:pPr>
+      <w:r>
+        <w:rPr>
+          <w:rFonts w:ascii="Times New Roman" w:hAnsi="Times New Roman"/>
+          <w:b w:val="0"/>
+          <w:sz w:val="24"/>
+        </w:rPr>
+        <w:t xml:space="preserve">Kendall, K., y Kendall, J. (2011). </w:t>
+      </w:r>
+      <w:r>
+        <w:rPr>
+          <w:rFonts w:ascii="Times New Roman" w:hAnsi="Times New Roman"/>
+          <w:b/>
+          <w:sz w:val="24"/>
+        </w:rPr>
+        <w:t>Análisis y diseño de sistemas (8va ed.)</w:t>
+      </w:r>
+      <w:r>
+        <w:rPr>
+          <w:rFonts w:ascii="Times New Roman" w:hAnsi="Times New Roman"/>
+          <w:b w:val="0"/>
+          <w:sz w:val="24"/>
+        </w:rPr>
+        <w:t>. Pearson Educación, México.</w:t>
+      </w:r>
+    </w:p>
+    <w:p>
+      <w:pPr>
+        <w:spacing w:line="240" w:lineRule="auto" w:after="480" w:before="0"/>
+        <w:ind w:left="425" w:hanging="425"/>
+        <w:jc w:val="both"/>
+      </w:pPr>
+      <w:r>
+        <w:rPr>
+          <w:rFonts w:ascii="Times New Roman" w:hAnsi="Times New Roman"/>
+          <w:b w:val="0"/>
+          <w:sz w:val="24"/>
+        </w:rPr>
+        <w:t xml:space="preserve">Laudon, K., y Laudon, J. (2016). </w:t>
+      </w:r>
+      <w:r>
+        <w:rPr>
+          <w:rFonts w:ascii="Times New Roman" w:hAnsi="Times New Roman"/>
+          <w:b/>
+          <w:sz w:val="24"/>
+        </w:rPr>
+        <w:t>Sistemas de información gerencial (14va ed.)</w:t>
+      </w:r>
+      <w:r>
+        <w:rPr>
+          <w:rFonts w:ascii="Times New Roman" w:hAnsi="Times New Roman"/>
+          <w:b w:val="0"/>
+          <w:sz w:val="24"/>
+        </w:rPr>
+        <w:t>. Pearson Educación, México.</w:t>
+      </w:r>
+    </w:p>
+    <w:p>
+      <w:pPr>
+        <w:spacing w:line="240" w:lineRule="auto" w:after="480" w:before="0"/>
+        <w:ind w:left="425" w:hanging="425"/>
+        <w:jc w:val="both"/>
+      </w:pPr>
+      <w:r>
+        <w:rPr>
+          <w:rFonts w:ascii="Times New Roman" w:hAnsi="Times New Roman"/>
+          <w:b w:val="0"/>
+          <w:sz w:val="24"/>
+        </w:rPr>
+        <w:t xml:space="preserve">Pressman, R. (2010). </w:t>
+      </w:r>
+      <w:r>
+        <w:rPr>
+          <w:rFonts w:ascii="Times New Roman" w:hAnsi="Times New Roman"/>
+          <w:b/>
+          <w:sz w:val="24"/>
+        </w:rPr>
+        <w:t>Ingeniería de Software: Un enfoque práctico (7ma ed.)</w:t>
+      </w:r>
+      <w:r>
+        <w:rPr>
+          <w:rFonts w:ascii="Times New Roman" w:hAnsi="Times New Roman"/>
+          <w:b w:val="0"/>
+          <w:sz w:val="24"/>
+        </w:rPr>
+        <w:t>. McGraw-Hill, México.</w:t>
+      </w:r>
+    </w:p>
+    <w:p>
+      <w:pPr>
+        <w:spacing w:line="240" w:lineRule="auto" w:after="480" w:before="0"/>
+        <w:ind w:left="425" w:hanging="425"/>
+        <w:jc w:val="both"/>
+      </w:pPr>
+      <w:r>
+        <w:rPr>
+          <w:rFonts w:ascii="Times New Roman" w:hAnsi="Times New Roman"/>
+          <w:b w:val="0"/>
+          <w:sz w:val="24"/>
+        </w:rPr>
+        <w:t xml:space="preserve">Universidad Pedagógica Experimental Libertador. (2016). </w:t>
+      </w:r>
+      <w:r>
+        <w:rPr>
+          <w:rFonts w:ascii="Times New Roman" w:hAnsi="Times New Roman"/>
+          <w:b/>
+          <w:sz w:val="24"/>
+        </w:rPr>
+        <w:t>Manual de trabajos de grado de especialización y maestría y tesis doctorales (5ta ed.)</w:t>
+      </w:r>
+      <w:r>
+        <w:rPr>
+          <w:rFonts w:ascii="Times New Roman" w:hAnsi="Times New Roman"/>
+          <w:b w:val="0"/>
+          <w:sz w:val="24"/>
+        </w:rPr>
+        <w:t>. FEDUPEL, Venezuela.</w:t>
+      </w:r>
+    </w:p>
+    <w:p>
+      <w:pPr>
         <w:sectPr>
-          <w:footerReference w:type="default" r:id="rId36"/>
+          <w:footerReference w:type="default" r:id="rId38"/>
+          <w:footerReference w:type="first" r:id="rId39"/>
           <w:pgSz w:w="12240" w:h="15840"/>
           <w:pgMar w:top="1701" w:right="1701" w:bottom="1701" w:left="2268" w:header="720" w:footer="720" w:gutter="0"/>
           <w:cols w:space="720"/>
           <w:titlePg/>
           <w:docGrid w:linePitch="360"/>
+          <w:pgNumType w:fmt="decimal"/>
         </w:sectPr>
       </w:pPr>
     </w:p>
     <w:p>
-      <w:pPr>
-        <w:spacing w:before="480" w:after="0"/>
-      </w:pPr>
-    </w:p>
-    <w:p>
-      <w:pPr>
-        <w:spacing w:line="240" w:lineRule="auto" w:after="480" w:before="0"/>
-        <w:ind w:left="425" w:hanging="425"/>
-        <w:jc w:val="both"/>
-      </w:pPr>
-      <w:r>
-        <w:rPr>
-          <w:rFonts w:ascii="Times New Roman" w:hAnsi="Times New Roman"/>
-          <w:sz w:val="24"/>
-        </w:rPr>
-        <w:t>Arias, F. (2012). El proyecto de investigación: Introducción a la metodología científica (6ta ed.). Episteme, Venezuela.</w:t>
-      </w:r>
-    </w:p>
-    <w:p>
-      <w:pPr>
-        <w:spacing w:line="240" w:lineRule="auto" w:after="480" w:before="0"/>
-        <w:ind w:left="425" w:hanging="425"/>
-        <w:jc w:val="both"/>
-      </w:pPr>
-      <w:r>
-        <w:rPr>
-          <w:rFonts w:ascii="Times New Roman" w:hAnsi="Times New Roman"/>
-          <w:sz w:val="24"/>
-        </w:rPr>
-        <w:t>Codd, E. F. (1970). A relational model of data for large shared data banks. Communications of the ACM, 13(6), 377-387.</w:t>
-      </w:r>
-    </w:p>
-    <w:p>
-      <w:pPr>
-        <w:spacing w:line="240" w:lineRule="auto" w:after="480" w:before="0"/>
-        <w:ind w:left="425" w:hanging="425"/>
-        <w:jc w:val="both"/>
-      </w:pPr>
-      <w:r>
-        <w:rPr>
-          <w:rFonts w:ascii="Times New Roman" w:hAnsi="Times New Roman"/>
-          <w:sz w:val="24"/>
-        </w:rPr>
-        <w:t>Cruz Mundet, J. R. (2011). Administración de documentos y archivos: Textos fundamentales. Coordinadora de Asociaciones de Archiveros, España.</w:t>
-      </w:r>
-    </w:p>
-    <w:p>
-      <w:pPr>
-        <w:spacing w:line="240" w:lineRule="auto" w:after="480" w:before="0"/>
-        <w:ind w:left="425" w:hanging="425"/>
-        <w:jc w:val="both"/>
-      </w:pPr>
-      <w:r>
-        <w:rPr>
-          <w:rFonts w:ascii="Times New Roman" w:hAnsi="Times New Roman"/>
-          <w:sz w:val="24"/>
-        </w:rPr>
-        <w:t>Date, C. J. (2001). Introducción a los sistemas de bases de datos (7ma ed.). Pearson Educación, México.</w:t>
-      </w:r>
-    </w:p>
-    <w:p>
-      <w:pPr>
-        <w:spacing w:line="240" w:lineRule="auto" w:after="480" w:before="0"/>
-        <w:ind w:left="425" w:hanging="425"/>
-        <w:jc w:val="both"/>
-      </w:pPr>
-      <w:r>
-        <w:rPr>
-          <w:rFonts w:ascii="Times New Roman" w:hAnsi="Times New Roman"/>
-          <w:sz w:val="24"/>
-        </w:rPr>
-        <w:t>Gómez, R. (2019). Gestión Documental y Sistemas. Editorial Trillas, México.</w:t>
-      </w:r>
-    </w:p>
-    <w:p>
-      <w:pPr>
-        <w:spacing w:line="240" w:lineRule="auto" w:after="480" w:before="0"/>
-        <w:ind w:left="425" w:hanging="425"/>
-        <w:jc w:val="both"/>
-      </w:pPr>
-      <w:r>
-        <w:rPr>
-          <w:rFonts w:ascii="Times New Roman" w:hAnsi="Times New Roman"/>
-          <w:sz w:val="24"/>
-        </w:rPr>
-        <w:t>Kendall, K., y Kendall, J. (2011). Análisis y diseño de sistemas (8va ed.). Pearson Educación, México.</w:t>
-      </w:r>
-    </w:p>
-    <w:p>
-      <w:pPr>
-        <w:spacing w:line="240" w:lineRule="auto" w:after="480" w:before="0"/>
-        <w:ind w:left="425" w:hanging="425"/>
-        <w:jc w:val="both"/>
-      </w:pPr>
-      <w:r>
-        <w:rPr>
-          <w:rFonts w:ascii="Times New Roman" w:hAnsi="Times New Roman"/>
-          <w:sz w:val="24"/>
-        </w:rPr>
-        <w:t>Laudon, K., y Laudon, J. (2016). Sistemas de información gerencial (14va ed.). Pearson Educación, México.</w:t>
-      </w:r>
-    </w:p>
-    <w:p>
-      <w:pPr>
-        <w:spacing w:line="240" w:lineRule="auto" w:after="480" w:before="0"/>
-        <w:ind w:left="425" w:hanging="425"/>
-        <w:jc w:val="both"/>
-      </w:pPr>
-      <w:r>
-        <w:rPr>
-          <w:rFonts w:ascii="Times New Roman" w:hAnsi="Times New Roman"/>
-          <w:sz w:val="24"/>
-        </w:rPr>
-        <w:t>Pressman, R. (2010). Ingeniería de Software: Un enfoque práctico (7ma ed.). McGraw-Hill, México.</w:t>
-      </w:r>
-    </w:p>
-    <w:p>
-      <w:pPr>
-        <w:spacing w:line="240" w:lineRule="auto" w:after="480" w:before="0"/>
-        <w:ind w:left="425" w:hanging="425"/>
-        <w:jc w:val="both"/>
-      </w:pPr>
-      <w:r>
-        <w:rPr>
-          <w:rFonts w:ascii="Times New Roman" w:hAnsi="Times New Roman"/>
-          <w:sz w:val="24"/>
-        </w:rPr>
-        <w:t>Universidad Pedagógica Experimental Libertador. (2016). Manual de trabajos de grado de especialización y maestría y tesis doctorales (5ta ed.). FEDUPEL, Venezuela.</w:t>
-      </w:r>
-    </w:p>
-    <w:p>
-      <w:pPr>
-        <w:sectPr>
-          <w:footerReference w:type="default" r:id="rId37"/>
-          <w:type w:val="continuous"/>
-          <w:pgSz w:w="12240" w:h="15840"/>
-          <w:pgMar w:top="1701" w:right="1701" w:bottom="1701" w:left="2268" w:header="720" w:footer="720" w:gutter="0"/>
-          <w:cols w:space="720"/>
-          <w:titlePg/>
-          <w:docGrid w:linePitch="360"/>
-        </w:sectPr>
-      </w:pPr>
-    </w:p>
-    <w:p>
-      <w:bookmarkStart w:id="bm_anexos" w:name="bm_anexos"/>
-      <w:pPr>
-        <w:spacing w:before="4740"/>
+      <w:bookmarkStart w:id="28" w:name="bm_anexos"/>
+      <w:pPr>
+        <w:spacing w:before="6075"/>
         <w:jc w:val="center"/>
       </w:pPr>
-      <w:r>
-        <w:rPr>
-          <w:rFonts w:ascii="Times New Roman" w:hAnsi="Times New Roman"/>
-          <w:b/>
-          <w:sz w:val="32"/>
-        </w:rPr>
-        <w:t>ANEXOS</w:t>
-      </w:r>
-      <w:bookmarkEnd w:id="bm_anexos"/>
-    </w:p>
-    <w:p>
-      <w:pPr>
-        <w:sectPr>
-          <w:footerReference w:type="default" r:id="rId38"/>
-          <w:pgSz w:w="12240" w:h="15840"/>
-          <w:pgMar w:top="1701" w:right="1701" w:bottom="1701" w:left="2268" w:header="720" w:footer="720" w:gutter="0"/>
-          <w:cols w:space="720"/>
-          <w:titlePg/>
-          <w:docGrid w:linePitch="360"/>
-        </w:sectPr>
-      </w:pPr>
-    </w:p>
-    <w:p>
-      <w:bookmarkStart w:id="bm_anexoA" w:name="bm_anexoA"/>
-      <w:pPr>
-        <w:spacing w:before="0" w:after="480"/>
-        <w:jc w:val="center"/>
-      </w:pPr>
-      <w:bookmarkEnd w:id="bm_anexoA"/>
       <w:r>
         <w:rPr>
           <w:rFonts w:ascii="Times New Roman" w:hAnsi="Times New Roman"/>
           <w:b/>
           <w:sz w:val="24"/>
         </w:rPr>
-        <w:t>ANEXO A</w:t>
-      </w:r>
+        <w:t>ANEXOS</w:t>
+      </w:r>
+      <w:bookmarkEnd w:id="28"/>
     </w:p>
     <w:p>
       <w:pPr>
-        <w:spacing w:before="240" w:after="480"/>
+        <w:sectPr>
+          <w:footerReference w:type="default" r:id="rId40"/>
+          <w:pgSz w:w="12240" w:h="15840"/>
+          <w:pgMar w:top="1701" w:right="1701" w:bottom="1701" w:left="2268" w:header="720" w:footer="720" w:gutter="0"/>
+          <w:cols w:space="720"/>
+          <w:docGrid w:linePitch="360"/>
+          <w:pgNumType w:fmt="decimal"/>
+        </w:sectPr>
+      </w:pPr>
+    </w:p>
+    <w:p>
+      <w:bookmarkStart w:id="29" w:name="bm_anexoA"/>
+      <w:pPr>
+        <w:keepNext/>
+        <w:keepLines/>
+        <w:spacing w:before="0" w:after="480"/>
         <w:jc w:val="center"/>
       </w:pPr>
+      <w:bookmarkEnd w:id="29"/>
       <w:r>
         <w:rPr>
           <w:rFonts w:ascii="Times New Roman" w:hAnsi="Times New Roman"/>
           <w:b/>
-          <w:sz w:val="24"/>
+          <w:sz w:val="20"/>
+        </w:rPr>
+        <w:t>ANEXO A</w:t>
+      </w:r>
+    </w:p>
+    <w:p>
+      <w:pPr>
+        <w:keepNext/>
+        <w:keepLines/>
+        <w:spacing w:before="240" w:after="480"/>
+        <w:jc w:val="center"/>
+      </w:pPr>
+      <w:r>
+        <w:rPr>
+          <w:rFonts w:ascii="Times New Roman" w:hAnsi="Times New Roman"/>
+          <w:b/>
+          <w:sz w:val="20"/>
         </w:rPr>
         <w:t>[Árbol del problema del control de movimientos documentales]</w:t>
       </w:r>
     </w:p>
     <w:p>
       <w:pPr>
+        <w:keepNext/>
+        <w:keepLines/>
         <w:jc w:val="center"/>
       </w:pPr>
       <w:r>
         <w:drawing>
           <wp:inline xmlns:a="http://schemas.openxmlformats.org/drawingml/2006/main" xmlns:pic="http://schemas.openxmlformats.org/drawingml/2006/picture">
-            <wp:extent cx="3960000" cy="4860000"/>
-            <wp:docPr id="5" name="Picture 5"/>
+            <wp:extent cx="3960000" cy="2317669"/>
+            <wp:docPr id="6" name="Picture 6"/>
             <wp:cNvGraphicFramePr>
               <a:graphicFrameLocks noChangeAspect="1"/>
             </wp:cNvGraphicFramePr>
@@ -3843,7 +4486,7 @@
                     <pic:cNvPicPr/>
                   </pic:nvPicPr>
                   <pic:blipFill>
-                    <a:blip r:embed="rId13"/>
+                    <a:blip r:embed="rId14"/>
                     <a:stretch>
                       <a:fillRect/>
                     </a:stretch>
@@ -3851,7 +4494,7 @@
                   <pic:spPr>
                     <a:xfrm>
                       <a:off x="0" y="0"/>
-                      <a:ext cx="3960000" cy="4860000"/>
+                      <a:ext cx="3960000" cy="2317669"/>
                     </a:xfrm>
                     <a:prstGeom prst="rect"/>
                   </pic:spPr>
@@ -3862,13 +4505,907 @@
         </w:drawing>
       </w:r>
     </w:p>
+    <w:p>
+      <w:pPr>
+        <w:spacing w:line="240" w:lineRule="auto" w:before="0" w:after="240"/>
+        <w:ind w:firstLine="0"/>
+        <w:jc w:val="center"/>
+      </w:pPr>
+      <w:r>
+        <w:rPr>
+          <w:rFonts w:ascii="Times New Roman" w:hAnsi="Times New Roman"/>
+          <w:i/>
+          <w:sz w:val="20"/>
+        </w:rPr>
+        <w:t xml:space="preserve">Fuente: </w:t>
+      </w:r>
+      <w:r>
+        <w:rPr>
+          <w:rFonts w:ascii="Times New Roman" w:hAnsi="Times New Roman"/>
+          <w:sz w:val="20"/>
+        </w:rPr>
+        <w:t>Elaboración propia (2026).</w:t>
+      </w:r>
+    </w:p>
+    <w:p>
+      <w:pPr>
+        <w:sectPr>
+          <w:footerReference w:type="default" r:id="rId41"/>
+          <w:pgSz w:w="12240" w:h="15840"/>
+          <w:pgMar w:top="1701" w:right="1701" w:bottom="1701" w:left="2268" w:header="720" w:footer="720" w:gutter="0"/>
+          <w:cols w:space="720"/>
+          <w:docGrid w:linePitch="360"/>
+          <w:pgNumType w:fmt="decimal"/>
+        </w:sectPr>
+      </w:pPr>
+    </w:p>
+    <w:p>
+      <w:bookmarkStart w:id="30" w:name="bm_anexoB"/>
+      <w:pPr>
+        <w:keepNext/>
+        <w:keepLines/>
+        <w:spacing w:before="0" w:after="480"/>
+        <w:jc w:val="center"/>
+      </w:pPr>
+      <w:bookmarkEnd w:id="30"/>
+      <w:r>
+        <w:rPr>
+          <w:rFonts w:ascii="Times New Roman" w:hAnsi="Times New Roman"/>
+          <w:b/>
+          <w:sz w:val="20"/>
+        </w:rPr>
+        <w:t>ANEXO B</w:t>
+      </w:r>
+    </w:p>
+    <w:p>
+      <w:pPr>
+        <w:keepNext/>
+        <w:keepLines/>
+        <w:spacing w:before="240" w:after="480"/>
+        <w:jc w:val="center"/>
+      </w:pPr>
+      <w:r>
+        <w:rPr>
+          <w:rFonts w:ascii="Times New Roman" w:hAnsi="Times New Roman"/>
+          <w:b/>
+          <w:sz w:val="20"/>
+        </w:rPr>
+        <w:t>[Flujograma AS-IS del proceso documental actual de Presidencia]</w:t>
+      </w:r>
+    </w:p>
+    <w:p>
+      <w:pPr>
+        <w:keepNext/>
+        <w:keepLines/>
+        <w:jc w:val="center"/>
+      </w:pPr>
+      <w:r>
+        <w:drawing>
+          <wp:inline xmlns:a="http://schemas.openxmlformats.org/drawingml/2006/main" xmlns:pic="http://schemas.openxmlformats.org/drawingml/2006/picture">
+            <wp:extent cx="3960000" cy="4934286"/>
+            <wp:docPr id="7" name="Picture 7"/>
+            <wp:cNvGraphicFramePr>
+              <a:graphicFrameLocks noChangeAspect="1"/>
+            </wp:cNvGraphicFramePr>
+            <a:graphic>
+              <a:graphicData uri="http://schemas.openxmlformats.org/drawingml/2006/picture">
+                <pic:pic>
+                  <pic:nvPicPr>
+                    <pic:cNvPr id="0" name="02_flujo_as_is_presidencia.png"/>
+                    <pic:cNvPicPr/>
+                  </pic:nvPicPr>
+                  <pic:blipFill>
+                    <a:blip r:embed="rId15"/>
+                    <a:stretch>
+                      <a:fillRect/>
+                    </a:stretch>
+                  </pic:blipFill>
+                  <pic:spPr>
+                    <a:xfrm>
+                      <a:off x="0" y="0"/>
+                      <a:ext cx="3960000" cy="4934286"/>
+                    </a:xfrm>
+                    <a:prstGeom prst="rect"/>
+                  </pic:spPr>
+                </pic:pic>
+              </a:graphicData>
+            </a:graphic>
+          </wp:inline>
+        </w:drawing>
+      </w:r>
+    </w:p>
+    <w:p>
+      <w:pPr>
+        <w:spacing w:line="240" w:lineRule="auto" w:before="0" w:after="240"/>
+        <w:ind w:firstLine="0"/>
+        <w:jc w:val="center"/>
+      </w:pPr>
+      <w:r>
+        <w:rPr>
+          <w:rFonts w:ascii="Times New Roman" w:hAnsi="Times New Roman"/>
+          <w:i/>
+          <w:sz w:val="20"/>
+        </w:rPr>
+        <w:t xml:space="preserve">Fuente: </w:t>
+      </w:r>
+      <w:r>
+        <w:rPr>
+          <w:rFonts w:ascii="Times New Roman" w:hAnsi="Times New Roman"/>
+          <w:sz w:val="20"/>
+        </w:rPr>
+        <w:t>Elaboración propia (2026).</w:t>
+      </w:r>
+    </w:p>
+    <w:p>
+      <w:pPr>
+        <w:sectPr>
+          <w:footerReference w:type="default" r:id="rId42"/>
+          <w:pgSz w:w="12240" w:h="15840"/>
+          <w:pgMar w:top="1701" w:right="1701" w:bottom="1701" w:left="2268" w:header="720" w:footer="720" w:gutter="0"/>
+          <w:cols w:space="720"/>
+          <w:docGrid w:linePitch="360"/>
+          <w:pgNumType w:fmt="decimal"/>
+        </w:sectPr>
+      </w:pPr>
+    </w:p>
+    <w:p>
+      <w:bookmarkStart w:id="31" w:name="bm_anexoC"/>
+      <w:pPr>
+        <w:keepNext/>
+        <w:keepLines/>
+        <w:spacing w:before="0" w:after="480"/>
+        <w:jc w:val="center"/>
+      </w:pPr>
+      <w:bookmarkEnd w:id="31"/>
+      <w:r>
+        <w:rPr>
+          <w:rFonts w:ascii="Times New Roman" w:hAnsi="Times New Roman"/>
+          <w:b/>
+          <w:sz w:val="20"/>
+        </w:rPr>
+        <w:t>ANEXO C</w:t>
+      </w:r>
+    </w:p>
+    <w:p>
+      <w:pPr>
+        <w:keepNext/>
+        <w:keepLines/>
+        <w:spacing w:before="240" w:after="480"/>
+        <w:jc w:val="center"/>
+      </w:pPr>
+      <w:r>
+        <w:rPr>
+          <w:rFonts w:ascii="Times New Roman" w:hAnsi="Times New Roman"/>
+          <w:b/>
+          <w:sz w:val="20"/>
+        </w:rPr>
+        <w:t>[Flujograma TO-BE del proceso con el sistema automatizado]</w:t>
+      </w:r>
+    </w:p>
+    <w:p>
+      <w:pPr>
+        <w:keepNext/>
+        <w:keepLines/>
+        <w:jc w:val="center"/>
+      </w:pPr>
+      <w:r>
+        <w:drawing>
+          <wp:inline xmlns:a="http://schemas.openxmlformats.org/drawingml/2006/main" xmlns:pic="http://schemas.openxmlformats.org/drawingml/2006/picture">
+            <wp:extent cx="2959378" cy="5400000"/>
+            <wp:docPr id="8" name="Picture 8"/>
+            <wp:cNvGraphicFramePr>
+              <a:graphicFrameLocks noChangeAspect="1"/>
+            </wp:cNvGraphicFramePr>
+            <a:graphic>
+              <a:graphicData uri="http://schemas.openxmlformats.org/drawingml/2006/picture">
+                <pic:pic>
+                  <pic:nvPicPr>
+                    <pic:cNvPr id="0" name="03_flujo_to_be_sistema_automatizado.png"/>
+                    <pic:cNvPicPr/>
+                  </pic:nvPicPr>
+                  <pic:blipFill>
+                    <a:blip r:embed="rId16"/>
+                    <a:stretch>
+                      <a:fillRect/>
+                    </a:stretch>
+                  </pic:blipFill>
+                  <pic:spPr>
+                    <a:xfrm>
+                      <a:off x="0" y="0"/>
+                      <a:ext cx="2959378" cy="5400000"/>
+                    </a:xfrm>
+                    <a:prstGeom prst="rect"/>
+                  </pic:spPr>
+                </pic:pic>
+              </a:graphicData>
+            </a:graphic>
+          </wp:inline>
+        </w:drawing>
+      </w:r>
+    </w:p>
+    <w:p>
+      <w:pPr>
+        <w:spacing w:line="240" w:lineRule="auto" w:before="0" w:after="240"/>
+        <w:ind w:firstLine="0"/>
+        <w:jc w:val="center"/>
+      </w:pPr>
+      <w:r>
+        <w:rPr>
+          <w:rFonts w:ascii="Times New Roman" w:hAnsi="Times New Roman"/>
+          <w:i/>
+          <w:sz w:val="20"/>
+        </w:rPr>
+        <w:t xml:space="preserve">Fuente: </w:t>
+      </w:r>
+      <w:r>
+        <w:rPr>
+          <w:rFonts w:ascii="Times New Roman" w:hAnsi="Times New Roman"/>
+          <w:sz w:val="20"/>
+        </w:rPr>
+        <w:t>Elaboración propia (2026).</w:t>
+      </w:r>
+    </w:p>
+    <w:p>
+      <w:pPr>
+        <w:sectPr>
+          <w:footerReference w:type="default" r:id="rId43"/>
+          <w:pgSz w:w="12240" w:h="15840"/>
+          <w:pgMar w:top="1701" w:right="1701" w:bottom="1701" w:left="2268" w:header="720" w:footer="720" w:gutter="0"/>
+          <w:cols w:space="720"/>
+          <w:docGrid w:linePitch="360"/>
+          <w:pgNumType w:fmt="decimal"/>
+        </w:sectPr>
+      </w:pPr>
+    </w:p>
+    <w:p>
+      <w:bookmarkStart w:id="32" w:name="bm_anexoD"/>
+      <w:pPr>
+        <w:keepNext/>
+        <w:keepLines/>
+        <w:spacing w:before="0" w:after="480"/>
+        <w:jc w:val="center"/>
+      </w:pPr>
+      <w:bookmarkEnd w:id="32"/>
+      <w:r>
+        <w:rPr>
+          <w:rFonts w:ascii="Times New Roman" w:hAnsi="Times New Roman"/>
+          <w:b/>
+          <w:sz w:val="20"/>
+        </w:rPr>
+        <w:t>ANEXO D</w:t>
+      </w:r>
+    </w:p>
+    <w:p>
+      <w:pPr>
+        <w:keepNext/>
+        <w:keepLines/>
+        <w:spacing w:before="240" w:after="480"/>
+        <w:jc w:val="center"/>
+      </w:pPr>
+      <w:r>
+        <w:rPr>
+          <w:rFonts w:ascii="Times New Roman" w:hAnsi="Times New Roman"/>
+          <w:b/>
+          <w:sz w:val="20"/>
+        </w:rPr>
+        <w:t>[Diagrama entidad-relación del módulo de expedientes]</w:t>
+      </w:r>
+    </w:p>
+    <w:p>
+      <w:pPr>
+        <w:keepNext/>
+        <w:keepLines/>
+        <w:jc w:val="center"/>
+      </w:pPr>
+      <w:r>
+        <w:drawing>
+          <wp:inline xmlns:a="http://schemas.openxmlformats.org/drawingml/2006/main" xmlns:pic="http://schemas.openxmlformats.org/drawingml/2006/picture">
+            <wp:extent cx="5039999" cy="4452114"/>
+            <wp:docPr id="9" name="Picture 9"/>
+            <wp:cNvGraphicFramePr>
+              <a:graphicFrameLocks noChangeAspect="1"/>
+            </wp:cNvGraphicFramePr>
+            <a:graphic>
+              <a:graphicData uri="http://schemas.openxmlformats.org/drawingml/2006/picture">
+                <pic:pic>
+                  <pic:nvPicPr>
+                    <pic:cNvPr id="0" name="04_modelo_relacional_documental.png"/>
+                    <pic:cNvPicPr/>
+                  </pic:nvPicPr>
+                  <pic:blipFill>
+                    <a:blip r:embed="rId17"/>
+                    <a:stretch>
+                      <a:fillRect/>
+                    </a:stretch>
+                  </pic:blipFill>
+                  <pic:spPr>
+                    <a:xfrm>
+                      <a:off x="0" y="0"/>
+                      <a:ext cx="5039999" cy="4452114"/>
+                    </a:xfrm>
+                    <a:prstGeom prst="rect"/>
+                  </pic:spPr>
+                </pic:pic>
+              </a:graphicData>
+            </a:graphic>
+          </wp:inline>
+        </w:drawing>
+      </w:r>
+    </w:p>
+    <w:p>
+      <w:pPr>
+        <w:spacing w:line="240" w:lineRule="auto" w:before="0" w:after="240"/>
+        <w:ind w:firstLine="0"/>
+        <w:jc w:val="center"/>
+      </w:pPr>
+      <w:r>
+        <w:rPr>
+          <w:rFonts w:ascii="Times New Roman" w:hAnsi="Times New Roman"/>
+          <w:i/>
+          <w:sz w:val="20"/>
+        </w:rPr>
+        <w:t xml:space="preserve">Fuente: </w:t>
+      </w:r>
+      <w:r>
+        <w:rPr>
+          <w:rFonts w:ascii="Times New Roman" w:hAnsi="Times New Roman"/>
+          <w:sz w:val="20"/>
+        </w:rPr>
+        <w:t>Elaboración propia a partir de expedientes_schema.sql (2026).</w:t>
+      </w:r>
+    </w:p>
+    <w:p>
+      <w:pPr>
+        <w:sectPr>
+          <w:footerReference w:type="default" r:id="rId44"/>
+          <w:pgSz w:w="12240" w:h="15840"/>
+          <w:pgMar w:top="1701" w:right="1701" w:bottom="1701" w:left="2268" w:header="720" w:footer="720" w:gutter="0"/>
+          <w:cols w:space="720"/>
+          <w:docGrid w:linePitch="360"/>
+          <w:pgNumType w:fmt="decimal"/>
+        </w:sectPr>
+      </w:pPr>
+    </w:p>
+    <w:p>
+      <w:bookmarkStart w:id="33" w:name="bm_anexoE"/>
+      <w:pPr>
+        <w:keepNext/>
+        <w:keepLines/>
+        <w:spacing w:before="0" w:after="480"/>
+        <w:jc w:val="center"/>
+      </w:pPr>
+      <w:bookmarkEnd w:id="33"/>
+      <w:r>
+        <w:rPr>
+          <w:rFonts w:ascii="Times New Roman" w:hAnsi="Times New Roman"/>
+          <w:b/>
+          <w:sz w:val="20"/>
+        </w:rPr>
+        <w:t>ANEXO E</w:t>
+      </w:r>
+    </w:p>
+    <w:p>
+      <w:pPr>
+        <w:keepNext/>
+        <w:keepLines/>
+        <w:spacing w:before="240" w:after="480"/>
+        <w:jc w:val="center"/>
+      </w:pPr>
+      <w:r>
+        <w:rPr>
+          <w:rFonts w:ascii="Times New Roman" w:hAnsi="Times New Roman"/>
+          <w:b/>
+          <w:sz w:val="20"/>
+        </w:rPr>
+        <w:t>[Arquitectura lógica del prototipo]</w:t>
+      </w:r>
+    </w:p>
+    <w:p>
+      <w:pPr>
+        <w:keepNext/>
+        <w:keepLines/>
+        <w:jc w:val="center"/>
+      </w:pPr>
+      <w:r>
+        <w:drawing>
+          <wp:inline xmlns:a="http://schemas.openxmlformats.org/drawingml/2006/main" xmlns:pic="http://schemas.openxmlformats.org/drawingml/2006/picture">
+            <wp:extent cx="5040000" cy="805177"/>
+            <wp:docPr id="10" name="Picture 10"/>
+            <wp:cNvGraphicFramePr>
+              <a:graphicFrameLocks noChangeAspect="1"/>
+            </wp:cNvGraphicFramePr>
+            <a:graphic>
+              <a:graphicData uri="http://schemas.openxmlformats.org/drawingml/2006/picture">
+                <pic:pic>
+                  <pic:nvPicPr>
+                    <pic:cNvPr id="0" name="06_arquitectura_prototipo.png"/>
+                    <pic:cNvPicPr/>
+                  </pic:nvPicPr>
+                  <pic:blipFill>
+                    <a:blip r:embed="rId18"/>
+                    <a:stretch>
+                      <a:fillRect/>
+                    </a:stretch>
+                  </pic:blipFill>
+                  <pic:spPr>
+                    <a:xfrm>
+                      <a:off x="0" y="0"/>
+                      <a:ext cx="5040000" cy="805177"/>
+                    </a:xfrm>
+                    <a:prstGeom prst="rect"/>
+                  </pic:spPr>
+                </pic:pic>
+              </a:graphicData>
+            </a:graphic>
+          </wp:inline>
+        </w:drawing>
+      </w:r>
+    </w:p>
+    <w:p>
+      <w:pPr>
+        <w:spacing w:line="240" w:lineRule="auto" w:before="0" w:after="240"/>
+        <w:ind w:firstLine="0"/>
+        <w:jc w:val="center"/>
+      </w:pPr>
+      <w:r>
+        <w:rPr>
+          <w:rFonts w:ascii="Times New Roman" w:hAnsi="Times New Roman"/>
+          <w:i/>
+          <w:sz w:val="20"/>
+        </w:rPr>
+        <w:t xml:space="preserve">Fuente: </w:t>
+      </w:r>
+      <w:r>
+        <w:rPr>
+          <w:rFonts w:ascii="Times New Roman" w:hAnsi="Times New Roman"/>
+          <w:sz w:val="20"/>
+        </w:rPr>
+        <w:t>Elaboración propia (2026).</w:t>
+      </w:r>
+    </w:p>
+    <w:p>
+      <w:pPr>
+        <w:sectPr>
+          <w:footerReference w:type="default" r:id="rId45"/>
+          <w:pgSz w:w="12240" w:h="15840"/>
+          <w:pgMar w:top="1701" w:right="1701" w:bottom="1701" w:left="2268" w:header="720" w:footer="720" w:gutter="0"/>
+          <w:cols w:space="720"/>
+          <w:docGrid w:linePitch="360"/>
+          <w:pgNumType w:fmt="decimal"/>
+        </w:sectPr>
+      </w:pPr>
+    </w:p>
+    <w:p>
+      <w:bookmarkStart w:id="34" w:name="bm_anexoF"/>
+      <w:pPr>
+        <w:keepNext/>
+        <w:keepLines/>
+        <w:spacing w:before="0" w:after="480"/>
+        <w:jc w:val="center"/>
+      </w:pPr>
+      <w:bookmarkEnd w:id="34"/>
+      <w:r>
+        <w:rPr>
+          <w:rFonts w:ascii="Times New Roman" w:hAnsi="Times New Roman"/>
+          <w:b/>
+          <w:sz w:val="20"/>
+        </w:rPr>
+        <w:t>ANEXO F</w:t>
+      </w:r>
+    </w:p>
+    <w:p>
+      <w:pPr>
+        <w:keepNext/>
+        <w:keepLines/>
+        <w:spacing w:before="240" w:after="480"/>
+        <w:jc w:val="center"/>
+      </w:pPr>
+      <w:r>
+        <w:rPr>
+          <w:rFonts w:ascii="Times New Roman" w:hAnsi="Times New Roman"/>
+          <w:b/>
+          <w:sz w:val="20"/>
+        </w:rPr>
+        <w:t>[Secuencia de registro y despacho de un expediente]</w:t>
+      </w:r>
+    </w:p>
+    <w:p>
+      <w:pPr>
+        <w:keepNext/>
+        <w:keepLines/>
+        <w:jc w:val="center"/>
+      </w:pPr>
+      <w:r>
+        <w:drawing>
+          <wp:inline xmlns:a="http://schemas.openxmlformats.org/drawingml/2006/main" xmlns:pic="http://schemas.openxmlformats.org/drawingml/2006/picture">
+            <wp:extent cx="5040000" cy="3856847"/>
+            <wp:docPr id="11" name="Picture 11"/>
+            <wp:cNvGraphicFramePr>
+              <a:graphicFrameLocks noChangeAspect="1"/>
+            </wp:cNvGraphicFramePr>
+            <a:graphic>
+              <a:graphicData uri="http://schemas.openxmlformats.org/drawingml/2006/picture">
+                <pic:pic>
+                  <pic:nvPicPr>
+                    <pic:cNvPr id="0" name="07_secuencia_registro_despacho.png"/>
+                    <pic:cNvPicPr/>
+                  </pic:nvPicPr>
+                  <pic:blipFill>
+                    <a:blip r:embed="rId19"/>
+                    <a:stretch>
+                      <a:fillRect/>
+                    </a:stretch>
+                  </pic:blipFill>
+                  <pic:spPr>
+                    <a:xfrm>
+                      <a:off x="0" y="0"/>
+                      <a:ext cx="5040000" cy="3856847"/>
+                    </a:xfrm>
+                    <a:prstGeom prst="rect"/>
+                  </pic:spPr>
+                </pic:pic>
+              </a:graphicData>
+            </a:graphic>
+          </wp:inline>
+        </w:drawing>
+      </w:r>
+    </w:p>
+    <w:p>
+      <w:pPr>
+        <w:spacing w:line="240" w:lineRule="auto" w:before="0" w:after="240"/>
+        <w:ind w:firstLine="0"/>
+        <w:jc w:val="center"/>
+      </w:pPr>
+      <w:r>
+        <w:rPr>
+          <w:rFonts w:ascii="Times New Roman" w:hAnsi="Times New Roman"/>
+          <w:i/>
+          <w:sz w:val="20"/>
+        </w:rPr>
+        <w:t xml:space="preserve">Fuente: </w:t>
+      </w:r>
+      <w:r>
+        <w:rPr>
+          <w:rFonts w:ascii="Times New Roman" w:hAnsi="Times New Roman"/>
+          <w:sz w:val="20"/>
+        </w:rPr>
+        <w:t>Elaboración propia (2026).</w:t>
+      </w:r>
+    </w:p>
+    <w:p>
+      <w:pPr>
+        <w:sectPr>
+          <w:footerReference w:type="default" r:id="rId46"/>
+          <w:pgSz w:w="12240" w:h="15840"/>
+          <w:pgMar w:top="1701" w:right="1701" w:bottom="1701" w:left="2268" w:header="720" w:footer="720" w:gutter="0"/>
+          <w:cols w:space="720"/>
+          <w:docGrid w:linePitch="360"/>
+          <w:pgNumType w:fmt="decimal"/>
+        </w:sectPr>
+      </w:pPr>
+    </w:p>
+    <w:p>
+      <w:bookmarkStart w:id="35" w:name="bm_anexoG"/>
+      <w:pPr>
+        <w:keepNext/>
+        <w:keepLines/>
+        <w:spacing w:before="0" w:after="480"/>
+        <w:jc w:val="center"/>
+      </w:pPr>
+      <w:bookmarkEnd w:id="35"/>
+      <w:r>
+        <w:rPr>
+          <w:rFonts w:ascii="Times New Roman" w:hAnsi="Times New Roman"/>
+          <w:b/>
+          <w:sz w:val="20"/>
+        </w:rPr>
+        <w:t>ANEXO G</w:t>
+      </w:r>
+    </w:p>
+    <w:p>
+      <w:pPr>
+        <w:keepNext/>
+        <w:keepLines/>
+        <w:spacing w:before="240" w:after="480"/>
+        <w:jc w:val="center"/>
+      </w:pPr>
+      <w:r>
+        <w:rPr>
+          <w:rFonts w:ascii="Times New Roman" w:hAnsi="Times New Roman"/>
+          <w:b/>
+          <w:sz w:val="20"/>
+        </w:rPr>
+        <w:t>[Estados del expediente]</w:t>
+      </w:r>
+    </w:p>
+    <w:p>
+      <w:pPr>
+        <w:keepNext/>
+        <w:keepLines/>
+        <w:jc w:val="center"/>
+      </w:pPr>
+      <w:r>
+        <w:drawing>
+          <wp:inline xmlns:a="http://schemas.openxmlformats.org/drawingml/2006/main" xmlns:pic="http://schemas.openxmlformats.org/drawingml/2006/picture">
+            <wp:extent cx="5040000" cy="2401030"/>
+            <wp:docPr id="12" name="Picture 12"/>
+            <wp:cNvGraphicFramePr>
+              <a:graphicFrameLocks noChangeAspect="1"/>
+            </wp:cNvGraphicFramePr>
+            <a:graphic>
+              <a:graphicData uri="http://schemas.openxmlformats.org/drawingml/2006/picture">
+                <pic:pic>
+                  <pic:nvPicPr>
+                    <pic:cNvPr id="0" name="08_estados_expediente.png"/>
+                    <pic:cNvPicPr/>
+                  </pic:nvPicPr>
+                  <pic:blipFill>
+                    <a:blip r:embed="rId20"/>
+                    <a:stretch>
+                      <a:fillRect/>
+                    </a:stretch>
+                  </pic:blipFill>
+                  <pic:spPr>
+                    <a:xfrm>
+                      <a:off x="0" y="0"/>
+                      <a:ext cx="5040000" cy="2401030"/>
+                    </a:xfrm>
+                    <a:prstGeom prst="rect"/>
+                  </pic:spPr>
+                </pic:pic>
+              </a:graphicData>
+            </a:graphic>
+          </wp:inline>
+        </w:drawing>
+      </w:r>
+    </w:p>
+    <w:p>
+      <w:pPr>
+        <w:spacing w:line="240" w:lineRule="auto" w:before="0" w:after="240"/>
+        <w:ind w:firstLine="0"/>
+        <w:jc w:val="center"/>
+      </w:pPr>
+      <w:r>
+        <w:rPr>
+          <w:rFonts w:ascii="Times New Roman" w:hAnsi="Times New Roman"/>
+          <w:i/>
+          <w:sz w:val="20"/>
+        </w:rPr>
+        <w:t xml:space="preserve">Fuente: </w:t>
+      </w:r>
+      <w:r>
+        <w:rPr>
+          <w:rFonts w:ascii="Times New Roman" w:hAnsi="Times New Roman"/>
+          <w:sz w:val="20"/>
+        </w:rPr>
+        <w:t>Elaboración propia (2026).</w:t>
+      </w:r>
+    </w:p>
+    <w:p>
+      <w:pPr>
+        <w:sectPr>
+          <w:footerReference w:type="default" r:id="rId47"/>
+          <w:pgSz w:w="12240" w:h="15840"/>
+          <w:pgMar w:top="1701" w:right="1701" w:bottom="1701" w:left="2268" w:header="720" w:footer="720" w:gutter="0"/>
+          <w:cols w:space="720"/>
+          <w:docGrid w:linePitch="360"/>
+          <w:pgNumType w:fmt="decimal"/>
+        </w:sectPr>
+      </w:pPr>
+    </w:p>
+    <w:p>
+      <w:bookmarkStart w:id="36" w:name="bm_anexoH"/>
+      <w:pPr>
+        <w:keepNext/>
+        <w:keepLines/>
+        <w:spacing w:before="0" w:after="480"/>
+        <w:jc w:val="center"/>
+      </w:pPr>
+      <w:bookmarkEnd w:id="36"/>
+      <w:r>
+        <w:rPr>
+          <w:rFonts w:ascii="Times New Roman" w:hAnsi="Times New Roman"/>
+          <w:b/>
+          <w:sz w:val="20"/>
+        </w:rPr>
+        <w:t>ANEXO H</w:t>
+      </w:r>
+    </w:p>
+    <w:p>
+      <w:pPr>
+        <w:keepNext/>
+        <w:keepLines/>
+        <w:spacing w:before="240" w:after="480"/>
+        <w:jc w:val="center"/>
+      </w:pPr>
+      <w:r>
+        <w:rPr>
+          <w:rFonts w:ascii="Times New Roman" w:hAnsi="Times New Roman"/>
+          <w:b/>
+          <w:sz w:val="20"/>
+        </w:rPr>
+        <w:t>[Mapa de módulos de la interfaz]</w:t>
+      </w:r>
+    </w:p>
+    <w:p>
+      <w:pPr>
+        <w:keepNext/>
+        <w:keepLines/>
+        <w:jc w:val="center"/>
+      </w:pPr>
+      <w:r>
+        <w:drawing>
+          <wp:inline xmlns:a="http://schemas.openxmlformats.org/drawingml/2006/main" xmlns:pic="http://schemas.openxmlformats.org/drawingml/2006/picture">
+            <wp:extent cx="2027283" cy="5400000"/>
+            <wp:docPr id="13" name="Picture 13"/>
+            <wp:cNvGraphicFramePr>
+              <a:graphicFrameLocks noChangeAspect="1"/>
+            </wp:cNvGraphicFramePr>
+            <a:graphic>
+              <a:graphicData uri="http://schemas.openxmlformats.org/drawingml/2006/picture">
+                <pic:pic>
+                  <pic:nvPicPr>
+                    <pic:cNvPr id="0" name="11_mapa_modulos_interfaz.png"/>
+                    <pic:cNvPicPr/>
+                  </pic:nvPicPr>
+                  <pic:blipFill>
+                    <a:blip r:embed="rId21"/>
+                    <a:stretch>
+                      <a:fillRect/>
+                    </a:stretch>
+                  </pic:blipFill>
+                  <pic:spPr>
+                    <a:xfrm>
+                      <a:off x="0" y="0"/>
+                      <a:ext cx="2027283" cy="5400000"/>
+                    </a:xfrm>
+                    <a:prstGeom prst="rect"/>
+                  </pic:spPr>
+                </pic:pic>
+              </a:graphicData>
+            </a:graphic>
+          </wp:inline>
+        </w:drawing>
+      </w:r>
+    </w:p>
+    <w:p>
+      <w:pPr>
+        <w:spacing w:line="240" w:lineRule="auto" w:before="0" w:after="240"/>
+        <w:ind w:firstLine="0"/>
+        <w:jc w:val="center"/>
+      </w:pPr>
+      <w:r>
+        <w:rPr>
+          <w:rFonts w:ascii="Times New Roman" w:hAnsi="Times New Roman"/>
+          <w:i/>
+          <w:sz w:val="20"/>
+        </w:rPr>
+        <w:t xml:space="preserve">Fuente: </w:t>
+      </w:r>
+      <w:r>
+        <w:rPr>
+          <w:rFonts w:ascii="Times New Roman" w:hAnsi="Times New Roman"/>
+          <w:sz w:val="20"/>
+        </w:rPr>
+        <w:t>Elaboración propia (2026).</w:t>
+      </w:r>
+    </w:p>
+    <w:p>
+      <w:pPr>
+        <w:sectPr>
+          <w:footerReference w:type="default" r:id="rId48"/>
+          <w:pgSz w:w="12240" w:h="15840"/>
+          <w:pgMar w:top="1701" w:right="1701" w:bottom="1701" w:left="2268" w:header="720" w:footer="720" w:gutter="0"/>
+          <w:cols w:space="720"/>
+          <w:docGrid w:linePitch="360"/>
+          <w:pgNumType w:fmt="decimal"/>
+        </w:sectPr>
+      </w:pPr>
+    </w:p>
+    <w:p>
+      <w:bookmarkStart w:id="37" w:name="bm_anexoI"/>
+      <w:pPr>
+        <w:keepNext/>
+        <w:keepLines/>
+        <w:spacing w:before="0" w:after="480"/>
+        <w:jc w:val="center"/>
+      </w:pPr>
+      <w:bookmarkEnd w:id="37"/>
+      <w:r>
+        <w:rPr>
+          <w:rFonts w:ascii="Times New Roman" w:hAnsi="Times New Roman"/>
+          <w:b/>
+          <w:sz w:val="20"/>
+        </w:rPr>
+        <w:t>ANEXO I</w:t>
+      </w:r>
+    </w:p>
+    <w:p>
+      <w:pPr>
+        <w:keepNext/>
+        <w:keepLines/>
+        <w:spacing w:before="240" w:after="480"/>
+        <w:jc w:val="center"/>
+      </w:pPr>
+      <w:r>
+        <w:rPr>
+          <w:rFonts w:ascii="Times New Roman" w:hAnsi="Times New Roman"/>
+          <w:b/>
+          <w:sz w:val="20"/>
+        </w:rPr>
+        <w:t>[Proceso de respaldo periódico de SQLite]</w:t>
+      </w:r>
+    </w:p>
+    <w:p>
+      <w:pPr>
+        <w:keepNext/>
+        <w:keepLines/>
+        <w:jc w:val="center"/>
+      </w:pPr>
+      <w:r>
+        <w:drawing>
+          <wp:inline xmlns:a="http://schemas.openxmlformats.org/drawingml/2006/main" xmlns:pic="http://schemas.openxmlformats.org/drawingml/2006/picture">
+            <wp:extent cx="2883349" cy="5400000"/>
+            <wp:docPr id="14" name="Picture 14"/>
+            <wp:cNvGraphicFramePr>
+              <a:graphicFrameLocks noChangeAspect="1"/>
+            </wp:cNvGraphicFramePr>
+            <a:graphic>
+              <a:graphicData uri="http://schemas.openxmlformats.org/drawingml/2006/picture">
+                <pic:pic>
+                  <pic:nvPicPr>
+                    <pic:cNvPr id="0" name="12_proceso_respaldo_sqlite.png"/>
+                    <pic:cNvPicPr/>
+                  </pic:nvPicPr>
+                  <pic:blipFill>
+                    <a:blip r:embed="rId22"/>
+                    <a:stretch>
+                      <a:fillRect/>
+                    </a:stretch>
+                  </pic:blipFill>
+                  <pic:spPr>
+                    <a:xfrm>
+                      <a:off x="0" y="0"/>
+                      <a:ext cx="2883349" cy="5400000"/>
+                    </a:xfrm>
+                    <a:prstGeom prst="rect"/>
+                  </pic:spPr>
+                </pic:pic>
+              </a:graphicData>
+            </a:graphic>
+          </wp:inline>
+        </w:drawing>
+      </w:r>
+    </w:p>
+    <w:p>
+      <w:pPr>
+        <w:spacing w:line="240" w:lineRule="auto" w:before="0" w:after="240"/>
+        <w:ind w:firstLine="0"/>
+        <w:jc w:val="center"/>
+      </w:pPr>
+      <w:r>
+        <w:rPr>
+          <w:rFonts w:ascii="Times New Roman" w:hAnsi="Times New Roman"/>
+          <w:i/>
+          <w:sz w:val="20"/>
+        </w:rPr>
+        <w:t xml:space="preserve">Fuente: </w:t>
+      </w:r>
+      <w:r>
+        <w:rPr>
+          <w:rFonts w:ascii="Times New Roman" w:hAnsi="Times New Roman"/>
+          <w:sz w:val="20"/>
+        </w:rPr>
+        <w:t>Elaboración propia (2026).</w:t>
+      </w:r>
+    </w:p>
     <w:sectPr>
-      <w:footerReference w:type="default" r:id="rId39"/>
+      <w:footerReference w:type="default" r:id="rId49"/>
       <w:pgSz w:w="12240" w:h="15840"/>
       <w:pgMar w:top="1701" w:right="1701" w:bottom="1701" w:left="2268" w:header="720" w:footer="720" w:gutter="0"/>
       <w:cols w:space="720"/>
-      <w:titlePg/>
       <w:docGrid w:linePitch="360"/>
+      <w:pgNumType w:fmt="decimal"/>
     </w:sectPr>
   </w:body>
 </w:document>
@@ -3876,11 +5413,7 @@
 
 <file path=word/footer1.xml><?xml version="1.0" encoding="utf-8"?>
 <w:ftr xmlns:m="http://schemas.openxmlformats.org/officeDocument/2006/math" xmlns:mc="http://schemas.openxmlformats.org/markup-compatibility/2006" xmlns:mo="http://schemas.microsoft.com/office/mac/office/2008/main" xmlns:mv="urn:schemas-microsoft-com:mac:vml" xmlns:o="urn:schemas-microsoft-com:office:office" xmlns:r="http://schemas.openxmlformats.org/officeDocument/2006/relationships" xmlns:v="urn:schemas-microsoft-com:vml" xmlns:w10="urn:schemas-microsoft-com:office:word" xmlns:w14="http://schemas.microsoft.com/office/word/2010/wordml" xmlns:w="http://schemas.openxmlformats.org/wordprocessingml/2006/main" xmlns:wne="http://schemas.microsoft.com/office/word/2006/wordml" xmlns:wp14="http://schemas.microsoft.com/office/word/2010/wordprocessingDrawing" xmlns:wp="http://schemas.openxmlformats.org/drawingml/2006/wordprocessingDrawing" xmlns:wpc="http://schemas.microsoft.com/office/word/2010/wordprocessingCanvas" xmlns:wpg="http://schemas.microsoft.com/office/word/2010/wordprocessingGroup" xmlns:wpi="http://schemas.microsoft.com/office/word/2010/wordprocessingInk" xmlns:wps="http://schemas.microsoft.com/office/word/2010/wordprocessingShape" mc:Ignorable="w14 wp14">
-  <w:p>
-    <w:pPr>
-      <w:pStyle w:val="Footer"/>
-    </w:pPr>
-  </w:p>
+  <w:p/>
 </w:ftr>
 </file>
 
@@ -3888,8 +5421,18 @@
 <w:ftr xmlns:m="http://schemas.openxmlformats.org/officeDocument/2006/math" xmlns:mc="http://schemas.openxmlformats.org/markup-compatibility/2006" xmlns:mo="http://schemas.microsoft.com/office/mac/office/2008/main" xmlns:mv="urn:schemas-microsoft-com:mac:vml" xmlns:o="urn:schemas-microsoft-com:office:office" xmlns:r="http://schemas.openxmlformats.org/officeDocument/2006/relationships" xmlns:v="urn:schemas-microsoft-com:vml" xmlns:w10="urn:schemas-microsoft-com:office:word" xmlns:w14="http://schemas.microsoft.com/office/word/2010/wordml" xmlns:w="http://schemas.openxmlformats.org/wordprocessingml/2006/main" xmlns:wne="http://schemas.microsoft.com/office/word/2006/wordml" xmlns:wp14="http://schemas.microsoft.com/office/word/2010/wordprocessingDrawing" xmlns:wp="http://schemas.openxmlformats.org/drawingml/2006/wordprocessingDrawing" xmlns:wpc="http://schemas.microsoft.com/office/word/2010/wordprocessingCanvas" xmlns:wpg="http://schemas.microsoft.com/office/word/2010/wordprocessingGroup" xmlns:wpi="http://schemas.microsoft.com/office/word/2010/wordprocessingInk" xmlns:wps="http://schemas.microsoft.com/office/word/2010/wordprocessingShape" mc:Ignorable="w14 wp14">
   <w:p>
     <w:pPr>
-      <w:pStyle w:val="Footer"/>
+      <w:jc w:val="center"/>
     </w:pPr>
+    <w:r>
+      <w:rPr>
+        <w:rFonts w:ascii="Times New Roman" w:hAnsi="Times New Roman"/>
+        <w:sz w:val="24"/>
+      </w:rPr>
+      <w:fldChar w:fldCharType="begin"/>
+      <w:instrText xml:space="preserve"> PAGE </w:instrText>
+      <w:fldChar w:fldCharType="separate"/>
+      <w:fldChar w:fldCharType="end"/>
+    </w:r>
   </w:p>
 </w:ftr>
 </file>
@@ -3898,7 +5441,6 @@
 <w:ftr xmlns:m="http://schemas.openxmlformats.org/officeDocument/2006/math" xmlns:mc="http://schemas.openxmlformats.org/markup-compatibility/2006" xmlns:mo="http://schemas.microsoft.com/office/mac/office/2008/main" xmlns:mv="urn:schemas-microsoft-com:mac:vml" xmlns:o="urn:schemas-microsoft-com:office:office" xmlns:r="http://schemas.openxmlformats.org/officeDocument/2006/relationships" xmlns:v="urn:schemas-microsoft-com:vml" xmlns:w10="urn:schemas-microsoft-com:office:word" xmlns:w14="http://schemas.microsoft.com/office/word/2010/wordml" xmlns:w="http://schemas.openxmlformats.org/wordprocessingml/2006/main" xmlns:wne="http://schemas.microsoft.com/office/word/2006/wordml" xmlns:wp14="http://schemas.microsoft.com/office/word/2010/wordprocessingDrawing" xmlns:wp="http://schemas.openxmlformats.org/drawingml/2006/wordprocessingDrawing" xmlns:wpc="http://schemas.microsoft.com/office/word/2010/wordprocessingCanvas" xmlns:wpg="http://schemas.microsoft.com/office/word/2010/wordprocessingGroup" xmlns:wpi="http://schemas.microsoft.com/office/word/2010/wordprocessingInk" xmlns:wps="http://schemas.microsoft.com/office/word/2010/wordprocessingShape" mc:Ignorable="w14 wp14">
   <w:p>
     <w:pPr>
-      <w:pStyle w:val="Footer"/>
       <w:jc w:val="center"/>
     </w:pPr>
     <w:r>
@@ -3907,7 +5449,7 @@
         <w:sz w:val="24"/>
       </w:rPr>
       <w:fldChar w:fldCharType="begin"/>
-      <w:instrText xml:space="preserve"> PAGE \* roman </w:instrText>
+      <w:instrText xml:space="preserve"> PAGE </w:instrText>
       <w:fldChar w:fldCharType="separate"/>
       <w:fldChar w:fldCharType="end"/>
     </w:r>
@@ -3919,7 +5461,6 @@
 <w:ftr xmlns:m="http://schemas.openxmlformats.org/officeDocument/2006/math" xmlns:mc="http://schemas.openxmlformats.org/markup-compatibility/2006" xmlns:mo="http://schemas.microsoft.com/office/mac/office/2008/main" xmlns:mv="urn:schemas-microsoft-com:mac:vml" xmlns:o="urn:schemas-microsoft-com:office:office" xmlns:r="http://schemas.openxmlformats.org/officeDocument/2006/relationships" xmlns:v="urn:schemas-microsoft-com:vml" xmlns:w10="urn:schemas-microsoft-com:office:word" xmlns:w14="http://schemas.microsoft.com/office/word/2010/wordml" xmlns:w="http://schemas.openxmlformats.org/wordprocessingml/2006/main" xmlns:wne="http://schemas.microsoft.com/office/word/2006/wordml" xmlns:wp14="http://schemas.microsoft.com/office/word/2010/wordprocessingDrawing" xmlns:wp="http://schemas.openxmlformats.org/drawingml/2006/wordprocessingDrawing" xmlns:wpc="http://schemas.microsoft.com/office/word/2010/wordprocessingCanvas" xmlns:wpg="http://schemas.microsoft.com/office/word/2010/wordprocessingGroup" xmlns:wpi="http://schemas.microsoft.com/office/word/2010/wordprocessingInk" xmlns:wps="http://schemas.microsoft.com/office/word/2010/wordprocessingShape" mc:Ignorable="w14 wp14">
   <w:p>
     <w:pPr>
-      <w:pStyle w:val="Footer"/>
       <w:jc w:val="center"/>
     </w:pPr>
     <w:r>
@@ -3928,7 +5469,7 @@
         <w:sz w:val="24"/>
       </w:rPr>
       <w:fldChar w:fldCharType="begin"/>
-      <w:instrText xml:space="preserve"> PAGE \* roman </w:instrText>
+      <w:instrText xml:space="preserve"> PAGE </w:instrText>
       <w:fldChar w:fldCharType="separate"/>
       <w:fldChar w:fldCharType="end"/>
     </w:r>
@@ -3938,22 +5479,7 @@
 
 <file path=word/footer13.xml><?xml version="1.0" encoding="utf-8"?>
 <w:ftr xmlns:m="http://schemas.openxmlformats.org/officeDocument/2006/math" xmlns:mc="http://schemas.openxmlformats.org/markup-compatibility/2006" xmlns:mo="http://schemas.microsoft.com/office/mac/office/2008/main" xmlns:mv="urn:schemas-microsoft-com:mac:vml" xmlns:o="urn:schemas-microsoft-com:office:office" xmlns:r="http://schemas.openxmlformats.org/officeDocument/2006/relationships" xmlns:v="urn:schemas-microsoft-com:vml" xmlns:w10="urn:schemas-microsoft-com:office:word" xmlns:w14="http://schemas.microsoft.com/office/word/2010/wordml" xmlns:w="http://schemas.openxmlformats.org/wordprocessingml/2006/main" xmlns:wne="http://schemas.microsoft.com/office/word/2006/wordml" xmlns:wp14="http://schemas.microsoft.com/office/word/2010/wordprocessingDrawing" xmlns:wp="http://schemas.openxmlformats.org/drawingml/2006/wordprocessingDrawing" xmlns:wpc="http://schemas.microsoft.com/office/word/2010/wordprocessingCanvas" xmlns:wpg="http://schemas.microsoft.com/office/word/2010/wordprocessingGroup" xmlns:wpi="http://schemas.microsoft.com/office/word/2010/wordprocessingInk" xmlns:wps="http://schemas.microsoft.com/office/word/2010/wordprocessingShape" mc:Ignorable="w14 wp14">
-  <w:p>
-    <w:pPr>
-      <w:pStyle w:val="Footer"/>
-      <w:jc w:val="center"/>
-    </w:pPr>
-    <w:r>
-      <w:rPr>
-        <w:rFonts w:ascii="Times New Roman" w:hAnsi="Times New Roman"/>
-        <w:sz w:val="24"/>
-      </w:rPr>
-      <w:fldChar w:fldCharType="begin"/>
-      <w:instrText xml:space="preserve"> PAGE \* roman </w:instrText>
-      <w:fldChar w:fldCharType="separate"/>
-      <w:fldChar w:fldCharType="end"/>
-    </w:r>
-  </w:p>
+  <w:p/>
 </w:ftr>
 </file>
 
@@ -3961,7 +5487,6 @@
 <w:ftr xmlns:m="http://schemas.openxmlformats.org/officeDocument/2006/math" xmlns:mc="http://schemas.openxmlformats.org/markup-compatibility/2006" xmlns:mo="http://schemas.microsoft.com/office/mac/office/2008/main" xmlns:mv="urn:schemas-microsoft-com:mac:vml" xmlns:o="urn:schemas-microsoft-com:office:office" xmlns:r="http://schemas.openxmlformats.org/officeDocument/2006/relationships" xmlns:v="urn:schemas-microsoft-com:vml" xmlns:w10="urn:schemas-microsoft-com:office:word" xmlns:w14="http://schemas.microsoft.com/office/word/2010/wordml" xmlns:w="http://schemas.openxmlformats.org/wordprocessingml/2006/main" xmlns:wne="http://schemas.microsoft.com/office/word/2006/wordml" xmlns:wp14="http://schemas.microsoft.com/office/word/2010/wordprocessingDrawing" xmlns:wp="http://schemas.openxmlformats.org/drawingml/2006/wordprocessingDrawing" xmlns:wpc="http://schemas.microsoft.com/office/word/2010/wordprocessingCanvas" xmlns:wpg="http://schemas.microsoft.com/office/word/2010/wordprocessingGroup" xmlns:wpi="http://schemas.microsoft.com/office/word/2010/wordprocessingInk" xmlns:wps="http://schemas.microsoft.com/office/word/2010/wordprocessingShape" mc:Ignorable="w14 wp14">
   <w:p>
     <w:pPr>
-      <w:pStyle w:val="Footer"/>
       <w:jc w:val="center"/>
     </w:pPr>
     <w:r>
@@ -3970,7 +5495,7 @@
         <w:sz w:val="24"/>
       </w:rPr>
       <w:fldChar w:fldCharType="begin"/>
-      <w:instrText xml:space="preserve"> PAGE \* roman </w:instrText>
+      <w:instrText xml:space="preserve"> PAGE </w:instrText>
       <w:fldChar w:fldCharType="separate"/>
       <w:fldChar w:fldCharType="end"/>
     </w:r>
@@ -3980,22 +5505,7 @@
 
 <file path=word/footer15.xml><?xml version="1.0" encoding="utf-8"?>
 <w:ftr xmlns:m="http://schemas.openxmlformats.org/officeDocument/2006/math" xmlns:mc="http://schemas.openxmlformats.org/markup-compatibility/2006" xmlns:mo="http://schemas.microsoft.com/office/mac/office/2008/main" xmlns:mv="urn:schemas-microsoft-com:mac:vml" xmlns:o="urn:schemas-microsoft-com:office:office" xmlns:r="http://schemas.openxmlformats.org/officeDocument/2006/relationships" xmlns:v="urn:schemas-microsoft-com:vml" xmlns:w10="urn:schemas-microsoft-com:office:word" xmlns:w14="http://schemas.microsoft.com/office/word/2010/wordml" xmlns:w="http://schemas.openxmlformats.org/wordprocessingml/2006/main" xmlns:wne="http://schemas.microsoft.com/office/word/2006/wordml" xmlns:wp14="http://schemas.microsoft.com/office/word/2010/wordprocessingDrawing" xmlns:wp="http://schemas.openxmlformats.org/drawingml/2006/wordprocessingDrawing" xmlns:wpc="http://schemas.microsoft.com/office/word/2010/wordprocessingCanvas" xmlns:wpg="http://schemas.microsoft.com/office/word/2010/wordprocessingGroup" xmlns:wpi="http://schemas.microsoft.com/office/word/2010/wordprocessingInk" xmlns:wps="http://schemas.microsoft.com/office/word/2010/wordprocessingShape" mc:Ignorable="w14 wp14">
-  <w:p>
-    <w:pPr>
-      <w:pStyle w:val="Footer"/>
-      <w:jc w:val="center"/>
-    </w:pPr>
-    <w:r>
-      <w:rPr>
-        <w:rFonts w:ascii="Times New Roman" w:hAnsi="Times New Roman"/>
-        <w:sz w:val="24"/>
-      </w:rPr>
-      <w:fldChar w:fldCharType="begin"/>
-      <w:instrText xml:space="preserve"> PAGE \* roman </w:instrText>
-      <w:fldChar w:fldCharType="separate"/>
-      <w:fldChar w:fldCharType="end"/>
-    </w:r>
-  </w:p>
+  <w:p/>
 </w:ftr>
 </file>
 
@@ -4003,7 +5513,6 @@
 <w:ftr xmlns:m="http://schemas.openxmlformats.org/officeDocument/2006/math" xmlns:mc="http://schemas.openxmlformats.org/markup-compatibility/2006" xmlns:mo="http://schemas.microsoft.com/office/mac/office/2008/main" xmlns:mv="urn:schemas-microsoft-com:mac:vml" xmlns:o="urn:schemas-microsoft-com:office:office" xmlns:r="http://schemas.openxmlformats.org/officeDocument/2006/relationships" xmlns:v="urn:schemas-microsoft-com:vml" xmlns:w10="urn:schemas-microsoft-com:office:word" xmlns:w14="http://schemas.microsoft.com/office/word/2010/wordml" xmlns:w="http://schemas.openxmlformats.org/wordprocessingml/2006/main" xmlns:wne="http://schemas.microsoft.com/office/word/2006/wordml" xmlns:wp14="http://schemas.microsoft.com/office/word/2010/wordprocessingDrawing" xmlns:wp="http://schemas.openxmlformats.org/drawingml/2006/wordprocessingDrawing" xmlns:wpc="http://schemas.microsoft.com/office/word/2010/wordprocessingCanvas" xmlns:wpg="http://schemas.microsoft.com/office/word/2010/wordprocessingGroup" xmlns:wpi="http://schemas.microsoft.com/office/word/2010/wordprocessingInk" xmlns:wps="http://schemas.microsoft.com/office/word/2010/wordprocessingShape" mc:Ignorable="w14 wp14">
   <w:p>
     <w:pPr>
-      <w:pStyle w:val="Footer"/>
       <w:jc w:val="center"/>
     </w:pPr>
     <w:r>
@@ -4012,7 +5521,7 @@
         <w:sz w:val="24"/>
       </w:rPr>
       <w:fldChar w:fldCharType="begin"/>
-      <w:instrText xml:space="preserve"> PAGE \* roman </w:instrText>
+      <w:instrText xml:space="preserve"> PAGE </w:instrText>
       <w:fldChar w:fldCharType="separate"/>
       <w:fldChar w:fldCharType="end"/>
     </w:r>
@@ -4022,22 +5531,7 @@
 
 <file path=word/footer17.xml><?xml version="1.0" encoding="utf-8"?>
 <w:ftr xmlns:m="http://schemas.openxmlformats.org/officeDocument/2006/math" xmlns:mc="http://schemas.openxmlformats.org/markup-compatibility/2006" xmlns:mo="http://schemas.microsoft.com/office/mac/office/2008/main" xmlns:mv="urn:schemas-microsoft-com:mac:vml" xmlns:o="urn:schemas-microsoft-com:office:office" xmlns:r="http://schemas.openxmlformats.org/officeDocument/2006/relationships" xmlns:v="urn:schemas-microsoft-com:vml" xmlns:w10="urn:schemas-microsoft-com:office:word" xmlns:w14="http://schemas.microsoft.com/office/word/2010/wordml" xmlns:w="http://schemas.openxmlformats.org/wordprocessingml/2006/main" xmlns:wne="http://schemas.microsoft.com/office/word/2006/wordml" xmlns:wp14="http://schemas.microsoft.com/office/word/2010/wordprocessingDrawing" xmlns:wp="http://schemas.openxmlformats.org/drawingml/2006/wordprocessingDrawing" xmlns:wpc="http://schemas.microsoft.com/office/word/2010/wordprocessingCanvas" xmlns:wpg="http://schemas.microsoft.com/office/word/2010/wordprocessingGroup" xmlns:wpi="http://schemas.microsoft.com/office/word/2010/wordprocessingInk" xmlns:wps="http://schemas.microsoft.com/office/word/2010/wordprocessingShape" mc:Ignorable="w14 wp14">
-  <w:p>
-    <w:pPr>
-      <w:pStyle w:val="Footer"/>
-      <w:jc w:val="center"/>
-    </w:pPr>
-    <w:r>
-      <w:rPr>
-        <w:rFonts w:ascii="Times New Roman" w:hAnsi="Times New Roman"/>
-        <w:sz w:val="24"/>
-      </w:rPr>
-      <w:fldChar w:fldCharType="begin"/>
-      <w:instrText xml:space="preserve"> PAGE \* roman </w:instrText>
-      <w:fldChar w:fldCharType="separate"/>
-      <w:fldChar w:fldCharType="end"/>
-    </w:r>
-  </w:p>
+  <w:p/>
 </w:ftr>
 </file>
 
@@ -4045,7 +5539,6 @@
 <w:ftr xmlns:m="http://schemas.openxmlformats.org/officeDocument/2006/math" xmlns:mc="http://schemas.openxmlformats.org/markup-compatibility/2006" xmlns:mo="http://schemas.microsoft.com/office/mac/office/2008/main" xmlns:mv="urn:schemas-microsoft-com:mac:vml" xmlns:o="urn:schemas-microsoft-com:office:office" xmlns:r="http://schemas.openxmlformats.org/officeDocument/2006/relationships" xmlns:v="urn:schemas-microsoft-com:vml" xmlns:w10="urn:schemas-microsoft-com:office:word" xmlns:w14="http://schemas.microsoft.com/office/word/2010/wordml" xmlns:w="http://schemas.openxmlformats.org/wordprocessingml/2006/main" xmlns:wne="http://schemas.microsoft.com/office/word/2006/wordml" xmlns:wp14="http://schemas.microsoft.com/office/word/2010/wordprocessingDrawing" xmlns:wp="http://schemas.openxmlformats.org/drawingml/2006/wordprocessingDrawing" xmlns:wpc="http://schemas.microsoft.com/office/word/2010/wordprocessingCanvas" xmlns:wpg="http://schemas.microsoft.com/office/word/2010/wordprocessingGroup" xmlns:wpi="http://schemas.microsoft.com/office/word/2010/wordprocessingInk" xmlns:wps="http://schemas.microsoft.com/office/word/2010/wordprocessingShape" mc:Ignorable="w14 wp14">
   <w:p>
     <w:pPr>
-      <w:pStyle w:val="Footer"/>
       <w:jc w:val="center"/>
     </w:pPr>
     <w:r>
@@ -4054,7 +5547,7 @@
         <w:sz w:val="24"/>
       </w:rPr>
       <w:fldChar w:fldCharType="begin"/>
-      <w:instrText xml:space="preserve"> PAGE \* roman </w:instrText>
+      <w:instrText xml:space="preserve"> PAGE </w:instrText>
       <w:fldChar w:fldCharType="separate"/>
       <w:fldChar w:fldCharType="end"/>
     </w:r>
@@ -4066,7 +5559,6 @@
 <w:ftr xmlns:m="http://schemas.openxmlformats.org/officeDocument/2006/math" xmlns:mc="http://schemas.openxmlformats.org/markup-compatibility/2006" xmlns:mo="http://schemas.microsoft.com/office/mac/office/2008/main" xmlns:mv="urn:schemas-microsoft-com:mac:vml" xmlns:o="urn:schemas-microsoft-com:office:office" xmlns:r="http://schemas.openxmlformats.org/officeDocument/2006/relationships" xmlns:v="urn:schemas-microsoft-com:vml" xmlns:w10="urn:schemas-microsoft-com:office:word" xmlns:w14="http://schemas.microsoft.com/office/word/2010/wordml" xmlns:w="http://schemas.openxmlformats.org/wordprocessingml/2006/main" xmlns:wne="http://schemas.microsoft.com/office/word/2006/wordml" xmlns:wp14="http://schemas.microsoft.com/office/word/2010/wordprocessingDrawing" xmlns:wp="http://schemas.openxmlformats.org/drawingml/2006/wordprocessingDrawing" xmlns:wpc="http://schemas.microsoft.com/office/word/2010/wordprocessingCanvas" xmlns:wpg="http://schemas.microsoft.com/office/word/2010/wordprocessingGroup" xmlns:wpi="http://schemas.microsoft.com/office/word/2010/wordprocessingInk" xmlns:wps="http://schemas.microsoft.com/office/word/2010/wordprocessingShape" mc:Ignorable="w14 wp14">
   <w:p>
     <w:pPr>
-      <w:pStyle w:val="Footer"/>
       <w:jc w:val="center"/>
     </w:pPr>
     <w:r>
@@ -4075,7 +5567,7 @@
         <w:sz w:val="24"/>
       </w:rPr>
       <w:fldChar w:fldCharType="begin"/>
-      <w:instrText xml:space="preserve"> PAGE \* roman </w:instrText>
+      <w:instrText xml:space="preserve"> PAGE </w:instrText>
       <w:fldChar w:fldCharType="separate"/>
       <w:fldChar w:fldCharType="end"/>
     </w:r>
@@ -4087,8 +5579,18 @@
 <w:ftr xmlns:m="http://schemas.openxmlformats.org/officeDocument/2006/math" xmlns:mc="http://schemas.openxmlformats.org/markup-compatibility/2006" xmlns:mo="http://schemas.microsoft.com/office/mac/office/2008/main" xmlns:mv="urn:schemas-microsoft-com:mac:vml" xmlns:o="urn:schemas-microsoft-com:office:office" xmlns:r="http://schemas.openxmlformats.org/officeDocument/2006/relationships" xmlns:v="urn:schemas-microsoft-com:vml" xmlns:w10="urn:schemas-microsoft-com:office:word" xmlns:w14="http://schemas.microsoft.com/office/word/2010/wordml" xmlns:w="http://schemas.openxmlformats.org/wordprocessingml/2006/main" xmlns:wne="http://schemas.microsoft.com/office/word/2006/wordml" xmlns:wp14="http://schemas.microsoft.com/office/word/2010/wordprocessingDrawing" xmlns:wp="http://schemas.openxmlformats.org/drawingml/2006/wordprocessingDrawing" xmlns:wpc="http://schemas.microsoft.com/office/word/2010/wordprocessingCanvas" xmlns:wpg="http://schemas.microsoft.com/office/word/2010/wordprocessingGroup" xmlns:wpi="http://schemas.microsoft.com/office/word/2010/wordprocessingInk" xmlns:wps="http://schemas.microsoft.com/office/word/2010/wordprocessingShape" mc:Ignorable="w14 wp14">
   <w:p>
     <w:pPr>
-      <w:pStyle w:val="Footer"/>
+      <w:jc w:val="center"/>
     </w:pPr>
+    <w:r>
+      <w:rPr>
+        <w:rFonts w:ascii="Times New Roman" w:hAnsi="Times New Roman"/>
+        <w:sz w:val="24"/>
+      </w:rPr>
+      <w:fldChar w:fldCharType="begin"/>
+      <w:instrText xml:space="preserve"> PAGE </w:instrText>
+      <w:fldChar w:fldCharType="separate"/>
+      <w:fldChar w:fldCharType="end"/>
+    </w:r>
   </w:p>
 </w:ftr>
 </file>
@@ -4097,7 +5599,6 @@
 <w:ftr xmlns:m="http://schemas.openxmlformats.org/officeDocument/2006/math" xmlns:mc="http://schemas.openxmlformats.org/markup-compatibility/2006" xmlns:mo="http://schemas.microsoft.com/office/mac/office/2008/main" xmlns:mv="urn:schemas-microsoft-com:mac:vml" xmlns:o="urn:schemas-microsoft-com:office:office" xmlns:r="http://schemas.openxmlformats.org/officeDocument/2006/relationships" xmlns:v="urn:schemas-microsoft-com:vml" xmlns:w10="urn:schemas-microsoft-com:office:word" xmlns:w14="http://schemas.microsoft.com/office/word/2010/wordml" xmlns:w="http://schemas.openxmlformats.org/wordprocessingml/2006/main" xmlns:wne="http://schemas.microsoft.com/office/word/2006/wordml" xmlns:wp14="http://schemas.microsoft.com/office/word/2010/wordprocessingDrawing" xmlns:wp="http://schemas.openxmlformats.org/drawingml/2006/wordprocessingDrawing" xmlns:wpc="http://schemas.microsoft.com/office/word/2010/wordprocessingCanvas" xmlns:wpg="http://schemas.microsoft.com/office/word/2010/wordprocessingGroup" xmlns:wpi="http://schemas.microsoft.com/office/word/2010/wordprocessingInk" xmlns:wps="http://schemas.microsoft.com/office/word/2010/wordprocessingShape" mc:Ignorable="w14 wp14">
   <w:p>
     <w:pPr>
-      <w:pStyle w:val="Footer"/>
       <w:jc w:val="center"/>
     </w:pPr>
     <w:r>
@@ -4106,7 +5607,7 @@
         <w:sz w:val="24"/>
       </w:rPr>
       <w:fldChar w:fldCharType="begin"/>
-      <w:instrText xml:space="preserve"> PAGE \* roman </w:instrText>
+      <w:instrText xml:space="preserve"> PAGE </w:instrText>
       <w:fldChar w:fldCharType="separate"/>
       <w:fldChar w:fldCharType="end"/>
     </w:r>
@@ -4118,7 +5619,6 @@
 <w:ftr xmlns:m="http://schemas.openxmlformats.org/officeDocument/2006/math" xmlns:mc="http://schemas.openxmlformats.org/markup-compatibility/2006" xmlns:mo="http://schemas.microsoft.com/office/mac/office/2008/main" xmlns:mv="urn:schemas-microsoft-com:mac:vml" xmlns:o="urn:schemas-microsoft-com:office:office" xmlns:r="http://schemas.openxmlformats.org/officeDocument/2006/relationships" xmlns:v="urn:schemas-microsoft-com:vml" xmlns:w10="urn:schemas-microsoft-com:office:word" xmlns:w14="http://schemas.microsoft.com/office/word/2010/wordml" xmlns:w="http://schemas.openxmlformats.org/wordprocessingml/2006/main" xmlns:wne="http://schemas.microsoft.com/office/word/2006/wordml" xmlns:wp14="http://schemas.microsoft.com/office/word/2010/wordprocessingDrawing" xmlns:wp="http://schemas.openxmlformats.org/drawingml/2006/wordprocessingDrawing" xmlns:wpc="http://schemas.microsoft.com/office/word/2010/wordprocessingCanvas" xmlns:wpg="http://schemas.microsoft.com/office/word/2010/wordprocessingGroup" xmlns:wpi="http://schemas.microsoft.com/office/word/2010/wordprocessingInk" xmlns:wps="http://schemas.microsoft.com/office/word/2010/wordprocessingShape" mc:Ignorable="w14 wp14">
   <w:p>
     <w:pPr>
-      <w:pStyle w:val="Footer"/>
       <w:jc w:val="center"/>
     </w:pPr>
     <w:r>
@@ -4139,7 +5639,6 @@
 <w:ftr xmlns:m="http://schemas.openxmlformats.org/officeDocument/2006/math" xmlns:mc="http://schemas.openxmlformats.org/markup-compatibility/2006" xmlns:mo="http://schemas.microsoft.com/office/mac/office/2008/main" xmlns:mv="urn:schemas-microsoft-com:mac:vml" xmlns:o="urn:schemas-microsoft-com:office:office" xmlns:r="http://schemas.openxmlformats.org/officeDocument/2006/relationships" xmlns:v="urn:schemas-microsoft-com:vml" xmlns:w10="urn:schemas-microsoft-com:office:word" xmlns:w14="http://schemas.microsoft.com/office/word/2010/wordml" xmlns:w="http://schemas.openxmlformats.org/wordprocessingml/2006/main" xmlns:wne="http://schemas.microsoft.com/office/word/2006/wordml" xmlns:wp14="http://schemas.microsoft.com/office/word/2010/wordprocessingDrawing" xmlns:wp="http://schemas.openxmlformats.org/drawingml/2006/wordprocessingDrawing" xmlns:wpc="http://schemas.microsoft.com/office/word/2010/wordprocessingCanvas" xmlns:wpg="http://schemas.microsoft.com/office/word/2010/wordprocessingGroup" xmlns:wpi="http://schemas.microsoft.com/office/word/2010/wordprocessingInk" xmlns:wps="http://schemas.microsoft.com/office/word/2010/wordprocessingShape" mc:Ignorable="w14 wp14">
   <w:p>
     <w:pPr>
-      <w:pStyle w:val="Footer"/>
       <w:jc w:val="center"/>
     </w:pPr>
     <w:r>
@@ -4160,7 +5659,6 @@
 <w:ftr xmlns:m="http://schemas.openxmlformats.org/officeDocument/2006/math" xmlns:mc="http://schemas.openxmlformats.org/markup-compatibility/2006" xmlns:mo="http://schemas.microsoft.com/office/mac/office/2008/main" xmlns:mv="urn:schemas-microsoft-com:mac:vml" xmlns:o="urn:schemas-microsoft-com:office:office" xmlns:r="http://schemas.openxmlformats.org/officeDocument/2006/relationships" xmlns:v="urn:schemas-microsoft-com:vml" xmlns:w10="urn:schemas-microsoft-com:office:word" xmlns:w14="http://schemas.microsoft.com/office/word/2010/wordml" xmlns:w="http://schemas.openxmlformats.org/wordprocessingml/2006/main" xmlns:wne="http://schemas.microsoft.com/office/word/2006/wordml" xmlns:wp14="http://schemas.microsoft.com/office/word/2010/wordprocessingDrawing" xmlns:wp="http://schemas.openxmlformats.org/drawingml/2006/wordprocessingDrawing" xmlns:wpc="http://schemas.microsoft.com/office/word/2010/wordprocessingCanvas" xmlns:wpg="http://schemas.microsoft.com/office/word/2010/wordprocessingGroup" xmlns:wpi="http://schemas.microsoft.com/office/word/2010/wordprocessingInk" xmlns:wps="http://schemas.microsoft.com/office/word/2010/wordprocessingShape" mc:Ignorable="w14 wp14">
   <w:p>
     <w:pPr>
-      <w:pStyle w:val="Footer"/>
       <w:jc w:val="center"/>
     </w:pPr>
     <w:r>
@@ -4181,7 +5679,6 @@
 <w:ftr xmlns:m="http://schemas.openxmlformats.org/officeDocument/2006/math" xmlns:mc="http://schemas.openxmlformats.org/markup-compatibility/2006" xmlns:mo="http://schemas.microsoft.com/office/mac/office/2008/main" xmlns:mv="urn:schemas-microsoft-com:mac:vml" xmlns:o="urn:schemas-microsoft-com:office:office" xmlns:r="http://schemas.openxmlformats.org/officeDocument/2006/relationships" xmlns:v="urn:schemas-microsoft-com:vml" xmlns:w10="urn:schemas-microsoft-com:office:word" xmlns:w14="http://schemas.microsoft.com/office/word/2010/wordml" xmlns:w="http://schemas.openxmlformats.org/wordprocessingml/2006/main" xmlns:wne="http://schemas.microsoft.com/office/word/2006/wordml" xmlns:wp14="http://schemas.microsoft.com/office/word/2010/wordprocessingDrawing" xmlns:wp="http://schemas.openxmlformats.org/drawingml/2006/wordprocessingDrawing" xmlns:wpc="http://schemas.microsoft.com/office/word/2010/wordprocessingCanvas" xmlns:wpg="http://schemas.microsoft.com/office/word/2010/wordprocessingGroup" xmlns:wpi="http://schemas.microsoft.com/office/word/2010/wordprocessingInk" xmlns:wps="http://schemas.microsoft.com/office/word/2010/wordprocessingShape" mc:Ignorable="w14 wp14">
   <w:p>
     <w:pPr>
-      <w:pStyle w:val="Footer"/>
       <w:jc w:val="center"/>
     </w:pPr>
     <w:r>
@@ -4202,7 +5699,6 @@
 <w:ftr xmlns:m="http://schemas.openxmlformats.org/officeDocument/2006/math" xmlns:mc="http://schemas.openxmlformats.org/markup-compatibility/2006" xmlns:mo="http://schemas.microsoft.com/office/mac/office/2008/main" xmlns:mv="urn:schemas-microsoft-com:mac:vml" xmlns:o="urn:schemas-microsoft-com:office:office" xmlns:r="http://schemas.openxmlformats.org/officeDocument/2006/relationships" xmlns:v="urn:schemas-microsoft-com:vml" xmlns:w10="urn:schemas-microsoft-com:office:word" xmlns:w14="http://schemas.microsoft.com/office/word/2010/wordml" xmlns:w="http://schemas.openxmlformats.org/wordprocessingml/2006/main" xmlns:wne="http://schemas.microsoft.com/office/word/2006/wordml" xmlns:wp14="http://schemas.microsoft.com/office/word/2010/wordprocessingDrawing" xmlns:wp="http://schemas.openxmlformats.org/drawingml/2006/wordprocessingDrawing" xmlns:wpc="http://schemas.microsoft.com/office/word/2010/wordprocessingCanvas" xmlns:wpg="http://schemas.microsoft.com/office/word/2010/wordprocessingGroup" xmlns:wpi="http://schemas.microsoft.com/office/word/2010/wordprocessingInk" xmlns:wps="http://schemas.microsoft.com/office/word/2010/wordprocessingShape" mc:Ignorable="w14 wp14">
   <w:p>
     <w:pPr>
-      <w:pStyle w:val="Footer"/>
       <w:jc w:val="center"/>
     </w:pPr>
     <w:r>
@@ -4223,7 +5719,26 @@
 <w:ftr xmlns:m="http://schemas.openxmlformats.org/officeDocument/2006/math" xmlns:mc="http://schemas.openxmlformats.org/markup-compatibility/2006" xmlns:mo="http://schemas.microsoft.com/office/mac/office/2008/main" xmlns:mv="urn:schemas-microsoft-com:mac:vml" xmlns:o="urn:schemas-microsoft-com:office:office" xmlns:r="http://schemas.openxmlformats.org/officeDocument/2006/relationships" xmlns:v="urn:schemas-microsoft-com:vml" xmlns:w10="urn:schemas-microsoft-com:office:word" xmlns:w14="http://schemas.microsoft.com/office/word/2010/wordml" xmlns:w="http://schemas.openxmlformats.org/wordprocessingml/2006/main" xmlns:wne="http://schemas.microsoft.com/office/word/2006/wordml" xmlns:wp14="http://schemas.microsoft.com/office/word/2010/wordprocessingDrawing" xmlns:wp="http://schemas.openxmlformats.org/drawingml/2006/wordprocessingDrawing" xmlns:wpc="http://schemas.microsoft.com/office/word/2010/wordprocessingCanvas" xmlns:wpg="http://schemas.microsoft.com/office/word/2010/wordprocessingGroup" xmlns:wpi="http://schemas.microsoft.com/office/word/2010/wordprocessingInk" xmlns:wps="http://schemas.microsoft.com/office/word/2010/wordprocessingShape" mc:Ignorable="w14 wp14">
   <w:p>
     <w:pPr>
-      <w:pStyle w:val="Footer"/>
+      <w:jc w:val="center"/>
+    </w:pPr>
+    <w:r>
+      <w:rPr>
+        <w:rFonts w:ascii="Times New Roman" w:hAnsi="Times New Roman"/>
+        <w:sz w:val="24"/>
+      </w:rPr>
+      <w:fldChar w:fldCharType="begin"/>
+      <w:instrText xml:space="preserve"> PAGE </w:instrText>
+      <w:fldChar w:fldCharType="separate"/>
+      <w:fldChar w:fldCharType="end"/>
+    </w:r>
+  </w:p>
+</w:ftr>
+</file>
+
+<file path=word/footer27.xml><?xml version="1.0" encoding="utf-8"?>
+<w:ftr xmlns:m="http://schemas.openxmlformats.org/officeDocument/2006/math" xmlns:mc="http://schemas.openxmlformats.org/markup-compatibility/2006" xmlns:mo="http://schemas.microsoft.com/office/mac/office/2008/main" xmlns:mv="urn:schemas-microsoft-com:mac:vml" xmlns:o="urn:schemas-microsoft-com:office:office" xmlns:r="http://schemas.openxmlformats.org/officeDocument/2006/relationships" xmlns:v="urn:schemas-microsoft-com:vml" xmlns:w10="urn:schemas-microsoft-com:office:word" xmlns:w14="http://schemas.microsoft.com/office/word/2010/wordml" xmlns:w="http://schemas.openxmlformats.org/wordprocessingml/2006/main" xmlns:wne="http://schemas.microsoft.com/office/word/2006/wordml" xmlns:wp14="http://schemas.microsoft.com/office/word/2010/wordprocessingDrawing" xmlns:wp="http://schemas.openxmlformats.org/drawingml/2006/wordprocessingDrawing" xmlns:wpc="http://schemas.microsoft.com/office/word/2010/wordprocessingCanvas" xmlns:wpg="http://schemas.microsoft.com/office/word/2010/wordprocessingGroup" xmlns:wpi="http://schemas.microsoft.com/office/word/2010/wordprocessingInk" xmlns:wps="http://schemas.microsoft.com/office/word/2010/wordprocessingShape" mc:Ignorable="w14 wp14">
+  <w:p>
+    <w:pPr>
       <w:jc w:val="center"/>
     </w:pPr>
     <w:r>
@@ -4244,7 +5759,6 @@
 <w:ftr xmlns:m="http://schemas.openxmlformats.org/officeDocument/2006/math" xmlns:mc="http://schemas.openxmlformats.org/markup-compatibility/2006" xmlns:mo="http://schemas.microsoft.com/office/mac/office/2008/main" xmlns:mv="urn:schemas-microsoft-com:mac:vml" xmlns:o="urn:schemas-microsoft-com:office:office" xmlns:r="http://schemas.openxmlformats.org/officeDocument/2006/relationships" xmlns:v="urn:schemas-microsoft-com:vml" xmlns:w10="urn:schemas-microsoft-com:office:word" xmlns:w14="http://schemas.microsoft.com/office/word/2010/wordml" xmlns:w="http://schemas.openxmlformats.org/wordprocessingml/2006/main" xmlns:wne="http://schemas.microsoft.com/office/word/2006/wordml" xmlns:wp14="http://schemas.microsoft.com/office/word/2010/wordprocessingDrawing" xmlns:wp="http://schemas.openxmlformats.org/drawingml/2006/wordprocessingDrawing" xmlns:wpc="http://schemas.microsoft.com/office/word/2010/wordprocessingCanvas" xmlns:wpg="http://schemas.microsoft.com/office/word/2010/wordprocessingGroup" xmlns:wpi="http://schemas.microsoft.com/office/word/2010/wordprocessingInk" xmlns:wps="http://schemas.microsoft.com/office/word/2010/wordprocessingShape" mc:Ignorable="w14 wp14">
   <w:p>
     <w:pPr>
-      <w:pStyle w:val="Footer"/>
       <w:jc w:val="center"/>
     </w:pPr>
     <w:r>
@@ -4253,7 +5767,7 @@
         <w:sz w:val="24"/>
       </w:rPr>
       <w:fldChar w:fldCharType="begin"/>
-      <w:instrText xml:space="preserve"> PAGE \* roman </w:instrText>
+      <w:instrText xml:space="preserve"> PAGE </w:instrText>
       <w:fldChar w:fldCharType="separate"/>
       <w:fldChar w:fldCharType="end"/>
     </w:r>
@@ -4265,7 +5779,6 @@
 <w:ftr xmlns:m="http://schemas.openxmlformats.org/officeDocument/2006/math" xmlns:mc="http://schemas.openxmlformats.org/markup-compatibility/2006" xmlns:mo="http://schemas.microsoft.com/office/mac/office/2008/main" xmlns:mv="urn:schemas-microsoft-com:mac:vml" xmlns:o="urn:schemas-microsoft-com:office:office" xmlns:r="http://schemas.openxmlformats.org/officeDocument/2006/relationships" xmlns:v="urn:schemas-microsoft-com:vml" xmlns:w10="urn:schemas-microsoft-com:office:word" xmlns:w14="http://schemas.microsoft.com/office/word/2010/wordml" xmlns:w="http://schemas.openxmlformats.org/wordprocessingml/2006/main" xmlns:wne="http://schemas.microsoft.com/office/word/2006/wordml" xmlns:wp14="http://schemas.microsoft.com/office/word/2010/wordprocessingDrawing" xmlns:wp="http://schemas.openxmlformats.org/drawingml/2006/wordprocessingDrawing" xmlns:wpc="http://schemas.microsoft.com/office/word/2010/wordprocessingCanvas" xmlns:wpg="http://schemas.microsoft.com/office/word/2010/wordprocessingGroup" xmlns:wpi="http://schemas.microsoft.com/office/word/2010/wordprocessingInk" xmlns:wps="http://schemas.microsoft.com/office/word/2010/wordprocessingShape" mc:Ignorable="w14 wp14">
   <w:p>
     <w:pPr>
-      <w:pStyle w:val="Footer"/>
       <w:jc w:val="center"/>
     </w:pPr>
     <w:r>
@@ -4274,7 +5787,7 @@
         <w:sz w:val="24"/>
       </w:rPr>
       <w:fldChar w:fldCharType="begin"/>
-      <w:instrText xml:space="preserve"> PAGE \* roman </w:instrText>
+      <w:instrText xml:space="preserve"> PAGE </w:instrText>
       <w:fldChar w:fldCharType="separate"/>
       <w:fldChar w:fldCharType="end"/>
     </w:r>
@@ -4286,7 +5799,6 @@
 <w:ftr xmlns:m="http://schemas.openxmlformats.org/officeDocument/2006/math" xmlns:mc="http://schemas.openxmlformats.org/markup-compatibility/2006" xmlns:mo="http://schemas.microsoft.com/office/mac/office/2008/main" xmlns:mv="urn:schemas-microsoft-com:mac:vml" xmlns:o="urn:schemas-microsoft-com:office:office" xmlns:r="http://schemas.openxmlformats.org/officeDocument/2006/relationships" xmlns:v="urn:schemas-microsoft-com:vml" xmlns:w10="urn:schemas-microsoft-com:office:word" xmlns:w14="http://schemas.microsoft.com/office/word/2010/wordml" xmlns:w="http://schemas.openxmlformats.org/wordprocessingml/2006/main" xmlns:wne="http://schemas.microsoft.com/office/word/2006/wordml" xmlns:wp14="http://schemas.microsoft.com/office/word/2010/wordprocessingDrawing" xmlns:wp="http://schemas.openxmlformats.org/drawingml/2006/wordprocessingDrawing" xmlns:wpc="http://schemas.microsoft.com/office/word/2010/wordprocessingCanvas" xmlns:wpg="http://schemas.microsoft.com/office/word/2010/wordprocessingGroup" xmlns:wpi="http://schemas.microsoft.com/office/word/2010/wordprocessingInk" xmlns:wps="http://schemas.microsoft.com/office/word/2010/wordprocessingShape" mc:Ignorable="w14 wp14">
   <w:p>
     <w:pPr>
-      <w:pStyle w:val="Footer"/>
       <w:jc w:val="center"/>
     </w:pPr>
     <w:r>
@@ -4295,7 +5807,7 @@
         <w:sz w:val="24"/>
       </w:rPr>
       <w:fldChar w:fldCharType="begin"/>
-      <w:instrText xml:space="preserve"> PAGE \* roman </w:instrText>
+      <w:instrText xml:space="preserve"> PAGE </w:instrText>
       <w:fldChar w:fldCharType="separate"/>
       <w:fldChar w:fldCharType="end"/>
     </w:r>
@@ -4307,7 +5819,6 @@
 <w:ftr xmlns:m="http://schemas.openxmlformats.org/officeDocument/2006/math" xmlns:mc="http://schemas.openxmlformats.org/markup-compatibility/2006" xmlns:mo="http://schemas.microsoft.com/office/mac/office/2008/main" xmlns:mv="urn:schemas-microsoft-com:mac:vml" xmlns:o="urn:schemas-microsoft-com:office:office" xmlns:r="http://schemas.openxmlformats.org/officeDocument/2006/relationships" xmlns:v="urn:schemas-microsoft-com:vml" xmlns:w10="urn:schemas-microsoft-com:office:word" xmlns:w14="http://schemas.microsoft.com/office/word/2010/wordml" xmlns:w="http://schemas.openxmlformats.org/wordprocessingml/2006/main" xmlns:wne="http://schemas.microsoft.com/office/word/2006/wordml" xmlns:wp14="http://schemas.microsoft.com/office/word/2010/wordprocessingDrawing" xmlns:wp="http://schemas.openxmlformats.org/drawingml/2006/wordprocessingDrawing" xmlns:wpc="http://schemas.microsoft.com/office/word/2010/wordprocessingCanvas" xmlns:wpg="http://schemas.microsoft.com/office/word/2010/wordprocessingGroup" xmlns:wpi="http://schemas.microsoft.com/office/word/2010/wordprocessingInk" xmlns:wps="http://schemas.microsoft.com/office/word/2010/wordprocessingShape" mc:Ignorable="w14 wp14">
   <w:p>
     <w:pPr>
-      <w:pStyle w:val="Footer"/>
       <w:jc w:val="center"/>
     </w:pPr>
     <w:r>
@@ -4316,7 +5827,7 @@
         <w:sz w:val="24"/>
       </w:rPr>
       <w:fldChar w:fldCharType="begin"/>
-      <w:instrText xml:space="preserve"> PAGE \* roman </w:instrText>
+      <w:instrText xml:space="preserve"> PAGE </w:instrText>
       <w:fldChar w:fldCharType="separate"/>
       <w:fldChar w:fldCharType="end"/>
     </w:r>
@@ -4328,7 +5839,6 @@
 <w:ftr xmlns:m="http://schemas.openxmlformats.org/officeDocument/2006/math" xmlns:mc="http://schemas.openxmlformats.org/markup-compatibility/2006" xmlns:mo="http://schemas.microsoft.com/office/mac/office/2008/main" xmlns:mv="urn:schemas-microsoft-com:mac:vml" xmlns:o="urn:schemas-microsoft-com:office:office" xmlns:r="http://schemas.openxmlformats.org/officeDocument/2006/relationships" xmlns:v="urn:schemas-microsoft-com:vml" xmlns:w10="urn:schemas-microsoft-com:office:word" xmlns:w14="http://schemas.microsoft.com/office/word/2010/wordml" xmlns:w="http://schemas.openxmlformats.org/wordprocessingml/2006/main" xmlns:wne="http://schemas.microsoft.com/office/word/2006/wordml" xmlns:wp14="http://schemas.microsoft.com/office/word/2010/wordprocessingDrawing" xmlns:wp="http://schemas.openxmlformats.org/drawingml/2006/wordprocessingDrawing" xmlns:wpc="http://schemas.microsoft.com/office/word/2010/wordprocessingCanvas" xmlns:wpg="http://schemas.microsoft.com/office/word/2010/wordprocessingGroup" xmlns:wpi="http://schemas.microsoft.com/office/word/2010/wordprocessingInk" xmlns:wps="http://schemas.microsoft.com/office/word/2010/wordprocessingShape" mc:Ignorable="w14 wp14">
   <w:p>
     <w:pPr>
-      <w:pStyle w:val="Footer"/>
       <w:jc w:val="center"/>
     </w:pPr>
     <w:r>
@@ -4337,7 +5847,7 @@
         <w:sz w:val="24"/>
       </w:rPr>
       <w:fldChar w:fldCharType="begin"/>
-      <w:instrText xml:space="preserve"> PAGE \* roman </w:instrText>
+      <w:instrText xml:space="preserve"> PAGE </w:instrText>
       <w:fldChar w:fldCharType="separate"/>
       <w:fldChar w:fldCharType="end"/>
     </w:r>
@@ -4349,7 +5859,6 @@
 <w:ftr xmlns:m="http://schemas.openxmlformats.org/officeDocument/2006/math" xmlns:mc="http://schemas.openxmlformats.org/markup-compatibility/2006" xmlns:mo="http://schemas.microsoft.com/office/mac/office/2008/main" xmlns:mv="urn:schemas-microsoft-com:mac:vml" xmlns:o="urn:schemas-microsoft-com:office:office" xmlns:r="http://schemas.openxmlformats.org/officeDocument/2006/relationships" xmlns:v="urn:schemas-microsoft-com:vml" xmlns:w10="urn:schemas-microsoft-com:office:word" xmlns:w14="http://schemas.microsoft.com/office/word/2010/wordml" xmlns:w="http://schemas.openxmlformats.org/wordprocessingml/2006/main" xmlns:wne="http://schemas.microsoft.com/office/word/2006/wordml" xmlns:wp14="http://schemas.microsoft.com/office/word/2010/wordprocessingDrawing" xmlns:wp="http://schemas.openxmlformats.org/drawingml/2006/wordprocessingDrawing" xmlns:wpc="http://schemas.microsoft.com/office/word/2010/wordprocessingCanvas" xmlns:wpg="http://schemas.microsoft.com/office/word/2010/wordprocessingGroup" xmlns:wpi="http://schemas.microsoft.com/office/word/2010/wordprocessingInk" xmlns:wps="http://schemas.microsoft.com/office/word/2010/wordprocessingShape" mc:Ignorable="w14 wp14">
   <w:p>
     <w:pPr>
-      <w:pStyle w:val="Footer"/>
       <w:jc w:val="center"/>
     </w:pPr>
     <w:r>
@@ -4358,7 +5867,7 @@
         <w:sz w:val="24"/>
       </w:rPr>
       <w:fldChar w:fldCharType="begin"/>
-      <w:instrText xml:space="preserve"> PAGE \* roman </w:instrText>
+      <w:instrText xml:space="preserve"> PAGE </w:instrText>
       <w:fldChar w:fldCharType="separate"/>
       <w:fldChar w:fldCharType="end"/>
     </w:r>
@@ -4370,8 +5879,18 @@
 <w:ftr xmlns:m="http://schemas.openxmlformats.org/officeDocument/2006/math" xmlns:mc="http://schemas.openxmlformats.org/markup-compatibility/2006" xmlns:mo="http://schemas.microsoft.com/office/mac/office/2008/main" xmlns:mv="urn:schemas-microsoft-com:mac:vml" xmlns:o="urn:schemas-microsoft-com:office:office" xmlns:r="http://schemas.openxmlformats.org/officeDocument/2006/relationships" xmlns:v="urn:schemas-microsoft-com:vml" xmlns:w10="urn:schemas-microsoft-com:office:word" xmlns:w14="http://schemas.microsoft.com/office/word/2010/wordml" xmlns:w="http://schemas.openxmlformats.org/wordprocessingml/2006/main" xmlns:wne="http://schemas.microsoft.com/office/word/2006/wordml" xmlns:wp14="http://schemas.microsoft.com/office/word/2010/wordprocessingDrawing" xmlns:wp="http://schemas.openxmlformats.org/drawingml/2006/wordprocessingDrawing" xmlns:wpc="http://schemas.microsoft.com/office/word/2010/wordprocessingCanvas" xmlns:wpg="http://schemas.microsoft.com/office/word/2010/wordprocessingGroup" xmlns:wpi="http://schemas.microsoft.com/office/word/2010/wordprocessingInk" xmlns:wps="http://schemas.microsoft.com/office/word/2010/wordprocessingShape" mc:Ignorable="w14 wp14">
   <w:p>
     <w:pPr>
-      <w:pStyle w:val="Footer"/>
+      <w:jc w:val="center"/>
     </w:pPr>
+    <w:r>
+      <w:rPr>
+        <w:rFonts w:ascii="Times New Roman" w:hAnsi="Times New Roman"/>
+        <w:sz w:val="24"/>
+      </w:rPr>
+      <w:fldChar w:fldCharType="begin"/>
+      <w:instrText xml:space="preserve"> PAGE </w:instrText>
+      <w:fldChar w:fldCharType="separate"/>
+      <w:fldChar w:fldCharType="end"/>
+    </w:r>
   </w:p>
 </w:ftr>
 </file>
@@ -16428,6 +17947,81 @@
         <w:shd w:val="clear" w:color="auto" w:fill="FBCAA2" w:themeFill="accent6" w:themeFillTint="7F"/>
       </w:tcPr>
     </w:tblStylePr>
+  </w:style>
+  <w:style w:type="paragraph" w:customStyle="1" w:styleId="IUTECPCapítulo">
+    <w:name w:val="IUTECP Capítulo"/>
+    <w:basedOn w:val="Normal"/>
+    <w:pPr>
+      <w:keepNext/>
+      <w:keepLines/>
+      <w:jc w:val="center"/>
+      <w:outlineLvl w:val="0"/>
+    </w:pPr>
+    <w:rPr>
+      <w:rFonts w:ascii="Times New Roman" w:hAnsi="Times New Roman"/>
+      <w:b/>
+      <w:sz w:val="24"/>
+    </w:rPr>
+  </w:style>
+  <w:style w:type="paragraph" w:customStyle="1" w:styleId="IUTECPPreliminar">
+    <w:name w:val="IUTECP Preliminar"/>
+    <w:basedOn w:val="Normal"/>
+    <w:pPr>
+      <w:keepNext/>
+      <w:keepLines/>
+      <w:jc w:val="center"/>
+      <w:outlineLvl w:val="0"/>
+    </w:pPr>
+    <w:rPr>
+      <w:rFonts w:ascii="Times New Roman" w:hAnsi="Times New Roman"/>
+      <w:b/>
+      <w:sz w:val="24"/>
+    </w:rPr>
+  </w:style>
+  <w:style w:type="paragraph" w:customStyle="1" w:styleId="IUTECPTítulo2">
+    <w:name w:val="IUTECP Título 2"/>
+    <w:basedOn w:val="Normal"/>
+    <w:pPr>
+      <w:keepNext/>
+      <w:keepLines/>
+      <w:jc w:val="left"/>
+      <w:outlineLvl w:val="1"/>
+    </w:pPr>
+    <w:rPr>
+      <w:rFonts w:ascii="Times New Roman" w:hAnsi="Times New Roman"/>
+      <w:b/>
+      <w:sz w:val="24"/>
+    </w:rPr>
+  </w:style>
+  <w:style w:type="paragraph" w:customStyle="1" w:styleId="IUTECPTítulo3">
+    <w:name w:val="IUTECP Título 3"/>
+    <w:basedOn w:val="Normal"/>
+    <w:pPr>
+      <w:keepNext/>
+      <w:keepLines/>
+      <w:jc w:val="left"/>
+      <w:outlineLvl w:val="2"/>
+    </w:pPr>
+    <w:rPr>
+      <w:rFonts w:ascii="Times New Roman" w:hAnsi="Times New Roman"/>
+      <w:b/>
+      <w:sz w:val="24"/>
+    </w:rPr>
+  </w:style>
+  <w:style w:type="paragraph" w:customStyle="1" w:styleId="IUTECPSubtítulocentrado">
+    <w:name w:val="IUTECP Subtítulo centrado"/>
+    <w:basedOn w:val="Normal"/>
+    <w:pPr>
+      <w:keepNext/>
+      <w:keepLines/>
+      <w:jc w:val="center"/>
+      <w:outlineLvl w:val="1"/>
+    </w:pPr>
+    <w:rPr>
+      <w:rFonts w:ascii="Times New Roman" w:hAnsi="Times New Roman"/>
+      <w:b/>
+      <w:sz w:val="24"/>
+    </w:rPr>
   </w:style>
 </w:styles>
 </file>
